--- a/project plan.docx
+++ b/project plan.docx
@@ -16,7 +16,10 @@
         </w:numPr>
       </w:pPr>
       <w:r>
-        <w:t>Production 100</w:t>
+        <w:t xml:space="preserve">Production </w:t>
+      </w:r>
+      <w:r>
+        <w:t>200 (100 staff + 100 BYOD)</w:t>
       </w:r>
     </w:p>
     <w:p>
@@ -28,7 +31,10 @@
         </w:numPr>
       </w:pPr>
       <w:r>
-        <w:t>Warehouse 20</w:t>
+        <w:t xml:space="preserve">Warehouse </w:t>
+      </w:r>
+      <w:r>
+        <w:t>40 (20 staff + 20 BYOD)</w:t>
       </w:r>
     </w:p>
     <w:p>
@@ -40,7 +46,10 @@
         </w:numPr>
       </w:pPr>
       <w:r>
-        <w:t>Sales &amp; marketing 20</w:t>
+        <w:t xml:space="preserve">Sales &amp; marketing </w:t>
+      </w:r>
+      <w:r>
+        <w:t>40 (20 staff + 20 BYOD)</w:t>
       </w:r>
     </w:p>
     <w:p>
@@ -52,7 +61,10 @@
         </w:numPr>
       </w:pPr>
       <w:r>
-        <w:t>Finance 10</w:t>
+        <w:t xml:space="preserve">Finance </w:t>
+      </w:r>
+      <w:r>
+        <w:t>20 (10 staff + 10 BYOD)</w:t>
       </w:r>
     </w:p>
     <w:p>
@@ -64,7 +76,10 @@
         </w:numPr>
       </w:pPr>
       <w:r>
-        <w:t>R&amp;D 30</w:t>
+        <w:t xml:space="preserve">R&amp;D </w:t>
+      </w:r>
+      <w:r>
+        <w:t>60 (30 staff + 30 BYOD)</w:t>
       </w:r>
     </w:p>
     <w:p>
@@ -76,7 +91,10 @@
         </w:numPr>
       </w:pPr>
       <w:r>
-        <w:t>Management 30</w:t>
+        <w:t xml:space="preserve">Management </w:t>
+      </w:r>
+      <w:r>
+        <w:t>60 (30 staff + 30 BYOD)</w:t>
       </w:r>
     </w:p>
     <w:p>
@@ -84,6 +102,1339 @@
         <w:t>Dedicated computer connections (laptops &amp; PCs). Certain staff (sales &amp; marketing) need BYOD for future expansion</w:t>
       </w:r>
     </w:p>
+    <w:p/>
+    <w:p>
+      <w:r>
+        <w:t>VLSM:</w:t>
+      </w:r>
+      <w:r>
+        <w:br/>
+      </w:r>
+    </w:p>
+    <w:tbl>
+      <w:tblPr>
+        <w:tblStyle w:val="TableGrid"/>
+        <w:tblW w:w="0" w:type="auto"/>
+        <w:tblLook w:val="04A0" w:firstRow="1" w:lastRow="0" w:firstColumn="1" w:lastColumn="0" w:noHBand="0" w:noVBand="1"/>
+      </w:tblPr>
+      <w:tblGrid>
+        <w:gridCol w:w="1385"/>
+        <w:gridCol w:w="1006"/>
+        <w:gridCol w:w="906"/>
+        <w:gridCol w:w="1393"/>
+        <w:gridCol w:w="2314"/>
+        <w:gridCol w:w="1162"/>
+        <w:gridCol w:w="850"/>
+      </w:tblGrid>
+      <w:tr>
+        <w:tc>
+          <w:tcPr>
+            <w:tcW w:w="1385" w:type="dxa"/>
+            <w:shd w:val="clear" w:color="auto" w:fill="F6C5AC" w:themeFill="accent2" w:themeFillTint="66"/>
+          </w:tcPr>
+          <w:p>
+            <w:pPr>
+              <w:rPr>
+                <w:sz w:val="20"/>
+                <w:szCs w:val="20"/>
+              </w:rPr>
+            </w:pPr>
+            <w:r>
+              <w:rPr>
+                <w:sz w:val="20"/>
+                <w:szCs w:val="20"/>
+              </w:rPr>
+              <w:t>Department</w:t>
+            </w:r>
+          </w:p>
+        </w:tc>
+        <w:tc>
+          <w:tcPr>
+            <w:tcW w:w="1006" w:type="dxa"/>
+            <w:shd w:val="clear" w:color="auto" w:fill="F6C5AC" w:themeFill="accent2" w:themeFillTint="66"/>
+          </w:tcPr>
+          <w:p>
+            <w:pPr>
+              <w:rPr>
+                <w:sz w:val="20"/>
+                <w:szCs w:val="20"/>
+              </w:rPr>
+            </w:pPr>
+            <w:r>
+              <w:rPr>
+                <w:sz w:val="20"/>
+                <w:szCs w:val="20"/>
+              </w:rPr>
+              <w:t>Hosts available</w:t>
+            </w:r>
+          </w:p>
+        </w:tc>
+        <w:tc>
+          <w:tcPr>
+            <w:tcW w:w="865" w:type="dxa"/>
+            <w:shd w:val="clear" w:color="auto" w:fill="F6C5AC" w:themeFill="accent2" w:themeFillTint="66"/>
+          </w:tcPr>
+          <w:p>
+            <w:pPr>
+              <w:rPr>
+                <w:sz w:val="20"/>
+                <w:szCs w:val="20"/>
+              </w:rPr>
+            </w:pPr>
+            <w:r>
+              <w:rPr>
+                <w:sz w:val="20"/>
+                <w:szCs w:val="20"/>
+              </w:rPr>
+              <w:t>Unused Hosts</w:t>
+            </w:r>
+          </w:p>
+        </w:tc>
+        <w:tc>
+          <w:tcPr>
+            <w:tcW w:w="1400" w:type="dxa"/>
+            <w:shd w:val="clear" w:color="auto" w:fill="F6C5AC" w:themeFill="accent2" w:themeFillTint="66"/>
+          </w:tcPr>
+          <w:p>
+            <w:pPr>
+              <w:rPr>
+                <w:sz w:val="20"/>
+                <w:szCs w:val="20"/>
+              </w:rPr>
+            </w:pPr>
+            <w:r>
+              <w:rPr>
+                <w:sz w:val="20"/>
+                <w:szCs w:val="20"/>
+              </w:rPr>
+              <w:t>Network ID</w:t>
+            </w:r>
+          </w:p>
+        </w:tc>
+        <w:tc>
+          <w:tcPr>
+            <w:tcW w:w="2348" w:type="dxa"/>
+            <w:shd w:val="clear" w:color="auto" w:fill="F6C5AC" w:themeFill="accent2" w:themeFillTint="66"/>
+          </w:tcPr>
+          <w:p>
+            <w:pPr>
+              <w:rPr>
+                <w:sz w:val="20"/>
+                <w:szCs w:val="20"/>
+              </w:rPr>
+            </w:pPr>
+            <w:r>
+              <w:rPr>
+                <w:sz w:val="20"/>
+                <w:szCs w:val="20"/>
+              </w:rPr>
+              <w:t>Useable Hosts</w:t>
+            </w:r>
+          </w:p>
+        </w:tc>
+        <w:tc>
+          <w:tcPr>
+            <w:tcW w:w="1162" w:type="dxa"/>
+            <w:shd w:val="clear" w:color="auto" w:fill="F6C5AC" w:themeFill="accent2" w:themeFillTint="66"/>
+          </w:tcPr>
+          <w:p>
+            <w:pPr>
+              <w:rPr>
+                <w:sz w:val="20"/>
+                <w:szCs w:val="20"/>
+              </w:rPr>
+            </w:pPr>
+            <w:r>
+              <w:rPr>
+                <w:sz w:val="20"/>
+                <w:szCs w:val="20"/>
+              </w:rPr>
+              <w:t>Broadcast ID</w:t>
+            </w:r>
+          </w:p>
+        </w:tc>
+        <w:tc>
+          <w:tcPr>
+            <w:tcW w:w="850" w:type="dxa"/>
+            <w:shd w:val="clear" w:color="auto" w:fill="F6C5AC" w:themeFill="accent2" w:themeFillTint="66"/>
+          </w:tcPr>
+          <w:p>
+            <w:pPr>
+              <w:rPr>
+                <w:sz w:val="20"/>
+                <w:szCs w:val="20"/>
+              </w:rPr>
+            </w:pPr>
+            <w:r>
+              <w:rPr>
+                <w:sz w:val="20"/>
+                <w:szCs w:val="20"/>
+              </w:rPr>
+              <w:t>Subnet Mask</w:t>
+            </w:r>
+          </w:p>
+        </w:tc>
+      </w:tr>
+      <w:tr>
+        <w:tc>
+          <w:tcPr>
+            <w:tcW w:w="1385" w:type="dxa"/>
+            <w:shd w:val="clear" w:color="auto" w:fill="F2F2F2" w:themeFill="background1" w:themeFillShade="F2"/>
+          </w:tcPr>
+          <w:p>
+            <w:pPr>
+              <w:rPr>
+                <w:sz w:val="20"/>
+                <w:szCs w:val="20"/>
+              </w:rPr>
+            </w:pPr>
+            <w:r>
+              <w:rPr>
+                <w:sz w:val="20"/>
+                <w:szCs w:val="20"/>
+              </w:rPr>
+              <w:t>Production (200hosts)</w:t>
+            </w:r>
+          </w:p>
+        </w:tc>
+        <w:tc>
+          <w:tcPr>
+            <w:tcW w:w="1006" w:type="dxa"/>
+            <w:shd w:val="clear" w:color="auto" w:fill="F2F2F2" w:themeFill="background1" w:themeFillShade="F2"/>
+          </w:tcPr>
+          <w:p>
+            <w:pPr>
+              <w:rPr>
+                <w:sz w:val="20"/>
+                <w:szCs w:val="20"/>
+              </w:rPr>
+            </w:pPr>
+            <w:r>
+              <w:rPr>
+                <w:sz w:val="20"/>
+                <w:szCs w:val="20"/>
+              </w:rPr>
+              <w:t>254</w:t>
+            </w:r>
+          </w:p>
+        </w:tc>
+        <w:tc>
+          <w:tcPr>
+            <w:tcW w:w="865" w:type="dxa"/>
+            <w:shd w:val="clear" w:color="auto" w:fill="F2F2F2" w:themeFill="background1" w:themeFillShade="F2"/>
+          </w:tcPr>
+          <w:p>
+            <w:pPr>
+              <w:rPr>
+                <w:sz w:val="20"/>
+                <w:szCs w:val="20"/>
+              </w:rPr>
+            </w:pPr>
+            <w:r>
+              <w:rPr>
+                <w:sz w:val="20"/>
+                <w:szCs w:val="20"/>
+              </w:rPr>
+              <w:t>54</w:t>
+            </w:r>
+          </w:p>
+        </w:tc>
+        <w:tc>
+          <w:tcPr>
+            <w:tcW w:w="1400" w:type="dxa"/>
+            <w:shd w:val="clear" w:color="auto" w:fill="F2F2F2" w:themeFill="background1" w:themeFillShade="F2"/>
+          </w:tcPr>
+          <w:p>
+            <w:pPr>
+              <w:rPr>
+                <w:sz w:val="20"/>
+                <w:szCs w:val="20"/>
+              </w:rPr>
+            </w:pPr>
+            <w:r>
+              <w:rPr>
+                <w:sz w:val="20"/>
+                <w:szCs w:val="20"/>
+              </w:rPr>
+              <w:t>10.0.0.0</w:t>
+            </w:r>
+          </w:p>
+        </w:tc>
+        <w:tc>
+          <w:tcPr>
+            <w:tcW w:w="2348" w:type="dxa"/>
+            <w:shd w:val="clear" w:color="auto" w:fill="F2F2F2" w:themeFill="background1" w:themeFillShade="F2"/>
+          </w:tcPr>
+          <w:p>
+            <w:pPr>
+              <w:rPr>
+                <w:sz w:val="20"/>
+                <w:szCs w:val="20"/>
+              </w:rPr>
+            </w:pPr>
+            <w:r>
+              <w:rPr>
+                <w:sz w:val="20"/>
+                <w:szCs w:val="20"/>
+              </w:rPr>
+              <w:t>10.0.0.</w:t>
+            </w:r>
+            <w:r>
+              <w:rPr>
+                <w:sz w:val="20"/>
+                <w:szCs w:val="20"/>
+              </w:rPr>
+              <w:t xml:space="preserve">1 - </w:t>
+            </w:r>
+            <w:r>
+              <w:rPr>
+                <w:sz w:val="20"/>
+                <w:szCs w:val="20"/>
+              </w:rPr>
+              <w:t>10.0.0.</w:t>
+            </w:r>
+            <w:r>
+              <w:rPr>
+                <w:sz w:val="20"/>
+                <w:szCs w:val="20"/>
+              </w:rPr>
+              <w:t>254</w:t>
+            </w:r>
+          </w:p>
+        </w:tc>
+        <w:tc>
+          <w:tcPr>
+            <w:tcW w:w="1162" w:type="dxa"/>
+            <w:shd w:val="clear" w:color="auto" w:fill="F2F2F2" w:themeFill="background1" w:themeFillShade="F2"/>
+          </w:tcPr>
+          <w:p>
+            <w:pPr>
+              <w:rPr>
+                <w:sz w:val="20"/>
+                <w:szCs w:val="20"/>
+              </w:rPr>
+            </w:pPr>
+            <w:r>
+              <w:rPr>
+                <w:sz w:val="20"/>
+                <w:szCs w:val="20"/>
+              </w:rPr>
+              <w:t>10.0.0.</w:t>
+            </w:r>
+            <w:r>
+              <w:rPr>
+                <w:sz w:val="20"/>
+                <w:szCs w:val="20"/>
+              </w:rPr>
+              <w:t>255</w:t>
+            </w:r>
+          </w:p>
+        </w:tc>
+        <w:tc>
+          <w:tcPr>
+            <w:tcW w:w="850" w:type="dxa"/>
+            <w:shd w:val="clear" w:color="auto" w:fill="F2F2F2" w:themeFill="background1" w:themeFillShade="F2"/>
+          </w:tcPr>
+          <w:p>
+            <w:pPr>
+              <w:rPr>
+                <w:sz w:val="20"/>
+                <w:szCs w:val="20"/>
+              </w:rPr>
+            </w:pPr>
+            <w:r>
+              <w:rPr>
+                <w:sz w:val="20"/>
+                <w:szCs w:val="20"/>
+              </w:rPr>
+              <w:t>/24</w:t>
+            </w:r>
+          </w:p>
+        </w:tc>
+      </w:tr>
+      <w:tr>
+        <w:tc>
+          <w:tcPr>
+            <w:tcW w:w="1385" w:type="dxa"/>
+            <w:shd w:val="clear" w:color="auto" w:fill="D9D9D9" w:themeFill="background1" w:themeFillShade="D9"/>
+          </w:tcPr>
+          <w:p>
+            <w:pPr>
+              <w:rPr>
+                <w:sz w:val="20"/>
+                <w:szCs w:val="20"/>
+              </w:rPr>
+            </w:pPr>
+            <w:r>
+              <w:rPr>
+                <w:sz w:val="20"/>
+                <w:szCs w:val="20"/>
+              </w:rPr>
+              <w:t>Management (60hosts)</w:t>
+            </w:r>
+          </w:p>
+        </w:tc>
+        <w:tc>
+          <w:tcPr>
+            <w:tcW w:w="1006" w:type="dxa"/>
+            <w:shd w:val="clear" w:color="auto" w:fill="D9D9D9" w:themeFill="background1" w:themeFillShade="D9"/>
+          </w:tcPr>
+          <w:p>
+            <w:pPr>
+              <w:ind w:left="720" w:hanging="720"/>
+              <w:rPr>
+                <w:sz w:val="20"/>
+                <w:szCs w:val="20"/>
+              </w:rPr>
+            </w:pPr>
+            <w:r>
+              <w:rPr>
+                <w:sz w:val="20"/>
+                <w:szCs w:val="20"/>
+              </w:rPr>
+              <w:t>62</w:t>
+            </w:r>
+          </w:p>
+        </w:tc>
+        <w:tc>
+          <w:tcPr>
+            <w:tcW w:w="865" w:type="dxa"/>
+            <w:shd w:val="clear" w:color="auto" w:fill="D9D9D9" w:themeFill="background1" w:themeFillShade="D9"/>
+          </w:tcPr>
+          <w:p>
+            <w:pPr>
+              <w:ind w:left="720" w:hanging="720"/>
+              <w:rPr>
+                <w:sz w:val="20"/>
+                <w:szCs w:val="20"/>
+              </w:rPr>
+            </w:pPr>
+            <w:r>
+              <w:rPr>
+                <w:sz w:val="20"/>
+                <w:szCs w:val="20"/>
+              </w:rPr>
+              <w:t>2</w:t>
+            </w:r>
+          </w:p>
+        </w:tc>
+        <w:tc>
+          <w:tcPr>
+            <w:tcW w:w="1400" w:type="dxa"/>
+            <w:shd w:val="clear" w:color="auto" w:fill="D9D9D9" w:themeFill="background1" w:themeFillShade="D9"/>
+          </w:tcPr>
+          <w:p>
+            <w:pPr>
+              <w:ind w:left="720" w:hanging="720"/>
+              <w:rPr>
+                <w:sz w:val="20"/>
+                <w:szCs w:val="20"/>
+              </w:rPr>
+            </w:pPr>
+            <w:r>
+              <w:rPr>
+                <w:sz w:val="20"/>
+                <w:szCs w:val="20"/>
+              </w:rPr>
+              <w:t>10.0.1.0</w:t>
+            </w:r>
+          </w:p>
+        </w:tc>
+        <w:tc>
+          <w:tcPr>
+            <w:tcW w:w="2348" w:type="dxa"/>
+            <w:shd w:val="clear" w:color="auto" w:fill="D9D9D9" w:themeFill="background1" w:themeFillShade="D9"/>
+          </w:tcPr>
+          <w:p>
+            <w:pPr>
+              <w:rPr>
+                <w:sz w:val="20"/>
+                <w:szCs w:val="20"/>
+              </w:rPr>
+            </w:pPr>
+            <w:r>
+              <w:rPr>
+                <w:sz w:val="20"/>
+                <w:szCs w:val="20"/>
+              </w:rPr>
+              <w:t>10.0.1.</w:t>
+            </w:r>
+            <w:r>
+              <w:rPr>
+                <w:sz w:val="20"/>
+                <w:szCs w:val="20"/>
+              </w:rPr>
+              <w:t xml:space="preserve">1 - </w:t>
+            </w:r>
+            <w:r>
+              <w:rPr>
+                <w:sz w:val="20"/>
+                <w:szCs w:val="20"/>
+              </w:rPr>
+              <w:t>10.0.1.</w:t>
+            </w:r>
+            <w:r>
+              <w:rPr>
+                <w:sz w:val="20"/>
+                <w:szCs w:val="20"/>
+              </w:rPr>
+              <w:t>62</w:t>
+            </w:r>
+          </w:p>
+        </w:tc>
+        <w:tc>
+          <w:tcPr>
+            <w:tcW w:w="1162" w:type="dxa"/>
+            <w:shd w:val="clear" w:color="auto" w:fill="D9D9D9" w:themeFill="background1" w:themeFillShade="D9"/>
+          </w:tcPr>
+          <w:p>
+            <w:pPr>
+              <w:rPr>
+                <w:sz w:val="20"/>
+                <w:szCs w:val="20"/>
+              </w:rPr>
+            </w:pPr>
+            <w:r>
+              <w:rPr>
+                <w:sz w:val="20"/>
+                <w:szCs w:val="20"/>
+              </w:rPr>
+              <w:t>10.0.1.</w:t>
+            </w:r>
+            <w:r>
+              <w:rPr>
+                <w:sz w:val="20"/>
+                <w:szCs w:val="20"/>
+              </w:rPr>
+              <w:t>63</w:t>
+            </w:r>
+          </w:p>
+        </w:tc>
+        <w:tc>
+          <w:tcPr>
+            <w:tcW w:w="850" w:type="dxa"/>
+            <w:shd w:val="clear" w:color="auto" w:fill="D9D9D9" w:themeFill="background1" w:themeFillShade="D9"/>
+          </w:tcPr>
+          <w:p>
+            <w:pPr>
+              <w:rPr>
+                <w:sz w:val="20"/>
+                <w:szCs w:val="20"/>
+              </w:rPr>
+            </w:pPr>
+            <w:r>
+              <w:rPr>
+                <w:sz w:val="20"/>
+                <w:szCs w:val="20"/>
+              </w:rPr>
+              <w:t>/26</w:t>
+            </w:r>
+          </w:p>
+        </w:tc>
+      </w:tr>
+      <w:tr>
+        <w:tc>
+          <w:tcPr>
+            <w:tcW w:w="1385" w:type="dxa"/>
+            <w:shd w:val="clear" w:color="auto" w:fill="F2F2F2" w:themeFill="background1" w:themeFillShade="F2"/>
+          </w:tcPr>
+          <w:p>
+            <w:pPr>
+              <w:rPr>
+                <w:sz w:val="20"/>
+                <w:szCs w:val="20"/>
+              </w:rPr>
+            </w:pPr>
+            <w:r>
+              <w:rPr>
+                <w:sz w:val="20"/>
+                <w:szCs w:val="20"/>
+              </w:rPr>
+              <w:t>R&amp;D (60hosts)</w:t>
+            </w:r>
+          </w:p>
+        </w:tc>
+        <w:tc>
+          <w:tcPr>
+            <w:tcW w:w="1006" w:type="dxa"/>
+            <w:shd w:val="clear" w:color="auto" w:fill="F2F2F2" w:themeFill="background1" w:themeFillShade="F2"/>
+          </w:tcPr>
+          <w:p>
+            <w:pPr>
+              <w:rPr>
+                <w:sz w:val="20"/>
+                <w:szCs w:val="20"/>
+              </w:rPr>
+            </w:pPr>
+            <w:r>
+              <w:rPr>
+                <w:sz w:val="20"/>
+                <w:szCs w:val="20"/>
+              </w:rPr>
+              <w:t>62</w:t>
+            </w:r>
+          </w:p>
+        </w:tc>
+        <w:tc>
+          <w:tcPr>
+            <w:tcW w:w="865" w:type="dxa"/>
+            <w:shd w:val="clear" w:color="auto" w:fill="F2F2F2" w:themeFill="background1" w:themeFillShade="F2"/>
+          </w:tcPr>
+          <w:p>
+            <w:pPr>
+              <w:rPr>
+                <w:sz w:val="20"/>
+                <w:szCs w:val="20"/>
+              </w:rPr>
+            </w:pPr>
+            <w:r>
+              <w:rPr>
+                <w:sz w:val="20"/>
+                <w:szCs w:val="20"/>
+              </w:rPr>
+              <w:t>2</w:t>
+            </w:r>
+          </w:p>
+        </w:tc>
+        <w:tc>
+          <w:tcPr>
+            <w:tcW w:w="1400" w:type="dxa"/>
+            <w:shd w:val="clear" w:color="auto" w:fill="F2F2F2" w:themeFill="background1" w:themeFillShade="F2"/>
+          </w:tcPr>
+          <w:p>
+            <w:pPr>
+              <w:rPr>
+                <w:sz w:val="20"/>
+                <w:szCs w:val="20"/>
+              </w:rPr>
+            </w:pPr>
+            <w:r>
+              <w:rPr>
+                <w:sz w:val="20"/>
+                <w:szCs w:val="20"/>
+              </w:rPr>
+              <w:t>10.0.1.</w:t>
+            </w:r>
+            <w:r>
+              <w:rPr>
+                <w:sz w:val="20"/>
+                <w:szCs w:val="20"/>
+              </w:rPr>
+              <w:t>64</w:t>
+            </w:r>
+          </w:p>
+        </w:tc>
+        <w:tc>
+          <w:tcPr>
+            <w:tcW w:w="2348" w:type="dxa"/>
+            <w:shd w:val="clear" w:color="auto" w:fill="F2F2F2" w:themeFill="background1" w:themeFillShade="F2"/>
+          </w:tcPr>
+          <w:p>
+            <w:pPr>
+              <w:rPr>
+                <w:sz w:val="20"/>
+                <w:szCs w:val="20"/>
+              </w:rPr>
+            </w:pPr>
+            <w:r>
+              <w:rPr>
+                <w:sz w:val="20"/>
+                <w:szCs w:val="20"/>
+              </w:rPr>
+              <w:t>10.0.1</w:t>
+            </w:r>
+            <w:r>
+              <w:rPr>
+                <w:sz w:val="20"/>
+                <w:szCs w:val="20"/>
+              </w:rPr>
+              <w:t xml:space="preserve">.65 - </w:t>
+            </w:r>
+            <w:r>
+              <w:rPr>
+                <w:sz w:val="20"/>
+                <w:szCs w:val="20"/>
+              </w:rPr>
+              <w:t>10.0.1.</w:t>
+            </w:r>
+            <w:r>
+              <w:rPr>
+                <w:sz w:val="20"/>
+                <w:szCs w:val="20"/>
+              </w:rPr>
+              <w:t>126</w:t>
+            </w:r>
+          </w:p>
+        </w:tc>
+        <w:tc>
+          <w:tcPr>
+            <w:tcW w:w="1162" w:type="dxa"/>
+            <w:shd w:val="clear" w:color="auto" w:fill="F2F2F2" w:themeFill="background1" w:themeFillShade="F2"/>
+          </w:tcPr>
+          <w:p>
+            <w:pPr>
+              <w:rPr>
+                <w:sz w:val="20"/>
+                <w:szCs w:val="20"/>
+              </w:rPr>
+            </w:pPr>
+            <w:r>
+              <w:rPr>
+                <w:sz w:val="20"/>
+                <w:szCs w:val="20"/>
+              </w:rPr>
+              <w:t>10.0.1.</w:t>
+            </w:r>
+            <w:r>
+              <w:rPr>
+                <w:sz w:val="20"/>
+                <w:szCs w:val="20"/>
+              </w:rPr>
+              <w:t>127</w:t>
+            </w:r>
+          </w:p>
+        </w:tc>
+        <w:tc>
+          <w:tcPr>
+            <w:tcW w:w="850" w:type="dxa"/>
+            <w:shd w:val="clear" w:color="auto" w:fill="F2F2F2" w:themeFill="background1" w:themeFillShade="F2"/>
+          </w:tcPr>
+          <w:p>
+            <w:pPr>
+              <w:rPr>
+                <w:sz w:val="20"/>
+                <w:szCs w:val="20"/>
+              </w:rPr>
+            </w:pPr>
+            <w:r>
+              <w:rPr>
+                <w:sz w:val="20"/>
+                <w:szCs w:val="20"/>
+              </w:rPr>
+              <w:t>/26</w:t>
+            </w:r>
+          </w:p>
+        </w:tc>
+      </w:tr>
+      <w:tr>
+        <w:tc>
+          <w:tcPr>
+            <w:tcW w:w="1385" w:type="dxa"/>
+            <w:shd w:val="clear" w:color="auto" w:fill="D9D9D9" w:themeFill="background1" w:themeFillShade="D9"/>
+          </w:tcPr>
+          <w:p>
+            <w:pPr>
+              <w:rPr>
+                <w:sz w:val="20"/>
+                <w:szCs w:val="20"/>
+              </w:rPr>
+            </w:pPr>
+            <w:r>
+              <w:rPr>
+                <w:sz w:val="20"/>
+                <w:szCs w:val="20"/>
+              </w:rPr>
+              <w:t>Sales (40hosts)</w:t>
+            </w:r>
+          </w:p>
+        </w:tc>
+        <w:tc>
+          <w:tcPr>
+            <w:tcW w:w="1006" w:type="dxa"/>
+            <w:shd w:val="clear" w:color="auto" w:fill="D9D9D9" w:themeFill="background1" w:themeFillShade="D9"/>
+          </w:tcPr>
+          <w:p>
+            <w:pPr>
+              <w:rPr>
+                <w:sz w:val="20"/>
+                <w:szCs w:val="20"/>
+              </w:rPr>
+            </w:pPr>
+            <w:r>
+              <w:rPr>
+                <w:sz w:val="20"/>
+                <w:szCs w:val="20"/>
+              </w:rPr>
+              <w:t>62</w:t>
+            </w:r>
+          </w:p>
+        </w:tc>
+        <w:tc>
+          <w:tcPr>
+            <w:tcW w:w="865" w:type="dxa"/>
+            <w:shd w:val="clear" w:color="auto" w:fill="D9D9D9" w:themeFill="background1" w:themeFillShade="D9"/>
+          </w:tcPr>
+          <w:p>
+            <w:pPr>
+              <w:rPr>
+                <w:sz w:val="20"/>
+                <w:szCs w:val="20"/>
+              </w:rPr>
+            </w:pPr>
+            <w:r>
+              <w:rPr>
+                <w:sz w:val="20"/>
+                <w:szCs w:val="20"/>
+              </w:rPr>
+              <w:t>22</w:t>
+            </w:r>
+          </w:p>
+        </w:tc>
+        <w:tc>
+          <w:tcPr>
+            <w:tcW w:w="1400" w:type="dxa"/>
+            <w:shd w:val="clear" w:color="auto" w:fill="D9D9D9" w:themeFill="background1" w:themeFillShade="D9"/>
+          </w:tcPr>
+          <w:p>
+            <w:pPr>
+              <w:rPr>
+                <w:sz w:val="20"/>
+                <w:szCs w:val="20"/>
+              </w:rPr>
+            </w:pPr>
+            <w:r>
+              <w:rPr>
+                <w:sz w:val="20"/>
+                <w:szCs w:val="20"/>
+              </w:rPr>
+              <w:t>10.0.1.</w:t>
+            </w:r>
+            <w:r>
+              <w:rPr>
+                <w:sz w:val="20"/>
+                <w:szCs w:val="20"/>
+              </w:rPr>
+              <w:t>128</w:t>
+            </w:r>
+          </w:p>
+        </w:tc>
+        <w:tc>
+          <w:tcPr>
+            <w:tcW w:w="2348" w:type="dxa"/>
+            <w:shd w:val="clear" w:color="auto" w:fill="D9D9D9" w:themeFill="background1" w:themeFillShade="D9"/>
+          </w:tcPr>
+          <w:p>
+            <w:pPr>
+              <w:rPr>
+                <w:sz w:val="20"/>
+                <w:szCs w:val="20"/>
+              </w:rPr>
+            </w:pPr>
+            <w:r>
+              <w:rPr>
+                <w:sz w:val="20"/>
+                <w:szCs w:val="20"/>
+              </w:rPr>
+              <w:t>10.0.1.</w:t>
+            </w:r>
+            <w:r>
+              <w:rPr>
+                <w:sz w:val="20"/>
+                <w:szCs w:val="20"/>
+              </w:rPr>
+              <w:t xml:space="preserve">129 - </w:t>
+            </w:r>
+            <w:r>
+              <w:rPr>
+                <w:sz w:val="20"/>
+                <w:szCs w:val="20"/>
+              </w:rPr>
+              <w:t>10.0.1.</w:t>
+            </w:r>
+            <w:r>
+              <w:rPr>
+                <w:sz w:val="20"/>
+                <w:szCs w:val="20"/>
+              </w:rPr>
+              <w:t>190</w:t>
+            </w:r>
+          </w:p>
+        </w:tc>
+        <w:tc>
+          <w:tcPr>
+            <w:tcW w:w="1162" w:type="dxa"/>
+            <w:shd w:val="clear" w:color="auto" w:fill="D9D9D9" w:themeFill="background1" w:themeFillShade="D9"/>
+          </w:tcPr>
+          <w:p>
+            <w:pPr>
+              <w:rPr>
+                <w:sz w:val="20"/>
+                <w:szCs w:val="20"/>
+              </w:rPr>
+            </w:pPr>
+            <w:r>
+              <w:rPr>
+                <w:sz w:val="20"/>
+                <w:szCs w:val="20"/>
+              </w:rPr>
+              <w:t>10.0.1.</w:t>
+            </w:r>
+            <w:r>
+              <w:rPr>
+                <w:sz w:val="20"/>
+                <w:szCs w:val="20"/>
+              </w:rPr>
+              <w:t>191</w:t>
+            </w:r>
+          </w:p>
+        </w:tc>
+        <w:tc>
+          <w:tcPr>
+            <w:tcW w:w="850" w:type="dxa"/>
+            <w:shd w:val="clear" w:color="auto" w:fill="D9D9D9" w:themeFill="background1" w:themeFillShade="D9"/>
+          </w:tcPr>
+          <w:p>
+            <w:pPr>
+              <w:rPr>
+                <w:sz w:val="20"/>
+                <w:szCs w:val="20"/>
+              </w:rPr>
+            </w:pPr>
+            <w:r>
+              <w:rPr>
+                <w:sz w:val="20"/>
+                <w:szCs w:val="20"/>
+              </w:rPr>
+              <w:t>/26</w:t>
+            </w:r>
+          </w:p>
+        </w:tc>
+      </w:tr>
+      <w:tr>
+        <w:tc>
+          <w:tcPr>
+            <w:tcW w:w="1385" w:type="dxa"/>
+            <w:shd w:val="clear" w:color="auto" w:fill="F2F2F2" w:themeFill="background1" w:themeFillShade="F2"/>
+          </w:tcPr>
+          <w:p>
+            <w:pPr>
+              <w:rPr>
+                <w:sz w:val="20"/>
+                <w:szCs w:val="20"/>
+              </w:rPr>
+            </w:pPr>
+            <w:r>
+              <w:rPr>
+                <w:sz w:val="20"/>
+                <w:szCs w:val="20"/>
+              </w:rPr>
+              <w:t>Warehouse (40hosts)</w:t>
+            </w:r>
+          </w:p>
+        </w:tc>
+        <w:tc>
+          <w:tcPr>
+            <w:tcW w:w="1006" w:type="dxa"/>
+            <w:shd w:val="clear" w:color="auto" w:fill="F2F2F2" w:themeFill="background1" w:themeFillShade="F2"/>
+          </w:tcPr>
+          <w:p>
+            <w:pPr>
+              <w:rPr>
+                <w:sz w:val="20"/>
+                <w:szCs w:val="20"/>
+              </w:rPr>
+            </w:pPr>
+            <w:r>
+              <w:rPr>
+                <w:sz w:val="20"/>
+                <w:szCs w:val="20"/>
+              </w:rPr>
+              <w:t>62</w:t>
+            </w:r>
+          </w:p>
+        </w:tc>
+        <w:tc>
+          <w:tcPr>
+            <w:tcW w:w="865" w:type="dxa"/>
+            <w:shd w:val="clear" w:color="auto" w:fill="F2F2F2" w:themeFill="background1" w:themeFillShade="F2"/>
+          </w:tcPr>
+          <w:p>
+            <w:pPr>
+              <w:rPr>
+                <w:sz w:val="20"/>
+                <w:szCs w:val="20"/>
+              </w:rPr>
+            </w:pPr>
+            <w:r>
+              <w:rPr>
+                <w:sz w:val="20"/>
+                <w:szCs w:val="20"/>
+              </w:rPr>
+              <w:t>22</w:t>
+            </w:r>
+          </w:p>
+        </w:tc>
+        <w:tc>
+          <w:tcPr>
+            <w:tcW w:w="1400" w:type="dxa"/>
+            <w:shd w:val="clear" w:color="auto" w:fill="F2F2F2" w:themeFill="background1" w:themeFillShade="F2"/>
+          </w:tcPr>
+          <w:p>
+            <w:pPr>
+              <w:rPr>
+                <w:sz w:val="20"/>
+                <w:szCs w:val="20"/>
+              </w:rPr>
+            </w:pPr>
+            <w:r>
+              <w:rPr>
+                <w:sz w:val="20"/>
+                <w:szCs w:val="20"/>
+              </w:rPr>
+              <w:t>10.0.1.</w:t>
+            </w:r>
+            <w:r>
+              <w:rPr>
+                <w:sz w:val="20"/>
+                <w:szCs w:val="20"/>
+              </w:rPr>
+              <w:t>192</w:t>
+            </w:r>
+          </w:p>
+        </w:tc>
+        <w:tc>
+          <w:tcPr>
+            <w:tcW w:w="2348" w:type="dxa"/>
+            <w:shd w:val="clear" w:color="auto" w:fill="F2F2F2" w:themeFill="background1" w:themeFillShade="F2"/>
+          </w:tcPr>
+          <w:p>
+            <w:pPr>
+              <w:rPr>
+                <w:sz w:val="20"/>
+                <w:szCs w:val="20"/>
+              </w:rPr>
+            </w:pPr>
+            <w:r>
+              <w:rPr>
+                <w:sz w:val="20"/>
+                <w:szCs w:val="20"/>
+              </w:rPr>
+              <w:t>10.0.1.</w:t>
+            </w:r>
+            <w:r>
+              <w:rPr>
+                <w:sz w:val="20"/>
+                <w:szCs w:val="20"/>
+              </w:rPr>
+              <w:t xml:space="preserve">193 - </w:t>
+            </w:r>
+            <w:r>
+              <w:rPr>
+                <w:sz w:val="20"/>
+                <w:szCs w:val="20"/>
+              </w:rPr>
+              <w:t>10.0.1.</w:t>
+            </w:r>
+            <w:r>
+              <w:rPr>
+                <w:sz w:val="20"/>
+                <w:szCs w:val="20"/>
+              </w:rPr>
+              <w:t>254</w:t>
+            </w:r>
+          </w:p>
+        </w:tc>
+        <w:tc>
+          <w:tcPr>
+            <w:tcW w:w="1162" w:type="dxa"/>
+            <w:shd w:val="clear" w:color="auto" w:fill="F2F2F2" w:themeFill="background1" w:themeFillShade="F2"/>
+          </w:tcPr>
+          <w:p>
+            <w:pPr>
+              <w:rPr>
+                <w:sz w:val="20"/>
+                <w:szCs w:val="20"/>
+              </w:rPr>
+            </w:pPr>
+            <w:r>
+              <w:rPr>
+                <w:sz w:val="20"/>
+                <w:szCs w:val="20"/>
+              </w:rPr>
+              <w:t>10.0.1.</w:t>
+            </w:r>
+            <w:r>
+              <w:rPr>
+                <w:sz w:val="20"/>
+                <w:szCs w:val="20"/>
+              </w:rPr>
+              <w:t>255</w:t>
+            </w:r>
+          </w:p>
+        </w:tc>
+        <w:tc>
+          <w:tcPr>
+            <w:tcW w:w="850" w:type="dxa"/>
+            <w:shd w:val="clear" w:color="auto" w:fill="F2F2F2" w:themeFill="background1" w:themeFillShade="F2"/>
+          </w:tcPr>
+          <w:p>
+            <w:pPr>
+              <w:rPr>
+                <w:sz w:val="20"/>
+                <w:szCs w:val="20"/>
+              </w:rPr>
+            </w:pPr>
+            <w:r>
+              <w:rPr>
+                <w:sz w:val="20"/>
+                <w:szCs w:val="20"/>
+              </w:rPr>
+              <w:t>/26</w:t>
+            </w:r>
+          </w:p>
+        </w:tc>
+      </w:tr>
+      <w:tr>
+        <w:tc>
+          <w:tcPr>
+            <w:tcW w:w="1385" w:type="dxa"/>
+            <w:shd w:val="clear" w:color="auto" w:fill="D9D9D9" w:themeFill="background1" w:themeFillShade="D9"/>
+          </w:tcPr>
+          <w:p>
+            <w:pPr>
+              <w:rPr>
+                <w:sz w:val="20"/>
+                <w:szCs w:val="20"/>
+              </w:rPr>
+            </w:pPr>
+            <w:r>
+              <w:rPr>
+                <w:sz w:val="20"/>
+                <w:szCs w:val="20"/>
+              </w:rPr>
+              <w:t>Finance (20hosts)</w:t>
+            </w:r>
+          </w:p>
+        </w:tc>
+        <w:tc>
+          <w:tcPr>
+            <w:tcW w:w="1006" w:type="dxa"/>
+            <w:shd w:val="clear" w:color="auto" w:fill="D9D9D9" w:themeFill="background1" w:themeFillShade="D9"/>
+          </w:tcPr>
+          <w:p>
+            <w:pPr>
+              <w:rPr>
+                <w:sz w:val="20"/>
+                <w:szCs w:val="20"/>
+              </w:rPr>
+            </w:pPr>
+            <w:r>
+              <w:rPr>
+                <w:sz w:val="20"/>
+                <w:szCs w:val="20"/>
+              </w:rPr>
+              <w:t>30</w:t>
+            </w:r>
+          </w:p>
+        </w:tc>
+        <w:tc>
+          <w:tcPr>
+            <w:tcW w:w="865" w:type="dxa"/>
+            <w:shd w:val="clear" w:color="auto" w:fill="D9D9D9" w:themeFill="background1" w:themeFillShade="D9"/>
+          </w:tcPr>
+          <w:p>
+            <w:pPr>
+              <w:rPr>
+                <w:sz w:val="20"/>
+                <w:szCs w:val="20"/>
+              </w:rPr>
+            </w:pPr>
+            <w:r>
+              <w:rPr>
+                <w:sz w:val="20"/>
+                <w:szCs w:val="20"/>
+              </w:rPr>
+              <w:t>10</w:t>
+            </w:r>
+          </w:p>
+        </w:tc>
+        <w:tc>
+          <w:tcPr>
+            <w:tcW w:w="1400" w:type="dxa"/>
+            <w:shd w:val="clear" w:color="auto" w:fill="D9D9D9" w:themeFill="background1" w:themeFillShade="D9"/>
+          </w:tcPr>
+          <w:p>
+            <w:pPr>
+              <w:rPr>
+                <w:sz w:val="20"/>
+                <w:szCs w:val="20"/>
+              </w:rPr>
+            </w:pPr>
+            <w:r>
+              <w:rPr>
+                <w:sz w:val="20"/>
+                <w:szCs w:val="20"/>
+              </w:rPr>
+              <w:t>10.0.2.0</w:t>
+            </w:r>
+          </w:p>
+        </w:tc>
+        <w:tc>
+          <w:tcPr>
+            <w:tcW w:w="2348" w:type="dxa"/>
+            <w:shd w:val="clear" w:color="auto" w:fill="D9D9D9" w:themeFill="background1" w:themeFillShade="D9"/>
+          </w:tcPr>
+          <w:p>
+            <w:pPr>
+              <w:rPr>
+                <w:sz w:val="20"/>
+                <w:szCs w:val="20"/>
+              </w:rPr>
+            </w:pPr>
+            <w:r>
+              <w:rPr>
+                <w:sz w:val="20"/>
+                <w:szCs w:val="20"/>
+              </w:rPr>
+              <w:t>10.0.2.1 – 10.0.2.30</w:t>
+            </w:r>
+          </w:p>
+        </w:tc>
+        <w:tc>
+          <w:tcPr>
+            <w:tcW w:w="1162" w:type="dxa"/>
+            <w:shd w:val="clear" w:color="auto" w:fill="D9D9D9" w:themeFill="background1" w:themeFillShade="D9"/>
+          </w:tcPr>
+          <w:p>
+            <w:pPr>
+              <w:rPr>
+                <w:sz w:val="20"/>
+                <w:szCs w:val="20"/>
+              </w:rPr>
+            </w:pPr>
+            <w:r>
+              <w:rPr>
+                <w:sz w:val="20"/>
+                <w:szCs w:val="20"/>
+              </w:rPr>
+              <w:t>10.0.</w:t>
+            </w:r>
+            <w:r>
+              <w:rPr>
+                <w:sz w:val="20"/>
+                <w:szCs w:val="20"/>
+              </w:rPr>
+              <w:t>2.31</w:t>
+            </w:r>
+          </w:p>
+        </w:tc>
+        <w:tc>
+          <w:tcPr>
+            <w:tcW w:w="850" w:type="dxa"/>
+            <w:shd w:val="clear" w:color="auto" w:fill="D9D9D9" w:themeFill="background1" w:themeFillShade="D9"/>
+          </w:tcPr>
+          <w:p>
+            <w:pPr>
+              <w:rPr>
+                <w:sz w:val="20"/>
+                <w:szCs w:val="20"/>
+              </w:rPr>
+            </w:pPr>
+            <w:r>
+              <w:rPr>
+                <w:sz w:val="20"/>
+                <w:szCs w:val="20"/>
+              </w:rPr>
+              <w:t>/27</w:t>
+            </w:r>
+          </w:p>
+        </w:tc>
+      </w:tr>
+      <w:tr>
+        <w:tc>
+          <w:tcPr>
+            <w:tcW w:w="1385" w:type="dxa"/>
+          </w:tcPr>
+          <w:p>
+            <w:pPr>
+              <w:rPr>
+                <w:sz w:val="20"/>
+                <w:szCs w:val="20"/>
+              </w:rPr>
+            </w:pPr>
+          </w:p>
+        </w:tc>
+        <w:tc>
+          <w:tcPr>
+            <w:tcW w:w="1006" w:type="dxa"/>
+          </w:tcPr>
+          <w:p>
+            <w:pPr>
+              <w:rPr>
+                <w:sz w:val="20"/>
+                <w:szCs w:val="20"/>
+              </w:rPr>
+            </w:pPr>
+          </w:p>
+        </w:tc>
+        <w:tc>
+          <w:tcPr>
+            <w:tcW w:w="865" w:type="dxa"/>
+          </w:tcPr>
+          <w:p>
+            <w:pPr>
+              <w:rPr>
+                <w:sz w:val="20"/>
+                <w:szCs w:val="20"/>
+              </w:rPr>
+            </w:pPr>
+          </w:p>
+        </w:tc>
+        <w:tc>
+          <w:tcPr>
+            <w:tcW w:w="1400" w:type="dxa"/>
+          </w:tcPr>
+          <w:p>
+            <w:pPr>
+              <w:rPr>
+                <w:sz w:val="20"/>
+                <w:szCs w:val="20"/>
+              </w:rPr>
+            </w:pPr>
+          </w:p>
+        </w:tc>
+        <w:tc>
+          <w:tcPr>
+            <w:tcW w:w="2348" w:type="dxa"/>
+          </w:tcPr>
+          <w:p>
+            <w:pPr>
+              <w:rPr>
+                <w:sz w:val="20"/>
+                <w:szCs w:val="20"/>
+              </w:rPr>
+            </w:pPr>
+          </w:p>
+        </w:tc>
+        <w:tc>
+          <w:tcPr>
+            <w:tcW w:w="1162" w:type="dxa"/>
+          </w:tcPr>
+          <w:p>
+            <w:pPr>
+              <w:rPr>
+                <w:sz w:val="20"/>
+                <w:szCs w:val="20"/>
+              </w:rPr>
+            </w:pPr>
+          </w:p>
+        </w:tc>
+        <w:tc>
+          <w:tcPr>
+            <w:tcW w:w="850" w:type="dxa"/>
+          </w:tcPr>
+          <w:p>
+            <w:pPr>
+              <w:rPr>
+                <w:sz w:val="20"/>
+                <w:szCs w:val="20"/>
+              </w:rPr>
+            </w:pPr>
+          </w:p>
+        </w:tc>
+      </w:tr>
+    </w:tbl>
+    <w:p/>
     <w:p/>
     <w:sectPr>
       <w:pgSz w:w="11906" w:h="16838"/>
@@ -935,6 +2286,7 @@
   <w:style w:type="character" w:default="1" w:styleId="DefaultParagraphFont">
     <w:name w:val="Default Paragraph Font"/>
     <w:uiPriority w:val="1"/>
+    <w:semiHidden/>
     <w:unhideWhenUsed/>
   </w:style>
   <w:style w:type="table" w:default="1" w:styleId="TableNormal">
@@ -1247,6 +2599,25 @@
       <w:color w:val="0F4761" w:themeColor="accent1" w:themeShade="BF"/>
       <w:spacing w:val="5"/>
     </w:rPr>
+  </w:style>
+  <w:style w:type="table" w:styleId="TableGrid">
+    <w:name w:val="Table Grid"/>
+    <w:basedOn w:val="TableNormal"/>
+    <w:uiPriority w:val="39"/>
+    <w:rsid w:val="009A573B"/>
+    <w:pPr>
+      <w:spacing w:after="0" w:line="240" w:lineRule="auto"/>
+    </w:pPr>
+    <w:tblPr>
+      <w:tblBorders>
+        <w:top w:val="single" w:sz="4" w:space="0" w:color="auto"/>
+        <w:left w:val="single" w:sz="4" w:space="0" w:color="auto"/>
+        <w:bottom w:val="single" w:sz="4" w:space="0" w:color="auto"/>
+        <w:right w:val="single" w:sz="4" w:space="0" w:color="auto"/>
+        <w:insideH w:val="single" w:sz="4" w:space="0" w:color="auto"/>
+        <w:insideV w:val="single" w:sz="4" w:space="0" w:color="auto"/>
+      </w:tblBorders>
+    </w:tblPr>
   </w:style>
 </w:styles>
 </file>

--- a/project plan.docx
+++ b/project plan.docx
@@ -14,12 +14,58 @@
           <w:ilvl w:val="0"/>
           <w:numId w:val="2"/>
         </w:numPr>
-      </w:pPr>
-      <w:r>
+        <w:rPr>
+          <w:b/>
+          <w:bCs/>
+        </w:rPr>
+      </w:pPr>
+      <w:r>
+        <w:rPr>
+          <w:b/>
+          <w:bCs/>
+        </w:rPr>
         <w:t xml:space="preserve">Production </w:t>
       </w:r>
       <w:r>
-        <w:t>200 (100 staff + 100 BYOD)</w:t>
+        <w:rPr>
+          <w:b/>
+          <w:bCs/>
+        </w:rPr>
+        <w:t>400</w:t>
+      </w:r>
+      <w:r>
+        <w:rPr>
+          <w:b/>
+          <w:bCs/>
+        </w:rPr>
+        <w:t xml:space="preserve"> </w:t>
+      </w:r>
+    </w:p>
+    <w:p>
+      <w:pPr>
+        <w:pStyle w:val="ListParagraph"/>
+        <w:numPr>
+          <w:ilvl w:val="1"/>
+          <w:numId w:val="2"/>
+        </w:numPr>
+      </w:pPr>
+      <w:r>
+        <w:t>(</w:t>
+      </w:r>
+      <w:r>
+        <w:t>100 staff  + BYOD + expansion)</w:t>
+      </w:r>
+    </w:p>
+    <w:p>
+      <w:pPr>
+        <w:pStyle w:val="ListParagraph"/>
+        <w:numPr>
+          <w:ilvl w:val="1"/>
+          <w:numId w:val="2"/>
+        </w:numPr>
+      </w:pPr>
+      <w:r>
+        <w:t>Very likely to grow. Largest growth expected</w:t>
       </w:r>
     </w:p>
     <w:p>
@@ -29,12 +75,57 @@
           <w:ilvl w:val="0"/>
           <w:numId w:val="2"/>
         </w:numPr>
-      </w:pPr>
-      <w:r>
+        <w:rPr>
+          <w:b/>
+          <w:bCs/>
+        </w:rPr>
+      </w:pPr>
+      <w:r>
+        <w:rPr>
+          <w:b/>
+          <w:bCs/>
+        </w:rPr>
         <w:t xml:space="preserve">Warehouse </w:t>
       </w:r>
       <w:r>
-        <w:t>40 (20 staff + 20 BYOD)</w:t>
+        <w:rPr>
+          <w:b/>
+          <w:bCs/>
+        </w:rPr>
+        <w:t>50</w:t>
+      </w:r>
+    </w:p>
+    <w:p>
+      <w:pPr>
+        <w:pStyle w:val="ListParagraph"/>
+        <w:numPr>
+          <w:ilvl w:val="1"/>
+          <w:numId w:val="2"/>
+        </w:numPr>
+      </w:pPr>
+      <w:r>
+        <w:t>(</w:t>
+      </w:r>
+      <w:r>
+        <w:t>20 staff + BYOD + expansion</w:t>
+      </w:r>
+      <w:r>
+        <w:t>)</w:t>
+      </w:r>
+    </w:p>
+    <w:p>
+      <w:pPr>
+        <w:pStyle w:val="ListParagraph"/>
+        <w:numPr>
+          <w:ilvl w:val="1"/>
+          <w:numId w:val="2"/>
+        </w:numPr>
+      </w:pPr>
+      <w:r>
+        <w:t>Not expected to grow</w:t>
+      </w:r>
+      <w:r>
+        <w:t xml:space="preserve"> too much, very stable department</w:t>
       </w:r>
     </w:p>
     <w:p>
@@ -44,12 +135,54 @@
           <w:ilvl w:val="0"/>
           <w:numId w:val="2"/>
         </w:numPr>
-      </w:pPr>
-      <w:r>
+        <w:rPr>
+          <w:b/>
+          <w:bCs/>
+        </w:rPr>
+      </w:pPr>
+      <w:r>
+        <w:rPr>
+          <w:b/>
+          <w:bCs/>
+        </w:rPr>
         <w:t xml:space="preserve">Sales &amp; marketing </w:t>
       </w:r>
       <w:r>
-        <w:t>40 (20 staff + 20 BYOD)</w:t>
+        <w:rPr>
+          <w:b/>
+          <w:bCs/>
+        </w:rPr>
+        <w:t>60</w:t>
+      </w:r>
+    </w:p>
+    <w:p>
+      <w:pPr>
+        <w:pStyle w:val="ListParagraph"/>
+        <w:numPr>
+          <w:ilvl w:val="1"/>
+          <w:numId w:val="2"/>
+        </w:numPr>
+      </w:pPr>
+      <w:r>
+        <w:t xml:space="preserve"> (</w:t>
+      </w:r>
+      <w:r>
+        <w:t>20staff + BYOD + expansion</w:t>
+      </w:r>
+      <w:r>
+        <w:t>)</w:t>
+      </w:r>
+    </w:p>
+    <w:p>
+      <w:pPr>
+        <w:pStyle w:val="ListParagraph"/>
+        <w:numPr>
+          <w:ilvl w:val="1"/>
+          <w:numId w:val="2"/>
+        </w:numPr>
+      </w:pPr>
+      <w:r>
+        <w:t>Medium growth, BYOD heavy</w:t>
       </w:r>
     </w:p>
     <w:p>
@@ -59,12 +192,57 @@
           <w:ilvl w:val="0"/>
           <w:numId w:val="2"/>
         </w:numPr>
-      </w:pPr>
-      <w:r>
+        <w:rPr>
+          <w:b/>
+          <w:bCs/>
+        </w:rPr>
+      </w:pPr>
+      <w:r>
+        <w:rPr>
+          <w:b/>
+          <w:bCs/>
+        </w:rPr>
         <w:t xml:space="preserve">Finance </w:t>
       </w:r>
       <w:r>
-        <w:t>20 (10 staff + 10 BYOD)</w:t>
+        <w:rPr>
+          <w:b/>
+          <w:bCs/>
+        </w:rPr>
+        <w:t>30</w:t>
+      </w:r>
+    </w:p>
+    <w:p>
+      <w:pPr>
+        <w:pStyle w:val="ListParagraph"/>
+        <w:numPr>
+          <w:ilvl w:val="1"/>
+          <w:numId w:val="2"/>
+        </w:numPr>
+      </w:pPr>
+      <w:r>
+        <w:t xml:space="preserve">(10 staff + </w:t>
+      </w:r>
+      <w:r>
+        <w:t>BYOD + expansion</w:t>
+      </w:r>
+      <w:r>
+        <w:t>)</w:t>
+      </w:r>
+    </w:p>
+    <w:p>
+      <w:pPr>
+        <w:pStyle w:val="ListParagraph"/>
+        <w:numPr>
+          <w:ilvl w:val="1"/>
+          <w:numId w:val="2"/>
+        </w:numPr>
+      </w:pPr>
+      <w:r>
+        <w:t>Not expected to drastically grow</w:t>
+      </w:r>
+      <w:r>
+        <w:t>, small &amp; stable</w:t>
       </w:r>
     </w:p>
     <w:p>
@@ -74,12 +252,51 @@
           <w:ilvl w:val="0"/>
           <w:numId w:val="2"/>
         </w:numPr>
-      </w:pPr>
-      <w:r>
+        <w:rPr>
+          <w:b/>
+          <w:bCs/>
+        </w:rPr>
+      </w:pPr>
+      <w:r>
+        <w:rPr>
+          <w:b/>
+          <w:bCs/>
+        </w:rPr>
         <w:t xml:space="preserve">R&amp;D </w:t>
       </w:r>
       <w:r>
-        <w:t>60 (30 staff + 30 BYOD)</w:t>
+        <w:rPr>
+          <w:b/>
+          <w:bCs/>
+        </w:rPr>
+        <w:t>100</w:t>
+      </w:r>
+    </w:p>
+    <w:p>
+      <w:pPr>
+        <w:pStyle w:val="ListParagraph"/>
+        <w:numPr>
+          <w:ilvl w:val="1"/>
+          <w:numId w:val="2"/>
+        </w:numPr>
+      </w:pPr>
+      <w:r>
+        <w:t>(</w:t>
+      </w:r>
+      <w:r>
+        <w:t>30 staff + BYOD + growth)</w:t>
+      </w:r>
+    </w:p>
+    <w:p>
+      <w:pPr>
+        <w:pStyle w:val="ListParagraph"/>
+        <w:numPr>
+          <w:ilvl w:val="1"/>
+          <w:numId w:val="2"/>
+        </w:numPr>
+      </w:pPr>
+      <w:r>
+        <w:t>Moderate expansion on a new product</w:t>
       </w:r>
     </w:p>
     <w:p>
@@ -89,12 +306,57 @@
           <w:ilvl w:val="0"/>
           <w:numId w:val="2"/>
         </w:numPr>
-      </w:pPr>
-      <w:r>
+        <w:rPr>
+          <w:b/>
+          <w:bCs/>
+        </w:rPr>
+      </w:pPr>
+      <w:r>
+        <w:rPr>
+          <w:b/>
+          <w:bCs/>
+        </w:rPr>
         <w:t xml:space="preserve">Management </w:t>
       </w:r>
       <w:r>
-        <w:t>60 (30 staff + 30 BYOD)</w:t>
+        <w:rPr>
+          <w:b/>
+          <w:bCs/>
+        </w:rPr>
+        <w:t>80</w:t>
+      </w:r>
+    </w:p>
+    <w:p>
+      <w:pPr>
+        <w:pStyle w:val="ListParagraph"/>
+        <w:numPr>
+          <w:ilvl w:val="1"/>
+          <w:numId w:val="2"/>
+        </w:numPr>
+      </w:pPr>
+      <w:r>
+        <w:t xml:space="preserve">(30 staff + </w:t>
+      </w:r>
+      <w:r>
+        <w:t>BYOD + expansion</w:t>
+      </w:r>
+      <w:r>
+        <w:t>)</w:t>
+      </w:r>
+    </w:p>
+    <w:p>
+      <w:pPr>
+        <w:pStyle w:val="ListParagraph"/>
+        <w:numPr>
+          <w:ilvl w:val="1"/>
+          <w:numId w:val="2"/>
+        </w:numPr>
+      </w:pPr>
+      <w:r>
+        <w:t>Never need more management :)</w:t>
+      </w:r>
+      <w:r>
+        <w:t xml:space="preserve"> – limited growth</w:t>
       </w:r>
     </w:p>
     <w:p>
@@ -115,55 +377,78 @@
       <w:tblPr>
         <w:tblStyle w:val="TableGrid"/>
         <w:tblW w:w="0" w:type="auto"/>
+        <w:tblLayout w:type="fixed"/>
         <w:tblLook w:val="04A0" w:firstRow="1" w:lastRow="0" w:firstColumn="1" w:lastColumn="0" w:noHBand="0" w:noVBand="1"/>
       </w:tblPr>
       <w:tblGrid>
-        <w:gridCol w:w="1385"/>
-        <w:gridCol w:w="1006"/>
-        <w:gridCol w:w="906"/>
-        <w:gridCol w:w="1393"/>
-        <w:gridCol w:w="2314"/>
-        <w:gridCol w:w="1162"/>
-        <w:gridCol w:w="850"/>
+        <w:gridCol w:w="1413"/>
+        <w:gridCol w:w="992"/>
+        <w:gridCol w:w="992"/>
+        <w:gridCol w:w="851"/>
+        <w:gridCol w:w="1227"/>
+        <w:gridCol w:w="1608"/>
+        <w:gridCol w:w="1216"/>
+        <w:gridCol w:w="717"/>
       </w:tblGrid>
       <w:tr>
         <w:tc>
           <w:tcPr>
-            <w:tcW w:w="1385" w:type="dxa"/>
-            <w:shd w:val="clear" w:color="auto" w:fill="F6C5AC" w:themeFill="accent2" w:themeFillTint="66"/>
-          </w:tcPr>
-          <w:p>
-            <w:pPr>
-              <w:rPr>
-                <w:sz w:val="20"/>
-                <w:szCs w:val="20"/>
-              </w:rPr>
-            </w:pPr>
-            <w:r>
-              <w:rPr>
-                <w:sz w:val="20"/>
-                <w:szCs w:val="20"/>
-              </w:rPr>
-              <w:t>Department</w:t>
-            </w:r>
-          </w:p>
-        </w:tc>
-        <w:tc>
-          <w:tcPr>
-            <w:tcW w:w="1006" w:type="dxa"/>
-            <w:shd w:val="clear" w:color="auto" w:fill="F6C5AC" w:themeFill="accent2" w:themeFillTint="66"/>
-          </w:tcPr>
-          <w:p>
-            <w:pPr>
-              <w:rPr>
-                <w:sz w:val="20"/>
-                <w:szCs w:val="20"/>
-              </w:rPr>
-            </w:pPr>
-            <w:r>
-              <w:rPr>
-                <w:sz w:val="20"/>
-                <w:szCs w:val="20"/>
+            <w:tcW w:w="1413" w:type="dxa"/>
+            <w:shd w:val="clear" w:color="auto" w:fill="FAE2D5" w:themeFill="accent2" w:themeFillTint="33"/>
+          </w:tcPr>
+          <w:p>
+            <w:pPr>
+              <w:rPr>
+                <w:sz w:val="18"/>
+                <w:szCs w:val="18"/>
+              </w:rPr>
+            </w:pPr>
+            <w:r>
+              <w:rPr>
+                <w:sz w:val="18"/>
+                <w:szCs w:val="18"/>
+              </w:rPr>
+              <w:t xml:space="preserve">Department </w:t>
+            </w:r>
+          </w:p>
+        </w:tc>
+        <w:tc>
+          <w:tcPr>
+            <w:tcW w:w="992" w:type="dxa"/>
+            <w:shd w:val="clear" w:color="auto" w:fill="FAE2D5" w:themeFill="accent2" w:themeFillTint="33"/>
+          </w:tcPr>
+          <w:p>
+            <w:pPr>
+              <w:rPr>
+                <w:sz w:val="18"/>
+                <w:szCs w:val="18"/>
+              </w:rPr>
+            </w:pPr>
+            <w:r>
+              <w:rPr>
+                <w:sz w:val="18"/>
+                <w:szCs w:val="18"/>
+              </w:rPr>
+              <w:t>Hosts needed</w:t>
+            </w:r>
+          </w:p>
+        </w:tc>
+        <w:tc>
+          <w:tcPr>
+            <w:tcW w:w="992" w:type="dxa"/>
+            <w:shd w:val="clear" w:color="auto" w:fill="FAE2D5" w:themeFill="accent2" w:themeFillTint="33"/>
+          </w:tcPr>
+          <w:p>
+            <w:pPr>
+              <w:rPr>
+                <w:sz w:val="18"/>
+                <w:szCs w:val="18"/>
+              </w:rPr>
+            </w:pPr>
+            <w:r>
+              <w:rPr>
+                <w:sz w:val="18"/>
+                <w:szCs w:val="18"/>
               </w:rPr>
               <w:t>Hosts available</w:t>
             </w:r>
@@ -171,20 +456,20 @@
         </w:tc>
         <w:tc>
           <w:tcPr>
-            <w:tcW w:w="865" w:type="dxa"/>
-            <w:shd w:val="clear" w:color="auto" w:fill="F6C5AC" w:themeFill="accent2" w:themeFillTint="66"/>
-          </w:tcPr>
-          <w:p>
-            <w:pPr>
-              <w:rPr>
-                <w:sz w:val="20"/>
-                <w:szCs w:val="20"/>
-              </w:rPr>
-            </w:pPr>
-            <w:r>
-              <w:rPr>
-                <w:sz w:val="20"/>
-                <w:szCs w:val="20"/>
+            <w:tcW w:w="851" w:type="dxa"/>
+            <w:shd w:val="clear" w:color="auto" w:fill="FAE2D5" w:themeFill="accent2" w:themeFillTint="33"/>
+          </w:tcPr>
+          <w:p>
+            <w:pPr>
+              <w:rPr>
+                <w:sz w:val="18"/>
+                <w:szCs w:val="18"/>
+              </w:rPr>
+            </w:pPr>
+            <w:r>
+              <w:rPr>
+                <w:sz w:val="18"/>
+                <w:szCs w:val="18"/>
               </w:rPr>
               <w:t>Unused Hosts</w:t>
             </w:r>
@@ -192,20 +477,20 @@
         </w:tc>
         <w:tc>
           <w:tcPr>
-            <w:tcW w:w="1400" w:type="dxa"/>
-            <w:shd w:val="clear" w:color="auto" w:fill="F6C5AC" w:themeFill="accent2" w:themeFillTint="66"/>
-          </w:tcPr>
-          <w:p>
-            <w:pPr>
-              <w:rPr>
-                <w:sz w:val="20"/>
-                <w:szCs w:val="20"/>
-              </w:rPr>
-            </w:pPr>
-            <w:r>
-              <w:rPr>
-                <w:sz w:val="20"/>
-                <w:szCs w:val="20"/>
+            <w:tcW w:w="1227" w:type="dxa"/>
+            <w:shd w:val="clear" w:color="auto" w:fill="FAE2D5" w:themeFill="accent2" w:themeFillTint="33"/>
+          </w:tcPr>
+          <w:p>
+            <w:pPr>
+              <w:rPr>
+                <w:sz w:val="18"/>
+                <w:szCs w:val="18"/>
+              </w:rPr>
+            </w:pPr>
+            <w:r>
+              <w:rPr>
+                <w:sz w:val="18"/>
+                <w:szCs w:val="18"/>
               </w:rPr>
               <w:t>Network ID</w:t>
             </w:r>
@@ -213,20 +498,20 @@
         </w:tc>
         <w:tc>
           <w:tcPr>
-            <w:tcW w:w="2348" w:type="dxa"/>
-            <w:shd w:val="clear" w:color="auto" w:fill="F6C5AC" w:themeFill="accent2" w:themeFillTint="66"/>
-          </w:tcPr>
-          <w:p>
-            <w:pPr>
-              <w:rPr>
-                <w:sz w:val="20"/>
-                <w:szCs w:val="20"/>
-              </w:rPr>
-            </w:pPr>
-            <w:r>
-              <w:rPr>
-                <w:sz w:val="20"/>
-                <w:szCs w:val="20"/>
+            <w:tcW w:w="1608" w:type="dxa"/>
+            <w:shd w:val="clear" w:color="auto" w:fill="FAE2D5" w:themeFill="accent2" w:themeFillTint="33"/>
+          </w:tcPr>
+          <w:p>
+            <w:pPr>
+              <w:rPr>
+                <w:sz w:val="18"/>
+                <w:szCs w:val="18"/>
+              </w:rPr>
+            </w:pPr>
+            <w:r>
+              <w:rPr>
+                <w:sz w:val="18"/>
+                <w:szCs w:val="18"/>
               </w:rPr>
               <w:t>Useable Hosts</w:t>
             </w:r>
@@ -234,20 +519,20 @@
         </w:tc>
         <w:tc>
           <w:tcPr>
-            <w:tcW w:w="1162" w:type="dxa"/>
-            <w:shd w:val="clear" w:color="auto" w:fill="F6C5AC" w:themeFill="accent2" w:themeFillTint="66"/>
-          </w:tcPr>
-          <w:p>
-            <w:pPr>
-              <w:rPr>
-                <w:sz w:val="20"/>
-                <w:szCs w:val="20"/>
-              </w:rPr>
-            </w:pPr>
-            <w:r>
-              <w:rPr>
-                <w:sz w:val="20"/>
-                <w:szCs w:val="20"/>
+            <w:tcW w:w="1216" w:type="dxa"/>
+            <w:shd w:val="clear" w:color="auto" w:fill="FAE2D5" w:themeFill="accent2" w:themeFillTint="33"/>
+          </w:tcPr>
+          <w:p>
+            <w:pPr>
+              <w:rPr>
+                <w:sz w:val="18"/>
+                <w:szCs w:val="18"/>
+              </w:rPr>
+            </w:pPr>
+            <w:r>
+              <w:rPr>
+                <w:sz w:val="18"/>
+                <w:szCs w:val="18"/>
               </w:rPr>
               <w:t>Broadcast ID</w:t>
             </w:r>
@@ -255,22 +540,22 @@
         </w:tc>
         <w:tc>
           <w:tcPr>
-            <w:tcW w:w="850" w:type="dxa"/>
-            <w:shd w:val="clear" w:color="auto" w:fill="F6C5AC" w:themeFill="accent2" w:themeFillTint="66"/>
-          </w:tcPr>
-          <w:p>
-            <w:pPr>
-              <w:rPr>
-                <w:sz w:val="20"/>
-                <w:szCs w:val="20"/>
-              </w:rPr>
-            </w:pPr>
-            <w:r>
-              <w:rPr>
-                <w:sz w:val="20"/>
-                <w:szCs w:val="20"/>
-              </w:rPr>
-              <w:t>Subnet Mask</w:t>
+            <w:tcW w:w="717" w:type="dxa"/>
+            <w:shd w:val="clear" w:color="auto" w:fill="FAE2D5" w:themeFill="accent2" w:themeFillTint="33"/>
+          </w:tcPr>
+          <w:p>
+            <w:pPr>
+              <w:rPr>
+                <w:sz w:val="18"/>
+                <w:szCs w:val="18"/>
+              </w:rPr>
+            </w:pPr>
+            <w:r>
+              <w:rPr>
+                <w:sz w:val="18"/>
+                <w:szCs w:val="18"/>
+              </w:rPr>
+              <w:t>Mask</w:t>
             </w:r>
           </w:p>
         </w:tc>
@@ -278,71 +563,87 @@
       <w:tr>
         <w:tc>
           <w:tcPr>
-            <w:tcW w:w="1385" w:type="dxa"/>
-            <w:shd w:val="clear" w:color="auto" w:fill="F2F2F2" w:themeFill="background1" w:themeFillShade="F2"/>
-          </w:tcPr>
-          <w:p>
-            <w:pPr>
-              <w:rPr>
-                <w:sz w:val="20"/>
-                <w:szCs w:val="20"/>
-              </w:rPr>
-            </w:pPr>
-            <w:r>
-              <w:rPr>
-                <w:sz w:val="20"/>
-                <w:szCs w:val="20"/>
-              </w:rPr>
-              <w:t>Production (200hosts)</w:t>
-            </w:r>
-          </w:p>
-        </w:tc>
-        <w:tc>
-          <w:tcPr>
-            <w:tcW w:w="1006" w:type="dxa"/>
-            <w:shd w:val="clear" w:color="auto" w:fill="F2F2F2" w:themeFill="background1" w:themeFillShade="F2"/>
-          </w:tcPr>
-          <w:p>
-            <w:pPr>
-              <w:rPr>
-                <w:sz w:val="20"/>
-                <w:szCs w:val="20"/>
-              </w:rPr>
-            </w:pPr>
-            <w:r>
-              <w:rPr>
-                <w:sz w:val="20"/>
-                <w:szCs w:val="20"/>
-              </w:rPr>
-              <w:t>254</w:t>
-            </w:r>
-          </w:p>
-        </w:tc>
-        <w:tc>
-          <w:tcPr>
-            <w:tcW w:w="865" w:type="dxa"/>
-            <w:shd w:val="clear" w:color="auto" w:fill="F2F2F2" w:themeFill="background1" w:themeFillShade="F2"/>
-          </w:tcPr>
-          <w:p>
-            <w:pPr>
-              <w:rPr>
-                <w:sz w:val="20"/>
-                <w:szCs w:val="20"/>
-              </w:rPr>
-            </w:pPr>
-            <w:r>
-              <w:rPr>
-                <w:sz w:val="20"/>
-                <w:szCs w:val="20"/>
-              </w:rPr>
-              <w:t>54</w:t>
-            </w:r>
-          </w:p>
-        </w:tc>
-        <w:tc>
-          <w:tcPr>
-            <w:tcW w:w="1400" w:type="dxa"/>
-            <w:shd w:val="clear" w:color="auto" w:fill="F2F2F2" w:themeFill="background1" w:themeFillShade="F2"/>
+            <w:tcW w:w="1413" w:type="dxa"/>
+          </w:tcPr>
+          <w:p>
+            <w:pPr>
+              <w:rPr>
+                <w:sz w:val="20"/>
+                <w:szCs w:val="20"/>
+              </w:rPr>
+            </w:pPr>
+            <w:r>
+              <w:rPr>
+                <w:sz w:val="20"/>
+                <w:szCs w:val="20"/>
+              </w:rPr>
+              <w:t>Production</w:t>
+            </w:r>
+          </w:p>
+        </w:tc>
+        <w:tc>
+          <w:tcPr>
+            <w:tcW w:w="992" w:type="dxa"/>
+          </w:tcPr>
+          <w:p>
+            <w:pPr>
+              <w:rPr>
+                <w:sz w:val="20"/>
+                <w:szCs w:val="20"/>
+              </w:rPr>
+            </w:pPr>
+            <w:r>
+              <w:rPr>
+                <w:sz w:val="20"/>
+                <w:szCs w:val="20"/>
+              </w:rPr>
+              <w:t>400</w:t>
+            </w:r>
+          </w:p>
+        </w:tc>
+        <w:tc>
+          <w:tcPr>
+            <w:tcW w:w="992" w:type="dxa"/>
+          </w:tcPr>
+          <w:p>
+            <w:pPr>
+              <w:rPr>
+                <w:sz w:val="20"/>
+                <w:szCs w:val="20"/>
+              </w:rPr>
+            </w:pPr>
+            <w:r>
+              <w:rPr>
+                <w:sz w:val="20"/>
+                <w:szCs w:val="20"/>
+              </w:rPr>
+              <w:t>510</w:t>
+            </w:r>
+          </w:p>
+        </w:tc>
+        <w:tc>
+          <w:tcPr>
+            <w:tcW w:w="851" w:type="dxa"/>
+          </w:tcPr>
+          <w:p>
+            <w:pPr>
+              <w:rPr>
+                <w:sz w:val="20"/>
+                <w:szCs w:val="20"/>
+              </w:rPr>
+            </w:pPr>
+            <w:r>
+              <w:rPr>
+                <w:sz w:val="20"/>
+                <w:szCs w:val="20"/>
+              </w:rPr>
+              <w:t>110</w:t>
+            </w:r>
+          </w:p>
+        </w:tc>
+        <w:tc>
+          <w:tcPr>
+            <w:tcW w:w="1227" w:type="dxa"/>
           </w:tcPr>
           <w:p>
             <w:pPr>
@@ -362,92 +663,61 @@
         </w:tc>
         <w:tc>
           <w:tcPr>
-            <w:tcW w:w="2348" w:type="dxa"/>
-            <w:shd w:val="clear" w:color="auto" w:fill="F2F2F2" w:themeFill="background1" w:themeFillShade="F2"/>
-          </w:tcPr>
-          <w:p>
-            <w:pPr>
-              <w:rPr>
-                <w:sz w:val="20"/>
-                <w:szCs w:val="20"/>
-              </w:rPr>
-            </w:pPr>
-            <w:r>
-              <w:rPr>
-                <w:sz w:val="20"/>
-                <w:szCs w:val="20"/>
-              </w:rPr>
-              <w:t>10.0.0.</w:t>
-            </w:r>
-            <w:r>
-              <w:rPr>
-                <w:sz w:val="20"/>
-                <w:szCs w:val="20"/>
-              </w:rPr>
-              <w:t xml:space="preserve">1 - </w:t>
-            </w:r>
-            <w:r>
-              <w:rPr>
-                <w:sz w:val="20"/>
-                <w:szCs w:val="20"/>
-              </w:rPr>
-              <w:t>10.0.0.</w:t>
-            </w:r>
-            <w:r>
-              <w:rPr>
-                <w:sz w:val="20"/>
-                <w:szCs w:val="20"/>
-              </w:rPr>
-              <w:t>254</w:t>
-            </w:r>
-          </w:p>
-        </w:tc>
-        <w:tc>
-          <w:tcPr>
-            <w:tcW w:w="1162" w:type="dxa"/>
-            <w:shd w:val="clear" w:color="auto" w:fill="F2F2F2" w:themeFill="background1" w:themeFillShade="F2"/>
-          </w:tcPr>
-          <w:p>
-            <w:pPr>
-              <w:rPr>
-                <w:sz w:val="20"/>
-                <w:szCs w:val="20"/>
-              </w:rPr>
-            </w:pPr>
-            <w:r>
-              <w:rPr>
-                <w:sz w:val="20"/>
-                <w:szCs w:val="20"/>
-              </w:rPr>
-              <w:t>10.0.0.</w:t>
-            </w:r>
-            <w:r>
-              <w:rPr>
-                <w:sz w:val="20"/>
-                <w:szCs w:val="20"/>
-              </w:rPr>
-              <w:t>255</w:t>
-            </w:r>
-          </w:p>
-        </w:tc>
-        <w:tc>
-          <w:tcPr>
-            <w:tcW w:w="850" w:type="dxa"/>
-            <w:shd w:val="clear" w:color="auto" w:fill="F2F2F2" w:themeFill="background1" w:themeFillShade="F2"/>
-          </w:tcPr>
-          <w:p>
-            <w:pPr>
-              <w:rPr>
-                <w:sz w:val="20"/>
-                <w:szCs w:val="20"/>
-              </w:rPr>
-            </w:pPr>
-            <w:r>
-              <w:rPr>
-                <w:sz w:val="20"/>
-                <w:szCs w:val="20"/>
-              </w:rPr>
-              <w:t>/24</w:t>
+            <w:tcW w:w="1608" w:type="dxa"/>
+          </w:tcPr>
+          <w:p>
+            <w:pPr>
+              <w:rPr>
+                <w:sz w:val="20"/>
+                <w:szCs w:val="20"/>
+              </w:rPr>
+            </w:pPr>
+            <w:r>
+              <w:rPr>
+                <w:sz w:val="20"/>
+                <w:szCs w:val="20"/>
+              </w:rPr>
+              <w:t>10.0.0.1 – 10.0.1.254</w:t>
+            </w:r>
+          </w:p>
+        </w:tc>
+        <w:tc>
+          <w:tcPr>
+            <w:tcW w:w="1216" w:type="dxa"/>
+          </w:tcPr>
+          <w:p>
+            <w:pPr>
+              <w:rPr>
+                <w:sz w:val="20"/>
+                <w:szCs w:val="20"/>
+              </w:rPr>
+            </w:pPr>
+            <w:r>
+              <w:rPr>
+                <w:sz w:val="20"/>
+                <w:szCs w:val="20"/>
+              </w:rPr>
+              <w:t>10.0.1.255</w:t>
+            </w:r>
+          </w:p>
+        </w:tc>
+        <w:tc>
+          <w:tcPr>
+            <w:tcW w:w="717" w:type="dxa"/>
+          </w:tcPr>
+          <w:p>
+            <w:pPr>
+              <w:rPr>
+                <w:sz w:val="20"/>
+                <w:szCs w:val="20"/>
+              </w:rPr>
+            </w:pPr>
+            <w:r>
+              <w:rPr>
+                <w:sz w:val="20"/>
+                <w:szCs w:val="20"/>
+              </w:rPr>
+              <w:t>/23</w:t>
             </w:r>
           </w:p>
         </w:tc>
@@ -455,29 +725,27 @@
       <w:tr>
         <w:tc>
           <w:tcPr>
-            <w:tcW w:w="1385" w:type="dxa"/>
-            <w:shd w:val="clear" w:color="auto" w:fill="D9D9D9" w:themeFill="background1" w:themeFillShade="D9"/>
-          </w:tcPr>
-          <w:p>
-            <w:pPr>
-              <w:rPr>
-                <w:sz w:val="20"/>
-                <w:szCs w:val="20"/>
-              </w:rPr>
-            </w:pPr>
-            <w:r>
-              <w:rPr>
-                <w:sz w:val="20"/>
-                <w:szCs w:val="20"/>
-              </w:rPr>
-              <w:t>Management (60hosts)</w:t>
-            </w:r>
-          </w:p>
-        </w:tc>
-        <w:tc>
-          <w:tcPr>
-            <w:tcW w:w="1006" w:type="dxa"/>
-            <w:shd w:val="clear" w:color="auto" w:fill="D9D9D9" w:themeFill="background1" w:themeFillShade="D9"/>
+            <w:tcW w:w="1413" w:type="dxa"/>
+          </w:tcPr>
+          <w:p>
+            <w:pPr>
+              <w:rPr>
+                <w:sz w:val="20"/>
+                <w:szCs w:val="20"/>
+              </w:rPr>
+            </w:pPr>
+            <w:r>
+              <w:rPr>
+                <w:sz w:val="20"/>
+                <w:szCs w:val="20"/>
+              </w:rPr>
+              <w:t>R&amp;D</w:t>
+            </w:r>
+          </w:p>
+        </w:tc>
+        <w:tc>
+          <w:tcPr>
+            <w:tcW w:w="992" w:type="dxa"/>
           </w:tcPr>
           <w:p>
             <w:pPr>
@@ -492,14 +760,13 @@
                 <w:sz w:val="20"/>
                 <w:szCs w:val="20"/>
               </w:rPr>
-              <w:t>62</w:t>
-            </w:r>
-          </w:p>
-        </w:tc>
-        <w:tc>
-          <w:tcPr>
-            <w:tcW w:w="865" w:type="dxa"/>
-            <w:shd w:val="clear" w:color="auto" w:fill="D9D9D9" w:themeFill="background1" w:themeFillShade="D9"/>
+              <w:t>100</w:t>
+            </w:r>
+          </w:p>
+        </w:tc>
+        <w:tc>
+          <w:tcPr>
+            <w:tcW w:w="992" w:type="dxa"/>
           </w:tcPr>
           <w:p>
             <w:pPr>
@@ -514,14 +781,13 @@
                 <w:sz w:val="20"/>
                 <w:szCs w:val="20"/>
               </w:rPr>
-              <w:t>2</w:t>
-            </w:r>
-          </w:p>
-        </w:tc>
-        <w:tc>
-          <w:tcPr>
-            <w:tcW w:w="1400" w:type="dxa"/>
-            <w:shd w:val="clear" w:color="auto" w:fill="D9D9D9" w:themeFill="background1" w:themeFillShade="D9"/>
+              <w:t>126</w:t>
+            </w:r>
+          </w:p>
+        </w:tc>
+        <w:tc>
+          <w:tcPr>
+            <w:tcW w:w="851" w:type="dxa"/>
           </w:tcPr>
           <w:p>
             <w:pPr>
@@ -536,98 +802,88 @@
                 <w:sz w:val="20"/>
                 <w:szCs w:val="20"/>
               </w:rPr>
-              <w:t>10.0.1.0</w:t>
-            </w:r>
-          </w:p>
-        </w:tc>
-        <w:tc>
-          <w:tcPr>
-            <w:tcW w:w="2348" w:type="dxa"/>
-            <w:shd w:val="clear" w:color="auto" w:fill="D9D9D9" w:themeFill="background1" w:themeFillShade="D9"/>
-          </w:tcPr>
-          <w:p>
-            <w:pPr>
-              <w:rPr>
-                <w:sz w:val="20"/>
-                <w:szCs w:val="20"/>
-              </w:rPr>
-            </w:pPr>
-            <w:r>
-              <w:rPr>
-                <w:sz w:val="20"/>
-                <w:szCs w:val="20"/>
-              </w:rPr>
-              <w:t>10.0.1.</w:t>
-            </w:r>
-            <w:r>
-              <w:rPr>
-                <w:sz w:val="20"/>
-                <w:szCs w:val="20"/>
-              </w:rPr>
-              <w:t xml:space="preserve">1 - </w:t>
-            </w:r>
-            <w:r>
-              <w:rPr>
-                <w:sz w:val="20"/>
-                <w:szCs w:val="20"/>
-              </w:rPr>
-              <w:t>10.0.1.</w:t>
-            </w:r>
-            <w:r>
-              <w:rPr>
-                <w:sz w:val="20"/>
-                <w:szCs w:val="20"/>
-              </w:rPr>
-              <w:t>62</w:t>
-            </w:r>
-          </w:p>
-        </w:tc>
-        <w:tc>
-          <w:tcPr>
-            <w:tcW w:w="1162" w:type="dxa"/>
-            <w:shd w:val="clear" w:color="auto" w:fill="D9D9D9" w:themeFill="background1" w:themeFillShade="D9"/>
-          </w:tcPr>
-          <w:p>
-            <w:pPr>
-              <w:rPr>
-                <w:sz w:val="20"/>
-                <w:szCs w:val="20"/>
-              </w:rPr>
-            </w:pPr>
-            <w:r>
-              <w:rPr>
-                <w:sz w:val="20"/>
-                <w:szCs w:val="20"/>
-              </w:rPr>
-              <w:t>10.0.1.</w:t>
-            </w:r>
-            <w:r>
-              <w:rPr>
-                <w:sz w:val="20"/>
-                <w:szCs w:val="20"/>
-              </w:rPr>
-              <w:t>63</w:t>
-            </w:r>
-          </w:p>
-        </w:tc>
-        <w:tc>
-          <w:tcPr>
-            <w:tcW w:w="850" w:type="dxa"/>
-            <w:shd w:val="clear" w:color="auto" w:fill="D9D9D9" w:themeFill="background1" w:themeFillShade="D9"/>
-          </w:tcPr>
-          <w:p>
-            <w:pPr>
-              <w:rPr>
-                <w:sz w:val="20"/>
-                <w:szCs w:val="20"/>
-              </w:rPr>
-            </w:pPr>
-            <w:r>
-              <w:rPr>
-                <w:sz w:val="20"/>
-                <w:szCs w:val="20"/>
-              </w:rPr>
-              <w:t>/26</w:t>
+              <w:t>26</w:t>
+            </w:r>
+          </w:p>
+        </w:tc>
+        <w:tc>
+          <w:tcPr>
+            <w:tcW w:w="1227" w:type="dxa"/>
+          </w:tcPr>
+          <w:p>
+            <w:pPr>
+              <w:ind w:left="720" w:hanging="720"/>
+              <w:rPr>
+                <w:sz w:val="20"/>
+                <w:szCs w:val="20"/>
+              </w:rPr>
+            </w:pPr>
+            <w:r>
+              <w:rPr>
+                <w:sz w:val="20"/>
+                <w:szCs w:val="20"/>
+              </w:rPr>
+              <w:t>10.0.2.0</w:t>
+            </w:r>
+          </w:p>
+        </w:tc>
+        <w:tc>
+          <w:tcPr>
+            <w:tcW w:w="1608" w:type="dxa"/>
+          </w:tcPr>
+          <w:p>
+            <w:pPr>
+              <w:rPr>
+                <w:sz w:val="20"/>
+                <w:szCs w:val="20"/>
+              </w:rPr>
+            </w:pPr>
+            <w:r>
+              <w:rPr>
+                <w:sz w:val="20"/>
+                <w:szCs w:val="20"/>
+              </w:rPr>
+              <w:t>10.0.2.1 – 10.0.2.126</w:t>
+            </w:r>
+          </w:p>
+        </w:tc>
+        <w:tc>
+          <w:tcPr>
+            <w:tcW w:w="1216" w:type="dxa"/>
+          </w:tcPr>
+          <w:p>
+            <w:pPr>
+              <w:rPr>
+                <w:sz w:val="20"/>
+                <w:szCs w:val="20"/>
+              </w:rPr>
+            </w:pPr>
+            <w:r>
+              <w:rPr>
+                <w:sz w:val="20"/>
+                <w:szCs w:val="20"/>
+              </w:rPr>
+              <w:t>10.0.2.127</w:t>
+            </w:r>
+          </w:p>
+        </w:tc>
+        <w:tc>
+          <w:tcPr>
+            <w:tcW w:w="717" w:type="dxa"/>
+          </w:tcPr>
+          <w:p>
+            <w:pPr>
+              <w:rPr>
+                <w:sz w:val="20"/>
+                <w:szCs w:val="20"/>
+              </w:rPr>
+            </w:pPr>
+            <w:r>
+              <w:rPr>
+                <w:sz w:val="20"/>
+                <w:szCs w:val="20"/>
+              </w:rPr>
+              <w:t>/25</w:t>
             </w:r>
           </w:p>
         </w:tc>
@@ -635,128 +891,55 @@
       <w:tr>
         <w:tc>
           <w:tcPr>
-            <w:tcW w:w="1385" w:type="dxa"/>
-            <w:shd w:val="clear" w:color="auto" w:fill="F2F2F2" w:themeFill="background1" w:themeFillShade="F2"/>
-          </w:tcPr>
-          <w:p>
-            <w:pPr>
-              <w:rPr>
-                <w:sz w:val="20"/>
-                <w:szCs w:val="20"/>
-              </w:rPr>
-            </w:pPr>
-            <w:r>
-              <w:rPr>
-                <w:sz w:val="20"/>
-                <w:szCs w:val="20"/>
-              </w:rPr>
-              <w:t>R&amp;D (60hosts)</w:t>
-            </w:r>
-          </w:p>
-        </w:tc>
-        <w:tc>
-          <w:tcPr>
-            <w:tcW w:w="1006" w:type="dxa"/>
-            <w:shd w:val="clear" w:color="auto" w:fill="F2F2F2" w:themeFill="background1" w:themeFillShade="F2"/>
-          </w:tcPr>
-          <w:p>
-            <w:pPr>
-              <w:rPr>
-                <w:sz w:val="20"/>
-                <w:szCs w:val="20"/>
-              </w:rPr>
-            </w:pPr>
-            <w:r>
-              <w:rPr>
-                <w:sz w:val="20"/>
-                <w:szCs w:val="20"/>
-              </w:rPr>
-              <w:t>62</w:t>
-            </w:r>
-          </w:p>
-        </w:tc>
-        <w:tc>
-          <w:tcPr>
-            <w:tcW w:w="865" w:type="dxa"/>
-            <w:shd w:val="clear" w:color="auto" w:fill="F2F2F2" w:themeFill="background1" w:themeFillShade="F2"/>
-          </w:tcPr>
-          <w:p>
-            <w:pPr>
-              <w:rPr>
-                <w:sz w:val="20"/>
-                <w:szCs w:val="20"/>
-              </w:rPr>
-            </w:pPr>
-            <w:r>
-              <w:rPr>
-                <w:sz w:val="20"/>
-                <w:szCs w:val="20"/>
-              </w:rPr>
-              <w:t>2</w:t>
-            </w:r>
-          </w:p>
-        </w:tc>
-        <w:tc>
-          <w:tcPr>
-            <w:tcW w:w="1400" w:type="dxa"/>
-            <w:shd w:val="clear" w:color="auto" w:fill="F2F2F2" w:themeFill="background1" w:themeFillShade="F2"/>
-          </w:tcPr>
-          <w:p>
-            <w:pPr>
-              <w:rPr>
-                <w:sz w:val="20"/>
-                <w:szCs w:val="20"/>
-              </w:rPr>
-            </w:pPr>
-            <w:r>
-              <w:rPr>
-                <w:sz w:val="20"/>
-                <w:szCs w:val="20"/>
-              </w:rPr>
-              <w:t>10.0.1.</w:t>
-            </w:r>
-            <w:r>
-              <w:rPr>
-                <w:sz w:val="20"/>
-                <w:szCs w:val="20"/>
-              </w:rPr>
-              <w:t>64</w:t>
-            </w:r>
-          </w:p>
-        </w:tc>
-        <w:tc>
-          <w:tcPr>
-            <w:tcW w:w="2348" w:type="dxa"/>
-            <w:shd w:val="clear" w:color="auto" w:fill="F2F2F2" w:themeFill="background1" w:themeFillShade="F2"/>
-          </w:tcPr>
-          <w:p>
-            <w:pPr>
-              <w:rPr>
-                <w:sz w:val="20"/>
-                <w:szCs w:val="20"/>
-              </w:rPr>
-            </w:pPr>
-            <w:r>
-              <w:rPr>
-                <w:sz w:val="20"/>
-                <w:szCs w:val="20"/>
-              </w:rPr>
-              <w:t>10.0.1</w:t>
-            </w:r>
-            <w:r>
-              <w:rPr>
-                <w:sz w:val="20"/>
-                <w:szCs w:val="20"/>
-              </w:rPr>
-              <w:t xml:space="preserve">.65 - </w:t>
-            </w:r>
-            <w:r>
-              <w:rPr>
-                <w:sz w:val="20"/>
-                <w:szCs w:val="20"/>
-              </w:rPr>
-              <w:t>10.0.1.</w:t>
-            </w:r>
+            <w:tcW w:w="1413" w:type="dxa"/>
+          </w:tcPr>
+          <w:p>
+            <w:pPr>
+              <w:rPr>
+                <w:sz w:val="20"/>
+                <w:szCs w:val="20"/>
+              </w:rPr>
+            </w:pPr>
+            <w:r>
+              <w:rPr>
+                <w:sz w:val="20"/>
+                <w:szCs w:val="20"/>
+              </w:rPr>
+              <w:t>Management</w:t>
+            </w:r>
+          </w:p>
+        </w:tc>
+        <w:tc>
+          <w:tcPr>
+            <w:tcW w:w="992" w:type="dxa"/>
+          </w:tcPr>
+          <w:p>
+            <w:pPr>
+              <w:rPr>
+                <w:sz w:val="20"/>
+                <w:szCs w:val="20"/>
+              </w:rPr>
+            </w:pPr>
+            <w:r>
+              <w:rPr>
+                <w:sz w:val="20"/>
+                <w:szCs w:val="20"/>
+              </w:rPr>
+              <w:t>80</w:t>
+            </w:r>
+          </w:p>
+        </w:tc>
+        <w:tc>
+          <w:tcPr>
+            <w:tcW w:w="992" w:type="dxa"/>
+          </w:tcPr>
+          <w:p>
+            <w:pPr>
+              <w:rPr>
+                <w:sz w:val="20"/>
+                <w:szCs w:val="20"/>
+              </w:rPr>
+            </w:pPr>
             <w:r>
               <w:rPr>
                 <w:sz w:val="20"/>
@@ -768,50 +951,101 @@
         </w:tc>
         <w:tc>
           <w:tcPr>
-            <w:tcW w:w="1162" w:type="dxa"/>
-            <w:shd w:val="clear" w:color="auto" w:fill="F2F2F2" w:themeFill="background1" w:themeFillShade="F2"/>
-          </w:tcPr>
-          <w:p>
-            <w:pPr>
-              <w:rPr>
-                <w:sz w:val="20"/>
-                <w:szCs w:val="20"/>
-              </w:rPr>
-            </w:pPr>
-            <w:r>
-              <w:rPr>
-                <w:sz w:val="20"/>
-                <w:szCs w:val="20"/>
-              </w:rPr>
-              <w:t>10.0.1.</w:t>
-            </w:r>
-            <w:r>
-              <w:rPr>
-                <w:sz w:val="20"/>
-                <w:szCs w:val="20"/>
-              </w:rPr>
-              <w:t>127</w:t>
-            </w:r>
-          </w:p>
-        </w:tc>
-        <w:tc>
-          <w:tcPr>
-            <w:tcW w:w="850" w:type="dxa"/>
-            <w:shd w:val="clear" w:color="auto" w:fill="F2F2F2" w:themeFill="background1" w:themeFillShade="F2"/>
-          </w:tcPr>
-          <w:p>
-            <w:pPr>
-              <w:rPr>
-                <w:sz w:val="20"/>
-                <w:szCs w:val="20"/>
-              </w:rPr>
-            </w:pPr>
-            <w:r>
-              <w:rPr>
-                <w:sz w:val="20"/>
-                <w:szCs w:val="20"/>
-              </w:rPr>
-              <w:t>/26</w:t>
+            <w:tcW w:w="851" w:type="dxa"/>
+          </w:tcPr>
+          <w:p>
+            <w:pPr>
+              <w:rPr>
+                <w:sz w:val="20"/>
+                <w:szCs w:val="20"/>
+              </w:rPr>
+            </w:pPr>
+            <w:r>
+              <w:rPr>
+                <w:sz w:val="20"/>
+                <w:szCs w:val="20"/>
+              </w:rPr>
+              <w:t>46</w:t>
+            </w:r>
+          </w:p>
+        </w:tc>
+        <w:tc>
+          <w:tcPr>
+            <w:tcW w:w="1227" w:type="dxa"/>
+          </w:tcPr>
+          <w:p>
+            <w:pPr>
+              <w:rPr>
+                <w:sz w:val="20"/>
+                <w:szCs w:val="20"/>
+              </w:rPr>
+            </w:pPr>
+            <w:r>
+              <w:rPr>
+                <w:sz w:val="20"/>
+                <w:szCs w:val="20"/>
+              </w:rPr>
+              <w:t>10.0.2.128</w:t>
+            </w:r>
+          </w:p>
+        </w:tc>
+        <w:tc>
+          <w:tcPr>
+            <w:tcW w:w="1608" w:type="dxa"/>
+          </w:tcPr>
+          <w:p>
+            <w:pPr>
+              <w:rPr>
+                <w:sz w:val="20"/>
+                <w:szCs w:val="20"/>
+              </w:rPr>
+            </w:pPr>
+            <w:r>
+              <w:rPr>
+                <w:sz w:val="20"/>
+                <w:szCs w:val="20"/>
+              </w:rPr>
+              <w:t>10.0.2.129 – 10.0.2.254</w:t>
+            </w:r>
+          </w:p>
+        </w:tc>
+        <w:tc>
+          <w:tcPr>
+            <w:tcW w:w="1216" w:type="dxa"/>
+          </w:tcPr>
+          <w:p>
+            <w:pPr>
+              <w:rPr>
+                <w:sz w:val="20"/>
+                <w:szCs w:val="20"/>
+              </w:rPr>
+            </w:pPr>
+            <w:r>
+              <w:rPr>
+                <w:sz w:val="20"/>
+                <w:szCs w:val="20"/>
+              </w:rPr>
+              <w:t>10.0.2.255</w:t>
+            </w:r>
+          </w:p>
+        </w:tc>
+        <w:tc>
+          <w:tcPr>
+            <w:tcW w:w="717" w:type="dxa"/>
+          </w:tcPr>
+          <w:p>
+            <w:pPr>
+              <w:rPr>
+                <w:sz w:val="20"/>
+                <w:szCs w:val="20"/>
+              </w:rPr>
+            </w:pPr>
+            <w:r>
+              <w:rPr>
+                <w:sz w:val="20"/>
+                <w:szCs w:val="20"/>
+              </w:rPr>
+              <w:t>/25</w:t>
             </w:r>
           </w:p>
         </w:tc>
@@ -819,29 +1053,47 @@
       <w:tr>
         <w:tc>
           <w:tcPr>
-            <w:tcW w:w="1385" w:type="dxa"/>
-            <w:shd w:val="clear" w:color="auto" w:fill="D9D9D9" w:themeFill="background1" w:themeFillShade="D9"/>
-          </w:tcPr>
-          <w:p>
-            <w:pPr>
-              <w:rPr>
-                <w:sz w:val="20"/>
-                <w:szCs w:val="20"/>
-              </w:rPr>
-            </w:pPr>
-            <w:r>
-              <w:rPr>
-                <w:sz w:val="20"/>
-                <w:szCs w:val="20"/>
-              </w:rPr>
-              <w:t>Sales (40hosts)</w:t>
-            </w:r>
-          </w:p>
-        </w:tc>
-        <w:tc>
-          <w:tcPr>
-            <w:tcW w:w="1006" w:type="dxa"/>
-            <w:shd w:val="clear" w:color="auto" w:fill="D9D9D9" w:themeFill="background1" w:themeFillShade="D9"/>
+            <w:tcW w:w="1413" w:type="dxa"/>
+          </w:tcPr>
+          <w:p>
+            <w:pPr>
+              <w:rPr>
+                <w:sz w:val="20"/>
+                <w:szCs w:val="20"/>
+              </w:rPr>
+            </w:pPr>
+            <w:r>
+              <w:rPr>
+                <w:sz w:val="20"/>
+                <w:szCs w:val="20"/>
+              </w:rPr>
+              <w:t>Sales</w:t>
+            </w:r>
+          </w:p>
+        </w:tc>
+        <w:tc>
+          <w:tcPr>
+            <w:tcW w:w="992" w:type="dxa"/>
+          </w:tcPr>
+          <w:p>
+            <w:pPr>
+              <w:rPr>
+                <w:sz w:val="20"/>
+                <w:szCs w:val="20"/>
+              </w:rPr>
+            </w:pPr>
+            <w:r>
+              <w:rPr>
+                <w:sz w:val="20"/>
+                <w:szCs w:val="20"/>
+              </w:rPr>
+              <w:t>60</w:t>
+            </w:r>
+          </w:p>
+        </w:tc>
+        <w:tc>
+          <w:tcPr>
+            <w:tcW w:w="992" w:type="dxa"/>
           </w:tcPr>
           <w:p>
             <w:pPr>
@@ -861,127 +1113,87 @@
         </w:tc>
         <w:tc>
           <w:tcPr>
-            <w:tcW w:w="865" w:type="dxa"/>
-            <w:shd w:val="clear" w:color="auto" w:fill="D9D9D9" w:themeFill="background1" w:themeFillShade="D9"/>
-          </w:tcPr>
-          <w:p>
-            <w:pPr>
-              <w:rPr>
-                <w:sz w:val="20"/>
-                <w:szCs w:val="20"/>
-              </w:rPr>
-            </w:pPr>
-            <w:r>
-              <w:rPr>
-                <w:sz w:val="20"/>
-                <w:szCs w:val="20"/>
-              </w:rPr>
-              <w:t>22</w:t>
-            </w:r>
-          </w:p>
-        </w:tc>
-        <w:tc>
-          <w:tcPr>
-            <w:tcW w:w="1400" w:type="dxa"/>
-            <w:shd w:val="clear" w:color="auto" w:fill="D9D9D9" w:themeFill="background1" w:themeFillShade="D9"/>
-          </w:tcPr>
-          <w:p>
-            <w:pPr>
-              <w:rPr>
-                <w:sz w:val="20"/>
-                <w:szCs w:val="20"/>
-              </w:rPr>
-            </w:pPr>
-            <w:r>
-              <w:rPr>
-                <w:sz w:val="20"/>
-                <w:szCs w:val="20"/>
-              </w:rPr>
-              <w:t>10.0.1.</w:t>
-            </w:r>
-            <w:r>
-              <w:rPr>
-                <w:sz w:val="20"/>
-                <w:szCs w:val="20"/>
-              </w:rPr>
-              <w:t>128</w:t>
-            </w:r>
-          </w:p>
-        </w:tc>
-        <w:tc>
-          <w:tcPr>
-            <w:tcW w:w="2348" w:type="dxa"/>
-            <w:shd w:val="clear" w:color="auto" w:fill="D9D9D9" w:themeFill="background1" w:themeFillShade="D9"/>
-          </w:tcPr>
-          <w:p>
-            <w:pPr>
-              <w:rPr>
-                <w:sz w:val="20"/>
-                <w:szCs w:val="20"/>
-              </w:rPr>
-            </w:pPr>
-            <w:r>
-              <w:rPr>
-                <w:sz w:val="20"/>
-                <w:szCs w:val="20"/>
-              </w:rPr>
-              <w:t>10.0.1.</w:t>
-            </w:r>
-            <w:r>
-              <w:rPr>
-                <w:sz w:val="20"/>
-                <w:szCs w:val="20"/>
-              </w:rPr>
-              <w:t xml:space="preserve">129 - </w:t>
-            </w:r>
-            <w:r>
-              <w:rPr>
-                <w:sz w:val="20"/>
-                <w:szCs w:val="20"/>
-              </w:rPr>
-              <w:t>10.0.1.</w:t>
-            </w:r>
-            <w:r>
-              <w:rPr>
-                <w:sz w:val="20"/>
-                <w:szCs w:val="20"/>
-              </w:rPr>
-              <w:t>190</w:t>
-            </w:r>
-          </w:p>
-        </w:tc>
-        <w:tc>
-          <w:tcPr>
-            <w:tcW w:w="1162" w:type="dxa"/>
-            <w:shd w:val="clear" w:color="auto" w:fill="D9D9D9" w:themeFill="background1" w:themeFillShade="D9"/>
-          </w:tcPr>
-          <w:p>
-            <w:pPr>
-              <w:rPr>
-                <w:sz w:val="20"/>
-                <w:szCs w:val="20"/>
-              </w:rPr>
-            </w:pPr>
-            <w:r>
-              <w:rPr>
-                <w:sz w:val="20"/>
-                <w:szCs w:val="20"/>
-              </w:rPr>
-              <w:t>10.0.1.</w:t>
-            </w:r>
-            <w:r>
-              <w:rPr>
-                <w:sz w:val="20"/>
-                <w:szCs w:val="20"/>
-              </w:rPr>
-              <w:t>191</w:t>
-            </w:r>
-          </w:p>
-        </w:tc>
-        <w:tc>
-          <w:tcPr>
-            <w:tcW w:w="850" w:type="dxa"/>
-            <w:shd w:val="clear" w:color="auto" w:fill="D9D9D9" w:themeFill="background1" w:themeFillShade="D9"/>
+            <w:tcW w:w="851" w:type="dxa"/>
+          </w:tcPr>
+          <w:p>
+            <w:pPr>
+              <w:rPr>
+                <w:sz w:val="20"/>
+                <w:szCs w:val="20"/>
+              </w:rPr>
+            </w:pPr>
+            <w:r>
+              <w:rPr>
+                <w:sz w:val="20"/>
+                <w:szCs w:val="20"/>
+              </w:rPr>
+              <w:t>2</w:t>
+            </w:r>
+          </w:p>
+        </w:tc>
+        <w:tc>
+          <w:tcPr>
+            <w:tcW w:w="1227" w:type="dxa"/>
+          </w:tcPr>
+          <w:p>
+            <w:pPr>
+              <w:rPr>
+                <w:sz w:val="20"/>
+                <w:szCs w:val="20"/>
+              </w:rPr>
+            </w:pPr>
+            <w:r>
+              <w:rPr>
+                <w:sz w:val="20"/>
+                <w:szCs w:val="20"/>
+              </w:rPr>
+              <w:t>10.0.3.0</w:t>
+            </w:r>
+          </w:p>
+        </w:tc>
+        <w:tc>
+          <w:tcPr>
+            <w:tcW w:w="1608" w:type="dxa"/>
+          </w:tcPr>
+          <w:p>
+            <w:pPr>
+              <w:rPr>
+                <w:sz w:val="20"/>
+                <w:szCs w:val="20"/>
+              </w:rPr>
+            </w:pPr>
+            <w:r>
+              <w:rPr>
+                <w:sz w:val="20"/>
+                <w:szCs w:val="20"/>
+              </w:rPr>
+              <w:t>10.0.3.1 – 10.0.3.62</w:t>
+            </w:r>
+          </w:p>
+        </w:tc>
+        <w:tc>
+          <w:tcPr>
+            <w:tcW w:w="1216" w:type="dxa"/>
+          </w:tcPr>
+          <w:p>
+            <w:pPr>
+              <w:rPr>
+                <w:sz w:val="20"/>
+                <w:szCs w:val="20"/>
+              </w:rPr>
+            </w:pPr>
+            <w:r>
+              <w:rPr>
+                <w:sz w:val="20"/>
+                <w:szCs w:val="20"/>
+              </w:rPr>
+              <w:t>10.0.3.63</w:t>
+            </w:r>
+          </w:p>
+        </w:tc>
+        <w:tc>
+          <w:tcPr>
+            <w:tcW w:w="717" w:type="dxa"/>
           </w:tcPr>
           <w:p>
             <w:pPr>
@@ -1003,29 +1215,47 @@
       <w:tr>
         <w:tc>
           <w:tcPr>
-            <w:tcW w:w="1385" w:type="dxa"/>
-            <w:shd w:val="clear" w:color="auto" w:fill="F2F2F2" w:themeFill="background1" w:themeFillShade="F2"/>
-          </w:tcPr>
-          <w:p>
-            <w:pPr>
-              <w:rPr>
-                <w:sz w:val="20"/>
-                <w:szCs w:val="20"/>
-              </w:rPr>
-            </w:pPr>
-            <w:r>
-              <w:rPr>
-                <w:sz w:val="20"/>
-                <w:szCs w:val="20"/>
-              </w:rPr>
-              <w:t>Warehouse (40hosts)</w:t>
-            </w:r>
-          </w:p>
-        </w:tc>
-        <w:tc>
-          <w:tcPr>
-            <w:tcW w:w="1006" w:type="dxa"/>
-            <w:shd w:val="clear" w:color="auto" w:fill="F2F2F2" w:themeFill="background1" w:themeFillShade="F2"/>
+            <w:tcW w:w="1413" w:type="dxa"/>
+          </w:tcPr>
+          <w:p>
+            <w:pPr>
+              <w:rPr>
+                <w:sz w:val="20"/>
+                <w:szCs w:val="20"/>
+              </w:rPr>
+            </w:pPr>
+            <w:r>
+              <w:rPr>
+                <w:sz w:val="20"/>
+                <w:szCs w:val="20"/>
+              </w:rPr>
+              <w:t>Warehouse</w:t>
+            </w:r>
+          </w:p>
+        </w:tc>
+        <w:tc>
+          <w:tcPr>
+            <w:tcW w:w="992" w:type="dxa"/>
+          </w:tcPr>
+          <w:p>
+            <w:pPr>
+              <w:rPr>
+                <w:sz w:val="20"/>
+                <w:szCs w:val="20"/>
+              </w:rPr>
+            </w:pPr>
+            <w:r>
+              <w:rPr>
+                <w:sz w:val="20"/>
+                <w:szCs w:val="20"/>
+              </w:rPr>
+              <w:t>50</w:t>
+            </w:r>
+          </w:p>
+        </w:tc>
+        <w:tc>
+          <w:tcPr>
+            <w:tcW w:w="992" w:type="dxa"/>
           </w:tcPr>
           <w:p>
             <w:pPr>
@@ -1045,127 +1275,87 @@
         </w:tc>
         <w:tc>
           <w:tcPr>
-            <w:tcW w:w="865" w:type="dxa"/>
-            <w:shd w:val="clear" w:color="auto" w:fill="F2F2F2" w:themeFill="background1" w:themeFillShade="F2"/>
-          </w:tcPr>
-          <w:p>
-            <w:pPr>
-              <w:rPr>
-                <w:sz w:val="20"/>
-                <w:szCs w:val="20"/>
-              </w:rPr>
-            </w:pPr>
-            <w:r>
-              <w:rPr>
-                <w:sz w:val="20"/>
-                <w:szCs w:val="20"/>
-              </w:rPr>
-              <w:t>22</w:t>
-            </w:r>
-          </w:p>
-        </w:tc>
-        <w:tc>
-          <w:tcPr>
-            <w:tcW w:w="1400" w:type="dxa"/>
-            <w:shd w:val="clear" w:color="auto" w:fill="F2F2F2" w:themeFill="background1" w:themeFillShade="F2"/>
-          </w:tcPr>
-          <w:p>
-            <w:pPr>
-              <w:rPr>
-                <w:sz w:val="20"/>
-                <w:szCs w:val="20"/>
-              </w:rPr>
-            </w:pPr>
-            <w:r>
-              <w:rPr>
-                <w:sz w:val="20"/>
-                <w:szCs w:val="20"/>
-              </w:rPr>
-              <w:t>10.0.1.</w:t>
-            </w:r>
-            <w:r>
-              <w:rPr>
-                <w:sz w:val="20"/>
-                <w:szCs w:val="20"/>
-              </w:rPr>
-              <w:t>192</w:t>
-            </w:r>
-          </w:p>
-        </w:tc>
-        <w:tc>
-          <w:tcPr>
-            <w:tcW w:w="2348" w:type="dxa"/>
-            <w:shd w:val="clear" w:color="auto" w:fill="F2F2F2" w:themeFill="background1" w:themeFillShade="F2"/>
-          </w:tcPr>
-          <w:p>
-            <w:pPr>
-              <w:rPr>
-                <w:sz w:val="20"/>
-                <w:szCs w:val="20"/>
-              </w:rPr>
-            </w:pPr>
-            <w:r>
-              <w:rPr>
-                <w:sz w:val="20"/>
-                <w:szCs w:val="20"/>
-              </w:rPr>
-              <w:t>10.0.1.</w:t>
-            </w:r>
-            <w:r>
-              <w:rPr>
-                <w:sz w:val="20"/>
-                <w:szCs w:val="20"/>
-              </w:rPr>
-              <w:t xml:space="preserve">193 - </w:t>
-            </w:r>
-            <w:r>
-              <w:rPr>
-                <w:sz w:val="20"/>
-                <w:szCs w:val="20"/>
-              </w:rPr>
-              <w:t>10.0.1.</w:t>
-            </w:r>
-            <w:r>
-              <w:rPr>
-                <w:sz w:val="20"/>
-                <w:szCs w:val="20"/>
-              </w:rPr>
-              <w:t>254</w:t>
-            </w:r>
-          </w:p>
-        </w:tc>
-        <w:tc>
-          <w:tcPr>
-            <w:tcW w:w="1162" w:type="dxa"/>
-            <w:shd w:val="clear" w:color="auto" w:fill="F2F2F2" w:themeFill="background1" w:themeFillShade="F2"/>
-          </w:tcPr>
-          <w:p>
-            <w:pPr>
-              <w:rPr>
-                <w:sz w:val="20"/>
-                <w:szCs w:val="20"/>
-              </w:rPr>
-            </w:pPr>
-            <w:r>
-              <w:rPr>
-                <w:sz w:val="20"/>
-                <w:szCs w:val="20"/>
-              </w:rPr>
-              <w:t>10.0.1.</w:t>
-            </w:r>
-            <w:r>
-              <w:rPr>
-                <w:sz w:val="20"/>
-                <w:szCs w:val="20"/>
-              </w:rPr>
-              <w:t>255</w:t>
-            </w:r>
-          </w:p>
-        </w:tc>
-        <w:tc>
-          <w:tcPr>
-            <w:tcW w:w="850" w:type="dxa"/>
-            <w:shd w:val="clear" w:color="auto" w:fill="F2F2F2" w:themeFill="background1" w:themeFillShade="F2"/>
+            <w:tcW w:w="851" w:type="dxa"/>
+          </w:tcPr>
+          <w:p>
+            <w:pPr>
+              <w:rPr>
+                <w:sz w:val="20"/>
+                <w:szCs w:val="20"/>
+              </w:rPr>
+            </w:pPr>
+            <w:r>
+              <w:rPr>
+                <w:sz w:val="20"/>
+                <w:szCs w:val="20"/>
+              </w:rPr>
+              <w:t>12</w:t>
+            </w:r>
+          </w:p>
+        </w:tc>
+        <w:tc>
+          <w:tcPr>
+            <w:tcW w:w="1227" w:type="dxa"/>
+          </w:tcPr>
+          <w:p>
+            <w:pPr>
+              <w:rPr>
+                <w:sz w:val="20"/>
+                <w:szCs w:val="20"/>
+              </w:rPr>
+            </w:pPr>
+            <w:r>
+              <w:rPr>
+                <w:sz w:val="20"/>
+                <w:szCs w:val="20"/>
+              </w:rPr>
+              <w:t>10.0.3.64</w:t>
+            </w:r>
+          </w:p>
+        </w:tc>
+        <w:tc>
+          <w:tcPr>
+            <w:tcW w:w="1608" w:type="dxa"/>
+          </w:tcPr>
+          <w:p>
+            <w:pPr>
+              <w:rPr>
+                <w:sz w:val="20"/>
+                <w:szCs w:val="20"/>
+              </w:rPr>
+            </w:pPr>
+            <w:r>
+              <w:rPr>
+                <w:sz w:val="20"/>
+                <w:szCs w:val="20"/>
+              </w:rPr>
+              <w:t>10.0.3.65 – 10.0.3.126</w:t>
+            </w:r>
+          </w:p>
+        </w:tc>
+        <w:tc>
+          <w:tcPr>
+            <w:tcW w:w="1216" w:type="dxa"/>
+          </w:tcPr>
+          <w:p>
+            <w:pPr>
+              <w:rPr>
+                <w:sz w:val="20"/>
+                <w:szCs w:val="20"/>
+              </w:rPr>
+            </w:pPr>
+            <w:r>
+              <w:rPr>
+                <w:sz w:val="20"/>
+                <w:szCs w:val="20"/>
+              </w:rPr>
+              <w:t>10.0.3.127</w:t>
+            </w:r>
+          </w:p>
+        </w:tc>
+        <w:tc>
+          <w:tcPr>
+            <w:tcW w:w="717" w:type="dxa"/>
           </w:tcPr>
           <w:p>
             <w:pPr>
@@ -1187,29 +1377,27 @@
       <w:tr>
         <w:tc>
           <w:tcPr>
-            <w:tcW w:w="1385" w:type="dxa"/>
-            <w:shd w:val="clear" w:color="auto" w:fill="D9D9D9" w:themeFill="background1" w:themeFillShade="D9"/>
-          </w:tcPr>
-          <w:p>
-            <w:pPr>
-              <w:rPr>
-                <w:sz w:val="20"/>
-                <w:szCs w:val="20"/>
-              </w:rPr>
-            </w:pPr>
-            <w:r>
-              <w:rPr>
-                <w:sz w:val="20"/>
-                <w:szCs w:val="20"/>
-              </w:rPr>
-              <w:t>Finance (20hosts)</w:t>
-            </w:r>
-          </w:p>
-        </w:tc>
-        <w:tc>
-          <w:tcPr>
-            <w:tcW w:w="1006" w:type="dxa"/>
-            <w:shd w:val="clear" w:color="auto" w:fill="D9D9D9" w:themeFill="background1" w:themeFillShade="D9"/>
+            <w:tcW w:w="1413" w:type="dxa"/>
+          </w:tcPr>
+          <w:p>
+            <w:pPr>
+              <w:rPr>
+                <w:sz w:val="20"/>
+                <w:szCs w:val="20"/>
+              </w:rPr>
+            </w:pPr>
+            <w:r>
+              <w:rPr>
+                <w:sz w:val="20"/>
+                <w:szCs w:val="20"/>
+              </w:rPr>
+              <w:t>Finance</w:t>
+            </w:r>
+          </w:p>
+        </w:tc>
+        <w:tc>
+          <w:tcPr>
+            <w:tcW w:w="992" w:type="dxa"/>
           </w:tcPr>
           <w:p>
             <w:pPr>
@@ -1229,99 +1417,107 @@
         </w:tc>
         <w:tc>
           <w:tcPr>
-            <w:tcW w:w="865" w:type="dxa"/>
-            <w:shd w:val="clear" w:color="auto" w:fill="D9D9D9" w:themeFill="background1" w:themeFillShade="D9"/>
-          </w:tcPr>
-          <w:p>
-            <w:pPr>
-              <w:rPr>
-                <w:sz w:val="20"/>
-                <w:szCs w:val="20"/>
-              </w:rPr>
-            </w:pPr>
-            <w:r>
-              <w:rPr>
-                <w:sz w:val="20"/>
-                <w:szCs w:val="20"/>
-              </w:rPr>
-              <w:t>10</w:t>
-            </w:r>
-          </w:p>
-        </w:tc>
-        <w:tc>
-          <w:tcPr>
-            <w:tcW w:w="1400" w:type="dxa"/>
-            <w:shd w:val="clear" w:color="auto" w:fill="D9D9D9" w:themeFill="background1" w:themeFillShade="D9"/>
-          </w:tcPr>
-          <w:p>
-            <w:pPr>
-              <w:rPr>
-                <w:sz w:val="20"/>
-                <w:szCs w:val="20"/>
-              </w:rPr>
-            </w:pPr>
-            <w:r>
-              <w:rPr>
-                <w:sz w:val="20"/>
-                <w:szCs w:val="20"/>
-              </w:rPr>
-              <w:t>10.0.2.0</w:t>
-            </w:r>
-          </w:p>
-        </w:tc>
-        <w:tc>
-          <w:tcPr>
-            <w:tcW w:w="2348" w:type="dxa"/>
-            <w:shd w:val="clear" w:color="auto" w:fill="D9D9D9" w:themeFill="background1" w:themeFillShade="D9"/>
-          </w:tcPr>
-          <w:p>
-            <w:pPr>
-              <w:rPr>
-                <w:sz w:val="20"/>
-                <w:szCs w:val="20"/>
-              </w:rPr>
-            </w:pPr>
-            <w:r>
-              <w:rPr>
-                <w:sz w:val="20"/>
-                <w:szCs w:val="20"/>
-              </w:rPr>
-              <w:t>10.0.2.1 – 10.0.2.30</w:t>
-            </w:r>
-          </w:p>
-        </w:tc>
-        <w:tc>
-          <w:tcPr>
-            <w:tcW w:w="1162" w:type="dxa"/>
-            <w:shd w:val="clear" w:color="auto" w:fill="D9D9D9" w:themeFill="background1" w:themeFillShade="D9"/>
-          </w:tcPr>
-          <w:p>
-            <w:pPr>
-              <w:rPr>
-                <w:sz w:val="20"/>
-                <w:szCs w:val="20"/>
-              </w:rPr>
-            </w:pPr>
-            <w:r>
-              <w:rPr>
-                <w:sz w:val="20"/>
-                <w:szCs w:val="20"/>
-              </w:rPr>
-              <w:t>10.0.</w:t>
-            </w:r>
-            <w:r>
-              <w:rPr>
-                <w:sz w:val="20"/>
-                <w:szCs w:val="20"/>
-              </w:rPr>
-              <w:t>2.31</w:t>
-            </w:r>
-          </w:p>
-        </w:tc>
-        <w:tc>
-          <w:tcPr>
-            <w:tcW w:w="850" w:type="dxa"/>
-            <w:shd w:val="clear" w:color="auto" w:fill="D9D9D9" w:themeFill="background1" w:themeFillShade="D9"/>
+            <w:tcW w:w="992" w:type="dxa"/>
+          </w:tcPr>
+          <w:p>
+            <w:pPr>
+              <w:rPr>
+                <w:sz w:val="20"/>
+                <w:szCs w:val="20"/>
+              </w:rPr>
+            </w:pPr>
+            <w:r>
+              <w:rPr>
+                <w:sz w:val="20"/>
+                <w:szCs w:val="20"/>
+              </w:rPr>
+              <w:t>30</w:t>
+            </w:r>
+          </w:p>
+        </w:tc>
+        <w:tc>
+          <w:tcPr>
+            <w:tcW w:w="851" w:type="dxa"/>
+          </w:tcPr>
+          <w:p>
+            <w:pPr>
+              <w:rPr>
+                <w:sz w:val="20"/>
+                <w:szCs w:val="20"/>
+              </w:rPr>
+            </w:pPr>
+            <w:r>
+              <w:rPr>
+                <w:sz w:val="20"/>
+                <w:szCs w:val="20"/>
+              </w:rPr>
+              <w:t>0</w:t>
+            </w:r>
+          </w:p>
+        </w:tc>
+        <w:tc>
+          <w:tcPr>
+            <w:tcW w:w="1227" w:type="dxa"/>
+          </w:tcPr>
+          <w:p>
+            <w:pPr>
+              <w:rPr>
+                <w:sz w:val="20"/>
+                <w:szCs w:val="20"/>
+              </w:rPr>
+            </w:pPr>
+            <w:r>
+              <w:rPr>
+                <w:sz w:val="20"/>
+                <w:szCs w:val="20"/>
+              </w:rPr>
+              <w:t>10.0.3.128</w:t>
+            </w:r>
+          </w:p>
+        </w:tc>
+        <w:tc>
+          <w:tcPr>
+            <w:tcW w:w="1608" w:type="dxa"/>
+          </w:tcPr>
+          <w:p>
+            <w:pPr>
+              <w:rPr>
+                <w:sz w:val="20"/>
+                <w:szCs w:val="20"/>
+              </w:rPr>
+            </w:pPr>
+            <w:r>
+              <w:rPr>
+                <w:sz w:val="20"/>
+                <w:szCs w:val="20"/>
+              </w:rPr>
+              <w:t>10.0.3.129 – 10.0.3.158</w:t>
+            </w:r>
+          </w:p>
+        </w:tc>
+        <w:tc>
+          <w:tcPr>
+            <w:tcW w:w="1216" w:type="dxa"/>
+          </w:tcPr>
+          <w:p>
+            <w:pPr>
+              <w:rPr>
+                <w:sz w:val="20"/>
+                <w:szCs w:val="20"/>
+              </w:rPr>
+            </w:pPr>
+            <w:r>
+              <w:rPr>
+                <w:sz w:val="20"/>
+                <w:szCs w:val="20"/>
+              </w:rPr>
+              <w:t>10.0.3.159</w:t>
+            </w:r>
+          </w:p>
+        </w:tc>
+        <w:tc>
+          <w:tcPr>
+            <w:tcW w:w="717" w:type="dxa"/>
           </w:tcPr>
           <w:p>
             <w:pPr>
@@ -1337,99 +1533,6 @@
               </w:rPr>
               <w:t>/27</w:t>
             </w:r>
-          </w:p>
-        </w:tc>
-      </w:tr>
-      <w:tr>
-        <w:tc>
-          <w:tcPr>
-            <w:tcW w:w="1385" w:type="dxa"/>
-          </w:tcPr>
-          <w:p>
-            <w:pPr>
-              <w:rPr>
-                <w:sz w:val="20"/>
-                <w:szCs w:val="20"/>
-              </w:rPr>
-            </w:pPr>
-          </w:p>
-        </w:tc>
-        <w:tc>
-          <w:tcPr>
-            <w:tcW w:w="1006" w:type="dxa"/>
-          </w:tcPr>
-          <w:p>
-            <w:pPr>
-              <w:rPr>
-                <w:sz w:val="20"/>
-                <w:szCs w:val="20"/>
-              </w:rPr>
-            </w:pPr>
-          </w:p>
-        </w:tc>
-        <w:tc>
-          <w:tcPr>
-            <w:tcW w:w="865" w:type="dxa"/>
-          </w:tcPr>
-          <w:p>
-            <w:pPr>
-              <w:rPr>
-                <w:sz w:val="20"/>
-                <w:szCs w:val="20"/>
-              </w:rPr>
-            </w:pPr>
-          </w:p>
-        </w:tc>
-        <w:tc>
-          <w:tcPr>
-            <w:tcW w:w="1400" w:type="dxa"/>
-          </w:tcPr>
-          <w:p>
-            <w:pPr>
-              <w:rPr>
-                <w:sz w:val="20"/>
-                <w:szCs w:val="20"/>
-              </w:rPr>
-            </w:pPr>
-          </w:p>
-        </w:tc>
-        <w:tc>
-          <w:tcPr>
-            <w:tcW w:w="2348" w:type="dxa"/>
-          </w:tcPr>
-          <w:p>
-            <w:pPr>
-              <w:rPr>
-                <w:sz w:val="20"/>
-                <w:szCs w:val="20"/>
-              </w:rPr>
-            </w:pPr>
-          </w:p>
-        </w:tc>
-        <w:tc>
-          <w:tcPr>
-            <w:tcW w:w="1162" w:type="dxa"/>
-          </w:tcPr>
-          <w:p>
-            <w:pPr>
-              <w:rPr>
-                <w:sz w:val="20"/>
-                <w:szCs w:val="20"/>
-              </w:rPr>
-            </w:pPr>
-          </w:p>
-        </w:tc>
-        <w:tc>
-          <w:tcPr>
-            <w:tcW w:w="850" w:type="dxa"/>
-          </w:tcPr>
-          <w:p>
-            <w:pPr>
-              <w:rPr>
-                <w:sz w:val="20"/>
-                <w:szCs w:val="20"/>
-              </w:rPr>
-            </w:pPr>
           </w:p>
         </w:tc>
       </w:tr>
@@ -1464,7 +1567,7 @@
         <w:rFonts w:ascii="Symbol" w:eastAsiaTheme="minorHAnsi" w:hAnsi="Symbol" w:cs="Arial" w:hint="default"/>
       </w:rPr>
     </w:lvl>
-    <w:lvl w:ilvl="1" w:tplc="08090003" w:tentative="1">
+    <w:lvl w:ilvl="1" w:tplc="08090003">
       <w:start w:val="1"/>
       <w:numFmt w:val="bullet"/>
       <w:lvlText w:val="o"/>
@@ -1476,7 +1579,7 @@
         <w:rFonts w:ascii="Courier New" w:hAnsi="Courier New" w:cs="Courier New" w:hint="default"/>
       </w:rPr>
     </w:lvl>
-    <w:lvl w:ilvl="2" w:tplc="08090005" w:tentative="1">
+    <w:lvl w:ilvl="2" w:tplc="08090005">
       <w:start w:val="1"/>
       <w:numFmt w:val="bullet"/>
       <w:lvlText w:val=""/>
@@ -2286,7 +2389,6 @@
   <w:style w:type="character" w:default="1" w:styleId="DefaultParagraphFont">
     <w:name w:val="Default Paragraph Font"/>
     <w:uiPriority w:val="1"/>
-    <w:semiHidden/>
     <w:unhideWhenUsed/>
   </w:style>
   <w:style w:type="table" w:default="1" w:styleId="TableNormal">

--- a/project plan.docx
+++ b/project plan.docx
@@ -3,7 +3,15 @@
 <w:document xmlns:wpc="http://schemas.microsoft.com/office/word/2010/wordprocessingCanvas" xmlns:cx="http://schemas.microsoft.com/office/drawing/2014/chartex" xmlns:cx1="http://schemas.microsoft.com/office/drawing/2015/9/8/chartex" xmlns:cx2="http://schemas.microsoft.com/office/drawing/2015/10/21/chartex" xmlns:cx3="http://schemas.microsoft.com/office/drawing/2016/5/9/chartex" xmlns:cx4="http://schemas.microsoft.com/office/drawing/2016/5/10/chartex" xmlns:cx5="http://schemas.microsoft.com/office/drawing/2016/5/11/chartex" xmlns:cx6="http://schemas.microsoft.com/office/drawing/2016/5/12/chartex" xmlns:cx7="http://schemas.microsoft.com/office/drawing/2016/5/13/chartex" xmlns:cx8="http://schemas.microsoft.com/office/drawing/2016/5/14/chartex" xmlns:mc="http://schemas.openxmlformats.org/markup-compatibility/2006" xmlns:aink="http://schemas.microsoft.com/office/drawing/2016/ink" xmlns:am3d="http://schemas.microsoft.com/office/drawing/2017/model3d" xmlns:o="urn:schemas-microsoft-com:office:office" xmlns:oel="http://schemas.microsoft.com/office/2019/extlst" xmlns:r="http://schemas.openxmlformats.org/officeDocument/2006/relationships" xmlns:m="http://schemas.openxmlformats.org/officeDocument/2006/math" xmlns:v="urn:schemas-microsoft-com:vml" xmlns:wp14="http://schemas.microsoft.com/office/word/2010/wordprocessingDrawing" xmlns:wp="http://schemas.openxmlformats.org/drawingml/2006/wordprocessingDrawing" xmlns:w10="urn:schemas-microsoft-com:office:word" xmlns:w="http://schemas.openxmlformats.org/wordprocessingml/2006/main" xmlns:w14="http://schemas.microsoft.com/office/word/2010/wordml" xmlns:w15="http://schemas.microsoft.com/office/word/2012/wordml" xmlns:w16cex="http://schemas.microsoft.com/office/word/2018/wordml/cex" xmlns:w16cid="http://schemas.microsoft.com/office/word/2016/wordml/cid" xmlns:w16="http://schemas.microsoft.com/office/word/2018/wordml" xmlns:w16du="http://schemas.microsoft.com/office/word/2023/wordml/word16du" xmlns:w16sdtdh="http://schemas.microsoft.com/office/word/2020/wordml/sdtdatahash" xmlns:w16sdtfl="http://schemas.microsoft.com/office/word/2024/wordml/sdtformatlock" xmlns:w16se="http://schemas.microsoft.com/office/word/2015/wordml/symex" xmlns:wpg="http://schemas.microsoft.com/office/word/2010/wordprocessingGroup" xmlns:wpi="http://schemas.microsoft.com/office/word/2010/wordprocessingInk" xmlns:wne="http://schemas.microsoft.com/office/word/2006/wordml" xmlns:wps="http://schemas.microsoft.com/office/word/2010/wordprocessingShape" mc:Ignorable="w14 w15 w16se w16cid w16 w16cex w16sdtdh w16sdtfl w16du wp14">
   <w:body>
     <w:p>
-      <w:r>
+      <w:pPr>
+        <w:rPr>
+          <w:rFonts w:ascii="Times New Roman" w:hAnsi="Times New Roman" w:cs="Times New Roman"/>
+        </w:rPr>
+      </w:pPr>
+      <w:r>
+        <w:rPr>
+          <w:rFonts w:ascii="Times New Roman" w:hAnsi="Times New Roman" w:cs="Times New Roman"/>
+        </w:rPr>
         <w:t>200 staff</w:t>
       </w:r>
     </w:p>
@@ -15,12 +23,14 @@
           <w:numId w:val="2"/>
         </w:numPr>
         <w:rPr>
+          <w:rFonts w:ascii="Times New Roman" w:hAnsi="Times New Roman" w:cs="Times New Roman"/>
           <w:b/>
           <w:bCs/>
         </w:rPr>
       </w:pPr>
       <w:r>
         <w:rPr>
+          <w:rFonts w:ascii="Times New Roman" w:hAnsi="Times New Roman" w:cs="Times New Roman"/>
           <w:b/>
           <w:bCs/>
         </w:rPr>
@@ -28,6 +38,7 @@
       </w:r>
       <w:r>
         <w:rPr>
+          <w:rFonts w:ascii="Times New Roman" w:hAnsi="Times New Roman" w:cs="Times New Roman"/>
           <w:b/>
           <w:bCs/>
         </w:rPr>
@@ -35,6 +46,7 @@
       </w:r>
       <w:r>
         <w:rPr>
+          <w:rFonts w:ascii="Times New Roman" w:hAnsi="Times New Roman" w:cs="Times New Roman"/>
           <w:b/>
           <w:bCs/>
         </w:rPr>
@@ -48,11 +60,20 @@
           <w:ilvl w:val="1"/>
           <w:numId w:val="2"/>
         </w:numPr>
-      </w:pPr>
-      <w:r>
+        <w:rPr>
+          <w:rFonts w:ascii="Times New Roman" w:hAnsi="Times New Roman" w:cs="Times New Roman"/>
+        </w:rPr>
+      </w:pPr>
+      <w:r>
+        <w:rPr>
+          <w:rFonts w:ascii="Times New Roman" w:hAnsi="Times New Roman" w:cs="Times New Roman"/>
+        </w:rPr>
         <w:t>(</w:t>
       </w:r>
       <w:r>
+        <w:rPr>
+          <w:rFonts w:ascii="Times New Roman" w:hAnsi="Times New Roman" w:cs="Times New Roman"/>
+        </w:rPr>
         <w:t>100 staff  + BYOD + expansion)</w:t>
       </w:r>
     </w:p>
@@ -63,8 +84,14 @@
           <w:ilvl w:val="1"/>
           <w:numId w:val="2"/>
         </w:numPr>
-      </w:pPr>
-      <w:r>
+        <w:rPr>
+          <w:rFonts w:ascii="Times New Roman" w:hAnsi="Times New Roman" w:cs="Times New Roman"/>
+        </w:rPr>
+      </w:pPr>
+      <w:r>
+        <w:rPr>
+          <w:rFonts w:ascii="Times New Roman" w:hAnsi="Times New Roman" w:cs="Times New Roman"/>
+        </w:rPr>
         <w:t>Very likely to grow. Largest growth expected</w:t>
       </w:r>
     </w:p>
@@ -76,12 +103,14 @@
           <w:numId w:val="2"/>
         </w:numPr>
         <w:rPr>
+          <w:rFonts w:ascii="Times New Roman" w:hAnsi="Times New Roman" w:cs="Times New Roman"/>
           <w:b/>
           <w:bCs/>
         </w:rPr>
       </w:pPr>
       <w:r>
         <w:rPr>
+          <w:rFonts w:ascii="Times New Roman" w:hAnsi="Times New Roman" w:cs="Times New Roman"/>
           <w:b/>
           <w:bCs/>
         </w:rPr>
@@ -89,6 +118,7 @@
       </w:r>
       <w:r>
         <w:rPr>
+          <w:rFonts w:ascii="Times New Roman" w:hAnsi="Times New Roman" w:cs="Times New Roman"/>
           <w:b/>
           <w:bCs/>
         </w:rPr>
@@ -102,14 +132,26 @@
           <w:ilvl w:val="1"/>
           <w:numId w:val="2"/>
         </w:numPr>
-      </w:pPr>
-      <w:r>
+        <w:rPr>
+          <w:rFonts w:ascii="Times New Roman" w:hAnsi="Times New Roman" w:cs="Times New Roman"/>
+        </w:rPr>
+      </w:pPr>
+      <w:r>
+        <w:rPr>
+          <w:rFonts w:ascii="Times New Roman" w:hAnsi="Times New Roman" w:cs="Times New Roman"/>
+        </w:rPr>
         <w:t>(</w:t>
       </w:r>
       <w:r>
+        <w:rPr>
+          <w:rFonts w:ascii="Times New Roman" w:hAnsi="Times New Roman" w:cs="Times New Roman"/>
+        </w:rPr>
         <w:t>20 staff + BYOD + expansion</w:t>
       </w:r>
       <w:r>
+        <w:rPr>
+          <w:rFonts w:ascii="Times New Roman" w:hAnsi="Times New Roman" w:cs="Times New Roman"/>
+        </w:rPr>
         <w:t>)</w:t>
       </w:r>
     </w:p>
@@ -120,11 +162,20 @@
           <w:ilvl w:val="1"/>
           <w:numId w:val="2"/>
         </w:numPr>
-      </w:pPr>
-      <w:r>
+        <w:rPr>
+          <w:rFonts w:ascii="Times New Roman" w:hAnsi="Times New Roman" w:cs="Times New Roman"/>
+        </w:rPr>
+      </w:pPr>
+      <w:r>
+        <w:rPr>
+          <w:rFonts w:ascii="Times New Roman" w:hAnsi="Times New Roman" w:cs="Times New Roman"/>
+        </w:rPr>
         <w:t>Not expected to grow</w:t>
       </w:r>
       <w:r>
+        <w:rPr>
+          <w:rFonts w:ascii="Times New Roman" w:hAnsi="Times New Roman" w:cs="Times New Roman"/>
+        </w:rPr>
         <w:t xml:space="preserve"> too much, very stable department</w:t>
       </w:r>
     </w:p>
@@ -136,12 +187,14 @@
           <w:numId w:val="2"/>
         </w:numPr>
         <w:rPr>
+          <w:rFonts w:ascii="Times New Roman" w:hAnsi="Times New Roman" w:cs="Times New Roman"/>
           <w:b/>
           <w:bCs/>
         </w:rPr>
       </w:pPr>
       <w:r>
         <w:rPr>
+          <w:rFonts w:ascii="Times New Roman" w:hAnsi="Times New Roman" w:cs="Times New Roman"/>
           <w:b/>
           <w:bCs/>
         </w:rPr>
@@ -149,6 +202,7 @@
       </w:r>
       <w:r>
         <w:rPr>
+          <w:rFonts w:ascii="Times New Roman" w:hAnsi="Times New Roman" w:cs="Times New Roman"/>
           <w:b/>
           <w:bCs/>
         </w:rPr>
@@ -162,14 +216,26 @@
           <w:ilvl w:val="1"/>
           <w:numId w:val="2"/>
         </w:numPr>
-      </w:pPr>
-      <w:r>
+        <w:rPr>
+          <w:rFonts w:ascii="Times New Roman" w:hAnsi="Times New Roman" w:cs="Times New Roman"/>
+        </w:rPr>
+      </w:pPr>
+      <w:r>
+        <w:rPr>
+          <w:rFonts w:ascii="Times New Roman" w:hAnsi="Times New Roman" w:cs="Times New Roman"/>
+        </w:rPr>
         <w:t xml:space="preserve"> (</w:t>
       </w:r>
       <w:r>
+        <w:rPr>
+          <w:rFonts w:ascii="Times New Roman" w:hAnsi="Times New Roman" w:cs="Times New Roman"/>
+        </w:rPr>
         <w:t>20staff + BYOD + expansion</w:t>
       </w:r>
       <w:r>
+        <w:rPr>
+          <w:rFonts w:ascii="Times New Roman" w:hAnsi="Times New Roman" w:cs="Times New Roman"/>
+        </w:rPr>
         <w:t>)</w:t>
       </w:r>
     </w:p>
@@ -180,8 +246,14 @@
           <w:ilvl w:val="1"/>
           <w:numId w:val="2"/>
         </w:numPr>
-      </w:pPr>
-      <w:r>
+        <w:rPr>
+          <w:rFonts w:ascii="Times New Roman" w:hAnsi="Times New Roman" w:cs="Times New Roman"/>
+        </w:rPr>
+      </w:pPr>
+      <w:r>
+        <w:rPr>
+          <w:rFonts w:ascii="Times New Roman" w:hAnsi="Times New Roman" w:cs="Times New Roman"/>
+        </w:rPr>
         <w:t>Medium growth, BYOD heavy</w:t>
       </w:r>
     </w:p>
@@ -193,12 +265,14 @@
           <w:numId w:val="2"/>
         </w:numPr>
         <w:rPr>
+          <w:rFonts w:ascii="Times New Roman" w:hAnsi="Times New Roman" w:cs="Times New Roman"/>
           <w:b/>
           <w:bCs/>
         </w:rPr>
       </w:pPr>
       <w:r>
         <w:rPr>
+          <w:rFonts w:ascii="Times New Roman" w:hAnsi="Times New Roman" w:cs="Times New Roman"/>
           <w:b/>
           <w:bCs/>
         </w:rPr>
@@ -206,6 +280,7 @@
       </w:r>
       <w:r>
         <w:rPr>
+          <w:rFonts w:ascii="Times New Roman" w:hAnsi="Times New Roman" w:cs="Times New Roman"/>
           <w:b/>
           <w:bCs/>
         </w:rPr>
@@ -219,14 +294,26 @@
           <w:ilvl w:val="1"/>
           <w:numId w:val="2"/>
         </w:numPr>
-      </w:pPr>
-      <w:r>
+        <w:rPr>
+          <w:rFonts w:ascii="Times New Roman" w:hAnsi="Times New Roman" w:cs="Times New Roman"/>
+        </w:rPr>
+      </w:pPr>
+      <w:r>
+        <w:rPr>
+          <w:rFonts w:ascii="Times New Roman" w:hAnsi="Times New Roman" w:cs="Times New Roman"/>
+        </w:rPr>
         <w:t xml:space="preserve">(10 staff + </w:t>
       </w:r>
       <w:r>
+        <w:rPr>
+          <w:rFonts w:ascii="Times New Roman" w:hAnsi="Times New Roman" w:cs="Times New Roman"/>
+        </w:rPr>
         <w:t>BYOD + expansion</w:t>
       </w:r>
       <w:r>
+        <w:rPr>
+          <w:rFonts w:ascii="Times New Roman" w:hAnsi="Times New Roman" w:cs="Times New Roman"/>
+        </w:rPr>
         <w:t>)</w:t>
       </w:r>
     </w:p>
@@ -237,11 +324,20 @@
           <w:ilvl w:val="1"/>
           <w:numId w:val="2"/>
         </w:numPr>
-      </w:pPr>
-      <w:r>
+        <w:rPr>
+          <w:rFonts w:ascii="Times New Roman" w:hAnsi="Times New Roman" w:cs="Times New Roman"/>
+        </w:rPr>
+      </w:pPr>
+      <w:r>
+        <w:rPr>
+          <w:rFonts w:ascii="Times New Roman" w:hAnsi="Times New Roman" w:cs="Times New Roman"/>
+        </w:rPr>
         <w:t>Not expected to drastically grow</w:t>
       </w:r>
       <w:r>
+        <w:rPr>
+          <w:rFonts w:ascii="Times New Roman" w:hAnsi="Times New Roman" w:cs="Times New Roman"/>
+        </w:rPr>
         <w:t>, small &amp; stable</w:t>
       </w:r>
     </w:p>
@@ -253,12 +349,14 @@
           <w:numId w:val="2"/>
         </w:numPr>
         <w:rPr>
+          <w:rFonts w:ascii="Times New Roman" w:hAnsi="Times New Roman" w:cs="Times New Roman"/>
           <w:b/>
           <w:bCs/>
         </w:rPr>
       </w:pPr>
       <w:r>
         <w:rPr>
+          <w:rFonts w:ascii="Times New Roman" w:hAnsi="Times New Roman" w:cs="Times New Roman"/>
           <w:b/>
           <w:bCs/>
         </w:rPr>
@@ -266,6 +364,7 @@
       </w:r>
       <w:r>
         <w:rPr>
+          <w:rFonts w:ascii="Times New Roman" w:hAnsi="Times New Roman" w:cs="Times New Roman"/>
           <w:b/>
           <w:bCs/>
         </w:rPr>
@@ -279,11 +378,20 @@
           <w:ilvl w:val="1"/>
           <w:numId w:val="2"/>
         </w:numPr>
-      </w:pPr>
-      <w:r>
+        <w:rPr>
+          <w:rFonts w:ascii="Times New Roman" w:hAnsi="Times New Roman" w:cs="Times New Roman"/>
+        </w:rPr>
+      </w:pPr>
+      <w:r>
+        <w:rPr>
+          <w:rFonts w:ascii="Times New Roman" w:hAnsi="Times New Roman" w:cs="Times New Roman"/>
+        </w:rPr>
         <w:t>(</w:t>
       </w:r>
       <w:r>
+        <w:rPr>
+          <w:rFonts w:ascii="Times New Roman" w:hAnsi="Times New Roman" w:cs="Times New Roman"/>
+        </w:rPr>
         <w:t>30 staff + BYOD + growth)</w:t>
       </w:r>
     </w:p>
@@ -294,8 +402,14 @@
           <w:ilvl w:val="1"/>
           <w:numId w:val="2"/>
         </w:numPr>
-      </w:pPr>
-      <w:r>
+        <w:rPr>
+          <w:rFonts w:ascii="Times New Roman" w:hAnsi="Times New Roman" w:cs="Times New Roman"/>
+        </w:rPr>
+      </w:pPr>
+      <w:r>
+        <w:rPr>
+          <w:rFonts w:ascii="Times New Roman" w:hAnsi="Times New Roman" w:cs="Times New Roman"/>
+        </w:rPr>
         <w:t>Moderate expansion on a new product</w:t>
       </w:r>
     </w:p>
@@ -307,12 +421,14 @@
           <w:numId w:val="2"/>
         </w:numPr>
         <w:rPr>
+          <w:rFonts w:ascii="Times New Roman" w:hAnsi="Times New Roman" w:cs="Times New Roman"/>
           <w:b/>
           <w:bCs/>
         </w:rPr>
       </w:pPr>
       <w:r>
         <w:rPr>
+          <w:rFonts w:ascii="Times New Roman" w:hAnsi="Times New Roman" w:cs="Times New Roman"/>
           <w:b/>
           <w:bCs/>
         </w:rPr>
@@ -320,6 +436,7 @@
       </w:r>
       <w:r>
         <w:rPr>
+          <w:rFonts w:ascii="Times New Roman" w:hAnsi="Times New Roman" w:cs="Times New Roman"/>
           <w:b/>
           <w:bCs/>
         </w:rPr>
@@ -333,14 +450,26 @@
           <w:ilvl w:val="1"/>
           <w:numId w:val="2"/>
         </w:numPr>
-      </w:pPr>
-      <w:r>
+        <w:rPr>
+          <w:rFonts w:ascii="Times New Roman" w:hAnsi="Times New Roman" w:cs="Times New Roman"/>
+        </w:rPr>
+      </w:pPr>
+      <w:r>
+        <w:rPr>
+          <w:rFonts w:ascii="Times New Roman" w:hAnsi="Times New Roman" w:cs="Times New Roman"/>
+        </w:rPr>
         <w:t xml:space="preserve">(30 staff + </w:t>
       </w:r>
       <w:r>
+        <w:rPr>
+          <w:rFonts w:ascii="Times New Roman" w:hAnsi="Times New Roman" w:cs="Times New Roman"/>
+        </w:rPr>
         <w:t>BYOD + expansion</w:t>
       </w:r>
       <w:r>
+        <w:rPr>
+          <w:rFonts w:ascii="Times New Roman" w:hAnsi="Times New Roman" w:cs="Times New Roman"/>
+        </w:rPr>
         <w:t>)</w:t>
       </w:r>
     </w:p>
@@ -351,25 +480,153 @@
           <w:ilvl w:val="1"/>
           <w:numId w:val="2"/>
         </w:numPr>
-      </w:pPr>
-      <w:r>
+        <w:rPr>
+          <w:rFonts w:ascii="Times New Roman" w:hAnsi="Times New Roman" w:cs="Times New Roman"/>
+        </w:rPr>
+      </w:pPr>
+      <w:r>
+        <w:rPr>
+          <w:rFonts w:ascii="Times New Roman" w:hAnsi="Times New Roman" w:cs="Times New Roman"/>
+        </w:rPr>
         <w:t>Never need more management :)</w:t>
       </w:r>
       <w:r>
+        <w:rPr>
+          <w:rFonts w:ascii="Times New Roman" w:hAnsi="Times New Roman" w:cs="Times New Roman"/>
+        </w:rPr>
         <w:t xml:space="preserve"> – limited growth</w:t>
       </w:r>
     </w:p>
     <w:p>
-      <w:r>
+      <w:pPr>
+        <w:pStyle w:val="ListParagraph"/>
+        <w:numPr>
+          <w:ilvl w:val="0"/>
+          <w:numId w:val="2"/>
+        </w:numPr>
+        <w:rPr>
+          <w:rFonts w:ascii="Times New Roman" w:hAnsi="Times New Roman" w:cs="Times New Roman"/>
+        </w:rPr>
+      </w:pPr>
+      <w:r>
+        <w:rPr>
+          <w:rFonts w:ascii="Times New Roman" w:hAnsi="Times New Roman" w:cs="Times New Roman"/>
+          <w:b/>
+          <w:bCs/>
+        </w:rPr>
+        <w:t>MANAGEMENT_VLAN 200</w:t>
+      </w:r>
+    </w:p>
+    <w:p>
+      <w:pPr>
+        <w:pStyle w:val="ListParagraph"/>
+        <w:numPr>
+          <w:ilvl w:val="1"/>
+          <w:numId w:val="2"/>
+        </w:numPr>
+        <w:rPr>
+          <w:rFonts w:ascii="Times New Roman" w:hAnsi="Times New Roman" w:cs="Times New Roman"/>
+        </w:rPr>
+      </w:pPr>
+      <w:r>
+        <w:rPr>
+          <w:rFonts w:ascii="Times New Roman" w:hAnsi="Times New Roman" w:cs="Times New Roman"/>
+        </w:rPr>
+        <w:t>Arbitrarily allocated 200 hosts, definite future expansion buffer</w:t>
+      </w:r>
+    </w:p>
+    <w:p>
+      <w:pPr>
+        <w:pStyle w:val="ListParagraph"/>
+        <w:numPr>
+          <w:ilvl w:val="1"/>
+          <w:numId w:val="2"/>
+        </w:numPr>
+        <w:rPr>
+          <w:rFonts w:ascii="Times New Roman" w:hAnsi="Times New Roman" w:cs="Times New Roman"/>
+        </w:rPr>
+      </w:pPr>
+      <w:r>
+        <w:rPr>
+          <w:rFonts w:ascii="Times New Roman" w:hAnsi="Times New Roman" w:cs="Times New Roman"/>
+        </w:rPr>
+        <w:t>Deals with sensitive traffic, SSH/Telnet etc</w:t>
+      </w:r>
+    </w:p>
+    <w:p>
+      <w:pPr>
+        <w:pStyle w:val="ListParagraph"/>
+        <w:numPr>
+          <w:ilvl w:val="0"/>
+          <w:numId w:val="2"/>
+        </w:numPr>
+        <w:rPr>
+          <w:rFonts w:ascii="Times New Roman" w:hAnsi="Times New Roman" w:cs="Times New Roman"/>
+        </w:rPr>
+      </w:pPr>
+      <w:r>
+        <w:rPr>
+          <w:rFonts w:ascii="Times New Roman" w:hAnsi="Times New Roman" w:cs="Times New Roman"/>
+          <w:b/>
+          <w:bCs/>
+        </w:rPr>
+        <w:t>Guest/BYOD 200</w:t>
+      </w:r>
+    </w:p>
+    <w:p>
+      <w:pPr>
+        <w:pStyle w:val="ListParagraph"/>
+        <w:numPr>
+          <w:ilvl w:val="1"/>
+          <w:numId w:val="2"/>
+        </w:numPr>
+        <w:rPr>
+          <w:rFonts w:ascii="Times New Roman" w:hAnsi="Times New Roman" w:cs="Times New Roman"/>
+        </w:rPr>
+      </w:pPr>
+      <w:r>
+        <w:rPr>
+          <w:rFonts w:ascii="Times New Roman" w:hAnsi="Times New Roman" w:cs="Times New Roman"/>
+        </w:rPr>
+        <w:t>Even if all departments BYOD, external office users (from outside) still may wish to temporarily connect</w:t>
+      </w:r>
+    </w:p>
+    <w:p>
+      <w:pPr>
+        <w:rPr>
+          <w:rFonts w:ascii="Times New Roman" w:hAnsi="Times New Roman" w:cs="Times New Roman"/>
+        </w:rPr>
+      </w:pPr>
+      <w:r>
+        <w:rPr>
+          <w:rFonts w:ascii="Times New Roman" w:hAnsi="Times New Roman" w:cs="Times New Roman"/>
+        </w:rPr>
         <w:t>Dedicated computer connections (laptops &amp; PCs). Certain staff (sales &amp; marketing) need BYOD for future expansion</w:t>
       </w:r>
     </w:p>
-    <w:p/>
     <w:p>
-      <w:r>
+      <w:pPr>
+        <w:rPr>
+          <w:rFonts w:ascii="Times New Roman" w:hAnsi="Times New Roman" w:cs="Times New Roman"/>
+        </w:rPr>
+      </w:pPr>
+    </w:p>
+    <w:p>
+      <w:pPr>
+        <w:rPr>
+          <w:rFonts w:ascii="Times New Roman" w:hAnsi="Times New Roman" w:cs="Times New Roman"/>
+        </w:rPr>
+      </w:pPr>
+      <w:r>
+        <w:rPr>
+          <w:rFonts w:ascii="Times New Roman" w:hAnsi="Times New Roman" w:cs="Times New Roman"/>
+        </w:rPr>
         <w:t>VLSM:</w:t>
       </w:r>
       <w:r>
+        <w:rPr>
+          <w:rFonts w:ascii="Times New Roman" w:hAnsi="Times New Roman" w:cs="Times New Roman"/>
+        </w:rPr>
         <w:br/>
       </w:r>
     </w:p>
@@ -399,17 +656,35 @@
           <w:p>
             <w:pPr>
               <w:rPr>
+                <w:rFonts w:ascii="Times New Roman" w:hAnsi="Times New Roman" w:cs="Times New Roman"/>
                 <w:sz w:val="18"/>
                 <w:szCs w:val="18"/>
               </w:rPr>
             </w:pPr>
             <w:r>
               <w:rPr>
+                <w:rFonts w:ascii="Times New Roman" w:hAnsi="Times New Roman" w:cs="Times New Roman"/>
                 <w:sz w:val="18"/>
                 <w:szCs w:val="18"/>
               </w:rPr>
               <w:t xml:space="preserve">Department </w:t>
             </w:r>
+            <w:r>
+              <w:rPr>
+                <w:rFonts w:ascii="Times New Roman" w:hAnsi="Times New Roman" w:cs="Times New Roman"/>
+                <w:sz w:val="18"/>
+                <w:szCs w:val="18"/>
+              </w:rPr>
+              <w:t>&amp; VLAN</w:t>
+            </w:r>
+            <w:r>
+              <w:rPr>
+                <w:rFonts w:ascii="Times New Roman" w:hAnsi="Times New Roman" w:cs="Times New Roman"/>
+                <w:sz w:val="18"/>
+                <w:szCs w:val="18"/>
+              </w:rPr>
+              <w:t xml:space="preserve"> ID</w:t>
+            </w:r>
           </w:p>
         </w:tc>
         <w:tc>
@@ -420,12 +695,14 @@
           <w:p>
             <w:pPr>
               <w:rPr>
+                <w:rFonts w:ascii="Times New Roman" w:hAnsi="Times New Roman" w:cs="Times New Roman"/>
                 <w:sz w:val="18"/>
                 <w:szCs w:val="18"/>
               </w:rPr>
             </w:pPr>
             <w:r>
               <w:rPr>
+                <w:rFonts w:ascii="Times New Roman" w:hAnsi="Times New Roman" w:cs="Times New Roman"/>
                 <w:sz w:val="18"/>
                 <w:szCs w:val="18"/>
               </w:rPr>
@@ -441,12 +718,14 @@
           <w:p>
             <w:pPr>
               <w:rPr>
+                <w:rFonts w:ascii="Times New Roman" w:hAnsi="Times New Roman" w:cs="Times New Roman"/>
                 <w:sz w:val="18"/>
                 <w:szCs w:val="18"/>
               </w:rPr>
             </w:pPr>
             <w:r>
               <w:rPr>
+                <w:rFonts w:ascii="Times New Roman" w:hAnsi="Times New Roman" w:cs="Times New Roman"/>
                 <w:sz w:val="18"/>
                 <w:szCs w:val="18"/>
               </w:rPr>
@@ -462,12 +741,14 @@
           <w:p>
             <w:pPr>
               <w:rPr>
+                <w:rFonts w:ascii="Times New Roman" w:hAnsi="Times New Roman" w:cs="Times New Roman"/>
                 <w:sz w:val="18"/>
                 <w:szCs w:val="18"/>
               </w:rPr>
             </w:pPr>
             <w:r>
               <w:rPr>
+                <w:rFonts w:ascii="Times New Roman" w:hAnsi="Times New Roman" w:cs="Times New Roman"/>
                 <w:sz w:val="18"/>
                 <w:szCs w:val="18"/>
               </w:rPr>
@@ -483,12 +764,14 @@
           <w:p>
             <w:pPr>
               <w:rPr>
+                <w:rFonts w:ascii="Times New Roman" w:hAnsi="Times New Roman" w:cs="Times New Roman"/>
                 <w:sz w:val="18"/>
                 <w:szCs w:val="18"/>
               </w:rPr>
             </w:pPr>
             <w:r>
               <w:rPr>
+                <w:rFonts w:ascii="Times New Roman" w:hAnsi="Times New Roman" w:cs="Times New Roman"/>
                 <w:sz w:val="18"/>
                 <w:szCs w:val="18"/>
               </w:rPr>
@@ -504,12 +787,14 @@
           <w:p>
             <w:pPr>
               <w:rPr>
+                <w:rFonts w:ascii="Times New Roman" w:hAnsi="Times New Roman" w:cs="Times New Roman"/>
                 <w:sz w:val="18"/>
                 <w:szCs w:val="18"/>
               </w:rPr>
             </w:pPr>
             <w:r>
               <w:rPr>
+                <w:rFonts w:ascii="Times New Roman" w:hAnsi="Times New Roman" w:cs="Times New Roman"/>
                 <w:sz w:val="18"/>
                 <w:szCs w:val="18"/>
               </w:rPr>
@@ -525,12 +810,14 @@
           <w:p>
             <w:pPr>
               <w:rPr>
+                <w:rFonts w:ascii="Times New Roman" w:hAnsi="Times New Roman" w:cs="Times New Roman"/>
                 <w:sz w:val="18"/>
                 <w:szCs w:val="18"/>
               </w:rPr>
             </w:pPr>
             <w:r>
               <w:rPr>
+                <w:rFonts w:ascii="Times New Roman" w:hAnsi="Times New Roman" w:cs="Times New Roman"/>
                 <w:sz w:val="18"/>
                 <w:szCs w:val="18"/>
               </w:rPr>
@@ -546,12 +833,14 @@
           <w:p>
             <w:pPr>
               <w:rPr>
+                <w:rFonts w:ascii="Times New Roman" w:hAnsi="Times New Roman" w:cs="Times New Roman"/>
                 <w:sz w:val="18"/>
                 <w:szCs w:val="18"/>
               </w:rPr>
             </w:pPr>
             <w:r>
               <w:rPr>
+                <w:rFonts w:ascii="Times New Roman" w:hAnsi="Times New Roman" w:cs="Times New Roman"/>
                 <w:sz w:val="18"/>
                 <w:szCs w:val="18"/>
               </w:rPr>
@@ -568,17 +857,28 @@
           <w:p>
             <w:pPr>
               <w:rPr>
-                <w:sz w:val="20"/>
-                <w:szCs w:val="20"/>
-              </w:rPr>
-            </w:pPr>
-            <w:r>
-              <w:rPr>
+                <w:rFonts w:ascii="Times New Roman" w:hAnsi="Times New Roman" w:cs="Times New Roman"/>
+                <w:sz w:val="20"/>
+                <w:szCs w:val="20"/>
+              </w:rPr>
+            </w:pPr>
+            <w:r>
+              <w:rPr>
+                <w:rFonts w:ascii="Times New Roman" w:hAnsi="Times New Roman" w:cs="Times New Roman"/>
                 <w:sz w:val="20"/>
                 <w:szCs w:val="20"/>
               </w:rPr>
               <w:t>Production</w:t>
             </w:r>
+            <w:r>
+              <w:rPr>
+                <w:rFonts w:ascii="Times New Roman" w:hAnsi="Times New Roman" w:cs="Times New Roman"/>
+                <w:sz w:val="20"/>
+                <w:szCs w:val="20"/>
+              </w:rPr>
+              <w:br/>
+              <w:t>VLAN 10</w:t>
+            </w:r>
           </w:p>
         </w:tc>
         <w:tc>
@@ -588,12 +888,14 @@
           <w:p>
             <w:pPr>
               <w:rPr>
-                <w:sz w:val="20"/>
-                <w:szCs w:val="20"/>
-              </w:rPr>
-            </w:pPr>
-            <w:r>
-              <w:rPr>
+                <w:rFonts w:ascii="Times New Roman" w:hAnsi="Times New Roman" w:cs="Times New Roman"/>
+                <w:sz w:val="20"/>
+                <w:szCs w:val="20"/>
+              </w:rPr>
+            </w:pPr>
+            <w:r>
+              <w:rPr>
+                <w:rFonts w:ascii="Times New Roman" w:hAnsi="Times New Roman" w:cs="Times New Roman"/>
                 <w:sz w:val="20"/>
                 <w:szCs w:val="20"/>
               </w:rPr>
@@ -608,12 +910,14 @@
           <w:p>
             <w:pPr>
               <w:rPr>
-                <w:sz w:val="20"/>
-                <w:szCs w:val="20"/>
-              </w:rPr>
-            </w:pPr>
-            <w:r>
-              <w:rPr>
+                <w:rFonts w:ascii="Times New Roman" w:hAnsi="Times New Roman" w:cs="Times New Roman"/>
+                <w:sz w:val="20"/>
+                <w:szCs w:val="20"/>
+              </w:rPr>
+            </w:pPr>
+            <w:r>
+              <w:rPr>
+                <w:rFonts w:ascii="Times New Roman" w:hAnsi="Times New Roman" w:cs="Times New Roman"/>
                 <w:sz w:val="20"/>
                 <w:szCs w:val="20"/>
               </w:rPr>
@@ -628,12 +932,14 @@
           <w:p>
             <w:pPr>
               <w:rPr>
-                <w:sz w:val="20"/>
-                <w:szCs w:val="20"/>
-              </w:rPr>
-            </w:pPr>
-            <w:r>
-              <w:rPr>
+                <w:rFonts w:ascii="Times New Roman" w:hAnsi="Times New Roman" w:cs="Times New Roman"/>
+                <w:sz w:val="20"/>
+                <w:szCs w:val="20"/>
+              </w:rPr>
+            </w:pPr>
+            <w:r>
+              <w:rPr>
+                <w:rFonts w:ascii="Times New Roman" w:hAnsi="Times New Roman" w:cs="Times New Roman"/>
                 <w:sz w:val="20"/>
                 <w:szCs w:val="20"/>
               </w:rPr>
@@ -648,12 +954,14 @@
           <w:p>
             <w:pPr>
               <w:rPr>
-                <w:sz w:val="20"/>
-                <w:szCs w:val="20"/>
-              </w:rPr>
-            </w:pPr>
-            <w:r>
-              <w:rPr>
+                <w:rFonts w:ascii="Times New Roman" w:hAnsi="Times New Roman" w:cs="Times New Roman"/>
+                <w:sz w:val="20"/>
+                <w:szCs w:val="20"/>
+              </w:rPr>
+            </w:pPr>
+            <w:r>
+              <w:rPr>
+                <w:rFonts w:ascii="Times New Roman" w:hAnsi="Times New Roman" w:cs="Times New Roman"/>
                 <w:sz w:val="20"/>
                 <w:szCs w:val="20"/>
               </w:rPr>
@@ -668,12 +976,14 @@
           <w:p>
             <w:pPr>
               <w:rPr>
-                <w:sz w:val="20"/>
-                <w:szCs w:val="20"/>
-              </w:rPr>
-            </w:pPr>
-            <w:r>
-              <w:rPr>
+                <w:rFonts w:ascii="Times New Roman" w:hAnsi="Times New Roman" w:cs="Times New Roman"/>
+                <w:sz w:val="20"/>
+                <w:szCs w:val="20"/>
+              </w:rPr>
+            </w:pPr>
+            <w:r>
+              <w:rPr>
+                <w:rFonts w:ascii="Times New Roman" w:hAnsi="Times New Roman" w:cs="Times New Roman"/>
                 <w:sz w:val="20"/>
                 <w:szCs w:val="20"/>
               </w:rPr>
@@ -688,17 +998,27 @@
           <w:p>
             <w:pPr>
               <w:rPr>
-                <w:sz w:val="20"/>
-                <w:szCs w:val="20"/>
-              </w:rPr>
-            </w:pPr>
-            <w:r>
-              <w:rPr>
+                <w:rFonts w:ascii="Times New Roman" w:hAnsi="Times New Roman" w:cs="Times New Roman"/>
+                <w:sz w:val="20"/>
+                <w:szCs w:val="20"/>
+              </w:rPr>
+            </w:pPr>
+            <w:r>
+              <w:rPr>
+                <w:rFonts w:ascii="Times New Roman" w:hAnsi="Times New Roman" w:cs="Times New Roman"/>
                 <w:sz w:val="20"/>
                 <w:szCs w:val="20"/>
               </w:rPr>
               <w:t>10.0.1.255</w:t>
             </w:r>
+            <w:r>
+              <w:rPr>
+                <w:rFonts w:ascii="Times New Roman" w:hAnsi="Times New Roman" w:cs="Times New Roman"/>
+                <w:sz w:val="20"/>
+                <w:szCs w:val="20"/>
+              </w:rPr>
+              <w:tab/>
+            </w:r>
           </w:p>
         </w:tc>
         <w:tc>
@@ -708,12 +1028,14 @@
           <w:p>
             <w:pPr>
               <w:rPr>
-                <w:sz w:val="20"/>
-                <w:szCs w:val="20"/>
-              </w:rPr>
-            </w:pPr>
-            <w:r>
-              <w:rPr>
+                <w:rFonts w:ascii="Times New Roman" w:hAnsi="Times New Roman" w:cs="Times New Roman"/>
+                <w:sz w:val="20"/>
+                <w:szCs w:val="20"/>
+              </w:rPr>
+            </w:pPr>
+            <w:r>
+              <w:rPr>
+                <w:rFonts w:ascii="Times New Roman" w:hAnsi="Times New Roman" w:cs="Times New Roman"/>
                 <w:sz w:val="20"/>
                 <w:szCs w:val="20"/>
               </w:rPr>
@@ -726,100 +1048,124 @@
         <w:tc>
           <w:tcPr>
             <w:tcW w:w="1413" w:type="dxa"/>
-          </w:tcPr>
-          <w:p>
-            <w:pPr>
-              <w:rPr>
-                <w:sz w:val="20"/>
-                <w:szCs w:val="20"/>
-              </w:rPr>
-            </w:pPr>
-            <w:r>
-              <w:rPr>
-                <w:sz w:val="20"/>
-                <w:szCs w:val="20"/>
-              </w:rPr>
-              <w:t>R&amp;D</w:t>
+            <w:shd w:val="clear" w:color="auto" w:fill="C1F0C7" w:themeFill="accent3" w:themeFillTint="33"/>
+          </w:tcPr>
+          <w:p>
+            <w:pPr>
+              <w:rPr>
+                <w:rFonts w:ascii="Times New Roman" w:hAnsi="Times New Roman" w:cs="Times New Roman"/>
+                <w:sz w:val="20"/>
+                <w:szCs w:val="20"/>
+              </w:rPr>
+            </w:pPr>
+            <w:r>
+              <w:rPr>
+                <w:rFonts w:ascii="Times New Roman" w:hAnsi="Times New Roman" w:cs="Times New Roman"/>
+                <w:sz w:val="20"/>
+                <w:szCs w:val="20"/>
+              </w:rPr>
+              <w:t>Guest/BYOD</w:t>
+            </w:r>
+            <w:r>
+              <w:rPr>
+                <w:rFonts w:ascii="Times New Roman" w:hAnsi="Times New Roman" w:cs="Times New Roman"/>
+                <w:sz w:val="20"/>
+                <w:szCs w:val="20"/>
+              </w:rPr>
+              <w:br/>
+              <w:t>VLAN 20</w:t>
             </w:r>
           </w:p>
         </w:tc>
         <w:tc>
           <w:tcPr>
             <w:tcW w:w="992" w:type="dxa"/>
+            <w:shd w:val="clear" w:color="auto" w:fill="C1F0C7" w:themeFill="accent3" w:themeFillTint="33"/>
           </w:tcPr>
           <w:p>
             <w:pPr>
               <w:ind w:left="720" w:hanging="720"/>
               <w:rPr>
-                <w:sz w:val="20"/>
-                <w:szCs w:val="20"/>
-              </w:rPr>
-            </w:pPr>
-            <w:r>
-              <w:rPr>
-                <w:sz w:val="20"/>
-                <w:szCs w:val="20"/>
-              </w:rPr>
-              <w:t>100</w:t>
+                <w:rFonts w:ascii="Times New Roman" w:hAnsi="Times New Roman" w:cs="Times New Roman"/>
+                <w:sz w:val="20"/>
+                <w:szCs w:val="20"/>
+              </w:rPr>
+            </w:pPr>
+            <w:r>
+              <w:rPr>
+                <w:rFonts w:ascii="Times New Roman" w:hAnsi="Times New Roman" w:cs="Times New Roman"/>
+                <w:sz w:val="20"/>
+                <w:szCs w:val="20"/>
+              </w:rPr>
+              <w:t>200</w:t>
             </w:r>
           </w:p>
         </w:tc>
         <w:tc>
           <w:tcPr>
             <w:tcW w:w="992" w:type="dxa"/>
+            <w:shd w:val="clear" w:color="auto" w:fill="C1F0C7" w:themeFill="accent3" w:themeFillTint="33"/>
           </w:tcPr>
           <w:p>
             <w:pPr>
               <w:ind w:left="720" w:hanging="720"/>
               <w:rPr>
-                <w:sz w:val="20"/>
-                <w:szCs w:val="20"/>
-              </w:rPr>
-            </w:pPr>
-            <w:r>
-              <w:rPr>
-                <w:sz w:val="20"/>
-                <w:szCs w:val="20"/>
-              </w:rPr>
-              <w:t>126</w:t>
+                <w:rFonts w:ascii="Times New Roman" w:hAnsi="Times New Roman" w:cs="Times New Roman"/>
+                <w:sz w:val="20"/>
+                <w:szCs w:val="20"/>
+              </w:rPr>
+            </w:pPr>
+            <w:r>
+              <w:rPr>
+                <w:rFonts w:ascii="Times New Roman" w:hAnsi="Times New Roman" w:cs="Times New Roman"/>
+                <w:sz w:val="20"/>
+                <w:szCs w:val="20"/>
+              </w:rPr>
+              <w:t>254</w:t>
             </w:r>
           </w:p>
         </w:tc>
         <w:tc>
           <w:tcPr>
             <w:tcW w:w="851" w:type="dxa"/>
+            <w:shd w:val="clear" w:color="auto" w:fill="C1F0C7" w:themeFill="accent3" w:themeFillTint="33"/>
           </w:tcPr>
           <w:p>
             <w:pPr>
               <w:ind w:left="720" w:hanging="720"/>
               <w:rPr>
-                <w:sz w:val="20"/>
-                <w:szCs w:val="20"/>
-              </w:rPr>
-            </w:pPr>
-            <w:r>
-              <w:rPr>
-                <w:sz w:val="20"/>
-                <w:szCs w:val="20"/>
-              </w:rPr>
-              <w:t>26</w:t>
+                <w:rFonts w:ascii="Times New Roman" w:hAnsi="Times New Roman" w:cs="Times New Roman"/>
+                <w:sz w:val="20"/>
+                <w:szCs w:val="20"/>
+              </w:rPr>
+            </w:pPr>
+            <w:r>
+              <w:rPr>
+                <w:rFonts w:ascii="Times New Roman" w:hAnsi="Times New Roman" w:cs="Times New Roman"/>
+                <w:sz w:val="20"/>
+                <w:szCs w:val="20"/>
+              </w:rPr>
+              <w:t>54</w:t>
             </w:r>
           </w:p>
         </w:tc>
         <w:tc>
           <w:tcPr>
             <w:tcW w:w="1227" w:type="dxa"/>
+            <w:shd w:val="clear" w:color="auto" w:fill="C1F0C7" w:themeFill="accent3" w:themeFillTint="33"/>
           </w:tcPr>
           <w:p>
             <w:pPr>
               <w:ind w:left="720" w:hanging="720"/>
               <w:rPr>
-                <w:sz w:val="20"/>
-                <w:szCs w:val="20"/>
-              </w:rPr>
-            </w:pPr>
-            <w:r>
-              <w:rPr>
+                <w:rFonts w:ascii="Times New Roman" w:hAnsi="Times New Roman" w:cs="Times New Roman"/>
+                <w:sz w:val="20"/>
+                <w:szCs w:val="20"/>
+              </w:rPr>
+            </w:pPr>
+            <w:r>
+              <w:rPr>
+                <w:rFonts w:ascii="Times New Roman" w:hAnsi="Times New Roman" w:cs="Times New Roman"/>
                 <w:sz w:val="20"/>
                 <w:szCs w:val="20"/>
               </w:rPr>
@@ -830,60 +1176,69 @@
         <w:tc>
           <w:tcPr>
             <w:tcW w:w="1608" w:type="dxa"/>
-          </w:tcPr>
-          <w:p>
-            <w:pPr>
-              <w:rPr>
-                <w:sz w:val="20"/>
-                <w:szCs w:val="20"/>
-              </w:rPr>
-            </w:pPr>
-            <w:r>
-              <w:rPr>
-                <w:sz w:val="20"/>
-                <w:szCs w:val="20"/>
-              </w:rPr>
-              <w:t>10.0.2.1 – 10.0.2.126</w:t>
+            <w:shd w:val="clear" w:color="auto" w:fill="C1F0C7" w:themeFill="accent3" w:themeFillTint="33"/>
+          </w:tcPr>
+          <w:p>
+            <w:pPr>
+              <w:rPr>
+                <w:rFonts w:ascii="Times New Roman" w:hAnsi="Times New Roman" w:cs="Times New Roman"/>
+                <w:sz w:val="20"/>
+                <w:szCs w:val="20"/>
+              </w:rPr>
+            </w:pPr>
+            <w:r>
+              <w:rPr>
+                <w:rFonts w:ascii="Times New Roman" w:hAnsi="Times New Roman" w:cs="Times New Roman"/>
+                <w:sz w:val="20"/>
+                <w:szCs w:val="20"/>
+              </w:rPr>
+              <w:t>10.0.2.1 - 10.0.2.254</w:t>
             </w:r>
           </w:p>
         </w:tc>
         <w:tc>
           <w:tcPr>
             <w:tcW w:w="1216" w:type="dxa"/>
-          </w:tcPr>
-          <w:p>
-            <w:pPr>
-              <w:rPr>
-                <w:sz w:val="20"/>
-                <w:szCs w:val="20"/>
-              </w:rPr>
-            </w:pPr>
-            <w:r>
-              <w:rPr>
-                <w:sz w:val="20"/>
-                <w:szCs w:val="20"/>
-              </w:rPr>
-              <w:t>10.0.2.127</w:t>
+            <w:shd w:val="clear" w:color="auto" w:fill="C1F0C7" w:themeFill="accent3" w:themeFillTint="33"/>
+          </w:tcPr>
+          <w:p>
+            <w:pPr>
+              <w:rPr>
+                <w:rFonts w:ascii="Times New Roman" w:hAnsi="Times New Roman" w:cs="Times New Roman"/>
+                <w:sz w:val="20"/>
+                <w:szCs w:val="20"/>
+              </w:rPr>
+            </w:pPr>
+            <w:r>
+              <w:rPr>
+                <w:rFonts w:ascii="Times New Roman" w:hAnsi="Times New Roman" w:cs="Times New Roman"/>
+                <w:sz w:val="20"/>
+                <w:szCs w:val="20"/>
+              </w:rPr>
+              <w:t>10.0.2.255</w:t>
             </w:r>
           </w:p>
         </w:tc>
         <w:tc>
           <w:tcPr>
             <w:tcW w:w="717" w:type="dxa"/>
-          </w:tcPr>
-          <w:p>
-            <w:pPr>
-              <w:rPr>
-                <w:sz w:val="20"/>
-                <w:szCs w:val="20"/>
-              </w:rPr>
-            </w:pPr>
-            <w:r>
-              <w:rPr>
-                <w:sz w:val="20"/>
-                <w:szCs w:val="20"/>
-              </w:rPr>
-              <w:t>/25</w:t>
+            <w:shd w:val="clear" w:color="auto" w:fill="C1F0C7" w:themeFill="accent3" w:themeFillTint="33"/>
+          </w:tcPr>
+          <w:p>
+            <w:pPr>
+              <w:rPr>
+                <w:rFonts w:ascii="Times New Roman" w:hAnsi="Times New Roman" w:cs="Times New Roman"/>
+                <w:sz w:val="20"/>
+                <w:szCs w:val="20"/>
+              </w:rPr>
+            </w:pPr>
+            <w:r>
+              <w:rPr>
+                <w:rFonts w:ascii="Times New Roman" w:hAnsi="Times New Roman" w:cs="Times New Roman"/>
+                <w:sz w:val="20"/>
+                <w:szCs w:val="20"/>
+              </w:rPr>
+              <w:t>/24</w:t>
             </w:r>
           </w:p>
         </w:tc>
@@ -892,160 +1247,193 @@
         <w:tc>
           <w:tcPr>
             <w:tcW w:w="1413" w:type="dxa"/>
-          </w:tcPr>
-          <w:p>
-            <w:pPr>
-              <w:rPr>
-                <w:sz w:val="20"/>
-                <w:szCs w:val="20"/>
-              </w:rPr>
-            </w:pPr>
-            <w:r>
-              <w:rPr>
-                <w:sz w:val="20"/>
-                <w:szCs w:val="20"/>
-              </w:rPr>
-              <w:t>Management</w:t>
+            <w:shd w:val="clear" w:color="auto" w:fill="C1F0C7" w:themeFill="accent3" w:themeFillTint="33"/>
+          </w:tcPr>
+          <w:p>
+            <w:pPr>
+              <w:rPr>
+                <w:rFonts w:ascii="Times New Roman" w:hAnsi="Times New Roman" w:cs="Times New Roman"/>
+                <w:sz w:val="20"/>
+                <w:szCs w:val="20"/>
+              </w:rPr>
+            </w:pPr>
+            <w:r>
+              <w:rPr>
+                <w:rFonts w:ascii="Times New Roman" w:hAnsi="Times New Roman" w:cs="Times New Roman"/>
+                <w:sz w:val="20"/>
+                <w:szCs w:val="20"/>
+              </w:rPr>
+              <w:t>MANAGEMENT_VLAN</w:t>
+            </w:r>
+            <w:r>
+              <w:rPr>
+                <w:rFonts w:ascii="Times New Roman" w:hAnsi="Times New Roman" w:cs="Times New Roman"/>
+                <w:sz w:val="20"/>
+                <w:szCs w:val="20"/>
+              </w:rPr>
+              <w:br/>
+              <w:t>VLAN 30</w:t>
             </w:r>
           </w:p>
         </w:tc>
         <w:tc>
           <w:tcPr>
             <w:tcW w:w="992" w:type="dxa"/>
-          </w:tcPr>
-          <w:p>
-            <w:pPr>
-              <w:rPr>
-                <w:sz w:val="20"/>
-                <w:szCs w:val="20"/>
-              </w:rPr>
-            </w:pPr>
-            <w:r>
-              <w:rPr>
-                <w:sz w:val="20"/>
-                <w:szCs w:val="20"/>
-              </w:rPr>
-              <w:t>80</w:t>
+            <w:shd w:val="clear" w:color="auto" w:fill="C1F0C7" w:themeFill="accent3" w:themeFillTint="33"/>
+          </w:tcPr>
+          <w:p>
+            <w:pPr>
+              <w:rPr>
+                <w:rFonts w:ascii="Times New Roman" w:hAnsi="Times New Roman" w:cs="Times New Roman"/>
+                <w:sz w:val="20"/>
+                <w:szCs w:val="20"/>
+              </w:rPr>
+            </w:pPr>
+            <w:r>
+              <w:rPr>
+                <w:rFonts w:ascii="Times New Roman" w:hAnsi="Times New Roman" w:cs="Times New Roman"/>
+                <w:sz w:val="20"/>
+                <w:szCs w:val="20"/>
+              </w:rPr>
+              <w:t>200</w:t>
             </w:r>
           </w:p>
         </w:tc>
         <w:tc>
           <w:tcPr>
             <w:tcW w:w="992" w:type="dxa"/>
-          </w:tcPr>
-          <w:p>
-            <w:pPr>
-              <w:rPr>
-                <w:sz w:val="20"/>
-                <w:szCs w:val="20"/>
-              </w:rPr>
-            </w:pPr>
-            <w:r>
-              <w:rPr>
-                <w:sz w:val="20"/>
-                <w:szCs w:val="20"/>
-              </w:rPr>
-              <w:t>126</w:t>
+            <w:shd w:val="clear" w:color="auto" w:fill="C1F0C7" w:themeFill="accent3" w:themeFillTint="33"/>
+          </w:tcPr>
+          <w:p>
+            <w:pPr>
+              <w:rPr>
+                <w:rFonts w:ascii="Times New Roman" w:hAnsi="Times New Roman" w:cs="Times New Roman"/>
+                <w:sz w:val="20"/>
+                <w:szCs w:val="20"/>
+              </w:rPr>
+            </w:pPr>
+            <w:r>
+              <w:rPr>
+                <w:rFonts w:ascii="Times New Roman" w:hAnsi="Times New Roman" w:cs="Times New Roman"/>
+                <w:sz w:val="20"/>
+                <w:szCs w:val="20"/>
+              </w:rPr>
+              <w:t>254</w:t>
             </w:r>
           </w:p>
         </w:tc>
         <w:tc>
           <w:tcPr>
             <w:tcW w:w="851" w:type="dxa"/>
-          </w:tcPr>
-          <w:p>
-            <w:pPr>
-              <w:rPr>
-                <w:sz w:val="20"/>
-                <w:szCs w:val="20"/>
-              </w:rPr>
-            </w:pPr>
-            <w:r>
-              <w:rPr>
-                <w:sz w:val="20"/>
-                <w:szCs w:val="20"/>
-              </w:rPr>
-              <w:t>46</w:t>
+            <w:shd w:val="clear" w:color="auto" w:fill="C1F0C7" w:themeFill="accent3" w:themeFillTint="33"/>
+          </w:tcPr>
+          <w:p>
+            <w:pPr>
+              <w:rPr>
+                <w:rFonts w:ascii="Times New Roman" w:hAnsi="Times New Roman" w:cs="Times New Roman"/>
+                <w:sz w:val="20"/>
+                <w:szCs w:val="20"/>
+              </w:rPr>
+            </w:pPr>
+            <w:r>
+              <w:rPr>
+                <w:rFonts w:ascii="Times New Roman" w:hAnsi="Times New Roman" w:cs="Times New Roman"/>
+                <w:sz w:val="20"/>
+                <w:szCs w:val="20"/>
+              </w:rPr>
+              <w:t>54</w:t>
             </w:r>
           </w:p>
         </w:tc>
         <w:tc>
           <w:tcPr>
             <w:tcW w:w="1227" w:type="dxa"/>
-          </w:tcPr>
-          <w:p>
-            <w:pPr>
-              <w:rPr>
-                <w:sz w:val="20"/>
-                <w:szCs w:val="20"/>
-              </w:rPr>
-            </w:pPr>
-            <w:r>
-              <w:rPr>
-                <w:sz w:val="20"/>
-                <w:szCs w:val="20"/>
-              </w:rPr>
-              <w:t>10.0.2.128</w:t>
+            <w:shd w:val="clear" w:color="auto" w:fill="C1F0C7" w:themeFill="accent3" w:themeFillTint="33"/>
+          </w:tcPr>
+          <w:p>
+            <w:pPr>
+              <w:rPr>
+                <w:rFonts w:ascii="Times New Roman" w:hAnsi="Times New Roman" w:cs="Times New Roman"/>
+                <w:sz w:val="20"/>
+                <w:szCs w:val="20"/>
+              </w:rPr>
+            </w:pPr>
+            <w:r>
+              <w:rPr>
+                <w:rFonts w:ascii="Times New Roman" w:hAnsi="Times New Roman" w:cs="Times New Roman"/>
+                <w:sz w:val="20"/>
+                <w:szCs w:val="20"/>
+              </w:rPr>
+              <w:t>10.0.3.0</w:t>
             </w:r>
           </w:p>
         </w:tc>
         <w:tc>
           <w:tcPr>
             <w:tcW w:w="1608" w:type="dxa"/>
-          </w:tcPr>
-          <w:p>
-            <w:pPr>
-              <w:rPr>
-                <w:sz w:val="20"/>
-                <w:szCs w:val="20"/>
-              </w:rPr>
-            </w:pPr>
-            <w:r>
-              <w:rPr>
-                <w:sz w:val="20"/>
-                <w:szCs w:val="20"/>
-              </w:rPr>
-              <w:t>10.0.2.129 – 10.0.2.254</w:t>
+            <w:shd w:val="clear" w:color="auto" w:fill="C1F0C7" w:themeFill="accent3" w:themeFillTint="33"/>
+          </w:tcPr>
+          <w:p>
+            <w:pPr>
+              <w:rPr>
+                <w:rFonts w:ascii="Times New Roman" w:hAnsi="Times New Roman" w:cs="Times New Roman"/>
+                <w:sz w:val="20"/>
+                <w:szCs w:val="20"/>
+              </w:rPr>
+            </w:pPr>
+            <w:r>
+              <w:rPr>
+                <w:rFonts w:ascii="Times New Roman" w:hAnsi="Times New Roman" w:cs="Times New Roman"/>
+                <w:sz w:val="20"/>
+                <w:szCs w:val="20"/>
+              </w:rPr>
+              <w:t>10.0.3.1 - 10.0.3.254</w:t>
             </w:r>
           </w:p>
         </w:tc>
         <w:tc>
           <w:tcPr>
             <w:tcW w:w="1216" w:type="dxa"/>
-          </w:tcPr>
-          <w:p>
-            <w:pPr>
-              <w:rPr>
-                <w:sz w:val="20"/>
-                <w:szCs w:val="20"/>
-              </w:rPr>
-            </w:pPr>
-            <w:r>
-              <w:rPr>
-                <w:sz w:val="20"/>
-                <w:szCs w:val="20"/>
-              </w:rPr>
-              <w:t>10.0.2.255</w:t>
+            <w:shd w:val="clear" w:color="auto" w:fill="C1F0C7" w:themeFill="accent3" w:themeFillTint="33"/>
+          </w:tcPr>
+          <w:p>
+            <w:pPr>
+              <w:rPr>
+                <w:rFonts w:ascii="Times New Roman" w:hAnsi="Times New Roman" w:cs="Times New Roman"/>
+                <w:sz w:val="20"/>
+                <w:szCs w:val="20"/>
+              </w:rPr>
+            </w:pPr>
+            <w:r>
+              <w:rPr>
+                <w:rFonts w:ascii="Times New Roman" w:hAnsi="Times New Roman" w:cs="Times New Roman"/>
+                <w:sz w:val="20"/>
+                <w:szCs w:val="20"/>
+              </w:rPr>
+              <w:t>10.0.3.255</w:t>
             </w:r>
           </w:p>
         </w:tc>
         <w:tc>
           <w:tcPr>
             <w:tcW w:w="717" w:type="dxa"/>
-          </w:tcPr>
-          <w:p>
-            <w:pPr>
-              <w:rPr>
-                <w:sz w:val="20"/>
-                <w:szCs w:val="20"/>
-              </w:rPr>
-            </w:pPr>
-            <w:r>
-              <w:rPr>
-                <w:sz w:val="20"/>
-                <w:szCs w:val="20"/>
-              </w:rPr>
-              <w:t>/25</w:t>
+            <w:shd w:val="clear" w:color="auto" w:fill="C1F0C7" w:themeFill="accent3" w:themeFillTint="33"/>
+          </w:tcPr>
+          <w:p>
+            <w:pPr>
+              <w:rPr>
+                <w:rFonts w:ascii="Times New Roman" w:hAnsi="Times New Roman" w:cs="Times New Roman"/>
+                <w:sz w:val="20"/>
+                <w:szCs w:val="20"/>
+              </w:rPr>
+            </w:pPr>
+            <w:r>
+              <w:rPr>
+                <w:rFonts w:ascii="Times New Roman" w:hAnsi="Times New Roman" w:cs="Times New Roman"/>
+                <w:sz w:val="20"/>
+                <w:szCs w:val="20"/>
+              </w:rPr>
+              <w:t>/24</w:t>
             </w:r>
           </w:p>
         </w:tc>
@@ -1058,16 +1446,27 @@
           <w:p>
             <w:pPr>
               <w:rPr>
-                <w:sz w:val="20"/>
-                <w:szCs w:val="20"/>
-              </w:rPr>
-            </w:pPr>
-            <w:r>
-              <w:rPr>
-                <w:sz w:val="20"/>
-                <w:szCs w:val="20"/>
-              </w:rPr>
-              <w:t>Sales</w:t>
+                <w:rFonts w:ascii="Times New Roman" w:hAnsi="Times New Roman" w:cs="Times New Roman"/>
+                <w:sz w:val="20"/>
+                <w:szCs w:val="20"/>
+              </w:rPr>
+            </w:pPr>
+            <w:r>
+              <w:rPr>
+                <w:rFonts w:ascii="Times New Roman" w:hAnsi="Times New Roman" w:cs="Times New Roman"/>
+                <w:sz w:val="20"/>
+                <w:szCs w:val="20"/>
+              </w:rPr>
+              <w:t>R&amp;D</w:t>
+            </w:r>
+            <w:r>
+              <w:rPr>
+                <w:rFonts w:ascii="Times New Roman" w:hAnsi="Times New Roman" w:cs="Times New Roman"/>
+                <w:sz w:val="20"/>
+                <w:szCs w:val="20"/>
+              </w:rPr>
+              <w:br/>
+              <w:t>VLAN 40</w:t>
             </w:r>
           </w:p>
         </w:tc>
@@ -1078,16 +1477,18 @@
           <w:p>
             <w:pPr>
               <w:rPr>
-                <w:sz w:val="20"/>
-                <w:szCs w:val="20"/>
-              </w:rPr>
-            </w:pPr>
-            <w:r>
-              <w:rPr>
-                <w:sz w:val="20"/>
-                <w:szCs w:val="20"/>
-              </w:rPr>
-              <w:t>60</w:t>
+                <w:rFonts w:ascii="Times New Roman" w:hAnsi="Times New Roman" w:cs="Times New Roman"/>
+                <w:sz w:val="20"/>
+                <w:szCs w:val="20"/>
+              </w:rPr>
+            </w:pPr>
+            <w:r>
+              <w:rPr>
+                <w:rFonts w:ascii="Times New Roman" w:hAnsi="Times New Roman" w:cs="Times New Roman"/>
+                <w:sz w:val="20"/>
+                <w:szCs w:val="20"/>
+              </w:rPr>
+              <w:t>100</w:t>
             </w:r>
           </w:p>
         </w:tc>
@@ -1098,16 +1499,18 @@
           <w:p>
             <w:pPr>
               <w:rPr>
-                <w:sz w:val="20"/>
-                <w:szCs w:val="20"/>
-              </w:rPr>
-            </w:pPr>
-            <w:r>
-              <w:rPr>
-                <w:sz w:val="20"/>
-                <w:szCs w:val="20"/>
-              </w:rPr>
-              <w:t>62</w:t>
+                <w:rFonts w:ascii="Times New Roman" w:hAnsi="Times New Roman" w:cs="Times New Roman"/>
+                <w:sz w:val="20"/>
+                <w:szCs w:val="20"/>
+              </w:rPr>
+            </w:pPr>
+            <w:r>
+              <w:rPr>
+                <w:rFonts w:ascii="Times New Roman" w:hAnsi="Times New Roman" w:cs="Times New Roman"/>
+                <w:sz w:val="20"/>
+                <w:szCs w:val="20"/>
+              </w:rPr>
+              <w:t>126</w:t>
             </w:r>
           </w:p>
         </w:tc>
@@ -1118,16 +1521,18 @@
           <w:p>
             <w:pPr>
               <w:rPr>
-                <w:sz w:val="20"/>
-                <w:szCs w:val="20"/>
-              </w:rPr>
-            </w:pPr>
-            <w:r>
-              <w:rPr>
-                <w:sz w:val="20"/>
-                <w:szCs w:val="20"/>
-              </w:rPr>
-              <w:t>2</w:t>
+                <w:rFonts w:ascii="Times New Roman" w:hAnsi="Times New Roman" w:cs="Times New Roman"/>
+                <w:sz w:val="20"/>
+                <w:szCs w:val="20"/>
+              </w:rPr>
+            </w:pPr>
+            <w:r>
+              <w:rPr>
+                <w:rFonts w:ascii="Times New Roman" w:hAnsi="Times New Roman" w:cs="Times New Roman"/>
+                <w:sz w:val="20"/>
+                <w:szCs w:val="20"/>
+              </w:rPr>
+              <w:t>26</w:t>
             </w:r>
           </w:p>
         </w:tc>
@@ -1138,16 +1543,18 @@
           <w:p>
             <w:pPr>
               <w:rPr>
-                <w:sz w:val="20"/>
-                <w:szCs w:val="20"/>
-              </w:rPr>
-            </w:pPr>
-            <w:r>
-              <w:rPr>
-                <w:sz w:val="20"/>
-                <w:szCs w:val="20"/>
-              </w:rPr>
-              <w:t>10.0.3.0</w:t>
+                <w:rFonts w:ascii="Times New Roman" w:hAnsi="Times New Roman" w:cs="Times New Roman"/>
+                <w:sz w:val="20"/>
+                <w:szCs w:val="20"/>
+              </w:rPr>
+            </w:pPr>
+            <w:r>
+              <w:rPr>
+                <w:rFonts w:ascii="Times New Roman" w:hAnsi="Times New Roman" w:cs="Times New Roman"/>
+                <w:sz w:val="20"/>
+                <w:szCs w:val="20"/>
+              </w:rPr>
+              <w:t>10.0.4.0</w:t>
             </w:r>
           </w:p>
         </w:tc>
@@ -1158,16 +1565,18 @@
           <w:p>
             <w:pPr>
               <w:rPr>
-                <w:sz w:val="20"/>
-                <w:szCs w:val="20"/>
-              </w:rPr>
-            </w:pPr>
-            <w:r>
-              <w:rPr>
-                <w:sz w:val="20"/>
-                <w:szCs w:val="20"/>
-              </w:rPr>
-              <w:t>10.0.3.1 – 10.0.3.62</w:t>
+                <w:rFonts w:ascii="Times New Roman" w:hAnsi="Times New Roman" w:cs="Times New Roman"/>
+                <w:sz w:val="20"/>
+                <w:szCs w:val="20"/>
+              </w:rPr>
+            </w:pPr>
+            <w:r>
+              <w:rPr>
+                <w:rFonts w:ascii="Times New Roman" w:hAnsi="Times New Roman" w:cs="Times New Roman"/>
+                <w:sz w:val="20"/>
+                <w:szCs w:val="20"/>
+              </w:rPr>
+              <w:t>10.0.4.1 - 10.0.4.126</w:t>
             </w:r>
           </w:p>
         </w:tc>
@@ -1178,16 +1587,18 @@
           <w:p>
             <w:pPr>
               <w:rPr>
-                <w:sz w:val="20"/>
-                <w:szCs w:val="20"/>
-              </w:rPr>
-            </w:pPr>
-            <w:r>
-              <w:rPr>
-                <w:sz w:val="20"/>
-                <w:szCs w:val="20"/>
-              </w:rPr>
-              <w:t>10.0.3.63</w:t>
+                <w:rFonts w:ascii="Times New Roman" w:hAnsi="Times New Roman" w:cs="Times New Roman"/>
+                <w:sz w:val="20"/>
+                <w:szCs w:val="20"/>
+              </w:rPr>
+            </w:pPr>
+            <w:r>
+              <w:rPr>
+                <w:rFonts w:ascii="Times New Roman" w:hAnsi="Times New Roman" w:cs="Times New Roman"/>
+                <w:sz w:val="20"/>
+                <w:szCs w:val="20"/>
+              </w:rPr>
+              <w:t>10.0.4.127</w:t>
             </w:r>
           </w:p>
         </w:tc>
@@ -1198,16 +1609,18 @@
           <w:p>
             <w:pPr>
               <w:rPr>
-                <w:sz w:val="20"/>
-                <w:szCs w:val="20"/>
-              </w:rPr>
-            </w:pPr>
-            <w:r>
-              <w:rPr>
-                <w:sz w:val="20"/>
-                <w:szCs w:val="20"/>
-              </w:rPr>
-              <w:t>/26</w:t>
+                <w:rFonts w:ascii="Times New Roman" w:hAnsi="Times New Roman" w:cs="Times New Roman"/>
+                <w:sz w:val="20"/>
+                <w:szCs w:val="20"/>
+              </w:rPr>
+            </w:pPr>
+            <w:r>
+              <w:rPr>
+                <w:rFonts w:ascii="Times New Roman" w:hAnsi="Times New Roman" w:cs="Times New Roman"/>
+                <w:sz w:val="20"/>
+                <w:szCs w:val="20"/>
+              </w:rPr>
+              <w:t>/25</w:t>
             </w:r>
           </w:p>
         </w:tc>
@@ -1220,16 +1633,27 @@
           <w:p>
             <w:pPr>
               <w:rPr>
-                <w:sz w:val="20"/>
-                <w:szCs w:val="20"/>
-              </w:rPr>
-            </w:pPr>
-            <w:r>
-              <w:rPr>
-                <w:sz w:val="20"/>
-                <w:szCs w:val="20"/>
-              </w:rPr>
-              <w:t>Warehouse</w:t>
+                <w:rFonts w:ascii="Times New Roman" w:hAnsi="Times New Roman" w:cs="Times New Roman"/>
+                <w:sz w:val="20"/>
+                <w:szCs w:val="20"/>
+              </w:rPr>
+            </w:pPr>
+            <w:r>
+              <w:rPr>
+                <w:rFonts w:ascii="Times New Roman" w:hAnsi="Times New Roman" w:cs="Times New Roman"/>
+                <w:sz w:val="20"/>
+                <w:szCs w:val="20"/>
+              </w:rPr>
+              <w:t>Management</w:t>
+            </w:r>
+            <w:r>
+              <w:rPr>
+                <w:rFonts w:ascii="Times New Roman" w:hAnsi="Times New Roman" w:cs="Times New Roman"/>
+                <w:sz w:val="20"/>
+                <w:szCs w:val="20"/>
+              </w:rPr>
+              <w:br/>
+              <w:t>VLAN 50</w:t>
             </w:r>
           </w:p>
         </w:tc>
@@ -1240,16 +1664,18 @@
           <w:p>
             <w:pPr>
               <w:rPr>
-                <w:sz w:val="20"/>
-                <w:szCs w:val="20"/>
-              </w:rPr>
-            </w:pPr>
-            <w:r>
-              <w:rPr>
-                <w:sz w:val="20"/>
-                <w:szCs w:val="20"/>
-              </w:rPr>
-              <w:t>50</w:t>
+                <w:rFonts w:ascii="Times New Roman" w:hAnsi="Times New Roman" w:cs="Times New Roman"/>
+                <w:sz w:val="20"/>
+                <w:szCs w:val="20"/>
+              </w:rPr>
+            </w:pPr>
+            <w:r>
+              <w:rPr>
+                <w:rFonts w:ascii="Times New Roman" w:hAnsi="Times New Roman" w:cs="Times New Roman"/>
+                <w:sz w:val="20"/>
+                <w:szCs w:val="20"/>
+              </w:rPr>
+              <w:t>80</w:t>
             </w:r>
           </w:p>
         </w:tc>
@@ -1260,16 +1686,18 @@
           <w:p>
             <w:pPr>
               <w:rPr>
-                <w:sz w:val="20"/>
-                <w:szCs w:val="20"/>
-              </w:rPr>
-            </w:pPr>
-            <w:r>
-              <w:rPr>
-                <w:sz w:val="20"/>
-                <w:szCs w:val="20"/>
-              </w:rPr>
-              <w:t>62</w:t>
+                <w:rFonts w:ascii="Times New Roman" w:hAnsi="Times New Roman" w:cs="Times New Roman"/>
+                <w:sz w:val="20"/>
+                <w:szCs w:val="20"/>
+              </w:rPr>
+            </w:pPr>
+            <w:r>
+              <w:rPr>
+                <w:rFonts w:ascii="Times New Roman" w:hAnsi="Times New Roman" w:cs="Times New Roman"/>
+                <w:sz w:val="20"/>
+                <w:szCs w:val="20"/>
+              </w:rPr>
+              <w:t>126</w:t>
             </w:r>
           </w:p>
         </w:tc>
@@ -1280,16 +1708,18 @@
           <w:p>
             <w:pPr>
               <w:rPr>
-                <w:sz w:val="20"/>
-                <w:szCs w:val="20"/>
-              </w:rPr>
-            </w:pPr>
-            <w:r>
-              <w:rPr>
-                <w:sz w:val="20"/>
-                <w:szCs w:val="20"/>
-              </w:rPr>
-              <w:t>12</w:t>
+                <w:rFonts w:ascii="Times New Roman" w:hAnsi="Times New Roman" w:cs="Times New Roman"/>
+                <w:sz w:val="20"/>
+                <w:szCs w:val="20"/>
+              </w:rPr>
+            </w:pPr>
+            <w:r>
+              <w:rPr>
+                <w:rFonts w:ascii="Times New Roman" w:hAnsi="Times New Roman" w:cs="Times New Roman"/>
+                <w:sz w:val="20"/>
+                <w:szCs w:val="20"/>
+              </w:rPr>
+              <w:t>46</w:t>
             </w:r>
           </w:p>
         </w:tc>
@@ -1300,16 +1730,18 @@
           <w:p>
             <w:pPr>
               <w:rPr>
-                <w:sz w:val="20"/>
-                <w:szCs w:val="20"/>
-              </w:rPr>
-            </w:pPr>
-            <w:r>
-              <w:rPr>
-                <w:sz w:val="20"/>
-                <w:szCs w:val="20"/>
-              </w:rPr>
-              <w:t>10.0.3.64</w:t>
+                <w:rFonts w:ascii="Times New Roman" w:hAnsi="Times New Roman" w:cs="Times New Roman"/>
+                <w:sz w:val="20"/>
+                <w:szCs w:val="20"/>
+              </w:rPr>
+            </w:pPr>
+            <w:r>
+              <w:rPr>
+                <w:rFonts w:ascii="Times New Roman" w:hAnsi="Times New Roman" w:cs="Times New Roman"/>
+                <w:sz w:val="20"/>
+                <w:szCs w:val="20"/>
+              </w:rPr>
+              <w:t>10.0.4.128</w:t>
             </w:r>
           </w:p>
         </w:tc>
@@ -1320,16 +1752,18 @@
           <w:p>
             <w:pPr>
               <w:rPr>
-                <w:sz w:val="20"/>
-                <w:szCs w:val="20"/>
-              </w:rPr>
-            </w:pPr>
-            <w:r>
-              <w:rPr>
-                <w:sz w:val="20"/>
-                <w:szCs w:val="20"/>
-              </w:rPr>
-              <w:t>10.0.3.65 – 10.0.3.126</w:t>
+                <w:rFonts w:ascii="Times New Roman" w:hAnsi="Times New Roman" w:cs="Times New Roman"/>
+                <w:sz w:val="20"/>
+                <w:szCs w:val="20"/>
+              </w:rPr>
+            </w:pPr>
+            <w:r>
+              <w:rPr>
+                <w:rFonts w:ascii="Times New Roman" w:hAnsi="Times New Roman" w:cs="Times New Roman"/>
+                <w:sz w:val="20"/>
+                <w:szCs w:val="20"/>
+              </w:rPr>
+              <w:t>10.0.4.129 - 10.0.4.254</w:t>
             </w:r>
           </w:p>
         </w:tc>
@@ -1340,16 +1774,18 @@
           <w:p>
             <w:pPr>
               <w:rPr>
-                <w:sz w:val="20"/>
-                <w:szCs w:val="20"/>
-              </w:rPr>
-            </w:pPr>
-            <w:r>
-              <w:rPr>
-                <w:sz w:val="20"/>
-                <w:szCs w:val="20"/>
-              </w:rPr>
-              <w:t>10.0.3.127</w:t>
+                <w:rFonts w:ascii="Times New Roman" w:hAnsi="Times New Roman" w:cs="Times New Roman"/>
+                <w:sz w:val="20"/>
+                <w:szCs w:val="20"/>
+              </w:rPr>
+            </w:pPr>
+            <w:r>
+              <w:rPr>
+                <w:rFonts w:ascii="Times New Roman" w:hAnsi="Times New Roman" w:cs="Times New Roman"/>
+                <w:sz w:val="20"/>
+                <w:szCs w:val="20"/>
+              </w:rPr>
+              <w:t>10.0.4.255</w:t>
             </w:r>
           </w:p>
         </w:tc>
@@ -1360,16 +1796,18 @@
           <w:p>
             <w:pPr>
               <w:rPr>
-                <w:sz w:val="20"/>
-                <w:szCs w:val="20"/>
-              </w:rPr>
-            </w:pPr>
-            <w:r>
-              <w:rPr>
-                <w:sz w:val="20"/>
-                <w:szCs w:val="20"/>
-              </w:rPr>
-              <w:t>/26</w:t>
+                <w:rFonts w:ascii="Times New Roman" w:hAnsi="Times New Roman" w:cs="Times New Roman"/>
+                <w:sz w:val="20"/>
+                <w:szCs w:val="20"/>
+              </w:rPr>
+            </w:pPr>
+            <w:r>
+              <w:rPr>
+                <w:rFonts w:ascii="Times New Roman" w:hAnsi="Times New Roman" w:cs="Times New Roman"/>
+                <w:sz w:val="20"/>
+                <w:szCs w:val="20"/>
+              </w:rPr>
+              <w:t>/25</w:t>
             </w:r>
           </w:p>
         </w:tc>
@@ -1382,18 +1820,420 @@
           <w:p>
             <w:pPr>
               <w:rPr>
-                <w:sz w:val="20"/>
-                <w:szCs w:val="20"/>
-              </w:rPr>
-            </w:pPr>
-            <w:r>
-              <w:rPr>
+                <w:rFonts w:ascii="Times New Roman" w:hAnsi="Times New Roman" w:cs="Times New Roman"/>
+                <w:sz w:val="20"/>
+                <w:szCs w:val="20"/>
+              </w:rPr>
+            </w:pPr>
+            <w:r>
+              <w:rPr>
+                <w:rFonts w:ascii="Times New Roman" w:hAnsi="Times New Roman" w:cs="Times New Roman"/>
+                <w:sz w:val="20"/>
+                <w:szCs w:val="20"/>
+              </w:rPr>
+              <w:lastRenderedPageBreak/>
+              <w:t>Sales &amp; Marketing</w:t>
+            </w:r>
+          </w:p>
+          <w:p>
+            <w:pPr>
+              <w:rPr>
+                <w:rFonts w:ascii="Times New Roman" w:hAnsi="Times New Roman" w:cs="Times New Roman"/>
+                <w:sz w:val="20"/>
+                <w:szCs w:val="20"/>
+              </w:rPr>
+            </w:pPr>
+            <w:r>
+              <w:rPr>
+                <w:rFonts w:ascii="Times New Roman" w:hAnsi="Times New Roman" w:cs="Times New Roman"/>
+                <w:sz w:val="20"/>
+                <w:szCs w:val="20"/>
+              </w:rPr>
+              <w:t>VLAN 60</w:t>
+            </w:r>
+          </w:p>
+        </w:tc>
+        <w:tc>
+          <w:tcPr>
+            <w:tcW w:w="992" w:type="dxa"/>
+          </w:tcPr>
+          <w:p>
+            <w:pPr>
+              <w:rPr>
+                <w:rFonts w:ascii="Times New Roman" w:hAnsi="Times New Roman" w:cs="Times New Roman"/>
+                <w:sz w:val="20"/>
+                <w:szCs w:val="20"/>
+              </w:rPr>
+            </w:pPr>
+            <w:r>
+              <w:rPr>
+                <w:rFonts w:ascii="Times New Roman" w:hAnsi="Times New Roman" w:cs="Times New Roman"/>
+                <w:sz w:val="20"/>
+                <w:szCs w:val="20"/>
+              </w:rPr>
+              <w:t>60</w:t>
+            </w:r>
+          </w:p>
+        </w:tc>
+        <w:tc>
+          <w:tcPr>
+            <w:tcW w:w="992" w:type="dxa"/>
+          </w:tcPr>
+          <w:p>
+            <w:pPr>
+              <w:rPr>
+                <w:rFonts w:ascii="Times New Roman" w:hAnsi="Times New Roman" w:cs="Times New Roman"/>
+                <w:sz w:val="20"/>
+                <w:szCs w:val="20"/>
+              </w:rPr>
+            </w:pPr>
+            <w:r>
+              <w:rPr>
+                <w:rFonts w:ascii="Times New Roman" w:hAnsi="Times New Roman" w:cs="Times New Roman"/>
+                <w:sz w:val="20"/>
+                <w:szCs w:val="20"/>
+              </w:rPr>
+              <w:t>62</w:t>
+            </w:r>
+          </w:p>
+        </w:tc>
+        <w:tc>
+          <w:tcPr>
+            <w:tcW w:w="851" w:type="dxa"/>
+          </w:tcPr>
+          <w:p>
+            <w:pPr>
+              <w:rPr>
+                <w:rFonts w:ascii="Times New Roman" w:hAnsi="Times New Roman" w:cs="Times New Roman"/>
+                <w:sz w:val="20"/>
+                <w:szCs w:val="20"/>
+              </w:rPr>
+            </w:pPr>
+            <w:r>
+              <w:rPr>
+                <w:rFonts w:ascii="Times New Roman" w:hAnsi="Times New Roman" w:cs="Times New Roman"/>
+                <w:sz w:val="20"/>
+                <w:szCs w:val="20"/>
+              </w:rPr>
+              <w:t>2</w:t>
+            </w:r>
+          </w:p>
+        </w:tc>
+        <w:tc>
+          <w:tcPr>
+            <w:tcW w:w="1227" w:type="dxa"/>
+          </w:tcPr>
+          <w:p>
+            <w:pPr>
+              <w:rPr>
+                <w:rFonts w:ascii="Times New Roman" w:hAnsi="Times New Roman" w:cs="Times New Roman"/>
+                <w:sz w:val="20"/>
+                <w:szCs w:val="20"/>
+              </w:rPr>
+            </w:pPr>
+            <w:r>
+              <w:rPr>
+                <w:rFonts w:ascii="Times New Roman" w:hAnsi="Times New Roman" w:cs="Times New Roman"/>
+                <w:sz w:val="20"/>
+                <w:szCs w:val="20"/>
+              </w:rPr>
+              <w:t>10.0.5.0</w:t>
+            </w:r>
+          </w:p>
+        </w:tc>
+        <w:tc>
+          <w:tcPr>
+            <w:tcW w:w="1608" w:type="dxa"/>
+          </w:tcPr>
+          <w:p>
+            <w:pPr>
+              <w:rPr>
+                <w:rFonts w:ascii="Times New Roman" w:hAnsi="Times New Roman" w:cs="Times New Roman"/>
+                <w:sz w:val="20"/>
+                <w:szCs w:val="20"/>
+              </w:rPr>
+            </w:pPr>
+            <w:r>
+              <w:rPr>
+                <w:rFonts w:ascii="Times New Roman" w:hAnsi="Times New Roman" w:cs="Times New Roman"/>
+                <w:sz w:val="20"/>
+                <w:szCs w:val="20"/>
+              </w:rPr>
+              <w:t>10.0.5.1 - 10.0.5.62</w:t>
+            </w:r>
+          </w:p>
+        </w:tc>
+        <w:tc>
+          <w:tcPr>
+            <w:tcW w:w="1216" w:type="dxa"/>
+          </w:tcPr>
+          <w:p>
+            <w:pPr>
+              <w:rPr>
+                <w:rFonts w:ascii="Times New Roman" w:hAnsi="Times New Roman" w:cs="Times New Roman"/>
+                <w:sz w:val="20"/>
+                <w:szCs w:val="20"/>
+              </w:rPr>
+            </w:pPr>
+            <w:r>
+              <w:rPr>
+                <w:rFonts w:ascii="Times New Roman" w:hAnsi="Times New Roman" w:cs="Times New Roman"/>
+                <w:sz w:val="20"/>
+                <w:szCs w:val="20"/>
+              </w:rPr>
+              <w:t>10.0.5.63</w:t>
+            </w:r>
+          </w:p>
+        </w:tc>
+        <w:tc>
+          <w:tcPr>
+            <w:tcW w:w="717" w:type="dxa"/>
+          </w:tcPr>
+          <w:p>
+            <w:pPr>
+              <w:rPr>
+                <w:rFonts w:ascii="Times New Roman" w:hAnsi="Times New Roman" w:cs="Times New Roman"/>
+                <w:sz w:val="20"/>
+                <w:szCs w:val="20"/>
+              </w:rPr>
+            </w:pPr>
+            <w:r>
+              <w:rPr>
+                <w:rFonts w:ascii="Times New Roman" w:hAnsi="Times New Roman" w:cs="Times New Roman"/>
+                <w:sz w:val="20"/>
+                <w:szCs w:val="20"/>
+              </w:rPr>
+              <w:t>/26</w:t>
+            </w:r>
+          </w:p>
+        </w:tc>
+      </w:tr>
+      <w:tr>
+        <w:tc>
+          <w:tcPr>
+            <w:tcW w:w="1413" w:type="dxa"/>
+          </w:tcPr>
+          <w:p>
+            <w:pPr>
+              <w:rPr>
+                <w:rFonts w:ascii="Times New Roman" w:hAnsi="Times New Roman" w:cs="Times New Roman"/>
+                <w:sz w:val="20"/>
+                <w:szCs w:val="20"/>
+              </w:rPr>
+            </w:pPr>
+            <w:r>
+              <w:rPr>
+                <w:rFonts w:ascii="Times New Roman" w:hAnsi="Times New Roman" w:cs="Times New Roman"/>
+                <w:sz w:val="20"/>
+                <w:szCs w:val="20"/>
+              </w:rPr>
+              <w:t>Warehouse</w:t>
+            </w:r>
+            <w:r>
+              <w:rPr>
+                <w:rFonts w:ascii="Times New Roman" w:hAnsi="Times New Roman" w:cs="Times New Roman"/>
+                <w:sz w:val="20"/>
+                <w:szCs w:val="20"/>
+              </w:rPr>
+              <w:br/>
+              <w:t>VLAN 70</w:t>
+            </w:r>
+          </w:p>
+        </w:tc>
+        <w:tc>
+          <w:tcPr>
+            <w:tcW w:w="992" w:type="dxa"/>
+          </w:tcPr>
+          <w:p>
+            <w:pPr>
+              <w:rPr>
+                <w:rFonts w:ascii="Times New Roman" w:hAnsi="Times New Roman" w:cs="Times New Roman"/>
+                <w:sz w:val="20"/>
+                <w:szCs w:val="20"/>
+              </w:rPr>
+            </w:pPr>
+            <w:r>
+              <w:rPr>
+                <w:rFonts w:ascii="Times New Roman" w:hAnsi="Times New Roman" w:cs="Times New Roman"/>
+                <w:sz w:val="20"/>
+                <w:szCs w:val="20"/>
+              </w:rPr>
+              <w:t>50</w:t>
+            </w:r>
+          </w:p>
+        </w:tc>
+        <w:tc>
+          <w:tcPr>
+            <w:tcW w:w="992" w:type="dxa"/>
+          </w:tcPr>
+          <w:p>
+            <w:pPr>
+              <w:rPr>
+                <w:rFonts w:ascii="Times New Roman" w:hAnsi="Times New Roman" w:cs="Times New Roman"/>
+                <w:sz w:val="20"/>
+                <w:szCs w:val="20"/>
+              </w:rPr>
+            </w:pPr>
+            <w:r>
+              <w:rPr>
+                <w:rFonts w:ascii="Times New Roman" w:hAnsi="Times New Roman" w:cs="Times New Roman"/>
+                <w:sz w:val="20"/>
+                <w:szCs w:val="20"/>
+              </w:rPr>
+              <w:t>62</w:t>
+            </w:r>
+          </w:p>
+        </w:tc>
+        <w:tc>
+          <w:tcPr>
+            <w:tcW w:w="851" w:type="dxa"/>
+          </w:tcPr>
+          <w:p>
+            <w:pPr>
+              <w:rPr>
+                <w:rFonts w:ascii="Times New Roman" w:hAnsi="Times New Roman" w:cs="Times New Roman"/>
+                <w:sz w:val="20"/>
+                <w:szCs w:val="20"/>
+              </w:rPr>
+            </w:pPr>
+            <w:r>
+              <w:rPr>
+                <w:rFonts w:ascii="Times New Roman" w:hAnsi="Times New Roman" w:cs="Times New Roman"/>
+                <w:sz w:val="20"/>
+                <w:szCs w:val="20"/>
+              </w:rPr>
+              <w:t>12</w:t>
+            </w:r>
+          </w:p>
+        </w:tc>
+        <w:tc>
+          <w:tcPr>
+            <w:tcW w:w="1227" w:type="dxa"/>
+          </w:tcPr>
+          <w:p>
+            <w:pPr>
+              <w:rPr>
+                <w:rFonts w:ascii="Times New Roman" w:hAnsi="Times New Roman" w:cs="Times New Roman"/>
+                <w:sz w:val="20"/>
+                <w:szCs w:val="20"/>
+              </w:rPr>
+            </w:pPr>
+            <w:r>
+              <w:rPr>
+                <w:rFonts w:ascii="Times New Roman" w:hAnsi="Times New Roman" w:cs="Times New Roman"/>
+                <w:sz w:val="20"/>
+                <w:szCs w:val="20"/>
+              </w:rPr>
+              <w:t>10.0.5.64</w:t>
+            </w:r>
+          </w:p>
+        </w:tc>
+        <w:tc>
+          <w:tcPr>
+            <w:tcW w:w="1608" w:type="dxa"/>
+          </w:tcPr>
+          <w:p>
+            <w:pPr>
+              <w:rPr>
+                <w:rFonts w:ascii="Times New Roman" w:hAnsi="Times New Roman" w:cs="Times New Roman"/>
+                <w:sz w:val="20"/>
+                <w:szCs w:val="20"/>
+              </w:rPr>
+            </w:pPr>
+            <w:r>
+              <w:rPr>
+                <w:rFonts w:ascii="Times New Roman" w:hAnsi="Times New Roman" w:cs="Times New Roman"/>
+                <w:sz w:val="20"/>
+                <w:szCs w:val="20"/>
+              </w:rPr>
+              <w:t>10.0.5.65 - 10.0.5.126</w:t>
+            </w:r>
+          </w:p>
+        </w:tc>
+        <w:tc>
+          <w:tcPr>
+            <w:tcW w:w="1216" w:type="dxa"/>
+          </w:tcPr>
+          <w:p>
+            <w:pPr>
+              <w:rPr>
+                <w:rFonts w:ascii="Times New Roman" w:hAnsi="Times New Roman" w:cs="Times New Roman"/>
+                <w:sz w:val="20"/>
+                <w:szCs w:val="20"/>
+              </w:rPr>
+            </w:pPr>
+            <w:r>
+              <w:rPr>
+                <w:rFonts w:ascii="Times New Roman" w:hAnsi="Times New Roman" w:cs="Times New Roman"/>
+                <w:sz w:val="20"/>
+                <w:szCs w:val="20"/>
+              </w:rPr>
+              <w:t>10.0.5.127</w:t>
+            </w:r>
+          </w:p>
+        </w:tc>
+        <w:tc>
+          <w:tcPr>
+            <w:tcW w:w="717" w:type="dxa"/>
+          </w:tcPr>
+          <w:p>
+            <w:pPr>
+              <w:rPr>
+                <w:rFonts w:ascii="Times New Roman" w:hAnsi="Times New Roman" w:cs="Times New Roman"/>
+                <w:sz w:val="20"/>
+                <w:szCs w:val="20"/>
+              </w:rPr>
+            </w:pPr>
+            <w:r>
+              <w:rPr>
+                <w:rFonts w:ascii="Times New Roman" w:hAnsi="Times New Roman" w:cs="Times New Roman"/>
+                <w:sz w:val="20"/>
+                <w:szCs w:val="20"/>
+              </w:rPr>
+              <w:t>/26</w:t>
+            </w:r>
+          </w:p>
+        </w:tc>
+      </w:tr>
+      <w:tr>
+        <w:tc>
+          <w:tcPr>
+            <w:tcW w:w="1413" w:type="dxa"/>
+          </w:tcPr>
+          <w:p>
+            <w:pPr>
+              <w:rPr>
+                <w:rFonts w:ascii="Times New Roman" w:hAnsi="Times New Roman" w:cs="Times New Roman"/>
+                <w:sz w:val="20"/>
+                <w:szCs w:val="20"/>
+              </w:rPr>
+            </w:pPr>
+            <w:r>
+              <w:rPr>
+                <w:rFonts w:ascii="Times New Roman" w:hAnsi="Times New Roman" w:cs="Times New Roman"/>
                 <w:sz w:val="20"/>
                 <w:szCs w:val="20"/>
               </w:rPr>
               <w:t>Finance</w:t>
             </w:r>
           </w:p>
+          <w:p>
+            <w:pPr>
+              <w:rPr>
+                <w:rFonts w:ascii="Times New Roman" w:hAnsi="Times New Roman" w:cs="Times New Roman"/>
+                <w:sz w:val="20"/>
+                <w:szCs w:val="20"/>
+              </w:rPr>
+            </w:pPr>
+            <w:r>
+              <w:rPr>
+                <w:rFonts w:ascii="Times New Roman" w:hAnsi="Times New Roman" w:cs="Times New Roman"/>
+                <w:sz w:val="20"/>
+                <w:szCs w:val="20"/>
+              </w:rPr>
+              <w:t>VLAN 80</w:t>
+            </w:r>
+          </w:p>
         </w:tc>
         <w:tc>
           <w:tcPr>
@@ -1402,12 +2242,14 @@
           <w:p>
             <w:pPr>
               <w:rPr>
-                <w:sz w:val="20"/>
-                <w:szCs w:val="20"/>
-              </w:rPr>
-            </w:pPr>
-            <w:r>
-              <w:rPr>
+                <w:rFonts w:ascii="Times New Roman" w:hAnsi="Times New Roman" w:cs="Times New Roman"/>
+                <w:sz w:val="20"/>
+                <w:szCs w:val="20"/>
+              </w:rPr>
+            </w:pPr>
+            <w:r>
+              <w:rPr>
+                <w:rFonts w:ascii="Times New Roman" w:hAnsi="Times New Roman" w:cs="Times New Roman"/>
                 <w:sz w:val="20"/>
                 <w:szCs w:val="20"/>
               </w:rPr>
@@ -1422,12 +2264,14 @@
           <w:p>
             <w:pPr>
               <w:rPr>
-                <w:sz w:val="20"/>
-                <w:szCs w:val="20"/>
-              </w:rPr>
-            </w:pPr>
-            <w:r>
-              <w:rPr>
+                <w:rFonts w:ascii="Times New Roman" w:hAnsi="Times New Roman" w:cs="Times New Roman"/>
+                <w:sz w:val="20"/>
+                <w:szCs w:val="20"/>
+              </w:rPr>
+            </w:pPr>
+            <w:r>
+              <w:rPr>
+                <w:rFonts w:ascii="Times New Roman" w:hAnsi="Times New Roman" w:cs="Times New Roman"/>
                 <w:sz w:val="20"/>
                 <w:szCs w:val="20"/>
               </w:rPr>
@@ -1442,12 +2286,14 @@
           <w:p>
             <w:pPr>
               <w:rPr>
-                <w:sz w:val="20"/>
-                <w:szCs w:val="20"/>
-              </w:rPr>
-            </w:pPr>
-            <w:r>
-              <w:rPr>
+                <w:rFonts w:ascii="Times New Roman" w:hAnsi="Times New Roman" w:cs="Times New Roman"/>
+                <w:sz w:val="20"/>
+                <w:szCs w:val="20"/>
+              </w:rPr>
+            </w:pPr>
+            <w:r>
+              <w:rPr>
+                <w:rFonts w:ascii="Times New Roman" w:hAnsi="Times New Roman" w:cs="Times New Roman"/>
                 <w:sz w:val="20"/>
                 <w:szCs w:val="20"/>
               </w:rPr>
@@ -1462,16 +2308,18 @@
           <w:p>
             <w:pPr>
               <w:rPr>
-                <w:sz w:val="20"/>
-                <w:szCs w:val="20"/>
-              </w:rPr>
-            </w:pPr>
-            <w:r>
-              <w:rPr>
-                <w:sz w:val="20"/>
-                <w:szCs w:val="20"/>
-              </w:rPr>
-              <w:t>10.0.3.128</w:t>
+                <w:rFonts w:ascii="Times New Roman" w:hAnsi="Times New Roman" w:cs="Times New Roman"/>
+                <w:sz w:val="20"/>
+                <w:szCs w:val="20"/>
+              </w:rPr>
+            </w:pPr>
+            <w:r>
+              <w:rPr>
+                <w:rFonts w:ascii="Times New Roman" w:hAnsi="Times New Roman" w:cs="Times New Roman"/>
+                <w:sz w:val="20"/>
+                <w:szCs w:val="20"/>
+              </w:rPr>
+              <w:t>10.0.5.128</w:t>
             </w:r>
           </w:p>
         </w:tc>
@@ -1482,16 +2330,18 @@
           <w:p>
             <w:pPr>
               <w:rPr>
-                <w:sz w:val="20"/>
-                <w:szCs w:val="20"/>
-              </w:rPr>
-            </w:pPr>
-            <w:r>
-              <w:rPr>
-                <w:sz w:val="20"/>
-                <w:szCs w:val="20"/>
-              </w:rPr>
-              <w:t>10.0.3.129 – 10.0.3.158</w:t>
+                <w:rFonts w:ascii="Times New Roman" w:hAnsi="Times New Roman" w:cs="Times New Roman"/>
+                <w:sz w:val="20"/>
+                <w:szCs w:val="20"/>
+              </w:rPr>
+            </w:pPr>
+            <w:r>
+              <w:rPr>
+                <w:rFonts w:ascii="Times New Roman" w:hAnsi="Times New Roman" w:cs="Times New Roman"/>
+                <w:sz w:val="20"/>
+                <w:szCs w:val="20"/>
+              </w:rPr>
+              <w:t>10.0.5.129 - 10.0.5.158</w:t>
             </w:r>
           </w:p>
         </w:tc>
@@ -1502,16 +2352,18 @@
           <w:p>
             <w:pPr>
               <w:rPr>
-                <w:sz w:val="20"/>
-                <w:szCs w:val="20"/>
-              </w:rPr>
-            </w:pPr>
-            <w:r>
-              <w:rPr>
-                <w:sz w:val="20"/>
-                <w:szCs w:val="20"/>
-              </w:rPr>
-              <w:t>10.0.3.159</w:t>
+                <w:rFonts w:ascii="Times New Roman" w:hAnsi="Times New Roman" w:cs="Times New Roman"/>
+                <w:sz w:val="20"/>
+                <w:szCs w:val="20"/>
+              </w:rPr>
+            </w:pPr>
+            <w:r>
+              <w:rPr>
+                <w:rFonts w:ascii="Times New Roman" w:hAnsi="Times New Roman" w:cs="Times New Roman"/>
+                <w:sz w:val="20"/>
+                <w:szCs w:val="20"/>
+              </w:rPr>
+              <w:t>10.0.5.159</w:t>
             </w:r>
           </w:p>
         </w:tc>
@@ -1522,23 +2374,713 @@
           <w:p>
             <w:pPr>
               <w:rPr>
-                <w:sz w:val="20"/>
-                <w:szCs w:val="20"/>
-              </w:rPr>
-            </w:pPr>
-            <w:r>
-              <w:rPr>
+                <w:rFonts w:ascii="Times New Roman" w:hAnsi="Times New Roman" w:cs="Times New Roman"/>
+                <w:sz w:val="20"/>
+                <w:szCs w:val="20"/>
+              </w:rPr>
+            </w:pPr>
+            <w:r>
+              <w:rPr>
+                <w:rFonts w:ascii="Times New Roman" w:hAnsi="Times New Roman" w:cs="Times New Roman"/>
                 <w:sz w:val="20"/>
                 <w:szCs w:val="20"/>
               </w:rPr>
               <w:t>/27</w:t>
             </w:r>
+          </w:p>
+        </w:tc>
+      </w:tr>
+      <w:tr>
+        <w:tc>
+          <w:tcPr>
+            <w:tcW w:w="1413" w:type="dxa"/>
+            <w:shd w:val="clear" w:color="auto" w:fill="A6A6A6" w:themeFill="background1" w:themeFillShade="A6"/>
+          </w:tcPr>
+          <w:p>
+            <w:pPr>
+              <w:rPr>
+                <w:rFonts w:ascii="Times New Roman" w:hAnsi="Times New Roman" w:cs="Times New Roman"/>
+                <w:sz w:val="20"/>
+                <w:szCs w:val="20"/>
+              </w:rPr>
+            </w:pPr>
+            <w:r>
+              <w:rPr>
+                <w:rFonts w:ascii="Times New Roman" w:hAnsi="Times New Roman" w:cs="Times New Roman"/>
+                <w:sz w:val="20"/>
+                <w:szCs w:val="20"/>
+              </w:rPr>
+              <w:t>Native</w:t>
+            </w:r>
+            <w:r>
+              <w:rPr>
+                <w:rFonts w:ascii="Times New Roman" w:hAnsi="Times New Roman" w:cs="Times New Roman"/>
+                <w:sz w:val="20"/>
+                <w:szCs w:val="20"/>
+              </w:rPr>
+              <w:br/>
+              <w:t>VLAN 99</w:t>
+            </w:r>
+          </w:p>
+        </w:tc>
+        <w:tc>
+          <w:tcPr>
+            <w:tcW w:w="992" w:type="dxa"/>
+            <w:shd w:val="clear" w:color="auto" w:fill="A6A6A6" w:themeFill="background1" w:themeFillShade="A6"/>
+          </w:tcPr>
+          <w:p>
+            <w:pPr>
+              <w:rPr>
+                <w:rFonts w:ascii="Times New Roman" w:hAnsi="Times New Roman" w:cs="Times New Roman"/>
+                <w:sz w:val="20"/>
+                <w:szCs w:val="20"/>
+              </w:rPr>
+            </w:pPr>
+          </w:p>
+        </w:tc>
+        <w:tc>
+          <w:tcPr>
+            <w:tcW w:w="992" w:type="dxa"/>
+            <w:shd w:val="clear" w:color="auto" w:fill="A6A6A6" w:themeFill="background1" w:themeFillShade="A6"/>
+          </w:tcPr>
+          <w:p>
+            <w:pPr>
+              <w:rPr>
+                <w:rFonts w:ascii="Times New Roman" w:hAnsi="Times New Roman" w:cs="Times New Roman"/>
+                <w:sz w:val="20"/>
+                <w:szCs w:val="20"/>
+              </w:rPr>
+            </w:pPr>
+          </w:p>
+        </w:tc>
+        <w:tc>
+          <w:tcPr>
+            <w:tcW w:w="851" w:type="dxa"/>
+            <w:shd w:val="clear" w:color="auto" w:fill="A6A6A6" w:themeFill="background1" w:themeFillShade="A6"/>
+          </w:tcPr>
+          <w:p>
+            <w:pPr>
+              <w:rPr>
+                <w:rFonts w:ascii="Times New Roman" w:hAnsi="Times New Roman" w:cs="Times New Roman"/>
+                <w:sz w:val="20"/>
+                <w:szCs w:val="20"/>
+              </w:rPr>
+            </w:pPr>
+          </w:p>
+        </w:tc>
+        <w:tc>
+          <w:tcPr>
+            <w:tcW w:w="1227" w:type="dxa"/>
+            <w:shd w:val="clear" w:color="auto" w:fill="A6A6A6" w:themeFill="background1" w:themeFillShade="A6"/>
+          </w:tcPr>
+          <w:p>
+            <w:pPr>
+              <w:rPr>
+                <w:rFonts w:ascii="Times New Roman" w:hAnsi="Times New Roman" w:cs="Times New Roman"/>
+                <w:sz w:val="20"/>
+                <w:szCs w:val="20"/>
+              </w:rPr>
+            </w:pPr>
+          </w:p>
+        </w:tc>
+        <w:tc>
+          <w:tcPr>
+            <w:tcW w:w="1608" w:type="dxa"/>
+            <w:shd w:val="clear" w:color="auto" w:fill="A6A6A6" w:themeFill="background1" w:themeFillShade="A6"/>
+          </w:tcPr>
+          <w:p>
+            <w:pPr>
+              <w:rPr>
+                <w:rFonts w:ascii="Times New Roman" w:hAnsi="Times New Roman" w:cs="Times New Roman"/>
+                <w:sz w:val="20"/>
+                <w:szCs w:val="20"/>
+              </w:rPr>
+            </w:pPr>
+          </w:p>
+        </w:tc>
+        <w:tc>
+          <w:tcPr>
+            <w:tcW w:w="1216" w:type="dxa"/>
+            <w:shd w:val="clear" w:color="auto" w:fill="A6A6A6" w:themeFill="background1" w:themeFillShade="A6"/>
+          </w:tcPr>
+          <w:p>
+            <w:pPr>
+              <w:rPr>
+                <w:rFonts w:ascii="Times New Roman" w:hAnsi="Times New Roman" w:cs="Times New Roman"/>
+                <w:sz w:val="20"/>
+                <w:szCs w:val="20"/>
+              </w:rPr>
+            </w:pPr>
+          </w:p>
+        </w:tc>
+        <w:tc>
+          <w:tcPr>
+            <w:tcW w:w="717" w:type="dxa"/>
+            <w:shd w:val="clear" w:color="auto" w:fill="A6A6A6" w:themeFill="background1" w:themeFillShade="A6"/>
+          </w:tcPr>
+          <w:p>
+            <w:pPr>
+              <w:rPr>
+                <w:rFonts w:ascii="Times New Roman" w:hAnsi="Times New Roman" w:cs="Times New Roman"/>
+                <w:sz w:val="20"/>
+                <w:szCs w:val="20"/>
+              </w:rPr>
+            </w:pPr>
           </w:p>
         </w:tc>
       </w:tr>
     </w:tbl>
-    <w:p/>
-    <w:p/>
+    <w:p>
+      <w:pPr>
+        <w:rPr>
+          <w:rFonts w:ascii="Times New Roman" w:hAnsi="Times New Roman" w:cs="Times New Roman"/>
+        </w:rPr>
+      </w:pPr>
+    </w:p>
+    <w:p>
+      <w:pPr>
+        <w:rPr>
+          <w:rFonts w:ascii="Times New Roman" w:hAnsi="Times New Roman" w:cs="Times New Roman"/>
+        </w:rPr>
+      </w:pPr>
+    </w:p>
+    <w:p>
+      <w:pPr>
+        <w:rPr>
+          <w:rFonts w:ascii="Times New Roman" w:hAnsi="Times New Roman" w:cs="Times New Roman"/>
+        </w:rPr>
+      </w:pPr>
+    </w:p>
+    <w:p>
+      <w:pPr>
+        <w:rPr>
+          <w:rFonts w:ascii="Times New Roman" w:hAnsi="Times New Roman" w:cs="Times New Roman"/>
+        </w:rPr>
+      </w:pPr>
+      <w:r>
+        <w:rPr>
+          <w:rFonts w:ascii="Times New Roman" w:hAnsi="Times New Roman" w:cs="Times New Roman"/>
+        </w:rPr>
+        <w:t>Commands used and where they are used:</w:t>
+      </w:r>
+    </w:p>
+    <w:tbl>
+      <w:tblPr>
+        <w:tblStyle w:val="TableGrid"/>
+        <w:tblW w:w="0" w:type="auto"/>
+        <w:tblLook w:val="04A0" w:firstRow="1" w:lastRow="0" w:firstColumn="1" w:lastColumn="0" w:noHBand="0" w:noVBand="1"/>
+      </w:tblPr>
+      <w:tblGrid>
+        <w:gridCol w:w="3005"/>
+        <w:gridCol w:w="3005"/>
+        <w:gridCol w:w="3006"/>
+      </w:tblGrid>
+      <w:tr>
+        <w:tc>
+          <w:tcPr>
+            <w:tcW w:w="3005" w:type="dxa"/>
+          </w:tcPr>
+          <w:p>
+            <w:pPr>
+              <w:rPr>
+                <w:rFonts w:ascii="Times New Roman" w:hAnsi="Times New Roman" w:cs="Times New Roman"/>
+              </w:rPr>
+            </w:pPr>
+            <w:r>
+              <w:rPr>
+                <w:rFonts w:ascii="Times New Roman" w:hAnsi="Times New Roman" w:cs="Times New Roman"/>
+              </w:rPr>
+              <w:t>Command</w:t>
+            </w:r>
+          </w:p>
+        </w:tc>
+        <w:tc>
+          <w:tcPr>
+            <w:tcW w:w="3005" w:type="dxa"/>
+          </w:tcPr>
+          <w:p>
+            <w:pPr>
+              <w:rPr>
+                <w:rFonts w:ascii="Times New Roman" w:hAnsi="Times New Roman" w:cs="Times New Roman"/>
+              </w:rPr>
+            </w:pPr>
+            <w:r>
+              <w:rPr>
+                <w:rFonts w:ascii="Times New Roman" w:hAnsi="Times New Roman" w:cs="Times New Roman"/>
+              </w:rPr>
+              <w:t>Device</w:t>
+            </w:r>
+          </w:p>
+        </w:tc>
+        <w:tc>
+          <w:tcPr>
+            <w:tcW w:w="3006" w:type="dxa"/>
+          </w:tcPr>
+          <w:p>
+            <w:pPr>
+              <w:rPr>
+                <w:rFonts w:ascii="Times New Roman" w:hAnsi="Times New Roman" w:cs="Times New Roman"/>
+              </w:rPr>
+            </w:pPr>
+            <w:r>
+              <w:rPr>
+                <w:rFonts w:ascii="Times New Roman" w:hAnsi="Times New Roman" w:cs="Times New Roman"/>
+              </w:rPr>
+              <w:t>Function</w:t>
+            </w:r>
+          </w:p>
+        </w:tc>
+      </w:tr>
+      <w:tr>
+        <w:tc>
+          <w:tcPr>
+            <w:tcW w:w="3005" w:type="dxa"/>
+          </w:tcPr>
+          <w:p>
+            <w:pPr>
+              <w:rPr>
+                <w:rFonts w:ascii="Courier New" w:hAnsi="Courier New" w:cs="Courier New"/>
+                <w:sz w:val="20"/>
+                <w:szCs w:val="20"/>
+              </w:rPr>
+            </w:pPr>
+            <w:r>
+              <w:rPr>
+                <w:rFonts w:ascii="Courier New" w:hAnsi="Courier New" w:cs="Courier New"/>
+                <w:sz w:val="20"/>
+                <w:szCs w:val="20"/>
+              </w:rPr>
+              <w:t>hostname &lt;name&gt;</w:t>
+            </w:r>
+          </w:p>
+        </w:tc>
+        <w:tc>
+          <w:tcPr>
+            <w:tcW w:w="3005" w:type="dxa"/>
+          </w:tcPr>
+          <w:p>
+            <w:pPr>
+              <w:rPr>
+                <w:rFonts w:ascii="Times New Roman" w:hAnsi="Times New Roman" w:cs="Times New Roman"/>
+                <w:sz w:val="20"/>
+                <w:szCs w:val="20"/>
+              </w:rPr>
+            </w:pPr>
+            <w:r>
+              <w:rPr>
+                <w:rFonts w:ascii="Times New Roman" w:hAnsi="Times New Roman" w:cs="Times New Roman"/>
+                <w:sz w:val="20"/>
+                <w:szCs w:val="20"/>
+              </w:rPr>
+              <w:t>All networking devices</w:t>
+            </w:r>
+          </w:p>
+        </w:tc>
+        <w:tc>
+          <w:tcPr>
+            <w:tcW w:w="3006" w:type="dxa"/>
+          </w:tcPr>
+          <w:p>
+            <w:pPr>
+              <w:rPr>
+                <w:rFonts w:ascii="Times New Roman" w:hAnsi="Times New Roman" w:cs="Times New Roman"/>
+                <w:sz w:val="20"/>
+                <w:szCs w:val="20"/>
+              </w:rPr>
+            </w:pPr>
+            <w:r>
+              <w:rPr>
+                <w:rFonts w:ascii="Times New Roman" w:hAnsi="Times New Roman" w:cs="Times New Roman"/>
+                <w:sz w:val="20"/>
+                <w:szCs w:val="20"/>
+              </w:rPr>
+              <w:t>Assign hostnames</w:t>
+            </w:r>
+          </w:p>
+        </w:tc>
+      </w:tr>
+      <w:tr>
+        <w:tc>
+          <w:tcPr>
+            <w:tcW w:w="3005" w:type="dxa"/>
+          </w:tcPr>
+          <w:p>
+            <w:pPr>
+              <w:rPr>
+                <w:rFonts w:ascii="Courier New" w:hAnsi="Courier New" w:cs="Courier New"/>
+                <w:sz w:val="20"/>
+                <w:szCs w:val="20"/>
+              </w:rPr>
+            </w:pPr>
+            <w:proofErr w:type="spellStart"/>
+            <w:r>
+              <w:rPr>
+                <w:rFonts w:ascii="Courier New" w:hAnsi="Courier New" w:cs="Courier New"/>
+                <w:sz w:val="20"/>
+                <w:szCs w:val="20"/>
+              </w:rPr>
+              <w:t>vlan</w:t>
+            </w:r>
+            <w:proofErr w:type="spellEnd"/>
+            <w:r>
+              <w:rPr>
+                <w:rFonts w:ascii="Courier New" w:hAnsi="Courier New" w:cs="Courier New"/>
+                <w:sz w:val="20"/>
+                <w:szCs w:val="20"/>
+              </w:rPr>
+              <w:t xml:space="preserve"> &lt;ID&gt;</w:t>
+            </w:r>
+          </w:p>
+          <w:p>
+            <w:pPr>
+              <w:rPr>
+                <w:rFonts w:ascii="Courier New" w:hAnsi="Courier New" w:cs="Courier New"/>
+                <w:sz w:val="20"/>
+                <w:szCs w:val="20"/>
+              </w:rPr>
+            </w:pPr>
+            <w:r>
+              <w:rPr>
+                <w:rFonts w:ascii="Courier New" w:hAnsi="Courier New" w:cs="Courier New"/>
+                <w:sz w:val="20"/>
+                <w:szCs w:val="20"/>
+              </w:rPr>
+              <w:t>name &lt;</w:t>
+            </w:r>
+            <w:proofErr w:type="spellStart"/>
+            <w:r>
+              <w:rPr>
+                <w:rFonts w:ascii="Courier New" w:hAnsi="Courier New" w:cs="Courier New"/>
+                <w:sz w:val="20"/>
+                <w:szCs w:val="20"/>
+              </w:rPr>
+              <w:t>vlan_name</w:t>
+            </w:r>
+            <w:proofErr w:type="spellEnd"/>
+            <w:r>
+              <w:rPr>
+                <w:rFonts w:ascii="Courier New" w:hAnsi="Courier New" w:cs="Courier New"/>
+                <w:sz w:val="20"/>
+                <w:szCs w:val="20"/>
+              </w:rPr>
+              <w:t>&gt;</w:t>
+            </w:r>
+          </w:p>
+        </w:tc>
+        <w:tc>
+          <w:tcPr>
+            <w:tcW w:w="3005" w:type="dxa"/>
+          </w:tcPr>
+          <w:p>
+            <w:pPr>
+              <w:rPr>
+                <w:rFonts w:ascii="Times New Roman" w:hAnsi="Times New Roman" w:cs="Times New Roman"/>
+                <w:sz w:val="20"/>
+                <w:szCs w:val="20"/>
+              </w:rPr>
+            </w:pPr>
+            <w:r>
+              <w:rPr>
+                <w:rFonts w:ascii="Times New Roman" w:hAnsi="Times New Roman" w:cs="Times New Roman"/>
+                <w:sz w:val="20"/>
+                <w:szCs w:val="20"/>
+              </w:rPr>
+              <w:t>All access layer switches</w:t>
+            </w:r>
+          </w:p>
+          <w:p>
+            <w:pPr>
+              <w:rPr>
+                <w:rFonts w:ascii="Times New Roman" w:hAnsi="Times New Roman" w:cs="Times New Roman"/>
+                <w:sz w:val="20"/>
+                <w:szCs w:val="20"/>
+              </w:rPr>
+            </w:pPr>
+            <w:r>
+              <w:rPr>
+                <w:rFonts w:ascii="Times New Roman" w:hAnsi="Times New Roman" w:cs="Times New Roman"/>
+                <w:sz w:val="20"/>
+                <w:szCs w:val="20"/>
+              </w:rPr>
+              <w:t>All distribution layer switches</w:t>
+            </w:r>
+          </w:p>
+          <w:p>
+            <w:pPr>
+              <w:rPr>
+                <w:rFonts w:ascii="Times New Roman" w:hAnsi="Times New Roman" w:cs="Times New Roman"/>
+                <w:sz w:val="20"/>
+                <w:szCs w:val="20"/>
+              </w:rPr>
+            </w:pPr>
+            <w:r>
+              <w:rPr>
+                <w:rFonts w:ascii="Times New Roman" w:hAnsi="Times New Roman" w:cs="Times New Roman"/>
+                <w:sz w:val="20"/>
+                <w:szCs w:val="20"/>
+              </w:rPr>
+              <w:t>All core layer switches</w:t>
+            </w:r>
+          </w:p>
+        </w:tc>
+        <w:tc>
+          <w:tcPr>
+            <w:tcW w:w="3006" w:type="dxa"/>
+          </w:tcPr>
+          <w:p>
+            <w:pPr>
+              <w:rPr>
+                <w:rFonts w:ascii="Times New Roman" w:hAnsi="Times New Roman" w:cs="Times New Roman"/>
+                <w:sz w:val="20"/>
+                <w:szCs w:val="20"/>
+              </w:rPr>
+            </w:pPr>
+            <w:r>
+              <w:rPr>
+                <w:rFonts w:ascii="Times New Roman" w:hAnsi="Times New Roman" w:cs="Times New Roman"/>
+                <w:sz w:val="20"/>
+                <w:szCs w:val="20"/>
+              </w:rPr>
+              <w:t xml:space="preserve">Create </w:t>
+            </w:r>
+            <w:proofErr w:type="spellStart"/>
+            <w:r>
+              <w:rPr>
+                <w:rFonts w:ascii="Times New Roman" w:hAnsi="Times New Roman" w:cs="Times New Roman"/>
+                <w:sz w:val="20"/>
+                <w:szCs w:val="20"/>
+              </w:rPr>
+              <w:t>vlans</w:t>
+            </w:r>
+            <w:proofErr w:type="spellEnd"/>
+            <w:r>
+              <w:rPr>
+                <w:rFonts w:ascii="Times New Roman" w:hAnsi="Times New Roman" w:cs="Times New Roman"/>
+                <w:sz w:val="20"/>
+                <w:szCs w:val="20"/>
+              </w:rPr>
+              <w:t xml:space="preserve"> 10,20,30,40,50,60</w:t>
+            </w:r>
+            <w:r>
+              <w:rPr>
+                <w:rFonts w:ascii="Times New Roman" w:hAnsi="Times New Roman" w:cs="Times New Roman"/>
+                <w:sz w:val="20"/>
+                <w:szCs w:val="20"/>
+              </w:rPr>
+              <w:t>,99</w:t>
+            </w:r>
+          </w:p>
+        </w:tc>
+      </w:tr>
+      <w:tr>
+        <w:tc>
+          <w:tcPr>
+            <w:tcW w:w="3005" w:type="dxa"/>
+          </w:tcPr>
+          <w:p>
+            <w:pPr>
+              <w:rPr>
+                <w:rFonts w:ascii="Courier New" w:hAnsi="Courier New" w:cs="Courier New"/>
+                <w:sz w:val="20"/>
+                <w:szCs w:val="20"/>
+              </w:rPr>
+            </w:pPr>
+            <w:r>
+              <w:rPr>
+                <w:rFonts w:ascii="Courier New" w:hAnsi="Courier New" w:cs="Courier New"/>
+                <w:sz w:val="20"/>
+                <w:szCs w:val="20"/>
+              </w:rPr>
+              <w:t>int &lt;int&gt;</w:t>
+            </w:r>
+          </w:p>
+          <w:p>
+            <w:pPr>
+              <w:rPr>
+                <w:rFonts w:ascii="Courier New" w:hAnsi="Courier New" w:cs="Courier New"/>
+                <w:sz w:val="20"/>
+                <w:szCs w:val="20"/>
+              </w:rPr>
+            </w:pPr>
+            <w:proofErr w:type="spellStart"/>
+            <w:r>
+              <w:rPr>
+                <w:rFonts w:ascii="Courier New" w:hAnsi="Courier New" w:cs="Courier New"/>
+                <w:sz w:val="20"/>
+                <w:szCs w:val="20"/>
+              </w:rPr>
+              <w:t>desc</w:t>
+            </w:r>
+            <w:proofErr w:type="spellEnd"/>
+            <w:r>
+              <w:rPr>
+                <w:rFonts w:ascii="Courier New" w:hAnsi="Courier New" w:cs="Courier New"/>
+                <w:sz w:val="20"/>
+                <w:szCs w:val="20"/>
+              </w:rPr>
+              <w:t xml:space="preserve"> &lt;description&gt;</w:t>
+            </w:r>
+          </w:p>
+          <w:p>
+            <w:pPr>
+              <w:rPr>
+                <w:rFonts w:ascii="Courier New" w:hAnsi="Courier New" w:cs="Courier New"/>
+                <w:sz w:val="20"/>
+                <w:szCs w:val="20"/>
+              </w:rPr>
+            </w:pPr>
+          </w:p>
+        </w:tc>
+        <w:tc>
+          <w:tcPr>
+            <w:tcW w:w="3005" w:type="dxa"/>
+          </w:tcPr>
+          <w:p>
+            <w:pPr>
+              <w:rPr>
+                <w:rFonts w:ascii="Times New Roman" w:hAnsi="Times New Roman" w:cs="Times New Roman"/>
+                <w:sz w:val="20"/>
+                <w:szCs w:val="20"/>
+              </w:rPr>
+            </w:pPr>
+            <w:r>
+              <w:rPr>
+                <w:rFonts w:ascii="Times New Roman" w:hAnsi="Times New Roman" w:cs="Times New Roman"/>
+                <w:sz w:val="20"/>
+                <w:szCs w:val="20"/>
+              </w:rPr>
+              <w:t>CSW-1</w:t>
+            </w:r>
+          </w:p>
+          <w:p>
+            <w:pPr>
+              <w:rPr>
+                <w:rFonts w:ascii="Times New Roman" w:hAnsi="Times New Roman" w:cs="Times New Roman"/>
+                <w:sz w:val="20"/>
+                <w:szCs w:val="20"/>
+              </w:rPr>
+            </w:pPr>
+            <w:r>
+              <w:rPr>
+                <w:rFonts w:ascii="Times New Roman" w:hAnsi="Times New Roman" w:cs="Times New Roman"/>
+                <w:sz w:val="20"/>
+                <w:szCs w:val="20"/>
+              </w:rPr>
+              <w:t>CSW-2</w:t>
+            </w:r>
+          </w:p>
+        </w:tc>
+        <w:tc>
+          <w:tcPr>
+            <w:tcW w:w="3006" w:type="dxa"/>
+          </w:tcPr>
+          <w:p>
+            <w:pPr>
+              <w:rPr>
+                <w:rFonts w:ascii="Times New Roman" w:hAnsi="Times New Roman" w:cs="Times New Roman"/>
+                <w:sz w:val="20"/>
+                <w:szCs w:val="20"/>
+              </w:rPr>
+            </w:pPr>
+          </w:p>
+        </w:tc>
+      </w:tr>
+      <w:tr>
+        <w:tc>
+          <w:tcPr>
+            <w:tcW w:w="3005" w:type="dxa"/>
+          </w:tcPr>
+          <w:p>
+            <w:pPr>
+              <w:rPr>
+                <w:rFonts w:ascii="Courier New" w:hAnsi="Courier New" w:cs="Courier New"/>
+                <w:sz w:val="20"/>
+                <w:szCs w:val="20"/>
+              </w:rPr>
+            </w:pPr>
+          </w:p>
+        </w:tc>
+        <w:tc>
+          <w:tcPr>
+            <w:tcW w:w="3005" w:type="dxa"/>
+          </w:tcPr>
+          <w:p>
+            <w:pPr>
+              <w:rPr>
+                <w:rFonts w:ascii="Times New Roman" w:hAnsi="Times New Roman" w:cs="Times New Roman"/>
+                <w:sz w:val="20"/>
+                <w:szCs w:val="20"/>
+              </w:rPr>
+            </w:pPr>
+          </w:p>
+        </w:tc>
+        <w:tc>
+          <w:tcPr>
+            <w:tcW w:w="3006" w:type="dxa"/>
+          </w:tcPr>
+          <w:p>
+            <w:pPr>
+              <w:rPr>
+                <w:rFonts w:ascii="Times New Roman" w:hAnsi="Times New Roman" w:cs="Times New Roman"/>
+                <w:sz w:val="20"/>
+                <w:szCs w:val="20"/>
+              </w:rPr>
+            </w:pPr>
+          </w:p>
+        </w:tc>
+      </w:tr>
+      <w:tr>
+        <w:tc>
+          <w:tcPr>
+            <w:tcW w:w="3005" w:type="dxa"/>
+          </w:tcPr>
+          <w:p>
+            <w:pPr>
+              <w:rPr>
+                <w:rFonts w:ascii="Courier New" w:hAnsi="Courier New" w:cs="Courier New"/>
+                <w:sz w:val="20"/>
+                <w:szCs w:val="20"/>
+              </w:rPr>
+            </w:pPr>
+          </w:p>
+        </w:tc>
+        <w:tc>
+          <w:tcPr>
+            <w:tcW w:w="3005" w:type="dxa"/>
+          </w:tcPr>
+          <w:p>
+            <w:pPr>
+              <w:rPr>
+                <w:rFonts w:ascii="Times New Roman" w:hAnsi="Times New Roman" w:cs="Times New Roman"/>
+                <w:sz w:val="20"/>
+                <w:szCs w:val="20"/>
+              </w:rPr>
+            </w:pPr>
+          </w:p>
+        </w:tc>
+        <w:tc>
+          <w:tcPr>
+            <w:tcW w:w="3006" w:type="dxa"/>
+          </w:tcPr>
+          <w:p>
+            <w:pPr>
+              <w:rPr>
+                <w:rFonts w:ascii="Times New Roman" w:hAnsi="Times New Roman" w:cs="Times New Roman"/>
+                <w:sz w:val="20"/>
+                <w:szCs w:val="20"/>
+              </w:rPr>
+            </w:pPr>
+          </w:p>
+        </w:tc>
+      </w:tr>
+    </w:tbl>
+    <w:p>
+      <w:pPr>
+        <w:rPr>
+          <w:rFonts w:ascii="Times New Roman" w:hAnsi="Times New Roman" w:cs="Times New Roman"/>
+        </w:rPr>
+      </w:pPr>
+    </w:p>
     <w:sectPr>
       <w:pgSz w:w="11906" w:h="16838"/>
       <w:pgMar w:top="1440" w:right="1440" w:bottom="1440" w:left="1440" w:header="708" w:footer="708" w:gutter="0"/>

--- a/project plan.docx
+++ b/project plan.docx
@@ -3074,6 +3074,157 @@
         </w:tc>
       </w:tr>
     </w:tbl>
+    <w:p>
+      <w:pPr>
+        <w:rPr>
+          <w:rFonts w:ascii="Times New Roman" w:hAnsi="Times New Roman" w:cs="Times New Roman"/>
+        </w:rPr>
+      </w:pPr>
+    </w:p>
+    <w:p>
+      <w:pPr>
+        <w:rPr>
+          <w:rFonts w:ascii="Times New Roman" w:hAnsi="Times New Roman" w:cs="Times New Roman"/>
+        </w:rPr>
+      </w:pPr>
+    </w:p>
+    <w:p>
+      <w:pPr>
+        <w:rPr>
+          <w:rFonts w:ascii="Times New Roman" w:hAnsi="Times New Roman" w:cs="Times New Roman"/>
+        </w:rPr>
+      </w:pPr>
+      <w:r>
+        <w:rPr>
+          <w:rFonts w:ascii="Times New Roman" w:hAnsi="Times New Roman" w:cs="Times New Roman"/>
+        </w:rPr>
+        <w:t>Introduction</w:t>
+      </w:r>
+    </w:p>
+    <w:p>
+      <w:pPr>
+        <w:rPr>
+          <w:rFonts w:ascii="Times New Roman" w:hAnsi="Times New Roman" w:cs="Times New Roman"/>
+        </w:rPr>
+      </w:pPr>
+      <w:r>
+        <w:rPr>
+          <w:rFonts w:ascii="Times New Roman" w:hAnsi="Times New Roman" w:cs="Times New Roman"/>
+        </w:rPr>
+        <w:t>Assumption</w:t>
+      </w:r>
+    </w:p>
+    <w:p>
+      <w:pPr>
+        <w:rPr>
+          <w:rFonts w:ascii="Times New Roman" w:hAnsi="Times New Roman" w:cs="Times New Roman"/>
+        </w:rPr>
+      </w:pPr>
+      <w:r>
+        <w:rPr>
+          <w:rFonts w:ascii="Times New Roman" w:hAnsi="Times New Roman" w:cs="Times New Roman"/>
+        </w:rPr>
+        <w:t>Network Topology &amp; Design</w:t>
+      </w:r>
+    </w:p>
+    <w:p>
+      <w:pPr>
+        <w:rPr>
+          <w:rFonts w:ascii="Times New Roman" w:hAnsi="Times New Roman" w:cs="Times New Roman"/>
+        </w:rPr>
+      </w:pPr>
+      <w:r>
+        <w:rPr>
+          <w:rFonts w:ascii="Times New Roman" w:hAnsi="Times New Roman" w:cs="Times New Roman"/>
+        </w:rPr>
+        <w:t>IP Addressing &amp; VLAN Configuration</w:t>
+      </w:r>
+    </w:p>
+    <w:p>
+      <w:pPr>
+        <w:rPr>
+          <w:rFonts w:ascii="Times New Roman" w:hAnsi="Times New Roman" w:cs="Times New Roman"/>
+        </w:rPr>
+      </w:pPr>
+      <w:r>
+        <w:rPr>
+          <w:rFonts w:ascii="Times New Roman" w:hAnsi="Times New Roman" w:cs="Times New Roman"/>
+        </w:rPr>
+        <w:t>Wireless LAN &amp; BYOD Configuration</w:t>
+      </w:r>
+    </w:p>
+    <w:p>
+      <w:pPr>
+        <w:rPr>
+          <w:rFonts w:ascii="Times New Roman" w:hAnsi="Times New Roman" w:cs="Times New Roman"/>
+        </w:rPr>
+      </w:pPr>
+      <w:r>
+        <w:rPr>
+          <w:rFonts w:ascii="Times New Roman" w:hAnsi="Times New Roman" w:cs="Times New Roman"/>
+        </w:rPr>
+        <w:t>Layer 2 Security</w:t>
+      </w:r>
+    </w:p>
+    <w:p>
+      <w:pPr>
+        <w:rPr>
+          <w:rFonts w:ascii="Times New Roman" w:hAnsi="Times New Roman" w:cs="Times New Roman"/>
+        </w:rPr>
+      </w:pPr>
+      <w:r>
+        <w:rPr>
+          <w:rFonts w:ascii="Times New Roman" w:hAnsi="Times New Roman" w:cs="Times New Roman"/>
+        </w:rPr>
+        <w:t>Routing &amp; Internet Access</w:t>
+      </w:r>
+    </w:p>
+    <w:p>
+      <w:pPr>
+        <w:rPr>
+          <w:rFonts w:ascii="Times New Roman" w:hAnsi="Times New Roman" w:cs="Times New Roman"/>
+        </w:rPr>
+      </w:pPr>
+      <w:r>
+        <w:rPr>
+          <w:rFonts w:ascii="Times New Roman" w:hAnsi="Times New Roman" w:cs="Times New Roman"/>
+        </w:rPr>
+        <w:t>Overall Network Security</w:t>
+      </w:r>
+    </w:p>
+    <w:p>
+      <w:pPr>
+        <w:rPr>
+          <w:rFonts w:ascii="Times New Roman" w:hAnsi="Times New Roman" w:cs="Times New Roman"/>
+        </w:rPr>
+      </w:pPr>
+      <w:r>
+        <w:rPr>
+          <w:rFonts w:ascii="Times New Roman" w:hAnsi="Times New Roman" w:cs="Times New Roman"/>
+        </w:rPr>
+        <w:t>Design Justifications</w:t>
+      </w:r>
+    </w:p>
+    <w:p>
+      <w:pPr>
+        <w:rPr>
+          <w:rFonts w:ascii="Times New Roman" w:hAnsi="Times New Roman" w:cs="Times New Roman"/>
+        </w:rPr>
+      </w:pPr>
+      <w:r>
+        <w:rPr>
+          <w:rFonts w:ascii="Times New Roman" w:hAnsi="Times New Roman" w:cs="Times New Roman"/>
+        </w:rPr>
+        <w:t>Packet Tracer Topology</w:t>
+      </w:r>
+    </w:p>
+    <w:p>
+      <w:pPr>
+        <w:rPr>
+          <w:rFonts w:ascii="Times New Roman" w:hAnsi="Times New Roman" w:cs="Times New Roman"/>
+        </w:rPr>
+      </w:pPr>
+    </w:p>
     <w:p>
       <w:pPr>
         <w:rPr>
@@ -3931,6 +4082,7 @@
   <w:style w:type="character" w:default="1" w:styleId="DefaultParagraphFont">
     <w:name w:val="Default Paragraph Font"/>
     <w:uiPriority w:val="1"/>
+    <w:semiHidden/>
     <w:unhideWhenUsed/>
   </w:style>
   <w:style w:type="table" w:default="1" w:styleId="TableNormal">

--- a/project plan.docx
+++ b/project plan.docx
@@ -617,17 +617,189 @@
           <w:rFonts w:ascii="Times New Roman" w:hAnsi="Times New Roman" w:cs="Times New Roman"/>
         </w:rPr>
       </w:pPr>
-      <w:r>
-        <w:rPr>
-          <w:rFonts w:ascii="Times New Roman" w:hAnsi="Times New Roman" w:cs="Times New Roman"/>
-        </w:rPr>
-        <w:t>VLSM:</w:t>
-      </w:r>
-      <w:r>
-        <w:rPr>
-          <w:rFonts w:ascii="Times New Roman" w:hAnsi="Times New Roman" w:cs="Times New Roman"/>
-        </w:rPr>
-        <w:br/>
+    </w:p>
+    <w:p>
+      <w:pPr>
+        <w:rPr>
+          <w:rFonts w:ascii="Times New Roman" w:hAnsi="Times New Roman" w:cs="Times New Roman"/>
+        </w:rPr>
+      </w:pPr>
+    </w:p>
+    <w:p>
+      <w:pPr>
+        <w:rPr>
+          <w:rFonts w:ascii="Times New Roman" w:hAnsi="Times New Roman" w:cs="Times New Roman"/>
+        </w:rPr>
+      </w:pPr>
+    </w:p>
+    <w:p>
+      <w:pPr>
+        <w:rPr>
+          <w:rFonts w:ascii="Times New Roman" w:hAnsi="Times New Roman" w:cs="Times New Roman"/>
+        </w:rPr>
+      </w:pPr>
+    </w:p>
+    <w:p>
+      <w:pPr>
+        <w:rPr>
+          <w:rFonts w:ascii="Times New Roman" w:hAnsi="Times New Roman" w:cs="Times New Roman"/>
+        </w:rPr>
+      </w:pPr>
+    </w:p>
+    <w:p>
+      <w:pPr>
+        <w:rPr>
+          <w:rFonts w:ascii="Times New Roman" w:hAnsi="Times New Roman" w:cs="Times New Roman"/>
+        </w:rPr>
+      </w:pPr>
+    </w:p>
+    <w:p>
+      <w:pPr>
+        <w:rPr>
+          <w:rFonts w:ascii="Times New Roman" w:hAnsi="Times New Roman" w:cs="Times New Roman"/>
+        </w:rPr>
+      </w:pPr>
+    </w:p>
+    <w:p>
+      <w:pPr>
+        <w:rPr>
+          <w:rFonts w:ascii="Times New Roman" w:hAnsi="Times New Roman" w:cs="Times New Roman"/>
+        </w:rPr>
+      </w:pPr>
+    </w:p>
+    <w:p>
+      <w:pPr>
+        <w:rPr>
+          <w:rFonts w:ascii="Times New Roman" w:hAnsi="Times New Roman" w:cs="Times New Roman"/>
+        </w:rPr>
+      </w:pPr>
+    </w:p>
+    <w:p>
+      <w:pPr>
+        <w:rPr>
+          <w:rFonts w:ascii="Times New Roman" w:hAnsi="Times New Roman" w:cs="Times New Roman"/>
+        </w:rPr>
+      </w:pPr>
+      <w:r>
+        <w:rPr>
+          <w:rFonts w:ascii="Times New Roman" w:hAnsi="Times New Roman" w:cs="Times New Roman"/>
+          <w:b/>
+          <w:bCs/>
+        </w:rPr>
+        <w:lastRenderedPageBreak/>
+        <w:t>Introduction</w:t>
+      </w:r>
+      <w:r>
+        <w:rPr>
+          <w:rFonts w:ascii="Times New Roman" w:hAnsi="Times New Roman" w:cs="Times New Roman"/>
+        </w:rPr>
+        <w:t xml:space="preserve"> </w:t>
+      </w:r>
+    </w:p>
+    <w:p>
+      <w:pPr>
+        <w:rPr>
+          <w:rFonts w:ascii="Times New Roman" w:hAnsi="Times New Roman" w:cs="Times New Roman"/>
+          <w:b/>
+          <w:bCs/>
+        </w:rPr>
+      </w:pPr>
+      <w:r>
+        <w:rPr>
+          <w:rFonts w:ascii="Times New Roman" w:hAnsi="Times New Roman" w:cs="Times New Roman"/>
+          <w:b/>
+          <w:bCs/>
+        </w:rPr>
+        <w:t>L</w:t>
+      </w:r>
+      <w:r>
+        <w:rPr>
+          <w:rFonts w:ascii="Times New Roman" w:hAnsi="Times New Roman" w:cs="Times New Roman"/>
+          <w:b/>
+          <w:bCs/>
+        </w:rPr>
+        <w:t>imitations</w:t>
+      </w:r>
+      <w:r>
+        <w:rPr>
+          <w:rFonts w:ascii="Times New Roman" w:hAnsi="Times New Roman" w:cs="Times New Roman"/>
+          <w:b/>
+          <w:bCs/>
+        </w:rPr>
+        <w:t xml:space="preserve"> &amp; Assumptions</w:t>
+      </w:r>
+      <w:r>
+        <w:rPr>
+          <w:rFonts w:ascii="Times New Roman" w:hAnsi="Times New Roman" w:cs="Times New Roman"/>
+          <w:b/>
+          <w:bCs/>
+        </w:rPr>
+        <w:t>:</w:t>
+      </w:r>
+    </w:p>
+    <w:p>
+      <w:pPr>
+        <w:rPr>
+          <w:rFonts w:ascii="Times New Roman" w:hAnsi="Times New Roman" w:cs="Times New Roman"/>
+        </w:rPr>
+      </w:pPr>
+    </w:p>
+    <w:p>
+      <w:pPr>
+        <w:rPr>
+          <w:rFonts w:ascii="Times New Roman" w:hAnsi="Times New Roman" w:cs="Times New Roman"/>
+        </w:rPr>
+      </w:pPr>
+    </w:p>
+    <w:p>
+      <w:pPr>
+        <w:rPr>
+          <w:rFonts w:ascii="Times New Roman" w:hAnsi="Times New Roman" w:cs="Times New Roman"/>
+        </w:rPr>
+      </w:pPr>
+    </w:p>
+    <w:p>
+      <w:pPr>
+        <w:rPr>
+          <w:rFonts w:ascii="Times New Roman" w:hAnsi="Times New Roman" w:cs="Times New Roman"/>
+        </w:rPr>
+      </w:pPr>
+    </w:p>
+    <w:p>
+      <w:pPr>
+        <w:rPr>
+          <w:rFonts w:ascii="Times New Roman" w:hAnsi="Times New Roman" w:cs="Times New Roman"/>
+          <w:b/>
+          <w:bCs/>
+        </w:rPr>
+      </w:pPr>
+      <w:r>
+        <w:rPr>
+          <w:rFonts w:ascii="Times New Roman" w:hAnsi="Times New Roman" w:cs="Times New Roman"/>
+          <w:b/>
+          <w:bCs/>
+        </w:rPr>
+        <w:t>Network Topology &amp; Design</w:t>
+      </w:r>
+    </w:p>
+    <w:p>
+      <w:pPr>
+        <w:rPr>
+          <w:rFonts w:ascii="Times New Roman" w:hAnsi="Times New Roman" w:cs="Times New Roman"/>
+        </w:rPr>
+      </w:pPr>
+    </w:p>
+    <w:p>
+      <w:pPr>
+        <w:rPr>
+          <w:rFonts w:ascii="Times New Roman" w:hAnsi="Times New Roman" w:cs="Times New Roman"/>
+        </w:rPr>
+      </w:pPr>
+      <w:r>
+        <w:rPr>
+          <w:rFonts w:ascii="Times New Roman" w:hAnsi="Times New Roman" w:cs="Times New Roman"/>
+        </w:rPr>
+        <w:t>IP Addressing &amp; VLAN Configuration</w:t>
       </w:r>
     </w:p>
     <w:tbl>
@@ -644,8 +816,8 @@
         <w:gridCol w:w="851"/>
         <w:gridCol w:w="1227"/>
         <w:gridCol w:w="1608"/>
-        <w:gridCol w:w="1216"/>
-        <w:gridCol w:w="717"/>
+        <w:gridCol w:w="992"/>
+        <w:gridCol w:w="941"/>
       </w:tblGrid>
       <w:tr>
         <w:tc>
@@ -655,35 +827,21 @@
           </w:tcPr>
           <w:p>
             <w:pPr>
-              <w:rPr>
-                <w:rFonts w:ascii="Times New Roman" w:hAnsi="Times New Roman" w:cs="Times New Roman"/>
-                <w:sz w:val="18"/>
-                <w:szCs w:val="18"/>
-              </w:rPr>
-            </w:pPr>
-            <w:r>
-              <w:rPr>
-                <w:rFonts w:ascii="Times New Roman" w:hAnsi="Times New Roman" w:cs="Times New Roman"/>
-                <w:sz w:val="18"/>
-                <w:szCs w:val="18"/>
-              </w:rPr>
-              <w:t xml:space="preserve">Department </w:t>
-            </w:r>
-            <w:r>
-              <w:rPr>
-                <w:rFonts w:ascii="Times New Roman" w:hAnsi="Times New Roman" w:cs="Times New Roman"/>
-                <w:sz w:val="18"/>
-                <w:szCs w:val="18"/>
-              </w:rPr>
-              <w:t>&amp; VLAN</w:t>
-            </w:r>
-            <w:r>
-              <w:rPr>
-                <w:rFonts w:ascii="Times New Roman" w:hAnsi="Times New Roman" w:cs="Times New Roman"/>
-                <w:sz w:val="18"/>
-                <w:szCs w:val="18"/>
-              </w:rPr>
-              <w:t xml:space="preserve"> ID</w:t>
+              <w:ind w:left="720" w:hanging="720"/>
+              <w:rPr>
+                <w:rFonts w:ascii="Times New Roman" w:hAnsi="Times New Roman" w:cs="Times New Roman"/>
+                <w:sz w:val="16"/>
+                <w:szCs w:val="16"/>
+              </w:rPr>
+            </w:pPr>
+            <w:bookmarkStart w:id="0" w:name="_Hlk215158767"/>
+            <w:r>
+              <w:rPr>
+                <w:rFonts w:ascii="Times New Roman" w:hAnsi="Times New Roman" w:cs="Times New Roman"/>
+                <w:sz w:val="16"/>
+                <w:szCs w:val="16"/>
+              </w:rPr>
+              <w:t>Department &amp; VLAN ID</w:t>
             </w:r>
           </w:p>
         </w:tc>
@@ -694,17 +852,18 @@
           </w:tcPr>
           <w:p>
             <w:pPr>
-              <w:rPr>
-                <w:rFonts w:ascii="Times New Roman" w:hAnsi="Times New Roman" w:cs="Times New Roman"/>
-                <w:sz w:val="18"/>
-                <w:szCs w:val="18"/>
-              </w:rPr>
-            </w:pPr>
-            <w:r>
-              <w:rPr>
-                <w:rFonts w:ascii="Times New Roman" w:hAnsi="Times New Roman" w:cs="Times New Roman"/>
-                <w:sz w:val="18"/>
-                <w:szCs w:val="18"/>
+              <w:ind w:left="720" w:hanging="720"/>
+              <w:rPr>
+                <w:rFonts w:ascii="Times New Roman" w:hAnsi="Times New Roman" w:cs="Times New Roman"/>
+                <w:sz w:val="16"/>
+                <w:szCs w:val="16"/>
+              </w:rPr>
+            </w:pPr>
+            <w:r>
+              <w:rPr>
+                <w:rFonts w:ascii="Times New Roman" w:hAnsi="Times New Roman" w:cs="Times New Roman"/>
+                <w:sz w:val="16"/>
+                <w:szCs w:val="16"/>
               </w:rPr>
               <w:t>Hosts needed</w:t>
             </w:r>
@@ -719,15 +878,15 @@
             <w:pPr>
               <w:rPr>
                 <w:rFonts w:ascii="Times New Roman" w:hAnsi="Times New Roman" w:cs="Times New Roman"/>
-                <w:sz w:val="18"/>
-                <w:szCs w:val="18"/>
-              </w:rPr>
-            </w:pPr>
-            <w:r>
-              <w:rPr>
-                <w:rFonts w:ascii="Times New Roman" w:hAnsi="Times New Roman" w:cs="Times New Roman"/>
-                <w:sz w:val="18"/>
-                <w:szCs w:val="18"/>
+                <w:sz w:val="16"/>
+                <w:szCs w:val="16"/>
+              </w:rPr>
+            </w:pPr>
+            <w:r>
+              <w:rPr>
+                <w:rFonts w:ascii="Times New Roman" w:hAnsi="Times New Roman" w:cs="Times New Roman"/>
+                <w:sz w:val="16"/>
+                <w:szCs w:val="16"/>
               </w:rPr>
               <w:t>Hosts available</w:t>
             </w:r>
@@ -742,15 +901,15 @@
             <w:pPr>
               <w:rPr>
                 <w:rFonts w:ascii="Times New Roman" w:hAnsi="Times New Roman" w:cs="Times New Roman"/>
-                <w:sz w:val="18"/>
-                <w:szCs w:val="18"/>
-              </w:rPr>
-            </w:pPr>
-            <w:r>
-              <w:rPr>
-                <w:rFonts w:ascii="Times New Roman" w:hAnsi="Times New Roman" w:cs="Times New Roman"/>
-                <w:sz w:val="18"/>
-                <w:szCs w:val="18"/>
+                <w:sz w:val="16"/>
+                <w:szCs w:val="16"/>
+              </w:rPr>
+            </w:pPr>
+            <w:r>
+              <w:rPr>
+                <w:rFonts w:ascii="Times New Roman" w:hAnsi="Times New Roman" w:cs="Times New Roman"/>
+                <w:sz w:val="16"/>
+                <w:szCs w:val="16"/>
               </w:rPr>
               <w:t>Unused Hosts</w:t>
             </w:r>
@@ -765,15 +924,15 @@
             <w:pPr>
               <w:rPr>
                 <w:rFonts w:ascii="Times New Roman" w:hAnsi="Times New Roman" w:cs="Times New Roman"/>
-                <w:sz w:val="18"/>
-                <w:szCs w:val="18"/>
-              </w:rPr>
-            </w:pPr>
-            <w:r>
-              <w:rPr>
-                <w:rFonts w:ascii="Times New Roman" w:hAnsi="Times New Roman" w:cs="Times New Roman"/>
-                <w:sz w:val="18"/>
-                <w:szCs w:val="18"/>
+                <w:sz w:val="16"/>
+                <w:szCs w:val="16"/>
+              </w:rPr>
+            </w:pPr>
+            <w:r>
+              <w:rPr>
+                <w:rFonts w:ascii="Times New Roman" w:hAnsi="Times New Roman" w:cs="Times New Roman"/>
+                <w:sz w:val="16"/>
+                <w:szCs w:val="16"/>
               </w:rPr>
               <w:t>Network ID</w:t>
             </w:r>
@@ -788,15 +947,15 @@
             <w:pPr>
               <w:rPr>
                 <w:rFonts w:ascii="Times New Roman" w:hAnsi="Times New Roman" w:cs="Times New Roman"/>
-                <w:sz w:val="18"/>
-                <w:szCs w:val="18"/>
-              </w:rPr>
-            </w:pPr>
-            <w:r>
-              <w:rPr>
-                <w:rFonts w:ascii="Times New Roman" w:hAnsi="Times New Roman" w:cs="Times New Roman"/>
-                <w:sz w:val="18"/>
-                <w:szCs w:val="18"/>
+                <w:sz w:val="16"/>
+                <w:szCs w:val="16"/>
+              </w:rPr>
+            </w:pPr>
+            <w:r>
+              <w:rPr>
+                <w:rFonts w:ascii="Times New Roman" w:hAnsi="Times New Roman" w:cs="Times New Roman"/>
+                <w:sz w:val="16"/>
+                <w:szCs w:val="16"/>
               </w:rPr>
               <w:t>Useable Hosts</w:t>
             </w:r>
@@ -804,22 +963,22 @@
         </w:tc>
         <w:tc>
           <w:tcPr>
-            <w:tcW w:w="1216" w:type="dxa"/>
+            <w:tcW w:w="992" w:type="dxa"/>
             <w:shd w:val="clear" w:color="auto" w:fill="FAE2D5" w:themeFill="accent2" w:themeFillTint="33"/>
           </w:tcPr>
           <w:p>
             <w:pPr>
               <w:rPr>
                 <w:rFonts w:ascii="Times New Roman" w:hAnsi="Times New Roman" w:cs="Times New Roman"/>
-                <w:sz w:val="18"/>
-                <w:szCs w:val="18"/>
-              </w:rPr>
-            </w:pPr>
-            <w:r>
-              <w:rPr>
-                <w:rFonts w:ascii="Times New Roman" w:hAnsi="Times New Roman" w:cs="Times New Roman"/>
-                <w:sz w:val="18"/>
-                <w:szCs w:val="18"/>
+                <w:sz w:val="16"/>
+                <w:szCs w:val="16"/>
+              </w:rPr>
+            </w:pPr>
+            <w:r>
+              <w:rPr>
+                <w:rFonts w:ascii="Times New Roman" w:hAnsi="Times New Roman" w:cs="Times New Roman"/>
+                <w:sz w:val="16"/>
+                <w:szCs w:val="16"/>
               </w:rPr>
               <w:t>Broadcast ID</w:t>
             </w:r>
@@ -827,22 +986,22 @@
         </w:tc>
         <w:tc>
           <w:tcPr>
-            <w:tcW w:w="717" w:type="dxa"/>
+            <w:tcW w:w="941" w:type="dxa"/>
             <w:shd w:val="clear" w:color="auto" w:fill="FAE2D5" w:themeFill="accent2" w:themeFillTint="33"/>
           </w:tcPr>
           <w:p>
             <w:pPr>
               <w:rPr>
                 <w:rFonts w:ascii="Times New Roman" w:hAnsi="Times New Roman" w:cs="Times New Roman"/>
-                <w:sz w:val="18"/>
-                <w:szCs w:val="18"/>
-              </w:rPr>
-            </w:pPr>
-            <w:r>
-              <w:rPr>
-                <w:rFonts w:ascii="Times New Roman" w:hAnsi="Times New Roman" w:cs="Times New Roman"/>
-                <w:sz w:val="18"/>
-                <w:szCs w:val="18"/>
+                <w:sz w:val="16"/>
+                <w:szCs w:val="16"/>
+              </w:rPr>
+            </w:pPr>
+            <w:r>
+              <w:rPr>
+                <w:rFonts w:ascii="Times New Roman" w:hAnsi="Times New Roman" w:cs="Times New Roman"/>
+                <w:sz w:val="16"/>
+                <w:szCs w:val="16"/>
               </w:rPr>
               <w:t>Mask</w:t>
             </w:r>
@@ -853,28 +1012,30 @@
         <w:tc>
           <w:tcPr>
             <w:tcW w:w="1413" w:type="dxa"/>
-          </w:tcPr>
-          <w:p>
-            <w:pPr>
-              <w:rPr>
-                <w:rFonts w:ascii="Times New Roman" w:hAnsi="Times New Roman" w:cs="Times New Roman"/>
-                <w:sz w:val="20"/>
-                <w:szCs w:val="20"/>
-              </w:rPr>
-            </w:pPr>
-            <w:r>
-              <w:rPr>
-                <w:rFonts w:ascii="Times New Roman" w:hAnsi="Times New Roman" w:cs="Times New Roman"/>
-                <w:sz w:val="20"/>
-                <w:szCs w:val="20"/>
+            <w:shd w:val="clear" w:color="auto" w:fill="CAEDFB" w:themeFill="accent4" w:themeFillTint="33"/>
+          </w:tcPr>
+          <w:p>
+            <w:pPr>
+              <w:ind w:left="720" w:hanging="720"/>
+              <w:rPr>
+                <w:rFonts w:ascii="Times New Roman" w:hAnsi="Times New Roman" w:cs="Times New Roman"/>
+                <w:sz w:val="16"/>
+                <w:szCs w:val="16"/>
+              </w:rPr>
+            </w:pPr>
+            <w:r>
+              <w:rPr>
+                <w:rFonts w:ascii="Times New Roman" w:hAnsi="Times New Roman" w:cs="Times New Roman"/>
+                <w:sz w:val="16"/>
+                <w:szCs w:val="16"/>
               </w:rPr>
               <w:t>Production</w:t>
             </w:r>
             <w:r>
               <w:rPr>
                 <w:rFonts w:ascii="Times New Roman" w:hAnsi="Times New Roman" w:cs="Times New Roman"/>
-                <w:sz w:val="20"/>
-                <w:szCs w:val="20"/>
+                <w:sz w:val="16"/>
+                <w:szCs w:val="16"/>
               </w:rPr>
               <w:br/>
               <w:t>VLAN 10</w:t>
@@ -884,20 +1045,22 @@
         <w:tc>
           <w:tcPr>
             <w:tcW w:w="992" w:type="dxa"/>
-          </w:tcPr>
-          <w:p>
-            <w:pPr>
-              <w:rPr>
-                <w:rFonts w:ascii="Times New Roman" w:hAnsi="Times New Roman" w:cs="Times New Roman"/>
-                <w:sz w:val="20"/>
-                <w:szCs w:val="20"/>
-              </w:rPr>
-            </w:pPr>
-            <w:r>
-              <w:rPr>
-                <w:rFonts w:ascii="Times New Roman" w:hAnsi="Times New Roman" w:cs="Times New Roman"/>
-                <w:sz w:val="20"/>
-                <w:szCs w:val="20"/>
+            <w:shd w:val="clear" w:color="auto" w:fill="CAEDFB" w:themeFill="accent4" w:themeFillTint="33"/>
+          </w:tcPr>
+          <w:p>
+            <w:pPr>
+              <w:ind w:left="720" w:hanging="720"/>
+              <w:rPr>
+                <w:rFonts w:ascii="Times New Roman" w:hAnsi="Times New Roman" w:cs="Times New Roman"/>
+                <w:sz w:val="16"/>
+                <w:szCs w:val="16"/>
+              </w:rPr>
+            </w:pPr>
+            <w:r>
+              <w:rPr>
+                <w:rFonts w:ascii="Times New Roman" w:hAnsi="Times New Roman" w:cs="Times New Roman"/>
+                <w:sz w:val="16"/>
+                <w:szCs w:val="16"/>
               </w:rPr>
               <w:t>400</w:t>
             </w:r>
@@ -906,20 +1069,21 @@
         <w:tc>
           <w:tcPr>
             <w:tcW w:w="992" w:type="dxa"/>
-          </w:tcPr>
-          <w:p>
-            <w:pPr>
-              <w:rPr>
-                <w:rFonts w:ascii="Times New Roman" w:hAnsi="Times New Roman" w:cs="Times New Roman"/>
-                <w:sz w:val="20"/>
-                <w:szCs w:val="20"/>
-              </w:rPr>
-            </w:pPr>
-            <w:r>
-              <w:rPr>
-                <w:rFonts w:ascii="Times New Roman" w:hAnsi="Times New Roman" w:cs="Times New Roman"/>
-                <w:sz w:val="20"/>
-                <w:szCs w:val="20"/>
+            <w:shd w:val="clear" w:color="auto" w:fill="CAEDFB" w:themeFill="accent4" w:themeFillTint="33"/>
+          </w:tcPr>
+          <w:p>
+            <w:pPr>
+              <w:rPr>
+                <w:rFonts w:ascii="Times New Roman" w:hAnsi="Times New Roman" w:cs="Times New Roman"/>
+                <w:sz w:val="16"/>
+                <w:szCs w:val="16"/>
+              </w:rPr>
+            </w:pPr>
+            <w:r>
+              <w:rPr>
+                <w:rFonts w:ascii="Times New Roman" w:hAnsi="Times New Roman" w:cs="Times New Roman"/>
+                <w:sz w:val="16"/>
+                <w:szCs w:val="16"/>
               </w:rPr>
               <w:t>510</w:t>
             </w:r>
@@ -928,20 +1092,21 @@
         <w:tc>
           <w:tcPr>
             <w:tcW w:w="851" w:type="dxa"/>
-          </w:tcPr>
-          <w:p>
-            <w:pPr>
-              <w:rPr>
-                <w:rFonts w:ascii="Times New Roman" w:hAnsi="Times New Roman" w:cs="Times New Roman"/>
-                <w:sz w:val="20"/>
-                <w:szCs w:val="20"/>
-              </w:rPr>
-            </w:pPr>
-            <w:r>
-              <w:rPr>
-                <w:rFonts w:ascii="Times New Roman" w:hAnsi="Times New Roman" w:cs="Times New Roman"/>
-                <w:sz w:val="20"/>
-                <w:szCs w:val="20"/>
+            <w:shd w:val="clear" w:color="auto" w:fill="CAEDFB" w:themeFill="accent4" w:themeFillTint="33"/>
+          </w:tcPr>
+          <w:p>
+            <w:pPr>
+              <w:rPr>
+                <w:rFonts w:ascii="Times New Roman" w:hAnsi="Times New Roman" w:cs="Times New Roman"/>
+                <w:sz w:val="16"/>
+                <w:szCs w:val="16"/>
+              </w:rPr>
+            </w:pPr>
+            <w:r>
+              <w:rPr>
+                <w:rFonts w:ascii="Times New Roman" w:hAnsi="Times New Roman" w:cs="Times New Roman"/>
+                <w:sz w:val="16"/>
+                <w:szCs w:val="16"/>
               </w:rPr>
               <w:t>110</w:t>
             </w:r>
@@ -950,20 +1115,21 @@
         <w:tc>
           <w:tcPr>
             <w:tcW w:w="1227" w:type="dxa"/>
-          </w:tcPr>
-          <w:p>
-            <w:pPr>
-              <w:rPr>
-                <w:rFonts w:ascii="Times New Roman" w:hAnsi="Times New Roman" w:cs="Times New Roman"/>
-                <w:sz w:val="20"/>
-                <w:szCs w:val="20"/>
-              </w:rPr>
-            </w:pPr>
-            <w:r>
-              <w:rPr>
-                <w:rFonts w:ascii="Times New Roman" w:hAnsi="Times New Roman" w:cs="Times New Roman"/>
-                <w:sz w:val="20"/>
-                <w:szCs w:val="20"/>
+            <w:shd w:val="clear" w:color="auto" w:fill="CAEDFB" w:themeFill="accent4" w:themeFillTint="33"/>
+          </w:tcPr>
+          <w:p>
+            <w:pPr>
+              <w:rPr>
+                <w:rFonts w:ascii="Times New Roman" w:hAnsi="Times New Roman" w:cs="Times New Roman"/>
+                <w:sz w:val="16"/>
+                <w:szCs w:val="16"/>
+              </w:rPr>
+            </w:pPr>
+            <w:r>
+              <w:rPr>
+                <w:rFonts w:ascii="Times New Roman" w:hAnsi="Times New Roman" w:cs="Times New Roman"/>
+                <w:sz w:val="16"/>
+                <w:szCs w:val="16"/>
               </w:rPr>
               <w:t>10.0.0.0</w:t>
             </w:r>
@@ -972,20 +1138,21 @@
         <w:tc>
           <w:tcPr>
             <w:tcW w:w="1608" w:type="dxa"/>
-          </w:tcPr>
-          <w:p>
-            <w:pPr>
-              <w:rPr>
-                <w:rFonts w:ascii="Times New Roman" w:hAnsi="Times New Roman" w:cs="Times New Roman"/>
-                <w:sz w:val="20"/>
-                <w:szCs w:val="20"/>
-              </w:rPr>
-            </w:pPr>
-            <w:r>
-              <w:rPr>
-                <w:rFonts w:ascii="Times New Roman" w:hAnsi="Times New Roman" w:cs="Times New Roman"/>
-                <w:sz w:val="20"/>
-                <w:szCs w:val="20"/>
+            <w:shd w:val="clear" w:color="auto" w:fill="CAEDFB" w:themeFill="accent4" w:themeFillTint="33"/>
+          </w:tcPr>
+          <w:p>
+            <w:pPr>
+              <w:rPr>
+                <w:rFonts w:ascii="Times New Roman" w:hAnsi="Times New Roman" w:cs="Times New Roman"/>
+                <w:sz w:val="16"/>
+                <w:szCs w:val="16"/>
+              </w:rPr>
+            </w:pPr>
+            <w:r>
+              <w:rPr>
+                <w:rFonts w:ascii="Times New Roman" w:hAnsi="Times New Roman" w:cs="Times New Roman"/>
+                <w:sz w:val="16"/>
+                <w:szCs w:val="16"/>
               </w:rPr>
               <w:t>10.0.0.1 – 10.0.1.254</w:t>
             </w:r>
@@ -993,29 +1160,30 @@
         </w:tc>
         <w:tc>
           <w:tcPr>
-            <w:tcW w:w="1216" w:type="dxa"/>
-          </w:tcPr>
-          <w:p>
-            <w:pPr>
-              <w:rPr>
-                <w:rFonts w:ascii="Times New Roman" w:hAnsi="Times New Roman" w:cs="Times New Roman"/>
-                <w:sz w:val="20"/>
-                <w:szCs w:val="20"/>
-              </w:rPr>
-            </w:pPr>
-            <w:r>
-              <w:rPr>
-                <w:rFonts w:ascii="Times New Roman" w:hAnsi="Times New Roman" w:cs="Times New Roman"/>
-                <w:sz w:val="20"/>
-                <w:szCs w:val="20"/>
+            <w:tcW w:w="992" w:type="dxa"/>
+            <w:shd w:val="clear" w:color="auto" w:fill="CAEDFB" w:themeFill="accent4" w:themeFillTint="33"/>
+          </w:tcPr>
+          <w:p>
+            <w:pPr>
+              <w:rPr>
+                <w:rFonts w:ascii="Times New Roman" w:hAnsi="Times New Roman" w:cs="Times New Roman"/>
+                <w:sz w:val="16"/>
+                <w:szCs w:val="16"/>
+              </w:rPr>
+            </w:pPr>
+            <w:r>
+              <w:rPr>
+                <w:rFonts w:ascii="Times New Roman" w:hAnsi="Times New Roman" w:cs="Times New Roman"/>
+                <w:sz w:val="16"/>
+                <w:szCs w:val="16"/>
               </w:rPr>
               <w:t>10.0.1.255</w:t>
             </w:r>
             <w:r>
               <w:rPr>
                 <w:rFonts w:ascii="Times New Roman" w:hAnsi="Times New Roman" w:cs="Times New Roman"/>
-                <w:sz w:val="20"/>
-                <w:szCs w:val="20"/>
+                <w:sz w:val="16"/>
+                <w:szCs w:val="16"/>
               </w:rPr>
               <w:tab/>
             </w:r>
@@ -1023,23 +1191,33 @@
         </w:tc>
         <w:tc>
           <w:tcPr>
-            <w:tcW w:w="717" w:type="dxa"/>
-          </w:tcPr>
-          <w:p>
-            <w:pPr>
-              <w:rPr>
-                <w:rFonts w:ascii="Times New Roman" w:hAnsi="Times New Roman" w:cs="Times New Roman"/>
-                <w:sz w:val="20"/>
-                <w:szCs w:val="20"/>
-              </w:rPr>
-            </w:pPr>
-            <w:r>
-              <w:rPr>
-                <w:rFonts w:ascii="Times New Roman" w:hAnsi="Times New Roman" w:cs="Times New Roman"/>
-                <w:sz w:val="20"/>
-                <w:szCs w:val="20"/>
+            <w:tcW w:w="941" w:type="dxa"/>
+            <w:shd w:val="clear" w:color="auto" w:fill="CAEDFB" w:themeFill="accent4" w:themeFillTint="33"/>
+          </w:tcPr>
+          <w:p>
+            <w:pPr>
+              <w:rPr>
+                <w:rFonts w:ascii="Times New Roman" w:hAnsi="Times New Roman" w:cs="Times New Roman"/>
+                <w:sz w:val="16"/>
+                <w:szCs w:val="16"/>
+              </w:rPr>
+            </w:pPr>
+            <w:r>
+              <w:rPr>
+                <w:rFonts w:ascii="Times New Roman" w:hAnsi="Times New Roman" w:cs="Times New Roman"/>
+                <w:sz w:val="16"/>
+                <w:szCs w:val="16"/>
               </w:rPr>
               <w:t>/23</w:t>
+            </w:r>
+            <w:r>
+              <w:rPr>
+                <w:rFonts w:ascii="Times New Roman" w:hAnsi="Times New Roman" w:cs="Times New Roman"/>
+                <w:sz w:val="16"/>
+                <w:szCs w:val="16"/>
+              </w:rPr>
+              <w:br/>
+              <w:t>255.255.254.0</w:t>
             </w:r>
           </w:p>
         </w:tc>
@@ -1052,25 +1230,26 @@
           </w:tcPr>
           <w:p>
             <w:pPr>
-              <w:rPr>
-                <w:rFonts w:ascii="Times New Roman" w:hAnsi="Times New Roman" w:cs="Times New Roman"/>
-                <w:sz w:val="20"/>
-                <w:szCs w:val="20"/>
-              </w:rPr>
-            </w:pPr>
-            <w:r>
-              <w:rPr>
-                <w:rFonts w:ascii="Times New Roman" w:hAnsi="Times New Roman" w:cs="Times New Roman"/>
-                <w:sz w:val="20"/>
-                <w:szCs w:val="20"/>
+              <w:ind w:left="720" w:hanging="720"/>
+              <w:rPr>
+                <w:rFonts w:ascii="Times New Roman" w:hAnsi="Times New Roman" w:cs="Times New Roman"/>
+                <w:sz w:val="16"/>
+                <w:szCs w:val="16"/>
+              </w:rPr>
+            </w:pPr>
+            <w:r>
+              <w:rPr>
+                <w:rFonts w:ascii="Times New Roman" w:hAnsi="Times New Roman" w:cs="Times New Roman"/>
+                <w:sz w:val="16"/>
+                <w:szCs w:val="16"/>
               </w:rPr>
               <w:t>Guest/BYOD</w:t>
             </w:r>
             <w:r>
               <w:rPr>
                 <w:rFonts w:ascii="Times New Roman" w:hAnsi="Times New Roman" w:cs="Times New Roman"/>
-                <w:sz w:val="20"/>
-                <w:szCs w:val="20"/>
+                <w:sz w:val="16"/>
+                <w:szCs w:val="16"/>
               </w:rPr>
               <w:br/>
               <w:t>VLAN 20</w:t>
@@ -1087,15 +1266,15 @@
               <w:ind w:left="720" w:hanging="720"/>
               <w:rPr>
                 <w:rFonts w:ascii="Times New Roman" w:hAnsi="Times New Roman" w:cs="Times New Roman"/>
-                <w:sz w:val="20"/>
-                <w:szCs w:val="20"/>
-              </w:rPr>
-            </w:pPr>
-            <w:r>
-              <w:rPr>
-                <w:rFonts w:ascii="Times New Roman" w:hAnsi="Times New Roman" w:cs="Times New Roman"/>
-                <w:sz w:val="20"/>
-                <w:szCs w:val="20"/>
+                <w:sz w:val="16"/>
+                <w:szCs w:val="16"/>
+              </w:rPr>
+            </w:pPr>
+            <w:r>
+              <w:rPr>
+                <w:rFonts w:ascii="Times New Roman" w:hAnsi="Times New Roman" w:cs="Times New Roman"/>
+                <w:sz w:val="16"/>
+                <w:szCs w:val="16"/>
               </w:rPr>
               <w:t>200</w:t>
             </w:r>
@@ -1111,15 +1290,15 @@
               <w:ind w:left="720" w:hanging="720"/>
               <w:rPr>
                 <w:rFonts w:ascii="Times New Roman" w:hAnsi="Times New Roman" w:cs="Times New Roman"/>
-                <w:sz w:val="20"/>
-                <w:szCs w:val="20"/>
-              </w:rPr>
-            </w:pPr>
-            <w:r>
-              <w:rPr>
-                <w:rFonts w:ascii="Times New Roman" w:hAnsi="Times New Roman" w:cs="Times New Roman"/>
-                <w:sz w:val="20"/>
-                <w:szCs w:val="20"/>
+                <w:sz w:val="16"/>
+                <w:szCs w:val="16"/>
+              </w:rPr>
+            </w:pPr>
+            <w:r>
+              <w:rPr>
+                <w:rFonts w:ascii="Times New Roman" w:hAnsi="Times New Roman" w:cs="Times New Roman"/>
+                <w:sz w:val="16"/>
+                <w:szCs w:val="16"/>
               </w:rPr>
               <w:t>254</w:t>
             </w:r>
@@ -1135,15 +1314,15 @@
               <w:ind w:left="720" w:hanging="720"/>
               <w:rPr>
                 <w:rFonts w:ascii="Times New Roman" w:hAnsi="Times New Roman" w:cs="Times New Roman"/>
-                <w:sz w:val="20"/>
-                <w:szCs w:val="20"/>
-              </w:rPr>
-            </w:pPr>
-            <w:r>
-              <w:rPr>
-                <w:rFonts w:ascii="Times New Roman" w:hAnsi="Times New Roman" w:cs="Times New Roman"/>
-                <w:sz w:val="20"/>
-                <w:szCs w:val="20"/>
+                <w:sz w:val="16"/>
+                <w:szCs w:val="16"/>
+              </w:rPr>
+            </w:pPr>
+            <w:r>
+              <w:rPr>
+                <w:rFonts w:ascii="Times New Roman" w:hAnsi="Times New Roman" w:cs="Times New Roman"/>
+                <w:sz w:val="16"/>
+                <w:szCs w:val="16"/>
               </w:rPr>
               <w:t>54</w:t>
             </w:r>
@@ -1159,15 +1338,15 @@
               <w:ind w:left="720" w:hanging="720"/>
               <w:rPr>
                 <w:rFonts w:ascii="Times New Roman" w:hAnsi="Times New Roman" w:cs="Times New Roman"/>
-                <w:sz w:val="20"/>
-                <w:szCs w:val="20"/>
-              </w:rPr>
-            </w:pPr>
-            <w:r>
-              <w:rPr>
-                <w:rFonts w:ascii="Times New Roman" w:hAnsi="Times New Roman" w:cs="Times New Roman"/>
-                <w:sz w:val="20"/>
-                <w:szCs w:val="20"/>
+                <w:sz w:val="16"/>
+                <w:szCs w:val="16"/>
+              </w:rPr>
+            </w:pPr>
+            <w:r>
+              <w:rPr>
+                <w:rFonts w:ascii="Times New Roman" w:hAnsi="Times New Roman" w:cs="Times New Roman"/>
+                <w:sz w:val="16"/>
+                <w:szCs w:val="16"/>
               </w:rPr>
               <w:t>10.0.2.0</w:t>
             </w:r>
@@ -1182,15 +1361,15 @@
             <w:pPr>
               <w:rPr>
                 <w:rFonts w:ascii="Times New Roman" w:hAnsi="Times New Roman" w:cs="Times New Roman"/>
-                <w:sz w:val="20"/>
-                <w:szCs w:val="20"/>
-              </w:rPr>
-            </w:pPr>
-            <w:r>
-              <w:rPr>
-                <w:rFonts w:ascii="Times New Roman" w:hAnsi="Times New Roman" w:cs="Times New Roman"/>
-                <w:sz w:val="20"/>
-                <w:szCs w:val="20"/>
+                <w:sz w:val="16"/>
+                <w:szCs w:val="16"/>
+              </w:rPr>
+            </w:pPr>
+            <w:r>
+              <w:rPr>
+                <w:rFonts w:ascii="Times New Roman" w:hAnsi="Times New Roman" w:cs="Times New Roman"/>
+                <w:sz w:val="16"/>
+                <w:szCs w:val="16"/>
               </w:rPr>
               <w:t>10.0.2.1 - 10.0.2.254</w:t>
             </w:r>
@@ -1198,22 +1377,22 @@
         </w:tc>
         <w:tc>
           <w:tcPr>
-            <w:tcW w:w="1216" w:type="dxa"/>
+            <w:tcW w:w="992" w:type="dxa"/>
             <w:shd w:val="clear" w:color="auto" w:fill="C1F0C7" w:themeFill="accent3" w:themeFillTint="33"/>
           </w:tcPr>
           <w:p>
             <w:pPr>
               <w:rPr>
                 <w:rFonts w:ascii="Times New Roman" w:hAnsi="Times New Roman" w:cs="Times New Roman"/>
-                <w:sz w:val="20"/>
-                <w:szCs w:val="20"/>
-              </w:rPr>
-            </w:pPr>
-            <w:r>
-              <w:rPr>
-                <w:rFonts w:ascii="Times New Roman" w:hAnsi="Times New Roman" w:cs="Times New Roman"/>
-                <w:sz w:val="20"/>
-                <w:szCs w:val="20"/>
+                <w:sz w:val="16"/>
+                <w:szCs w:val="16"/>
+              </w:rPr>
+            </w:pPr>
+            <w:r>
+              <w:rPr>
+                <w:rFonts w:ascii="Times New Roman" w:hAnsi="Times New Roman" w:cs="Times New Roman"/>
+                <w:sz w:val="16"/>
+                <w:szCs w:val="16"/>
               </w:rPr>
               <w:t>10.0.2.255</w:t>
             </w:r>
@@ -1221,22 +1400,22 @@
         </w:tc>
         <w:tc>
           <w:tcPr>
-            <w:tcW w:w="717" w:type="dxa"/>
+            <w:tcW w:w="941" w:type="dxa"/>
             <w:shd w:val="clear" w:color="auto" w:fill="C1F0C7" w:themeFill="accent3" w:themeFillTint="33"/>
           </w:tcPr>
           <w:p>
             <w:pPr>
               <w:rPr>
                 <w:rFonts w:ascii="Times New Roman" w:hAnsi="Times New Roman" w:cs="Times New Roman"/>
-                <w:sz w:val="20"/>
-                <w:szCs w:val="20"/>
-              </w:rPr>
-            </w:pPr>
-            <w:r>
-              <w:rPr>
-                <w:rFonts w:ascii="Times New Roman" w:hAnsi="Times New Roman" w:cs="Times New Roman"/>
-                <w:sz w:val="20"/>
-                <w:szCs w:val="20"/>
+                <w:sz w:val="16"/>
+                <w:szCs w:val="16"/>
+              </w:rPr>
+            </w:pPr>
+            <w:r>
+              <w:rPr>
+                <w:rFonts w:ascii="Times New Roman" w:hAnsi="Times New Roman" w:cs="Times New Roman"/>
+                <w:sz w:val="16"/>
+                <w:szCs w:val="16"/>
               </w:rPr>
               <w:t>/24</w:t>
             </w:r>
@@ -1251,25 +1430,26 @@
           </w:tcPr>
           <w:p>
             <w:pPr>
-              <w:rPr>
-                <w:rFonts w:ascii="Times New Roman" w:hAnsi="Times New Roman" w:cs="Times New Roman"/>
-                <w:sz w:val="20"/>
-                <w:szCs w:val="20"/>
-              </w:rPr>
-            </w:pPr>
-            <w:r>
-              <w:rPr>
-                <w:rFonts w:ascii="Times New Roman" w:hAnsi="Times New Roman" w:cs="Times New Roman"/>
-                <w:sz w:val="20"/>
-                <w:szCs w:val="20"/>
+              <w:ind w:left="720" w:hanging="720"/>
+              <w:rPr>
+                <w:rFonts w:ascii="Times New Roman" w:hAnsi="Times New Roman" w:cs="Times New Roman"/>
+                <w:sz w:val="16"/>
+                <w:szCs w:val="16"/>
+              </w:rPr>
+            </w:pPr>
+            <w:r>
+              <w:rPr>
+                <w:rFonts w:ascii="Times New Roman" w:hAnsi="Times New Roman" w:cs="Times New Roman"/>
+                <w:sz w:val="16"/>
+                <w:szCs w:val="16"/>
               </w:rPr>
               <w:t>MANAGEMENT_VLAN</w:t>
             </w:r>
             <w:r>
               <w:rPr>
                 <w:rFonts w:ascii="Times New Roman" w:hAnsi="Times New Roman" w:cs="Times New Roman"/>
-                <w:sz w:val="20"/>
-                <w:szCs w:val="20"/>
+                <w:sz w:val="16"/>
+                <w:szCs w:val="16"/>
               </w:rPr>
               <w:br/>
               <w:t>VLAN 30</w:t>
@@ -1283,17 +1463,18 @@
           </w:tcPr>
           <w:p>
             <w:pPr>
-              <w:rPr>
-                <w:rFonts w:ascii="Times New Roman" w:hAnsi="Times New Roman" w:cs="Times New Roman"/>
-                <w:sz w:val="20"/>
-                <w:szCs w:val="20"/>
-              </w:rPr>
-            </w:pPr>
-            <w:r>
-              <w:rPr>
-                <w:rFonts w:ascii="Times New Roman" w:hAnsi="Times New Roman" w:cs="Times New Roman"/>
-                <w:sz w:val="20"/>
-                <w:szCs w:val="20"/>
+              <w:ind w:left="720" w:hanging="720"/>
+              <w:rPr>
+                <w:rFonts w:ascii="Times New Roman" w:hAnsi="Times New Roman" w:cs="Times New Roman"/>
+                <w:sz w:val="16"/>
+                <w:szCs w:val="16"/>
+              </w:rPr>
+            </w:pPr>
+            <w:r>
+              <w:rPr>
+                <w:rFonts w:ascii="Times New Roman" w:hAnsi="Times New Roman" w:cs="Times New Roman"/>
+                <w:sz w:val="16"/>
+                <w:szCs w:val="16"/>
               </w:rPr>
               <w:t>200</w:t>
             </w:r>
@@ -1308,15 +1489,15 @@
             <w:pPr>
               <w:rPr>
                 <w:rFonts w:ascii="Times New Roman" w:hAnsi="Times New Roman" w:cs="Times New Roman"/>
-                <w:sz w:val="20"/>
-                <w:szCs w:val="20"/>
-              </w:rPr>
-            </w:pPr>
-            <w:r>
-              <w:rPr>
-                <w:rFonts w:ascii="Times New Roman" w:hAnsi="Times New Roman" w:cs="Times New Roman"/>
-                <w:sz w:val="20"/>
-                <w:szCs w:val="20"/>
+                <w:sz w:val="16"/>
+                <w:szCs w:val="16"/>
+              </w:rPr>
+            </w:pPr>
+            <w:r>
+              <w:rPr>
+                <w:rFonts w:ascii="Times New Roman" w:hAnsi="Times New Roman" w:cs="Times New Roman"/>
+                <w:sz w:val="16"/>
+                <w:szCs w:val="16"/>
               </w:rPr>
               <w:t>254</w:t>
             </w:r>
@@ -1331,15 +1512,15 @@
             <w:pPr>
               <w:rPr>
                 <w:rFonts w:ascii="Times New Roman" w:hAnsi="Times New Roman" w:cs="Times New Roman"/>
-                <w:sz w:val="20"/>
-                <w:szCs w:val="20"/>
-              </w:rPr>
-            </w:pPr>
-            <w:r>
-              <w:rPr>
-                <w:rFonts w:ascii="Times New Roman" w:hAnsi="Times New Roman" w:cs="Times New Roman"/>
-                <w:sz w:val="20"/>
-                <w:szCs w:val="20"/>
+                <w:sz w:val="16"/>
+                <w:szCs w:val="16"/>
+              </w:rPr>
+            </w:pPr>
+            <w:r>
+              <w:rPr>
+                <w:rFonts w:ascii="Times New Roman" w:hAnsi="Times New Roman" w:cs="Times New Roman"/>
+                <w:sz w:val="16"/>
+                <w:szCs w:val="16"/>
               </w:rPr>
               <w:t>54</w:t>
             </w:r>
@@ -1354,15 +1535,15 @@
             <w:pPr>
               <w:rPr>
                 <w:rFonts w:ascii="Times New Roman" w:hAnsi="Times New Roman" w:cs="Times New Roman"/>
-                <w:sz w:val="20"/>
-                <w:szCs w:val="20"/>
-              </w:rPr>
-            </w:pPr>
-            <w:r>
-              <w:rPr>
-                <w:rFonts w:ascii="Times New Roman" w:hAnsi="Times New Roman" w:cs="Times New Roman"/>
-                <w:sz w:val="20"/>
-                <w:szCs w:val="20"/>
+                <w:sz w:val="16"/>
+                <w:szCs w:val="16"/>
+              </w:rPr>
+            </w:pPr>
+            <w:r>
+              <w:rPr>
+                <w:rFonts w:ascii="Times New Roman" w:hAnsi="Times New Roman" w:cs="Times New Roman"/>
+                <w:sz w:val="16"/>
+                <w:szCs w:val="16"/>
               </w:rPr>
               <w:t>10.0.3.0</w:t>
             </w:r>
@@ -1377,15 +1558,15 @@
             <w:pPr>
               <w:rPr>
                 <w:rFonts w:ascii="Times New Roman" w:hAnsi="Times New Roman" w:cs="Times New Roman"/>
-                <w:sz w:val="20"/>
-                <w:szCs w:val="20"/>
-              </w:rPr>
-            </w:pPr>
-            <w:r>
-              <w:rPr>
-                <w:rFonts w:ascii="Times New Roman" w:hAnsi="Times New Roman" w:cs="Times New Roman"/>
-                <w:sz w:val="20"/>
-                <w:szCs w:val="20"/>
+                <w:sz w:val="16"/>
+                <w:szCs w:val="16"/>
+              </w:rPr>
+            </w:pPr>
+            <w:r>
+              <w:rPr>
+                <w:rFonts w:ascii="Times New Roman" w:hAnsi="Times New Roman" w:cs="Times New Roman"/>
+                <w:sz w:val="16"/>
+                <w:szCs w:val="16"/>
               </w:rPr>
               <w:t>10.0.3.1 - 10.0.3.254</w:t>
             </w:r>
@@ -1393,22 +1574,22 @@
         </w:tc>
         <w:tc>
           <w:tcPr>
-            <w:tcW w:w="1216" w:type="dxa"/>
+            <w:tcW w:w="992" w:type="dxa"/>
             <w:shd w:val="clear" w:color="auto" w:fill="C1F0C7" w:themeFill="accent3" w:themeFillTint="33"/>
           </w:tcPr>
           <w:p>
             <w:pPr>
               <w:rPr>
                 <w:rFonts w:ascii="Times New Roman" w:hAnsi="Times New Roman" w:cs="Times New Roman"/>
-                <w:sz w:val="20"/>
-                <w:szCs w:val="20"/>
-              </w:rPr>
-            </w:pPr>
-            <w:r>
-              <w:rPr>
-                <w:rFonts w:ascii="Times New Roman" w:hAnsi="Times New Roman" w:cs="Times New Roman"/>
-                <w:sz w:val="20"/>
-                <w:szCs w:val="20"/>
+                <w:sz w:val="16"/>
+                <w:szCs w:val="16"/>
+              </w:rPr>
+            </w:pPr>
+            <w:r>
+              <w:rPr>
+                <w:rFonts w:ascii="Times New Roman" w:hAnsi="Times New Roman" w:cs="Times New Roman"/>
+                <w:sz w:val="16"/>
+                <w:szCs w:val="16"/>
               </w:rPr>
               <w:t>10.0.3.255</w:t>
             </w:r>
@@ -1416,22 +1597,22 @@
         </w:tc>
         <w:tc>
           <w:tcPr>
-            <w:tcW w:w="717" w:type="dxa"/>
+            <w:tcW w:w="941" w:type="dxa"/>
             <w:shd w:val="clear" w:color="auto" w:fill="C1F0C7" w:themeFill="accent3" w:themeFillTint="33"/>
           </w:tcPr>
           <w:p>
             <w:pPr>
               <w:rPr>
                 <w:rFonts w:ascii="Times New Roman" w:hAnsi="Times New Roman" w:cs="Times New Roman"/>
-                <w:sz w:val="20"/>
-                <w:szCs w:val="20"/>
-              </w:rPr>
-            </w:pPr>
-            <w:r>
-              <w:rPr>
-                <w:rFonts w:ascii="Times New Roman" w:hAnsi="Times New Roman" w:cs="Times New Roman"/>
-                <w:sz w:val="20"/>
-                <w:szCs w:val="20"/>
+                <w:sz w:val="16"/>
+                <w:szCs w:val="16"/>
+              </w:rPr>
+            </w:pPr>
+            <w:r>
+              <w:rPr>
+                <w:rFonts w:ascii="Times New Roman" w:hAnsi="Times New Roman" w:cs="Times New Roman"/>
+                <w:sz w:val="16"/>
+                <w:szCs w:val="16"/>
               </w:rPr>
               <w:t>/24</w:t>
             </w:r>
@@ -1442,28 +1623,30 @@
         <w:tc>
           <w:tcPr>
             <w:tcW w:w="1413" w:type="dxa"/>
-          </w:tcPr>
-          <w:p>
-            <w:pPr>
-              <w:rPr>
-                <w:rFonts w:ascii="Times New Roman" w:hAnsi="Times New Roman" w:cs="Times New Roman"/>
-                <w:sz w:val="20"/>
-                <w:szCs w:val="20"/>
-              </w:rPr>
-            </w:pPr>
-            <w:r>
-              <w:rPr>
-                <w:rFonts w:ascii="Times New Roman" w:hAnsi="Times New Roman" w:cs="Times New Roman"/>
-                <w:sz w:val="20"/>
-                <w:szCs w:val="20"/>
+            <w:shd w:val="clear" w:color="auto" w:fill="95DCF7" w:themeFill="accent4" w:themeFillTint="66"/>
+          </w:tcPr>
+          <w:p>
+            <w:pPr>
+              <w:ind w:left="720" w:hanging="720"/>
+              <w:rPr>
+                <w:rFonts w:ascii="Times New Roman" w:hAnsi="Times New Roman" w:cs="Times New Roman"/>
+                <w:sz w:val="16"/>
+                <w:szCs w:val="16"/>
+              </w:rPr>
+            </w:pPr>
+            <w:r>
+              <w:rPr>
+                <w:rFonts w:ascii="Times New Roman" w:hAnsi="Times New Roman" w:cs="Times New Roman"/>
+                <w:sz w:val="16"/>
+                <w:szCs w:val="16"/>
               </w:rPr>
               <w:t>R&amp;D</w:t>
             </w:r>
             <w:r>
               <w:rPr>
                 <w:rFonts w:ascii="Times New Roman" w:hAnsi="Times New Roman" w:cs="Times New Roman"/>
-                <w:sz w:val="20"/>
-                <w:szCs w:val="20"/>
+                <w:sz w:val="16"/>
+                <w:szCs w:val="16"/>
               </w:rPr>
               <w:br/>
               <w:t>VLAN 40</w:t>
@@ -1473,20 +1656,22 @@
         <w:tc>
           <w:tcPr>
             <w:tcW w:w="992" w:type="dxa"/>
-          </w:tcPr>
-          <w:p>
-            <w:pPr>
-              <w:rPr>
-                <w:rFonts w:ascii="Times New Roman" w:hAnsi="Times New Roman" w:cs="Times New Roman"/>
-                <w:sz w:val="20"/>
-                <w:szCs w:val="20"/>
-              </w:rPr>
-            </w:pPr>
-            <w:r>
-              <w:rPr>
-                <w:rFonts w:ascii="Times New Roman" w:hAnsi="Times New Roman" w:cs="Times New Roman"/>
-                <w:sz w:val="20"/>
-                <w:szCs w:val="20"/>
+            <w:shd w:val="clear" w:color="auto" w:fill="95DCF7" w:themeFill="accent4" w:themeFillTint="66"/>
+          </w:tcPr>
+          <w:p>
+            <w:pPr>
+              <w:ind w:left="720" w:hanging="720"/>
+              <w:rPr>
+                <w:rFonts w:ascii="Times New Roman" w:hAnsi="Times New Roman" w:cs="Times New Roman"/>
+                <w:sz w:val="16"/>
+                <w:szCs w:val="16"/>
+              </w:rPr>
+            </w:pPr>
+            <w:r>
+              <w:rPr>
+                <w:rFonts w:ascii="Times New Roman" w:hAnsi="Times New Roman" w:cs="Times New Roman"/>
+                <w:sz w:val="16"/>
+                <w:szCs w:val="16"/>
               </w:rPr>
               <w:t>100</w:t>
             </w:r>
@@ -1495,20 +1680,21 @@
         <w:tc>
           <w:tcPr>
             <w:tcW w:w="992" w:type="dxa"/>
-          </w:tcPr>
-          <w:p>
-            <w:pPr>
-              <w:rPr>
-                <w:rFonts w:ascii="Times New Roman" w:hAnsi="Times New Roman" w:cs="Times New Roman"/>
-                <w:sz w:val="20"/>
-                <w:szCs w:val="20"/>
-              </w:rPr>
-            </w:pPr>
-            <w:r>
-              <w:rPr>
-                <w:rFonts w:ascii="Times New Roman" w:hAnsi="Times New Roman" w:cs="Times New Roman"/>
-                <w:sz w:val="20"/>
-                <w:szCs w:val="20"/>
+            <w:shd w:val="clear" w:color="auto" w:fill="95DCF7" w:themeFill="accent4" w:themeFillTint="66"/>
+          </w:tcPr>
+          <w:p>
+            <w:pPr>
+              <w:rPr>
+                <w:rFonts w:ascii="Times New Roman" w:hAnsi="Times New Roman" w:cs="Times New Roman"/>
+                <w:sz w:val="16"/>
+                <w:szCs w:val="16"/>
+              </w:rPr>
+            </w:pPr>
+            <w:r>
+              <w:rPr>
+                <w:rFonts w:ascii="Times New Roman" w:hAnsi="Times New Roman" w:cs="Times New Roman"/>
+                <w:sz w:val="16"/>
+                <w:szCs w:val="16"/>
               </w:rPr>
               <w:t>126</w:t>
             </w:r>
@@ -1517,20 +1703,21 @@
         <w:tc>
           <w:tcPr>
             <w:tcW w:w="851" w:type="dxa"/>
-          </w:tcPr>
-          <w:p>
-            <w:pPr>
-              <w:rPr>
-                <w:rFonts w:ascii="Times New Roman" w:hAnsi="Times New Roman" w:cs="Times New Roman"/>
-                <w:sz w:val="20"/>
-                <w:szCs w:val="20"/>
-              </w:rPr>
-            </w:pPr>
-            <w:r>
-              <w:rPr>
-                <w:rFonts w:ascii="Times New Roman" w:hAnsi="Times New Roman" w:cs="Times New Roman"/>
-                <w:sz w:val="20"/>
-                <w:szCs w:val="20"/>
+            <w:shd w:val="clear" w:color="auto" w:fill="95DCF7" w:themeFill="accent4" w:themeFillTint="66"/>
+          </w:tcPr>
+          <w:p>
+            <w:pPr>
+              <w:rPr>
+                <w:rFonts w:ascii="Times New Roman" w:hAnsi="Times New Roman" w:cs="Times New Roman"/>
+                <w:sz w:val="16"/>
+                <w:szCs w:val="16"/>
+              </w:rPr>
+            </w:pPr>
+            <w:r>
+              <w:rPr>
+                <w:rFonts w:ascii="Times New Roman" w:hAnsi="Times New Roman" w:cs="Times New Roman"/>
+                <w:sz w:val="16"/>
+                <w:szCs w:val="16"/>
               </w:rPr>
               <w:t>26</w:t>
             </w:r>
@@ -1539,20 +1726,21 @@
         <w:tc>
           <w:tcPr>
             <w:tcW w:w="1227" w:type="dxa"/>
-          </w:tcPr>
-          <w:p>
-            <w:pPr>
-              <w:rPr>
-                <w:rFonts w:ascii="Times New Roman" w:hAnsi="Times New Roman" w:cs="Times New Roman"/>
-                <w:sz w:val="20"/>
-                <w:szCs w:val="20"/>
-              </w:rPr>
-            </w:pPr>
-            <w:r>
-              <w:rPr>
-                <w:rFonts w:ascii="Times New Roman" w:hAnsi="Times New Roman" w:cs="Times New Roman"/>
-                <w:sz w:val="20"/>
-                <w:szCs w:val="20"/>
+            <w:shd w:val="clear" w:color="auto" w:fill="95DCF7" w:themeFill="accent4" w:themeFillTint="66"/>
+          </w:tcPr>
+          <w:p>
+            <w:pPr>
+              <w:rPr>
+                <w:rFonts w:ascii="Times New Roman" w:hAnsi="Times New Roman" w:cs="Times New Roman"/>
+                <w:sz w:val="16"/>
+                <w:szCs w:val="16"/>
+              </w:rPr>
+            </w:pPr>
+            <w:r>
+              <w:rPr>
+                <w:rFonts w:ascii="Times New Roman" w:hAnsi="Times New Roman" w:cs="Times New Roman"/>
+                <w:sz w:val="16"/>
+                <w:szCs w:val="16"/>
               </w:rPr>
               <w:t>10.0.4.0</w:t>
             </w:r>
@@ -1561,20 +1749,21 @@
         <w:tc>
           <w:tcPr>
             <w:tcW w:w="1608" w:type="dxa"/>
-          </w:tcPr>
-          <w:p>
-            <w:pPr>
-              <w:rPr>
-                <w:rFonts w:ascii="Times New Roman" w:hAnsi="Times New Roman" w:cs="Times New Roman"/>
-                <w:sz w:val="20"/>
-                <w:szCs w:val="20"/>
-              </w:rPr>
-            </w:pPr>
-            <w:r>
-              <w:rPr>
-                <w:rFonts w:ascii="Times New Roman" w:hAnsi="Times New Roman" w:cs="Times New Roman"/>
-                <w:sz w:val="20"/>
-                <w:szCs w:val="20"/>
+            <w:shd w:val="clear" w:color="auto" w:fill="95DCF7" w:themeFill="accent4" w:themeFillTint="66"/>
+          </w:tcPr>
+          <w:p>
+            <w:pPr>
+              <w:rPr>
+                <w:rFonts w:ascii="Times New Roman" w:hAnsi="Times New Roman" w:cs="Times New Roman"/>
+                <w:sz w:val="16"/>
+                <w:szCs w:val="16"/>
+              </w:rPr>
+            </w:pPr>
+            <w:r>
+              <w:rPr>
+                <w:rFonts w:ascii="Times New Roman" w:hAnsi="Times New Roman" w:cs="Times New Roman"/>
+                <w:sz w:val="16"/>
+                <w:szCs w:val="16"/>
               </w:rPr>
               <w:t>10.0.4.1 - 10.0.4.126</w:t>
             </w:r>
@@ -1582,21 +1771,22 @@
         </w:tc>
         <w:tc>
           <w:tcPr>
-            <w:tcW w:w="1216" w:type="dxa"/>
-          </w:tcPr>
-          <w:p>
-            <w:pPr>
-              <w:rPr>
-                <w:rFonts w:ascii="Times New Roman" w:hAnsi="Times New Roman" w:cs="Times New Roman"/>
-                <w:sz w:val="20"/>
-                <w:szCs w:val="20"/>
-              </w:rPr>
-            </w:pPr>
-            <w:r>
-              <w:rPr>
-                <w:rFonts w:ascii="Times New Roman" w:hAnsi="Times New Roman" w:cs="Times New Roman"/>
-                <w:sz w:val="20"/>
-                <w:szCs w:val="20"/>
+            <w:tcW w:w="992" w:type="dxa"/>
+            <w:shd w:val="clear" w:color="auto" w:fill="95DCF7" w:themeFill="accent4" w:themeFillTint="66"/>
+          </w:tcPr>
+          <w:p>
+            <w:pPr>
+              <w:rPr>
+                <w:rFonts w:ascii="Times New Roman" w:hAnsi="Times New Roman" w:cs="Times New Roman"/>
+                <w:sz w:val="16"/>
+                <w:szCs w:val="16"/>
+              </w:rPr>
+            </w:pPr>
+            <w:r>
+              <w:rPr>
+                <w:rFonts w:ascii="Times New Roman" w:hAnsi="Times New Roman" w:cs="Times New Roman"/>
+                <w:sz w:val="16"/>
+                <w:szCs w:val="16"/>
               </w:rPr>
               <w:t>10.0.4.127</w:t>
             </w:r>
@@ -1604,21 +1794,22 @@
         </w:tc>
         <w:tc>
           <w:tcPr>
-            <w:tcW w:w="717" w:type="dxa"/>
-          </w:tcPr>
-          <w:p>
-            <w:pPr>
-              <w:rPr>
-                <w:rFonts w:ascii="Times New Roman" w:hAnsi="Times New Roman" w:cs="Times New Roman"/>
-                <w:sz w:val="20"/>
-                <w:szCs w:val="20"/>
-              </w:rPr>
-            </w:pPr>
-            <w:r>
-              <w:rPr>
-                <w:rFonts w:ascii="Times New Roman" w:hAnsi="Times New Roman" w:cs="Times New Roman"/>
-                <w:sz w:val="20"/>
-                <w:szCs w:val="20"/>
+            <w:tcW w:w="941" w:type="dxa"/>
+            <w:shd w:val="clear" w:color="auto" w:fill="95DCF7" w:themeFill="accent4" w:themeFillTint="66"/>
+          </w:tcPr>
+          <w:p>
+            <w:pPr>
+              <w:rPr>
+                <w:rFonts w:ascii="Times New Roman" w:hAnsi="Times New Roman" w:cs="Times New Roman"/>
+                <w:sz w:val="16"/>
+                <w:szCs w:val="16"/>
+              </w:rPr>
+            </w:pPr>
+            <w:r>
+              <w:rPr>
+                <w:rFonts w:ascii="Times New Roman" w:hAnsi="Times New Roman" w:cs="Times New Roman"/>
+                <w:sz w:val="16"/>
+                <w:szCs w:val="16"/>
               </w:rPr>
               <w:t>/25</w:t>
             </w:r>
@@ -1629,28 +1820,38 @@
         <w:tc>
           <w:tcPr>
             <w:tcW w:w="1413" w:type="dxa"/>
-          </w:tcPr>
-          <w:p>
-            <w:pPr>
-              <w:rPr>
-                <w:rFonts w:ascii="Times New Roman" w:hAnsi="Times New Roman" w:cs="Times New Roman"/>
-                <w:sz w:val="20"/>
-                <w:szCs w:val="20"/>
-              </w:rPr>
-            </w:pPr>
-            <w:r>
-              <w:rPr>
-                <w:rFonts w:ascii="Times New Roman" w:hAnsi="Times New Roman" w:cs="Times New Roman"/>
-                <w:sz w:val="20"/>
-                <w:szCs w:val="20"/>
+            <w:shd w:val="clear" w:color="auto" w:fill="CAEDFB" w:themeFill="accent4" w:themeFillTint="33"/>
+          </w:tcPr>
+          <w:p>
+            <w:pPr>
+              <w:ind w:left="720" w:hanging="720"/>
+              <w:rPr>
+                <w:rFonts w:ascii="Times New Roman" w:hAnsi="Times New Roman" w:cs="Times New Roman"/>
+                <w:sz w:val="16"/>
+                <w:szCs w:val="16"/>
+              </w:rPr>
+            </w:pPr>
+            <w:r>
+              <w:rPr>
+                <w:rFonts w:ascii="Times New Roman" w:hAnsi="Times New Roman" w:cs="Times New Roman"/>
+                <w:sz w:val="16"/>
+                <w:szCs w:val="16"/>
               </w:rPr>
               <w:t>Management</w:t>
             </w:r>
             <w:r>
               <w:rPr>
                 <w:rFonts w:ascii="Times New Roman" w:hAnsi="Times New Roman" w:cs="Times New Roman"/>
-                <w:sz w:val="20"/>
-                <w:szCs w:val="20"/>
+                <w:sz w:val="16"/>
+                <w:szCs w:val="16"/>
+              </w:rPr>
+              <w:t xml:space="preserve"> (executives)</w:t>
+            </w:r>
+            <w:r>
+              <w:rPr>
+                <w:rFonts w:ascii="Times New Roman" w:hAnsi="Times New Roman" w:cs="Times New Roman"/>
+                <w:sz w:val="16"/>
+                <w:szCs w:val="16"/>
               </w:rPr>
               <w:br/>
               <w:t>VLAN 50</w:t>
@@ -1660,20 +1861,22 @@
         <w:tc>
           <w:tcPr>
             <w:tcW w:w="992" w:type="dxa"/>
-          </w:tcPr>
-          <w:p>
-            <w:pPr>
-              <w:rPr>
-                <w:rFonts w:ascii="Times New Roman" w:hAnsi="Times New Roman" w:cs="Times New Roman"/>
-                <w:sz w:val="20"/>
-                <w:szCs w:val="20"/>
-              </w:rPr>
-            </w:pPr>
-            <w:r>
-              <w:rPr>
-                <w:rFonts w:ascii="Times New Roman" w:hAnsi="Times New Roman" w:cs="Times New Roman"/>
-                <w:sz w:val="20"/>
-                <w:szCs w:val="20"/>
+            <w:shd w:val="clear" w:color="auto" w:fill="CAEDFB" w:themeFill="accent4" w:themeFillTint="33"/>
+          </w:tcPr>
+          <w:p>
+            <w:pPr>
+              <w:ind w:left="720" w:hanging="720"/>
+              <w:rPr>
+                <w:rFonts w:ascii="Times New Roman" w:hAnsi="Times New Roman" w:cs="Times New Roman"/>
+                <w:sz w:val="16"/>
+                <w:szCs w:val="16"/>
+              </w:rPr>
+            </w:pPr>
+            <w:r>
+              <w:rPr>
+                <w:rFonts w:ascii="Times New Roman" w:hAnsi="Times New Roman" w:cs="Times New Roman"/>
+                <w:sz w:val="16"/>
+                <w:szCs w:val="16"/>
               </w:rPr>
               <w:t>80</w:t>
             </w:r>
@@ -1682,20 +1885,21 @@
         <w:tc>
           <w:tcPr>
             <w:tcW w:w="992" w:type="dxa"/>
-          </w:tcPr>
-          <w:p>
-            <w:pPr>
-              <w:rPr>
-                <w:rFonts w:ascii="Times New Roman" w:hAnsi="Times New Roman" w:cs="Times New Roman"/>
-                <w:sz w:val="20"/>
-                <w:szCs w:val="20"/>
-              </w:rPr>
-            </w:pPr>
-            <w:r>
-              <w:rPr>
-                <w:rFonts w:ascii="Times New Roman" w:hAnsi="Times New Roman" w:cs="Times New Roman"/>
-                <w:sz w:val="20"/>
-                <w:szCs w:val="20"/>
+            <w:shd w:val="clear" w:color="auto" w:fill="CAEDFB" w:themeFill="accent4" w:themeFillTint="33"/>
+          </w:tcPr>
+          <w:p>
+            <w:pPr>
+              <w:rPr>
+                <w:rFonts w:ascii="Times New Roman" w:hAnsi="Times New Roman" w:cs="Times New Roman"/>
+                <w:sz w:val="16"/>
+                <w:szCs w:val="16"/>
+              </w:rPr>
+            </w:pPr>
+            <w:r>
+              <w:rPr>
+                <w:rFonts w:ascii="Times New Roman" w:hAnsi="Times New Roman" w:cs="Times New Roman"/>
+                <w:sz w:val="16"/>
+                <w:szCs w:val="16"/>
               </w:rPr>
               <w:t>126</w:t>
             </w:r>
@@ -1704,20 +1908,21 @@
         <w:tc>
           <w:tcPr>
             <w:tcW w:w="851" w:type="dxa"/>
-          </w:tcPr>
-          <w:p>
-            <w:pPr>
-              <w:rPr>
-                <w:rFonts w:ascii="Times New Roman" w:hAnsi="Times New Roman" w:cs="Times New Roman"/>
-                <w:sz w:val="20"/>
-                <w:szCs w:val="20"/>
-              </w:rPr>
-            </w:pPr>
-            <w:r>
-              <w:rPr>
-                <w:rFonts w:ascii="Times New Roman" w:hAnsi="Times New Roman" w:cs="Times New Roman"/>
-                <w:sz w:val="20"/>
-                <w:szCs w:val="20"/>
+            <w:shd w:val="clear" w:color="auto" w:fill="CAEDFB" w:themeFill="accent4" w:themeFillTint="33"/>
+          </w:tcPr>
+          <w:p>
+            <w:pPr>
+              <w:rPr>
+                <w:rFonts w:ascii="Times New Roman" w:hAnsi="Times New Roman" w:cs="Times New Roman"/>
+                <w:sz w:val="16"/>
+                <w:szCs w:val="16"/>
+              </w:rPr>
+            </w:pPr>
+            <w:r>
+              <w:rPr>
+                <w:rFonts w:ascii="Times New Roman" w:hAnsi="Times New Roman" w:cs="Times New Roman"/>
+                <w:sz w:val="16"/>
+                <w:szCs w:val="16"/>
               </w:rPr>
               <w:t>46</w:t>
             </w:r>
@@ -1726,20 +1931,21 @@
         <w:tc>
           <w:tcPr>
             <w:tcW w:w="1227" w:type="dxa"/>
-          </w:tcPr>
-          <w:p>
-            <w:pPr>
-              <w:rPr>
-                <w:rFonts w:ascii="Times New Roman" w:hAnsi="Times New Roman" w:cs="Times New Roman"/>
-                <w:sz w:val="20"/>
-                <w:szCs w:val="20"/>
-              </w:rPr>
-            </w:pPr>
-            <w:r>
-              <w:rPr>
-                <w:rFonts w:ascii="Times New Roman" w:hAnsi="Times New Roman" w:cs="Times New Roman"/>
-                <w:sz w:val="20"/>
-                <w:szCs w:val="20"/>
+            <w:shd w:val="clear" w:color="auto" w:fill="CAEDFB" w:themeFill="accent4" w:themeFillTint="33"/>
+          </w:tcPr>
+          <w:p>
+            <w:pPr>
+              <w:rPr>
+                <w:rFonts w:ascii="Times New Roman" w:hAnsi="Times New Roman" w:cs="Times New Roman"/>
+                <w:sz w:val="16"/>
+                <w:szCs w:val="16"/>
+              </w:rPr>
+            </w:pPr>
+            <w:r>
+              <w:rPr>
+                <w:rFonts w:ascii="Times New Roman" w:hAnsi="Times New Roman" w:cs="Times New Roman"/>
+                <w:sz w:val="16"/>
+                <w:szCs w:val="16"/>
               </w:rPr>
               <w:t>10.0.4.128</w:t>
             </w:r>
@@ -1748,20 +1954,21 @@
         <w:tc>
           <w:tcPr>
             <w:tcW w:w="1608" w:type="dxa"/>
-          </w:tcPr>
-          <w:p>
-            <w:pPr>
-              <w:rPr>
-                <w:rFonts w:ascii="Times New Roman" w:hAnsi="Times New Roman" w:cs="Times New Roman"/>
-                <w:sz w:val="20"/>
-                <w:szCs w:val="20"/>
-              </w:rPr>
-            </w:pPr>
-            <w:r>
-              <w:rPr>
-                <w:rFonts w:ascii="Times New Roman" w:hAnsi="Times New Roman" w:cs="Times New Roman"/>
-                <w:sz w:val="20"/>
-                <w:szCs w:val="20"/>
+            <w:shd w:val="clear" w:color="auto" w:fill="CAEDFB" w:themeFill="accent4" w:themeFillTint="33"/>
+          </w:tcPr>
+          <w:p>
+            <w:pPr>
+              <w:rPr>
+                <w:rFonts w:ascii="Times New Roman" w:hAnsi="Times New Roman" w:cs="Times New Roman"/>
+                <w:sz w:val="16"/>
+                <w:szCs w:val="16"/>
+              </w:rPr>
+            </w:pPr>
+            <w:r>
+              <w:rPr>
+                <w:rFonts w:ascii="Times New Roman" w:hAnsi="Times New Roman" w:cs="Times New Roman"/>
+                <w:sz w:val="16"/>
+                <w:szCs w:val="16"/>
               </w:rPr>
               <w:t>10.0.4.129 - 10.0.4.254</w:t>
             </w:r>
@@ -1769,21 +1976,22 @@
         </w:tc>
         <w:tc>
           <w:tcPr>
-            <w:tcW w:w="1216" w:type="dxa"/>
-          </w:tcPr>
-          <w:p>
-            <w:pPr>
-              <w:rPr>
-                <w:rFonts w:ascii="Times New Roman" w:hAnsi="Times New Roman" w:cs="Times New Roman"/>
-                <w:sz w:val="20"/>
-                <w:szCs w:val="20"/>
-              </w:rPr>
-            </w:pPr>
-            <w:r>
-              <w:rPr>
-                <w:rFonts w:ascii="Times New Roman" w:hAnsi="Times New Roman" w:cs="Times New Roman"/>
-                <w:sz w:val="20"/>
-                <w:szCs w:val="20"/>
+            <w:tcW w:w="992" w:type="dxa"/>
+            <w:shd w:val="clear" w:color="auto" w:fill="CAEDFB" w:themeFill="accent4" w:themeFillTint="33"/>
+          </w:tcPr>
+          <w:p>
+            <w:pPr>
+              <w:rPr>
+                <w:rFonts w:ascii="Times New Roman" w:hAnsi="Times New Roman" w:cs="Times New Roman"/>
+                <w:sz w:val="16"/>
+                <w:szCs w:val="16"/>
+              </w:rPr>
+            </w:pPr>
+            <w:r>
+              <w:rPr>
+                <w:rFonts w:ascii="Times New Roman" w:hAnsi="Times New Roman" w:cs="Times New Roman"/>
+                <w:sz w:val="16"/>
+                <w:szCs w:val="16"/>
               </w:rPr>
               <w:t>10.0.4.255</w:t>
             </w:r>
@@ -1791,21 +1999,22 @@
         </w:tc>
         <w:tc>
           <w:tcPr>
-            <w:tcW w:w="717" w:type="dxa"/>
-          </w:tcPr>
-          <w:p>
-            <w:pPr>
-              <w:rPr>
-                <w:rFonts w:ascii="Times New Roman" w:hAnsi="Times New Roman" w:cs="Times New Roman"/>
-                <w:sz w:val="20"/>
-                <w:szCs w:val="20"/>
-              </w:rPr>
-            </w:pPr>
-            <w:r>
-              <w:rPr>
-                <w:rFonts w:ascii="Times New Roman" w:hAnsi="Times New Roman" w:cs="Times New Roman"/>
-                <w:sz w:val="20"/>
-                <w:szCs w:val="20"/>
+            <w:tcW w:w="941" w:type="dxa"/>
+            <w:shd w:val="clear" w:color="auto" w:fill="CAEDFB" w:themeFill="accent4" w:themeFillTint="33"/>
+          </w:tcPr>
+          <w:p>
+            <w:pPr>
+              <w:rPr>
+                <w:rFonts w:ascii="Times New Roman" w:hAnsi="Times New Roman" w:cs="Times New Roman"/>
+                <w:sz w:val="16"/>
+                <w:szCs w:val="16"/>
+              </w:rPr>
+            </w:pPr>
+            <w:r>
+              <w:rPr>
+                <w:rFonts w:ascii="Times New Roman" w:hAnsi="Times New Roman" w:cs="Times New Roman"/>
+                <w:sz w:val="16"/>
+                <w:szCs w:val="16"/>
               </w:rPr>
               <w:t>/25</w:t>
             </w:r>
@@ -1816,27 +2025,29 @@
         <w:tc>
           <w:tcPr>
             <w:tcW w:w="1413" w:type="dxa"/>
-          </w:tcPr>
-          <w:p>
-            <w:pPr>
-              <w:rPr>
-                <w:rFonts w:ascii="Times New Roman" w:hAnsi="Times New Roman" w:cs="Times New Roman"/>
-                <w:sz w:val="20"/>
-                <w:szCs w:val="20"/>
-              </w:rPr>
-            </w:pPr>
-            <w:r>
-              <w:rPr>
-                <w:rFonts w:ascii="Times New Roman" w:hAnsi="Times New Roman" w:cs="Times New Roman"/>
-                <w:sz w:val="20"/>
-                <w:szCs w:val="20"/>
-              </w:rPr>
-              <w:lastRenderedPageBreak/>
+            <w:shd w:val="clear" w:color="auto" w:fill="95DCF7" w:themeFill="accent4" w:themeFillTint="66"/>
+          </w:tcPr>
+          <w:p>
+            <w:pPr>
+              <w:ind w:left="720" w:hanging="720"/>
+              <w:rPr>
+                <w:rFonts w:ascii="Times New Roman" w:hAnsi="Times New Roman" w:cs="Times New Roman"/>
+                <w:sz w:val="20"/>
+                <w:szCs w:val="20"/>
+              </w:rPr>
+            </w:pPr>
+            <w:r>
+              <w:rPr>
+                <w:rFonts w:ascii="Times New Roman" w:hAnsi="Times New Roman" w:cs="Times New Roman"/>
+                <w:sz w:val="20"/>
+                <w:szCs w:val="20"/>
+              </w:rPr>
               <w:t>Sales &amp; Marketing</w:t>
             </w:r>
           </w:p>
           <w:p>
             <w:pPr>
+              <w:ind w:left="720" w:hanging="720"/>
               <w:rPr>
                 <w:rFonts w:ascii="Times New Roman" w:hAnsi="Times New Roman" w:cs="Times New Roman"/>
                 <w:sz w:val="20"/>
@@ -1856,9 +2067,11 @@
         <w:tc>
           <w:tcPr>
             <w:tcW w:w="992" w:type="dxa"/>
-          </w:tcPr>
-          <w:p>
-            <w:pPr>
+            <w:shd w:val="clear" w:color="auto" w:fill="95DCF7" w:themeFill="accent4" w:themeFillTint="66"/>
+          </w:tcPr>
+          <w:p>
+            <w:pPr>
+              <w:ind w:left="720" w:hanging="720"/>
               <w:rPr>
                 <w:rFonts w:ascii="Times New Roman" w:hAnsi="Times New Roman" w:cs="Times New Roman"/>
                 <w:sz w:val="20"/>
@@ -1878,6 +2091,7 @@
         <w:tc>
           <w:tcPr>
             <w:tcW w:w="992" w:type="dxa"/>
+            <w:shd w:val="clear" w:color="auto" w:fill="95DCF7" w:themeFill="accent4" w:themeFillTint="66"/>
           </w:tcPr>
           <w:p>
             <w:pPr>
@@ -1900,6 +2114,7 @@
         <w:tc>
           <w:tcPr>
             <w:tcW w:w="851" w:type="dxa"/>
+            <w:shd w:val="clear" w:color="auto" w:fill="95DCF7" w:themeFill="accent4" w:themeFillTint="66"/>
           </w:tcPr>
           <w:p>
             <w:pPr>
@@ -1922,6 +2137,7 @@
         <w:tc>
           <w:tcPr>
             <w:tcW w:w="1227" w:type="dxa"/>
+            <w:shd w:val="clear" w:color="auto" w:fill="95DCF7" w:themeFill="accent4" w:themeFillTint="66"/>
           </w:tcPr>
           <w:p>
             <w:pPr>
@@ -1944,6 +2160,7 @@
         <w:tc>
           <w:tcPr>
             <w:tcW w:w="1608" w:type="dxa"/>
+            <w:shd w:val="clear" w:color="auto" w:fill="95DCF7" w:themeFill="accent4" w:themeFillTint="66"/>
           </w:tcPr>
           <w:p>
             <w:pPr>
@@ -1965,7 +2182,8 @@
         </w:tc>
         <w:tc>
           <w:tcPr>
-            <w:tcW w:w="1216" w:type="dxa"/>
+            <w:tcW w:w="992" w:type="dxa"/>
+            <w:shd w:val="clear" w:color="auto" w:fill="95DCF7" w:themeFill="accent4" w:themeFillTint="66"/>
           </w:tcPr>
           <w:p>
             <w:pPr>
@@ -1987,7 +2205,8 @@
         </w:tc>
         <w:tc>
           <w:tcPr>
-            <w:tcW w:w="717" w:type="dxa"/>
+            <w:tcW w:w="941" w:type="dxa"/>
+            <w:shd w:val="clear" w:color="auto" w:fill="95DCF7" w:themeFill="accent4" w:themeFillTint="66"/>
           </w:tcPr>
           <w:p>
             <w:pPr>
@@ -2012,9 +2231,11 @@
         <w:tc>
           <w:tcPr>
             <w:tcW w:w="1413" w:type="dxa"/>
-          </w:tcPr>
-          <w:p>
-            <w:pPr>
+            <w:shd w:val="clear" w:color="auto" w:fill="CAEDFB" w:themeFill="accent4" w:themeFillTint="33"/>
+          </w:tcPr>
+          <w:p>
+            <w:pPr>
+              <w:ind w:left="720" w:hanging="720"/>
               <w:rPr>
                 <w:rFonts w:ascii="Times New Roman" w:hAnsi="Times New Roman" w:cs="Times New Roman"/>
                 <w:sz w:val="20"/>
@@ -2043,9 +2264,11 @@
         <w:tc>
           <w:tcPr>
             <w:tcW w:w="992" w:type="dxa"/>
-          </w:tcPr>
-          <w:p>
-            <w:pPr>
+            <w:shd w:val="clear" w:color="auto" w:fill="CAEDFB" w:themeFill="accent4" w:themeFillTint="33"/>
+          </w:tcPr>
+          <w:p>
+            <w:pPr>
+              <w:ind w:left="720" w:hanging="720"/>
               <w:rPr>
                 <w:rFonts w:ascii="Times New Roman" w:hAnsi="Times New Roman" w:cs="Times New Roman"/>
                 <w:sz w:val="20"/>
@@ -2065,6 +2288,7 @@
         <w:tc>
           <w:tcPr>
             <w:tcW w:w="992" w:type="dxa"/>
+            <w:shd w:val="clear" w:color="auto" w:fill="CAEDFB" w:themeFill="accent4" w:themeFillTint="33"/>
           </w:tcPr>
           <w:p>
             <w:pPr>
@@ -2087,6 +2311,7 @@
         <w:tc>
           <w:tcPr>
             <w:tcW w:w="851" w:type="dxa"/>
+            <w:shd w:val="clear" w:color="auto" w:fill="CAEDFB" w:themeFill="accent4" w:themeFillTint="33"/>
           </w:tcPr>
           <w:p>
             <w:pPr>
@@ -2109,6 +2334,7 @@
         <w:tc>
           <w:tcPr>
             <w:tcW w:w="1227" w:type="dxa"/>
+            <w:shd w:val="clear" w:color="auto" w:fill="CAEDFB" w:themeFill="accent4" w:themeFillTint="33"/>
           </w:tcPr>
           <w:p>
             <w:pPr>
@@ -2131,6 +2357,7 @@
         <w:tc>
           <w:tcPr>
             <w:tcW w:w="1608" w:type="dxa"/>
+            <w:shd w:val="clear" w:color="auto" w:fill="CAEDFB" w:themeFill="accent4" w:themeFillTint="33"/>
           </w:tcPr>
           <w:p>
             <w:pPr>
@@ -2152,7 +2379,8 @@
         </w:tc>
         <w:tc>
           <w:tcPr>
-            <w:tcW w:w="1216" w:type="dxa"/>
+            <w:tcW w:w="992" w:type="dxa"/>
+            <w:shd w:val="clear" w:color="auto" w:fill="CAEDFB" w:themeFill="accent4" w:themeFillTint="33"/>
           </w:tcPr>
           <w:p>
             <w:pPr>
@@ -2174,7 +2402,8 @@
         </w:tc>
         <w:tc>
           <w:tcPr>
-            <w:tcW w:w="717" w:type="dxa"/>
+            <w:tcW w:w="941" w:type="dxa"/>
+            <w:shd w:val="clear" w:color="auto" w:fill="CAEDFB" w:themeFill="accent4" w:themeFillTint="33"/>
           </w:tcPr>
           <w:p>
             <w:pPr>
@@ -2199,9 +2428,11 @@
         <w:tc>
           <w:tcPr>
             <w:tcW w:w="1413" w:type="dxa"/>
-          </w:tcPr>
-          <w:p>
-            <w:pPr>
+            <w:shd w:val="clear" w:color="auto" w:fill="95DCF7" w:themeFill="accent4" w:themeFillTint="66"/>
+          </w:tcPr>
+          <w:p>
+            <w:pPr>
+              <w:ind w:left="720" w:hanging="720"/>
               <w:rPr>
                 <w:rFonts w:ascii="Times New Roman" w:hAnsi="Times New Roman" w:cs="Times New Roman"/>
                 <w:sz w:val="20"/>
@@ -2219,6 +2450,7 @@
           </w:p>
           <w:p>
             <w:pPr>
+              <w:ind w:left="720" w:hanging="720"/>
               <w:rPr>
                 <w:rFonts w:ascii="Times New Roman" w:hAnsi="Times New Roman" w:cs="Times New Roman"/>
                 <w:sz w:val="20"/>
@@ -2238,9 +2470,11 @@
         <w:tc>
           <w:tcPr>
             <w:tcW w:w="992" w:type="dxa"/>
-          </w:tcPr>
-          <w:p>
-            <w:pPr>
+            <w:shd w:val="clear" w:color="auto" w:fill="95DCF7" w:themeFill="accent4" w:themeFillTint="66"/>
+          </w:tcPr>
+          <w:p>
+            <w:pPr>
+              <w:ind w:left="720" w:hanging="720"/>
               <w:rPr>
                 <w:rFonts w:ascii="Times New Roman" w:hAnsi="Times New Roman" w:cs="Times New Roman"/>
                 <w:sz w:val="20"/>
@@ -2260,6 +2494,7 @@
         <w:tc>
           <w:tcPr>
             <w:tcW w:w="992" w:type="dxa"/>
+            <w:shd w:val="clear" w:color="auto" w:fill="95DCF7" w:themeFill="accent4" w:themeFillTint="66"/>
           </w:tcPr>
           <w:p>
             <w:pPr>
@@ -2282,6 +2517,7 @@
         <w:tc>
           <w:tcPr>
             <w:tcW w:w="851" w:type="dxa"/>
+            <w:shd w:val="clear" w:color="auto" w:fill="95DCF7" w:themeFill="accent4" w:themeFillTint="66"/>
           </w:tcPr>
           <w:p>
             <w:pPr>
@@ -2304,6 +2540,7 @@
         <w:tc>
           <w:tcPr>
             <w:tcW w:w="1227" w:type="dxa"/>
+            <w:shd w:val="clear" w:color="auto" w:fill="95DCF7" w:themeFill="accent4" w:themeFillTint="66"/>
           </w:tcPr>
           <w:p>
             <w:pPr>
@@ -2326,6 +2563,7 @@
         <w:tc>
           <w:tcPr>
             <w:tcW w:w="1608" w:type="dxa"/>
+            <w:shd w:val="clear" w:color="auto" w:fill="95DCF7" w:themeFill="accent4" w:themeFillTint="66"/>
           </w:tcPr>
           <w:p>
             <w:pPr>
@@ -2347,7 +2585,8 @@
         </w:tc>
         <w:tc>
           <w:tcPr>
-            <w:tcW w:w="1216" w:type="dxa"/>
+            <w:tcW w:w="992" w:type="dxa"/>
+            <w:shd w:val="clear" w:color="auto" w:fill="95DCF7" w:themeFill="accent4" w:themeFillTint="66"/>
           </w:tcPr>
           <w:p>
             <w:pPr>
@@ -2369,7 +2608,8 @@
         </w:tc>
         <w:tc>
           <w:tcPr>
-            <w:tcW w:w="717" w:type="dxa"/>
+            <w:tcW w:w="941" w:type="dxa"/>
+            <w:shd w:val="clear" w:color="auto" w:fill="95DCF7" w:themeFill="accent4" w:themeFillTint="66"/>
           </w:tcPr>
           <w:p>
             <w:pPr>
@@ -2398,6 +2638,7 @@
           </w:tcPr>
           <w:p>
             <w:pPr>
+              <w:ind w:left="720" w:hanging="720"/>
               <w:rPr>
                 <w:rFonts w:ascii="Times New Roman" w:hAnsi="Times New Roman" w:cs="Times New Roman"/>
                 <w:sz w:val="20"/>
@@ -2425,110 +2666,36 @@
         </w:tc>
         <w:tc>
           <w:tcPr>
-            <w:tcW w:w="992" w:type="dxa"/>
+            <w:tcW w:w="7603" w:type="dxa"/>
+            <w:gridSpan w:val="7"/>
             <w:shd w:val="clear" w:color="auto" w:fill="A6A6A6" w:themeFill="background1" w:themeFillShade="A6"/>
           </w:tcPr>
           <w:p>
             <w:pPr>
-              <w:rPr>
-                <w:rFonts w:ascii="Times New Roman" w:hAnsi="Times New Roman" w:cs="Times New Roman"/>
-                <w:sz w:val="20"/>
-                <w:szCs w:val="20"/>
-              </w:rPr>
-            </w:pPr>
-          </w:p>
-        </w:tc>
-        <w:tc>
-          <w:tcPr>
-            <w:tcW w:w="992" w:type="dxa"/>
-            <w:shd w:val="clear" w:color="auto" w:fill="A6A6A6" w:themeFill="background1" w:themeFillShade="A6"/>
-          </w:tcPr>
-          <w:p>
-            <w:pPr>
-              <w:rPr>
-                <w:rFonts w:ascii="Times New Roman" w:hAnsi="Times New Roman" w:cs="Times New Roman"/>
-                <w:sz w:val="20"/>
-                <w:szCs w:val="20"/>
-              </w:rPr>
-            </w:pPr>
-          </w:p>
-        </w:tc>
-        <w:tc>
-          <w:tcPr>
-            <w:tcW w:w="851" w:type="dxa"/>
-            <w:shd w:val="clear" w:color="auto" w:fill="A6A6A6" w:themeFill="background1" w:themeFillShade="A6"/>
-          </w:tcPr>
-          <w:p>
-            <w:pPr>
-              <w:rPr>
-                <w:rFonts w:ascii="Times New Roman" w:hAnsi="Times New Roman" w:cs="Times New Roman"/>
-                <w:sz w:val="20"/>
-                <w:szCs w:val="20"/>
-              </w:rPr>
-            </w:pPr>
-          </w:p>
-        </w:tc>
-        <w:tc>
-          <w:tcPr>
-            <w:tcW w:w="1227" w:type="dxa"/>
-            <w:shd w:val="clear" w:color="auto" w:fill="A6A6A6" w:themeFill="background1" w:themeFillShade="A6"/>
-          </w:tcPr>
-          <w:p>
-            <w:pPr>
-              <w:rPr>
-                <w:rFonts w:ascii="Times New Roman" w:hAnsi="Times New Roman" w:cs="Times New Roman"/>
-                <w:sz w:val="20"/>
-                <w:szCs w:val="20"/>
-              </w:rPr>
-            </w:pPr>
-          </w:p>
-        </w:tc>
-        <w:tc>
-          <w:tcPr>
-            <w:tcW w:w="1608" w:type="dxa"/>
-            <w:shd w:val="clear" w:color="auto" w:fill="A6A6A6" w:themeFill="background1" w:themeFillShade="A6"/>
-          </w:tcPr>
-          <w:p>
-            <w:pPr>
-              <w:rPr>
-                <w:rFonts w:ascii="Times New Roman" w:hAnsi="Times New Roman" w:cs="Times New Roman"/>
-                <w:sz w:val="20"/>
-                <w:szCs w:val="20"/>
-              </w:rPr>
-            </w:pPr>
-          </w:p>
-        </w:tc>
-        <w:tc>
-          <w:tcPr>
-            <w:tcW w:w="1216" w:type="dxa"/>
-            <w:shd w:val="clear" w:color="auto" w:fill="A6A6A6" w:themeFill="background1" w:themeFillShade="A6"/>
-          </w:tcPr>
-          <w:p>
-            <w:pPr>
-              <w:rPr>
-                <w:rFonts w:ascii="Times New Roman" w:hAnsi="Times New Roman" w:cs="Times New Roman"/>
-                <w:sz w:val="20"/>
-                <w:szCs w:val="20"/>
-              </w:rPr>
-            </w:pPr>
-          </w:p>
-        </w:tc>
-        <w:tc>
-          <w:tcPr>
-            <w:tcW w:w="717" w:type="dxa"/>
-            <w:shd w:val="clear" w:color="auto" w:fill="A6A6A6" w:themeFill="background1" w:themeFillShade="A6"/>
-          </w:tcPr>
-          <w:p>
-            <w:pPr>
-              <w:rPr>
-                <w:rFonts w:ascii="Times New Roman" w:hAnsi="Times New Roman" w:cs="Times New Roman"/>
-                <w:sz w:val="20"/>
-                <w:szCs w:val="20"/>
-              </w:rPr>
-            </w:pPr>
+              <w:ind w:left="720" w:hanging="720"/>
+              <w:jc w:val="center"/>
+              <w:rPr>
+                <w:rFonts w:ascii="Times New Roman" w:hAnsi="Times New Roman" w:cs="Times New Roman"/>
+                <w:i/>
+                <w:iCs/>
+                <w:sz w:val="20"/>
+                <w:szCs w:val="20"/>
+              </w:rPr>
+            </w:pPr>
+            <w:r>
+              <w:rPr>
+                <w:rFonts w:ascii="Times New Roman" w:hAnsi="Times New Roman" w:cs="Times New Roman"/>
+                <w:i/>
+                <w:iCs/>
+                <w:sz w:val="20"/>
+                <w:szCs w:val="20"/>
+              </w:rPr>
+              <w:t>No Addressing Required</w:t>
+            </w:r>
           </w:p>
         </w:tc>
       </w:tr>
+      <w:bookmarkEnd w:id="0"/>
     </w:tbl>
     <w:p>
       <w:pPr>
@@ -2543,6 +2710,12 @@
           <w:rFonts w:ascii="Times New Roman" w:hAnsi="Times New Roman" w:cs="Times New Roman"/>
         </w:rPr>
       </w:pPr>
+      <w:r>
+        <w:rPr>
+          <w:rFonts w:ascii="Times New Roman" w:hAnsi="Times New Roman" w:cs="Times New Roman"/>
+        </w:rPr>
+        <w:t>Wireless LAN &amp; BYOD Configuration</w:t>
+      </w:r>
     </w:p>
     <w:p>
       <w:pPr>
@@ -2561,525 +2734,8 @@
         <w:rPr>
           <w:rFonts w:ascii="Times New Roman" w:hAnsi="Times New Roman" w:cs="Times New Roman"/>
         </w:rPr>
-        <w:t>Commands used and where they are used:</w:t>
-      </w:r>
-    </w:p>
-    <w:tbl>
-      <w:tblPr>
-        <w:tblStyle w:val="TableGrid"/>
-        <w:tblW w:w="0" w:type="auto"/>
-        <w:tblLook w:val="04A0" w:firstRow="1" w:lastRow="0" w:firstColumn="1" w:lastColumn="0" w:noHBand="0" w:noVBand="1"/>
-      </w:tblPr>
-      <w:tblGrid>
-        <w:gridCol w:w="3005"/>
-        <w:gridCol w:w="3005"/>
-        <w:gridCol w:w="3006"/>
-      </w:tblGrid>
-      <w:tr>
-        <w:tc>
-          <w:tcPr>
-            <w:tcW w:w="3005" w:type="dxa"/>
-          </w:tcPr>
-          <w:p>
-            <w:pPr>
-              <w:rPr>
-                <w:rFonts w:ascii="Times New Roman" w:hAnsi="Times New Roman" w:cs="Times New Roman"/>
-              </w:rPr>
-            </w:pPr>
-            <w:r>
-              <w:rPr>
-                <w:rFonts w:ascii="Times New Roman" w:hAnsi="Times New Roman" w:cs="Times New Roman"/>
-              </w:rPr>
-              <w:t>Command</w:t>
-            </w:r>
-          </w:p>
-        </w:tc>
-        <w:tc>
-          <w:tcPr>
-            <w:tcW w:w="3005" w:type="dxa"/>
-          </w:tcPr>
-          <w:p>
-            <w:pPr>
-              <w:rPr>
-                <w:rFonts w:ascii="Times New Roman" w:hAnsi="Times New Roman" w:cs="Times New Roman"/>
-              </w:rPr>
-            </w:pPr>
-            <w:r>
-              <w:rPr>
-                <w:rFonts w:ascii="Times New Roman" w:hAnsi="Times New Roman" w:cs="Times New Roman"/>
-              </w:rPr>
-              <w:t>Device</w:t>
-            </w:r>
-          </w:p>
-        </w:tc>
-        <w:tc>
-          <w:tcPr>
-            <w:tcW w:w="3006" w:type="dxa"/>
-          </w:tcPr>
-          <w:p>
-            <w:pPr>
-              <w:rPr>
-                <w:rFonts w:ascii="Times New Roman" w:hAnsi="Times New Roman" w:cs="Times New Roman"/>
-              </w:rPr>
-            </w:pPr>
-            <w:r>
-              <w:rPr>
-                <w:rFonts w:ascii="Times New Roman" w:hAnsi="Times New Roman" w:cs="Times New Roman"/>
-              </w:rPr>
-              <w:t>Function</w:t>
-            </w:r>
-          </w:p>
-        </w:tc>
-      </w:tr>
-      <w:tr>
-        <w:tc>
-          <w:tcPr>
-            <w:tcW w:w="3005" w:type="dxa"/>
-          </w:tcPr>
-          <w:p>
-            <w:pPr>
-              <w:rPr>
-                <w:rFonts w:ascii="Courier New" w:hAnsi="Courier New" w:cs="Courier New"/>
-                <w:sz w:val="20"/>
-                <w:szCs w:val="20"/>
-              </w:rPr>
-            </w:pPr>
-            <w:r>
-              <w:rPr>
-                <w:rFonts w:ascii="Courier New" w:hAnsi="Courier New" w:cs="Courier New"/>
-                <w:sz w:val="20"/>
-                <w:szCs w:val="20"/>
-              </w:rPr>
-              <w:t>hostname &lt;name&gt;</w:t>
-            </w:r>
-          </w:p>
-        </w:tc>
-        <w:tc>
-          <w:tcPr>
-            <w:tcW w:w="3005" w:type="dxa"/>
-          </w:tcPr>
-          <w:p>
-            <w:pPr>
-              <w:rPr>
-                <w:rFonts w:ascii="Times New Roman" w:hAnsi="Times New Roman" w:cs="Times New Roman"/>
-                <w:sz w:val="20"/>
-                <w:szCs w:val="20"/>
-              </w:rPr>
-            </w:pPr>
-            <w:r>
-              <w:rPr>
-                <w:rFonts w:ascii="Times New Roman" w:hAnsi="Times New Roman" w:cs="Times New Roman"/>
-                <w:sz w:val="20"/>
-                <w:szCs w:val="20"/>
-              </w:rPr>
-              <w:t>All networking devices</w:t>
-            </w:r>
-          </w:p>
-        </w:tc>
-        <w:tc>
-          <w:tcPr>
-            <w:tcW w:w="3006" w:type="dxa"/>
-          </w:tcPr>
-          <w:p>
-            <w:pPr>
-              <w:rPr>
-                <w:rFonts w:ascii="Times New Roman" w:hAnsi="Times New Roman" w:cs="Times New Roman"/>
-                <w:sz w:val="20"/>
-                <w:szCs w:val="20"/>
-              </w:rPr>
-            </w:pPr>
-            <w:r>
-              <w:rPr>
-                <w:rFonts w:ascii="Times New Roman" w:hAnsi="Times New Roman" w:cs="Times New Roman"/>
-                <w:sz w:val="20"/>
-                <w:szCs w:val="20"/>
-              </w:rPr>
-              <w:t>Assign hostnames</w:t>
-            </w:r>
-          </w:p>
-        </w:tc>
-      </w:tr>
-      <w:tr>
-        <w:tc>
-          <w:tcPr>
-            <w:tcW w:w="3005" w:type="dxa"/>
-          </w:tcPr>
-          <w:p>
-            <w:pPr>
-              <w:rPr>
-                <w:rFonts w:ascii="Courier New" w:hAnsi="Courier New" w:cs="Courier New"/>
-                <w:sz w:val="20"/>
-                <w:szCs w:val="20"/>
-              </w:rPr>
-            </w:pPr>
-            <w:proofErr w:type="spellStart"/>
-            <w:r>
-              <w:rPr>
-                <w:rFonts w:ascii="Courier New" w:hAnsi="Courier New" w:cs="Courier New"/>
-                <w:sz w:val="20"/>
-                <w:szCs w:val="20"/>
-              </w:rPr>
-              <w:t>vlan</w:t>
-            </w:r>
-            <w:proofErr w:type="spellEnd"/>
-            <w:r>
-              <w:rPr>
-                <w:rFonts w:ascii="Courier New" w:hAnsi="Courier New" w:cs="Courier New"/>
-                <w:sz w:val="20"/>
-                <w:szCs w:val="20"/>
-              </w:rPr>
-              <w:t xml:space="preserve"> &lt;ID&gt;</w:t>
-            </w:r>
-          </w:p>
-          <w:p>
-            <w:pPr>
-              <w:rPr>
-                <w:rFonts w:ascii="Courier New" w:hAnsi="Courier New" w:cs="Courier New"/>
-                <w:sz w:val="20"/>
-                <w:szCs w:val="20"/>
-              </w:rPr>
-            </w:pPr>
-            <w:r>
-              <w:rPr>
-                <w:rFonts w:ascii="Courier New" w:hAnsi="Courier New" w:cs="Courier New"/>
-                <w:sz w:val="20"/>
-                <w:szCs w:val="20"/>
-              </w:rPr>
-              <w:t>name &lt;</w:t>
-            </w:r>
-            <w:proofErr w:type="spellStart"/>
-            <w:r>
-              <w:rPr>
-                <w:rFonts w:ascii="Courier New" w:hAnsi="Courier New" w:cs="Courier New"/>
-                <w:sz w:val="20"/>
-                <w:szCs w:val="20"/>
-              </w:rPr>
-              <w:t>vlan_name</w:t>
-            </w:r>
-            <w:proofErr w:type="spellEnd"/>
-            <w:r>
-              <w:rPr>
-                <w:rFonts w:ascii="Courier New" w:hAnsi="Courier New" w:cs="Courier New"/>
-                <w:sz w:val="20"/>
-                <w:szCs w:val="20"/>
-              </w:rPr>
-              <w:t>&gt;</w:t>
-            </w:r>
-          </w:p>
-        </w:tc>
-        <w:tc>
-          <w:tcPr>
-            <w:tcW w:w="3005" w:type="dxa"/>
-          </w:tcPr>
-          <w:p>
-            <w:pPr>
-              <w:rPr>
-                <w:rFonts w:ascii="Times New Roman" w:hAnsi="Times New Roman" w:cs="Times New Roman"/>
-                <w:sz w:val="20"/>
-                <w:szCs w:val="20"/>
-              </w:rPr>
-            </w:pPr>
-            <w:r>
-              <w:rPr>
-                <w:rFonts w:ascii="Times New Roman" w:hAnsi="Times New Roman" w:cs="Times New Roman"/>
-                <w:sz w:val="20"/>
-                <w:szCs w:val="20"/>
-              </w:rPr>
-              <w:t>All access layer switches</w:t>
-            </w:r>
-          </w:p>
-          <w:p>
-            <w:pPr>
-              <w:rPr>
-                <w:rFonts w:ascii="Times New Roman" w:hAnsi="Times New Roman" w:cs="Times New Roman"/>
-                <w:sz w:val="20"/>
-                <w:szCs w:val="20"/>
-              </w:rPr>
-            </w:pPr>
-            <w:r>
-              <w:rPr>
-                <w:rFonts w:ascii="Times New Roman" w:hAnsi="Times New Roman" w:cs="Times New Roman"/>
-                <w:sz w:val="20"/>
-                <w:szCs w:val="20"/>
-              </w:rPr>
-              <w:t>All distribution layer switches</w:t>
-            </w:r>
-          </w:p>
-          <w:p>
-            <w:pPr>
-              <w:rPr>
-                <w:rFonts w:ascii="Times New Roman" w:hAnsi="Times New Roman" w:cs="Times New Roman"/>
-                <w:sz w:val="20"/>
-                <w:szCs w:val="20"/>
-              </w:rPr>
-            </w:pPr>
-            <w:r>
-              <w:rPr>
-                <w:rFonts w:ascii="Times New Roman" w:hAnsi="Times New Roman" w:cs="Times New Roman"/>
-                <w:sz w:val="20"/>
-                <w:szCs w:val="20"/>
-              </w:rPr>
-              <w:t>All core layer switches</w:t>
-            </w:r>
-          </w:p>
-        </w:tc>
-        <w:tc>
-          <w:tcPr>
-            <w:tcW w:w="3006" w:type="dxa"/>
-          </w:tcPr>
-          <w:p>
-            <w:pPr>
-              <w:rPr>
-                <w:rFonts w:ascii="Times New Roman" w:hAnsi="Times New Roman" w:cs="Times New Roman"/>
-                <w:sz w:val="20"/>
-                <w:szCs w:val="20"/>
-              </w:rPr>
-            </w:pPr>
-            <w:r>
-              <w:rPr>
-                <w:rFonts w:ascii="Times New Roman" w:hAnsi="Times New Roman" w:cs="Times New Roman"/>
-                <w:sz w:val="20"/>
-                <w:szCs w:val="20"/>
-              </w:rPr>
-              <w:t xml:space="preserve">Create </w:t>
-            </w:r>
-            <w:proofErr w:type="spellStart"/>
-            <w:r>
-              <w:rPr>
-                <w:rFonts w:ascii="Times New Roman" w:hAnsi="Times New Roman" w:cs="Times New Roman"/>
-                <w:sz w:val="20"/>
-                <w:szCs w:val="20"/>
-              </w:rPr>
-              <w:t>vlans</w:t>
-            </w:r>
-            <w:proofErr w:type="spellEnd"/>
-            <w:r>
-              <w:rPr>
-                <w:rFonts w:ascii="Times New Roman" w:hAnsi="Times New Roman" w:cs="Times New Roman"/>
-                <w:sz w:val="20"/>
-                <w:szCs w:val="20"/>
-              </w:rPr>
-              <w:t xml:space="preserve"> 10,20,30,40,50,60</w:t>
-            </w:r>
-            <w:r>
-              <w:rPr>
-                <w:rFonts w:ascii="Times New Roman" w:hAnsi="Times New Roman" w:cs="Times New Roman"/>
-                <w:sz w:val="20"/>
-                <w:szCs w:val="20"/>
-              </w:rPr>
-              <w:t>,99</w:t>
-            </w:r>
-          </w:p>
-        </w:tc>
-      </w:tr>
-      <w:tr>
-        <w:tc>
-          <w:tcPr>
-            <w:tcW w:w="3005" w:type="dxa"/>
-          </w:tcPr>
-          <w:p>
-            <w:pPr>
-              <w:rPr>
-                <w:rFonts w:ascii="Courier New" w:hAnsi="Courier New" w:cs="Courier New"/>
-                <w:sz w:val="20"/>
-                <w:szCs w:val="20"/>
-              </w:rPr>
-            </w:pPr>
-            <w:r>
-              <w:rPr>
-                <w:rFonts w:ascii="Courier New" w:hAnsi="Courier New" w:cs="Courier New"/>
-                <w:sz w:val="20"/>
-                <w:szCs w:val="20"/>
-              </w:rPr>
-              <w:t>int &lt;int&gt;</w:t>
-            </w:r>
-          </w:p>
-          <w:p>
-            <w:pPr>
-              <w:rPr>
-                <w:rFonts w:ascii="Courier New" w:hAnsi="Courier New" w:cs="Courier New"/>
-                <w:sz w:val="20"/>
-                <w:szCs w:val="20"/>
-              </w:rPr>
-            </w:pPr>
-            <w:proofErr w:type="spellStart"/>
-            <w:r>
-              <w:rPr>
-                <w:rFonts w:ascii="Courier New" w:hAnsi="Courier New" w:cs="Courier New"/>
-                <w:sz w:val="20"/>
-                <w:szCs w:val="20"/>
-              </w:rPr>
-              <w:t>desc</w:t>
-            </w:r>
-            <w:proofErr w:type="spellEnd"/>
-            <w:r>
-              <w:rPr>
-                <w:rFonts w:ascii="Courier New" w:hAnsi="Courier New" w:cs="Courier New"/>
-                <w:sz w:val="20"/>
-                <w:szCs w:val="20"/>
-              </w:rPr>
-              <w:t xml:space="preserve"> &lt;description&gt;</w:t>
-            </w:r>
-          </w:p>
-          <w:p>
-            <w:pPr>
-              <w:rPr>
-                <w:rFonts w:ascii="Courier New" w:hAnsi="Courier New" w:cs="Courier New"/>
-                <w:sz w:val="20"/>
-                <w:szCs w:val="20"/>
-              </w:rPr>
-            </w:pPr>
-          </w:p>
-        </w:tc>
-        <w:tc>
-          <w:tcPr>
-            <w:tcW w:w="3005" w:type="dxa"/>
-          </w:tcPr>
-          <w:p>
-            <w:pPr>
-              <w:rPr>
-                <w:rFonts w:ascii="Times New Roman" w:hAnsi="Times New Roman" w:cs="Times New Roman"/>
-                <w:sz w:val="20"/>
-                <w:szCs w:val="20"/>
-              </w:rPr>
-            </w:pPr>
-            <w:r>
-              <w:rPr>
-                <w:rFonts w:ascii="Times New Roman" w:hAnsi="Times New Roman" w:cs="Times New Roman"/>
-                <w:sz w:val="20"/>
-                <w:szCs w:val="20"/>
-              </w:rPr>
-              <w:t>CSW-1</w:t>
-            </w:r>
-          </w:p>
-          <w:p>
-            <w:pPr>
-              <w:rPr>
-                <w:rFonts w:ascii="Times New Roman" w:hAnsi="Times New Roman" w:cs="Times New Roman"/>
-                <w:sz w:val="20"/>
-                <w:szCs w:val="20"/>
-              </w:rPr>
-            </w:pPr>
-            <w:r>
-              <w:rPr>
-                <w:rFonts w:ascii="Times New Roman" w:hAnsi="Times New Roman" w:cs="Times New Roman"/>
-                <w:sz w:val="20"/>
-                <w:szCs w:val="20"/>
-              </w:rPr>
-              <w:t>CSW-2</w:t>
-            </w:r>
-          </w:p>
-        </w:tc>
-        <w:tc>
-          <w:tcPr>
-            <w:tcW w:w="3006" w:type="dxa"/>
-          </w:tcPr>
-          <w:p>
-            <w:pPr>
-              <w:rPr>
-                <w:rFonts w:ascii="Times New Roman" w:hAnsi="Times New Roman" w:cs="Times New Roman"/>
-                <w:sz w:val="20"/>
-                <w:szCs w:val="20"/>
-              </w:rPr>
-            </w:pPr>
-          </w:p>
-        </w:tc>
-      </w:tr>
-      <w:tr>
-        <w:tc>
-          <w:tcPr>
-            <w:tcW w:w="3005" w:type="dxa"/>
-          </w:tcPr>
-          <w:p>
-            <w:pPr>
-              <w:rPr>
-                <w:rFonts w:ascii="Courier New" w:hAnsi="Courier New" w:cs="Courier New"/>
-                <w:sz w:val="20"/>
-                <w:szCs w:val="20"/>
-              </w:rPr>
-            </w:pPr>
-          </w:p>
-        </w:tc>
-        <w:tc>
-          <w:tcPr>
-            <w:tcW w:w="3005" w:type="dxa"/>
-          </w:tcPr>
-          <w:p>
-            <w:pPr>
-              <w:rPr>
-                <w:rFonts w:ascii="Times New Roman" w:hAnsi="Times New Roman" w:cs="Times New Roman"/>
-                <w:sz w:val="20"/>
-                <w:szCs w:val="20"/>
-              </w:rPr>
-            </w:pPr>
-          </w:p>
-        </w:tc>
-        <w:tc>
-          <w:tcPr>
-            <w:tcW w:w="3006" w:type="dxa"/>
-          </w:tcPr>
-          <w:p>
-            <w:pPr>
-              <w:rPr>
-                <w:rFonts w:ascii="Times New Roman" w:hAnsi="Times New Roman" w:cs="Times New Roman"/>
-                <w:sz w:val="20"/>
-                <w:szCs w:val="20"/>
-              </w:rPr>
-            </w:pPr>
-          </w:p>
-        </w:tc>
-      </w:tr>
-      <w:tr>
-        <w:tc>
-          <w:tcPr>
-            <w:tcW w:w="3005" w:type="dxa"/>
-          </w:tcPr>
-          <w:p>
-            <w:pPr>
-              <w:rPr>
-                <w:rFonts w:ascii="Courier New" w:hAnsi="Courier New" w:cs="Courier New"/>
-                <w:sz w:val="20"/>
-                <w:szCs w:val="20"/>
-              </w:rPr>
-            </w:pPr>
-          </w:p>
-        </w:tc>
-        <w:tc>
-          <w:tcPr>
-            <w:tcW w:w="3005" w:type="dxa"/>
-          </w:tcPr>
-          <w:p>
-            <w:pPr>
-              <w:rPr>
-                <w:rFonts w:ascii="Times New Roman" w:hAnsi="Times New Roman" w:cs="Times New Roman"/>
-                <w:sz w:val="20"/>
-                <w:szCs w:val="20"/>
-              </w:rPr>
-            </w:pPr>
-          </w:p>
-        </w:tc>
-        <w:tc>
-          <w:tcPr>
-            <w:tcW w:w="3006" w:type="dxa"/>
-          </w:tcPr>
-          <w:p>
-            <w:pPr>
-              <w:rPr>
-                <w:rFonts w:ascii="Times New Roman" w:hAnsi="Times New Roman" w:cs="Times New Roman"/>
-                <w:sz w:val="20"/>
-                <w:szCs w:val="20"/>
-              </w:rPr>
-            </w:pPr>
-          </w:p>
-        </w:tc>
-      </w:tr>
-    </w:tbl>
-    <w:p>
-      <w:pPr>
-        <w:rPr>
-          <w:rFonts w:ascii="Times New Roman" w:hAnsi="Times New Roman" w:cs="Times New Roman"/>
-        </w:rPr>
-      </w:pPr>
+        <w:t>Layer 2 Security</w:t>
+      </w:r>
     </w:p>
     <w:p>
       <w:pPr>
@@ -3087,6 +2743,13 @@
           <w:rFonts w:ascii="Times New Roman" w:hAnsi="Times New Roman" w:cs="Times New Roman"/>
         </w:rPr>
       </w:pPr>
+      <w:r>
+        <w:rPr>
+          <w:rFonts w:ascii="Times New Roman" w:hAnsi="Times New Roman" w:cs="Times New Roman"/>
+        </w:rPr>
+        <w:lastRenderedPageBreak/>
+        <w:t>Routing &amp; Internet Access</w:t>
+      </w:r>
     </w:p>
     <w:p>
       <w:pPr>
@@ -3098,7 +2761,7 @@
         <w:rPr>
           <w:rFonts w:ascii="Times New Roman" w:hAnsi="Times New Roman" w:cs="Times New Roman"/>
         </w:rPr>
-        <w:t>Introduction</w:t>
+        <w:t>Overall Network Security</w:t>
       </w:r>
     </w:p>
     <w:p>
@@ -3111,111 +2774,7 @@
         <w:rPr>
           <w:rFonts w:ascii="Times New Roman" w:hAnsi="Times New Roman" w:cs="Times New Roman"/>
         </w:rPr>
-        <w:t>Assumption</w:t>
-      </w:r>
-    </w:p>
-    <w:p>
-      <w:pPr>
-        <w:rPr>
-          <w:rFonts w:ascii="Times New Roman" w:hAnsi="Times New Roman" w:cs="Times New Roman"/>
-        </w:rPr>
-      </w:pPr>
-      <w:r>
-        <w:rPr>
-          <w:rFonts w:ascii="Times New Roman" w:hAnsi="Times New Roman" w:cs="Times New Roman"/>
-        </w:rPr>
-        <w:t>Network Topology &amp; Design</w:t>
-      </w:r>
-    </w:p>
-    <w:p>
-      <w:pPr>
-        <w:rPr>
-          <w:rFonts w:ascii="Times New Roman" w:hAnsi="Times New Roman" w:cs="Times New Roman"/>
-        </w:rPr>
-      </w:pPr>
-      <w:r>
-        <w:rPr>
-          <w:rFonts w:ascii="Times New Roman" w:hAnsi="Times New Roman" w:cs="Times New Roman"/>
-        </w:rPr>
-        <w:t>IP Addressing &amp; VLAN Configuration</w:t>
-      </w:r>
-    </w:p>
-    <w:p>
-      <w:pPr>
-        <w:rPr>
-          <w:rFonts w:ascii="Times New Roman" w:hAnsi="Times New Roman" w:cs="Times New Roman"/>
-        </w:rPr>
-      </w:pPr>
-      <w:r>
-        <w:rPr>
-          <w:rFonts w:ascii="Times New Roman" w:hAnsi="Times New Roman" w:cs="Times New Roman"/>
-        </w:rPr>
-        <w:t>Wireless LAN &amp; BYOD Configuration</w:t>
-      </w:r>
-    </w:p>
-    <w:p>
-      <w:pPr>
-        <w:rPr>
-          <w:rFonts w:ascii="Times New Roman" w:hAnsi="Times New Roman" w:cs="Times New Roman"/>
-        </w:rPr>
-      </w:pPr>
-      <w:r>
-        <w:rPr>
-          <w:rFonts w:ascii="Times New Roman" w:hAnsi="Times New Roman" w:cs="Times New Roman"/>
-        </w:rPr>
-        <w:t>Layer 2 Security</w:t>
-      </w:r>
-    </w:p>
-    <w:p>
-      <w:pPr>
-        <w:rPr>
-          <w:rFonts w:ascii="Times New Roman" w:hAnsi="Times New Roman" w:cs="Times New Roman"/>
-        </w:rPr>
-      </w:pPr>
-      <w:r>
-        <w:rPr>
-          <w:rFonts w:ascii="Times New Roman" w:hAnsi="Times New Roman" w:cs="Times New Roman"/>
-        </w:rPr>
-        <w:t>Routing &amp; Internet Access</w:t>
-      </w:r>
-    </w:p>
-    <w:p>
-      <w:pPr>
-        <w:rPr>
-          <w:rFonts w:ascii="Times New Roman" w:hAnsi="Times New Roman" w:cs="Times New Roman"/>
-        </w:rPr>
-      </w:pPr>
-      <w:r>
-        <w:rPr>
-          <w:rFonts w:ascii="Times New Roman" w:hAnsi="Times New Roman" w:cs="Times New Roman"/>
-        </w:rPr>
-        <w:t>Overall Network Security</w:t>
-      </w:r>
-    </w:p>
-    <w:p>
-      <w:pPr>
-        <w:rPr>
-          <w:rFonts w:ascii="Times New Roman" w:hAnsi="Times New Roman" w:cs="Times New Roman"/>
-        </w:rPr>
-      </w:pPr>
-      <w:r>
-        <w:rPr>
-          <w:rFonts w:ascii="Times New Roman" w:hAnsi="Times New Roman" w:cs="Times New Roman"/>
-        </w:rPr>
         <w:t>Design Justifications</w:t>
-      </w:r>
-    </w:p>
-    <w:p>
-      <w:pPr>
-        <w:rPr>
-          <w:rFonts w:ascii="Times New Roman" w:hAnsi="Times New Roman" w:cs="Times New Roman"/>
-        </w:rPr>
-      </w:pPr>
-      <w:r>
-        <w:rPr>
-          <w:rFonts w:ascii="Times New Roman" w:hAnsi="Times New Roman" w:cs="Times New Roman"/>
-        </w:rPr>
-        <w:t>Packet Tracer Topology</w:t>
       </w:r>
     </w:p>
     <w:p>
@@ -3245,6 +2804,94 @@
 <file path=word/numbering.xml><?xml version="1.0" encoding="utf-8"?>
 <w:numbering xmlns:wpc="http://schemas.microsoft.com/office/word/2010/wordprocessingCanvas" xmlns:cx="http://schemas.microsoft.com/office/drawing/2014/chartex" xmlns:cx1="http://schemas.microsoft.com/office/drawing/2015/9/8/chartex" xmlns:cx2="http://schemas.microsoft.com/office/drawing/2015/10/21/chartex" xmlns:cx3="http://schemas.microsoft.com/office/drawing/2016/5/9/chartex" xmlns:cx4="http://schemas.microsoft.com/office/drawing/2016/5/10/chartex" xmlns:cx5="http://schemas.microsoft.com/office/drawing/2016/5/11/chartex" xmlns:cx6="http://schemas.microsoft.com/office/drawing/2016/5/12/chartex" xmlns:cx7="http://schemas.microsoft.com/office/drawing/2016/5/13/chartex" xmlns:cx8="http://schemas.microsoft.com/office/drawing/2016/5/14/chartex" xmlns:mc="http://schemas.openxmlformats.org/markup-compatibility/2006" xmlns:aink="http://schemas.microsoft.com/office/drawing/2016/ink" xmlns:am3d="http://schemas.microsoft.com/office/drawing/2017/model3d" xmlns:o="urn:schemas-microsoft-com:office:office" xmlns:oel="http://schemas.microsoft.com/office/2019/extlst" xmlns:r="http://schemas.openxmlformats.org/officeDocument/2006/relationships" xmlns:m="http://schemas.openxmlformats.org/officeDocument/2006/math" xmlns:v="urn:schemas-microsoft-com:vml" xmlns:wp14="http://schemas.microsoft.com/office/word/2010/wordprocessingDrawing" xmlns:wp="http://schemas.openxmlformats.org/drawingml/2006/wordprocessingDrawing" xmlns:w10="urn:schemas-microsoft-com:office:word" xmlns:w="http://schemas.openxmlformats.org/wordprocessingml/2006/main" xmlns:w14="http://schemas.microsoft.com/office/word/2010/wordml" xmlns:w15="http://schemas.microsoft.com/office/word/2012/wordml" xmlns:w16cex="http://schemas.microsoft.com/office/word/2018/wordml/cex" xmlns:w16cid="http://schemas.microsoft.com/office/word/2016/wordml/cid" xmlns:w16="http://schemas.microsoft.com/office/word/2018/wordml" xmlns:w16du="http://schemas.microsoft.com/office/word/2023/wordml/word16du" xmlns:w16sdtdh="http://schemas.microsoft.com/office/word/2020/wordml/sdtdatahash" xmlns:w16sdtfl="http://schemas.microsoft.com/office/word/2024/wordml/sdtformatlock" xmlns:w16se="http://schemas.microsoft.com/office/word/2015/wordml/symex" xmlns:wpg="http://schemas.microsoft.com/office/word/2010/wordprocessingGroup" xmlns:wpi="http://schemas.microsoft.com/office/word/2010/wordprocessingInk" xmlns:wne="http://schemas.microsoft.com/office/word/2006/wordml" xmlns:wps="http://schemas.microsoft.com/office/word/2010/wordprocessingShape" mc:Ignorable="w14 w15 w16se w16cid w16 w16cex w16sdtdh w16sdtfl w16du wp14">
   <w:abstractNum w:abstractNumId="0" w15:restartNumberingAfterBreak="0">
+    <w:nsid w:val="01320EA6"/>
+    <w:multiLevelType w:val="hybridMultilevel"/>
+    <w:tmpl w:val="170EF5FE"/>
+    <w:lvl w:ilvl="0" w:tplc="66126038">
+      <w:numFmt w:val="bullet"/>
+      <w:lvlText w:val="-"/>
+      <w:lvlJc w:val="left"/>
+      <w:pPr>
+        <w:ind w:left="720" w:hanging="360"/>
+      </w:pPr>
+      <w:rPr>
+        <w:rFonts w:ascii="Times New Roman" w:eastAsiaTheme="minorHAnsi" w:hAnsi="Times New Roman" w:cs="Times New Roman" w:hint="default"/>
+      </w:rPr>
+    </w:lvl>
+    <w:lvl w:ilvl="1" w:tplc="FFFFFFFF" w:tentative="1">
+      <w:start w:val="1"/>
+      <w:numFmt w:val="lowerLetter"/>
+      <w:lvlText w:val="%2."/>
+      <w:lvlJc w:val="left"/>
+      <w:pPr>
+        <w:ind w:left="1440" w:hanging="360"/>
+      </w:pPr>
+    </w:lvl>
+    <w:lvl w:ilvl="2" w:tplc="FFFFFFFF" w:tentative="1">
+      <w:start w:val="1"/>
+      <w:numFmt w:val="lowerRoman"/>
+      <w:lvlText w:val="%3."/>
+      <w:lvlJc w:val="right"/>
+      <w:pPr>
+        <w:ind w:left="2160" w:hanging="180"/>
+      </w:pPr>
+    </w:lvl>
+    <w:lvl w:ilvl="3" w:tplc="FFFFFFFF" w:tentative="1">
+      <w:start w:val="1"/>
+      <w:numFmt w:val="decimal"/>
+      <w:lvlText w:val="%4."/>
+      <w:lvlJc w:val="left"/>
+      <w:pPr>
+        <w:ind w:left="2880" w:hanging="360"/>
+      </w:pPr>
+    </w:lvl>
+    <w:lvl w:ilvl="4" w:tplc="FFFFFFFF" w:tentative="1">
+      <w:start w:val="1"/>
+      <w:numFmt w:val="lowerLetter"/>
+      <w:lvlText w:val="%5."/>
+      <w:lvlJc w:val="left"/>
+      <w:pPr>
+        <w:ind w:left="3600" w:hanging="360"/>
+      </w:pPr>
+    </w:lvl>
+    <w:lvl w:ilvl="5" w:tplc="FFFFFFFF" w:tentative="1">
+      <w:start w:val="1"/>
+      <w:numFmt w:val="lowerRoman"/>
+      <w:lvlText w:val="%6."/>
+      <w:lvlJc w:val="right"/>
+      <w:pPr>
+        <w:ind w:left="4320" w:hanging="180"/>
+      </w:pPr>
+    </w:lvl>
+    <w:lvl w:ilvl="6" w:tplc="FFFFFFFF" w:tentative="1">
+      <w:start w:val="1"/>
+      <w:numFmt w:val="decimal"/>
+      <w:lvlText w:val="%7."/>
+      <w:lvlJc w:val="left"/>
+      <w:pPr>
+        <w:ind w:left="5040" w:hanging="360"/>
+      </w:pPr>
+    </w:lvl>
+    <w:lvl w:ilvl="7" w:tplc="FFFFFFFF" w:tentative="1">
+      <w:start w:val="1"/>
+      <w:numFmt w:val="lowerLetter"/>
+      <w:lvlText w:val="%8."/>
+      <w:lvlJc w:val="left"/>
+      <w:pPr>
+        <w:ind w:left="5760" w:hanging="360"/>
+      </w:pPr>
+    </w:lvl>
+    <w:lvl w:ilvl="8" w:tplc="FFFFFFFF" w:tentative="1">
+      <w:start w:val="1"/>
+      <w:numFmt w:val="lowerRoman"/>
+      <w:lvlText w:val="%9."/>
+      <w:lvlJc w:val="right"/>
+      <w:pPr>
+        <w:ind w:left="6480" w:hanging="180"/>
+      </w:pPr>
+    </w:lvl>
+  </w:abstractNum>
+  <w:abstractNum w:abstractNumId="1" w15:restartNumberingAfterBreak="0">
     <w:nsid w:val="0AA22A75"/>
     <w:multiLevelType w:val="hybridMultilevel"/>
     <w:tmpl w:val="9DC64C44"/>
@@ -3357,7 +3004,943 @@
       </w:rPr>
     </w:lvl>
   </w:abstractNum>
-  <w:abstractNum w:abstractNumId="1" w15:restartNumberingAfterBreak="0">
+  <w:abstractNum w:abstractNumId="2" w15:restartNumberingAfterBreak="0">
+    <w:nsid w:val="21FB56F9"/>
+    <w:multiLevelType w:val="hybridMultilevel"/>
+    <w:tmpl w:val="DF4CECDE"/>
+    <w:lvl w:ilvl="0" w:tplc="08090011">
+      <w:start w:val="1"/>
+      <w:numFmt w:val="decimal"/>
+      <w:lvlText w:val="%1)"/>
+      <w:lvlJc w:val="left"/>
+      <w:pPr>
+        <w:ind w:left="720" w:hanging="360"/>
+      </w:pPr>
+      <w:rPr>
+        <w:rFonts w:hint="default"/>
+      </w:rPr>
+    </w:lvl>
+    <w:lvl w:ilvl="1" w:tplc="08090019">
+      <w:start w:val="1"/>
+      <w:numFmt w:val="lowerLetter"/>
+      <w:lvlText w:val="%2."/>
+      <w:lvlJc w:val="left"/>
+      <w:pPr>
+        <w:ind w:left="1440" w:hanging="360"/>
+      </w:pPr>
+    </w:lvl>
+    <w:lvl w:ilvl="2" w:tplc="0809001B">
+      <w:start w:val="1"/>
+      <w:numFmt w:val="lowerRoman"/>
+      <w:lvlText w:val="%3."/>
+      <w:lvlJc w:val="right"/>
+      <w:pPr>
+        <w:ind w:left="2160" w:hanging="180"/>
+      </w:pPr>
+    </w:lvl>
+    <w:lvl w:ilvl="3" w:tplc="0809000F" w:tentative="1">
+      <w:start w:val="1"/>
+      <w:numFmt w:val="decimal"/>
+      <w:lvlText w:val="%4."/>
+      <w:lvlJc w:val="left"/>
+      <w:pPr>
+        <w:ind w:left="2880" w:hanging="360"/>
+      </w:pPr>
+    </w:lvl>
+    <w:lvl w:ilvl="4" w:tplc="08090019" w:tentative="1">
+      <w:start w:val="1"/>
+      <w:numFmt w:val="lowerLetter"/>
+      <w:lvlText w:val="%5."/>
+      <w:lvlJc w:val="left"/>
+      <w:pPr>
+        <w:ind w:left="3600" w:hanging="360"/>
+      </w:pPr>
+    </w:lvl>
+    <w:lvl w:ilvl="5" w:tplc="0809001B" w:tentative="1">
+      <w:start w:val="1"/>
+      <w:numFmt w:val="lowerRoman"/>
+      <w:lvlText w:val="%6."/>
+      <w:lvlJc w:val="right"/>
+      <w:pPr>
+        <w:ind w:left="4320" w:hanging="180"/>
+      </w:pPr>
+    </w:lvl>
+    <w:lvl w:ilvl="6" w:tplc="0809000F" w:tentative="1">
+      <w:start w:val="1"/>
+      <w:numFmt w:val="decimal"/>
+      <w:lvlText w:val="%7."/>
+      <w:lvlJc w:val="left"/>
+      <w:pPr>
+        <w:ind w:left="5040" w:hanging="360"/>
+      </w:pPr>
+    </w:lvl>
+    <w:lvl w:ilvl="7" w:tplc="08090019" w:tentative="1">
+      <w:start w:val="1"/>
+      <w:numFmt w:val="lowerLetter"/>
+      <w:lvlText w:val="%8."/>
+      <w:lvlJc w:val="left"/>
+      <w:pPr>
+        <w:ind w:left="5760" w:hanging="360"/>
+      </w:pPr>
+    </w:lvl>
+    <w:lvl w:ilvl="8" w:tplc="0809001B" w:tentative="1">
+      <w:start w:val="1"/>
+      <w:numFmt w:val="lowerRoman"/>
+      <w:lvlText w:val="%9."/>
+      <w:lvlJc w:val="right"/>
+      <w:pPr>
+        <w:ind w:left="6480" w:hanging="180"/>
+      </w:pPr>
+    </w:lvl>
+  </w:abstractNum>
+  <w:abstractNum w:abstractNumId="3" w15:restartNumberingAfterBreak="0">
+    <w:nsid w:val="27483F03"/>
+    <w:multiLevelType w:val="hybridMultilevel"/>
+    <w:tmpl w:val="31DE99F4"/>
+    <w:lvl w:ilvl="0" w:tplc="08090011">
+      <w:start w:val="1"/>
+      <w:numFmt w:val="decimal"/>
+      <w:lvlText w:val="%1)"/>
+      <w:lvlJc w:val="left"/>
+      <w:pPr>
+        <w:ind w:left="720" w:hanging="360"/>
+      </w:pPr>
+    </w:lvl>
+    <w:lvl w:ilvl="1" w:tplc="08090019" w:tentative="1">
+      <w:start w:val="1"/>
+      <w:numFmt w:val="lowerLetter"/>
+      <w:lvlText w:val="%2."/>
+      <w:lvlJc w:val="left"/>
+      <w:pPr>
+        <w:ind w:left="1440" w:hanging="360"/>
+      </w:pPr>
+    </w:lvl>
+    <w:lvl w:ilvl="2" w:tplc="0809001B" w:tentative="1">
+      <w:start w:val="1"/>
+      <w:numFmt w:val="lowerRoman"/>
+      <w:lvlText w:val="%3."/>
+      <w:lvlJc w:val="right"/>
+      <w:pPr>
+        <w:ind w:left="2160" w:hanging="180"/>
+      </w:pPr>
+    </w:lvl>
+    <w:lvl w:ilvl="3" w:tplc="0809000F" w:tentative="1">
+      <w:start w:val="1"/>
+      <w:numFmt w:val="decimal"/>
+      <w:lvlText w:val="%4."/>
+      <w:lvlJc w:val="left"/>
+      <w:pPr>
+        <w:ind w:left="2880" w:hanging="360"/>
+      </w:pPr>
+    </w:lvl>
+    <w:lvl w:ilvl="4" w:tplc="08090019" w:tentative="1">
+      <w:start w:val="1"/>
+      <w:numFmt w:val="lowerLetter"/>
+      <w:lvlText w:val="%5."/>
+      <w:lvlJc w:val="left"/>
+      <w:pPr>
+        <w:ind w:left="3600" w:hanging="360"/>
+      </w:pPr>
+    </w:lvl>
+    <w:lvl w:ilvl="5" w:tplc="0809001B" w:tentative="1">
+      <w:start w:val="1"/>
+      <w:numFmt w:val="lowerRoman"/>
+      <w:lvlText w:val="%6."/>
+      <w:lvlJc w:val="right"/>
+      <w:pPr>
+        <w:ind w:left="4320" w:hanging="180"/>
+      </w:pPr>
+    </w:lvl>
+    <w:lvl w:ilvl="6" w:tplc="0809000F" w:tentative="1">
+      <w:start w:val="1"/>
+      <w:numFmt w:val="decimal"/>
+      <w:lvlText w:val="%7."/>
+      <w:lvlJc w:val="left"/>
+      <w:pPr>
+        <w:ind w:left="5040" w:hanging="360"/>
+      </w:pPr>
+    </w:lvl>
+    <w:lvl w:ilvl="7" w:tplc="08090019" w:tentative="1">
+      <w:start w:val="1"/>
+      <w:numFmt w:val="lowerLetter"/>
+      <w:lvlText w:val="%8."/>
+      <w:lvlJc w:val="left"/>
+      <w:pPr>
+        <w:ind w:left="5760" w:hanging="360"/>
+      </w:pPr>
+    </w:lvl>
+    <w:lvl w:ilvl="8" w:tplc="0809001B" w:tentative="1">
+      <w:start w:val="1"/>
+      <w:numFmt w:val="lowerRoman"/>
+      <w:lvlText w:val="%9."/>
+      <w:lvlJc w:val="right"/>
+      <w:pPr>
+        <w:ind w:left="6480" w:hanging="180"/>
+      </w:pPr>
+    </w:lvl>
+  </w:abstractNum>
+  <w:abstractNum w:abstractNumId="4" w15:restartNumberingAfterBreak="0">
+    <w:nsid w:val="289D4B60"/>
+    <w:multiLevelType w:val="hybridMultilevel"/>
+    <w:tmpl w:val="DFDCBF62"/>
+    <w:lvl w:ilvl="0" w:tplc="66126038">
+      <w:numFmt w:val="bullet"/>
+      <w:lvlText w:val="-"/>
+      <w:lvlJc w:val="left"/>
+      <w:pPr>
+        <w:ind w:left="720" w:hanging="360"/>
+      </w:pPr>
+      <w:rPr>
+        <w:rFonts w:ascii="Times New Roman" w:eastAsiaTheme="minorHAnsi" w:hAnsi="Times New Roman" w:cs="Times New Roman" w:hint="default"/>
+      </w:rPr>
+    </w:lvl>
+    <w:lvl w:ilvl="1" w:tplc="08090003" w:tentative="1">
+      <w:start w:val="1"/>
+      <w:numFmt w:val="bullet"/>
+      <w:lvlText w:val="o"/>
+      <w:lvlJc w:val="left"/>
+      <w:pPr>
+        <w:ind w:left="1440" w:hanging="360"/>
+      </w:pPr>
+      <w:rPr>
+        <w:rFonts w:ascii="Courier New" w:hAnsi="Courier New" w:cs="Courier New" w:hint="default"/>
+      </w:rPr>
+    </w:lvl>
+    <w:lvl w:ilvl="2" w:tplc="08090005" w:tentative="1">
+      <w:start w:val="1"/>
+      <w:numFmt w:val="bullet"/>
+      <w:lvlText w:val=""/>
+      <w:lvlJc w:val="left"/>
+      <w:pPr>
+        <w:ind w:left="2160" w:hanging="360"/>
+      </w:pPr>
+      <w:rPr>
+        <w:rFonts w:ascii="Wingdings" w:hAnsi="Wingdings" w:hint="default"/>
+      </w:rPr>
+    </w:lvl>
+    <w:lvl w:ilvl="3" w:tplc="08090001" w:tentative="1">
+      <w:start w:val="1"/>
+      <w:numFmt w:val="bullet"/>
+      <w:lvlText w:val=""/>
+      <w:lvlJc w:val="left"/>
+      <w:pPr>
+        <w:ind w:left="2880" w:hanging="360"/>
+      </w:pPr>
+      <w:rPr>
+        <w:rFonts w:ascii="Symbol" w:hAnsi="Symbol" w:hint="default"/>
+      </w:rPr>
+    </w:lvl>
+    <w:lvl w:ilvl="4" w:tplc="08090003" w:tentative="1">
+      <w:start w:val="1"/>
+      <w:numFmt w:val="bullet"/>
+      <w:lvlText w:val="o"/>
+      <w:lvlJc w:val="left"/>
+      <w:pPr>
+        <w:ind w:left="3600" w:hanging="360"/>
+      </w:pPr>
+      <w:rPr>
+        <w:rFonts w:ascii="Courier New" w:hAnsi="Courier New" w:cs="Courier New" w:hint="default"/>
+      </w:rPr>
+    </w:lvl>
+    <w:lvl w:ilvl="5" w:tplc="08090005" w:tentative="1">
+      <w:start w:val="1"/>
+      <w:numFmt w:val="bullet"/>
+      <w:lvlText w:val=""/>
+      <w:lvlJc w:val="left"/>
+      <w:pPr>
+        <w:ind w:left="4320" w:hanging="360"/>
+      </w:pPr>
+      <w:rPr>
+        <w:rFonts w:ascii="Wingdings" w:hAnsi="Wingdings" w:hint="default"/>
+      </w:rPr>
+    </w:lvl>
+    <w:lvl w:ilvl="6" w:tplc="08090001" w:tentative="1">
+      <w:start w:val="1"/>
+      <w:numFmt w:val="bullet"/>
+      <w:lvlText w:val=""/>
+      <w:lvlJc w:val="left"/>
+      <w:pPr>
+        <w:ind w:left="5040" w:hanging="360"/>
+      </w:pPr>
+      <w:rPr>
+        <w:rFonts w:ascii="Symbol" w:hAnsi="Symbol" w:hint="default"/>
+      </w:rPr>
+    </w:lvl>
+    <w:lvl w:ilvl="7" w:tplc="08090003" w:tentative="1">
+      <w:start w:val="1"/>
+      <w:numFmt w:val="bullet"/>
+      <w:lvlText w:val="o"/>
+      <w:lvlJc w:val="left"/>
+      <w:pPr>
+        <w:ind w:left="5760" w:hanging="360"/>
+      </w:pPr>
+      <w:rPr>
+        <w:rFonts w:ascii="Courier New" w:hAnsi="Courier New" w:cs="Courier New" w:hint="default"/>
+      </w:rPr>
+    </w:lvl>
+    <w:lvl w:ilvl="8" w:tplc="08090005" w:tentative="1">
+      <w:start w:val="1"/>
+      <w:numFmt w:val="bullet"/>
+      <w:lvlText w:val=""/>
+      <w:lvlJc w:val="left"/>
+      <w:pPr>
+        <w:ind w:left="6480" w:hanging="360"/>
+      </w:pPr>
+      <w:rPr>
+        <w:rFonts w:ascii="Wingdings" w:hAnsi="Wingdings" w:hint="default"/>
+      </w:rPr>
+    </w:lvl>
+  </w:abstractNum>
+  <w:abstractNum w:abstractNumId="5" w15:restartNumberingAfterBreak="0">
+    <w:nsid w:val="48CF03E9"/>
+    <w:multiLevelType w:val="hybridMultilevel"/>
+    <w:tmpl w:val="67523402"/>
+    <w:lvl w:ilvl="0" w:tplc="BFBC332C">
+      <w:start w:val="200"/>
+      <w:numFmt w:val="bullet"/>
+      <w:lvlText w:val=""/>
+      <w:lvlJc w:val="left"/>
+      <w:pPr>
+        <w:ind w:left="720" w:hanging="360"/>
+      </w:pPr>
+      <w:rPr>
+        <w:rFonts w:ascii="Symbol" w:eastAsiaTheme="minorHAnsi" w:hAnsi="Symbol" w:cs="Arial" w:hint="default"/>
+      </w:rPr>
+    </w:lvl>
+    <w:lvl w:ilvl="1" w:tplc="08090003" w:tentative="1">
+      <w:start w:val="1"/>
+      <w:numFmt w:val="bullet"/>
+      <w:lvlText w:val="o"/>
+      <w:lvlJc w:val="left"/>
+      <w:pPr>
+        <w:ind w:left="1440" w:hanging="360"/>
+      </w:pPr>
+      <w:rPr>
+        <w:rFonts w:ascii="Courier New" w:hAnsi="Courier New" w:cs="Courier New" w:hint="default"/>
+      </w:rPr>
+    </w:lvl>
+    <w:lvl w:ilvl="2" w:tplc="08090005" w:tentative="1">
+      <w:start w:val="1"/>
+      <w:numFmt w:val="bullet"/>
+      <w:lvlText w:val=""/>
+      <w:lvlJc w:val="left"/>
+      <w:pPr>
+        <w:ind w:left="2160" w:hanging="360"/>
+      </w:pPr>
+      <w:rPr>
+        <w:rFonts w:ascii="Wingdings" w:hAnsi="Wingdings" w:hint="default"/>
+      </w:rPr>
+    </w:lvl>
+    <w:lvl w:ilvl="3" w:tplc="08090001" w:tentative="1">
+      <w:start w:val="1"/>
+      <w:numFmt w:val="bullet"/>
+      <w:lvlText w:val=""/>
+      <w:lvlJc w:val="left"/>
+      <w:pPr>
+        <w:ind w:left="2880" w:hanging="360"/>
+      </w:pPr>
+      <w:rPr>
+        <w:rFonts w:ascii="Symbol" w:hAnsi="Symbol" w:hint="default"/>
+      </w:rPr>
+    </w:lvl>
+    <w:lvl w:ilvl="4" w:tplc="08090003" w:tentative="1">
+      <w:start w:val="1"/>
+      <w:numFmt w:val="bullet"/>
+      <w:lvlText w:val="o"/>
+      <w:lvlJc w:val="left"/>
+      <w:pPr>
+        <w:ind w:left="3600" w:hanging="360"/>
+      </w:pPr>
+      <w:rPr>
+        <w:rFonts w:ascii="Courier New" w:hAnsi="Courier New" w:cs="Courier New" w:hint="default"/>
+      </w:rPr>
+    </w:lvl>
+    <w:lvl w:ilvl="5" w:tplc="08090005" w:tentative="1">
+      <w:start w:val="1"/>
+      <w:numFmt w:val="bullet"/>
+      <w:lvlText w:val=""/>
+      <w:lvlJc w:val="left"/>
+      <w:pPr>
+        <w:ind w:left="4320" w:hanging="360"/>
+      </w:pPr>
+      <w:rPr>
+        <w:rFonts w:ascii="Wingdings" w:hAnsi="Wingdings" w:hint="default"/>
+      </w:rPr>
+    </w:lvl>
+    <w:lvl w:ilvl="6" w:tplc="08090001" w:tentative="1">
+      <w:start w:val="1"/>
+      <w:numFmt w:val="bullet"/>
+      <w:lvlText w:val=""/>
+      <w:lvlJc w:val="left"/>
+      <w:pPr>
+        <w:ind w:left="5040" w:hanging="360"/>
+      </w:pPr>
+      <w:rPr>
+        <w:rFonts w:ascii="Symbol" w:hAnsi="Symbol" w:hint="default"/>
+      </w:rPr>
+    </w:lvl>
+    <w:lvl w:ilvl="7" w:tplc="08090003" w:tentative="1">
+      <w:start w:val="1"/>
+      <w:numFmt w:val="bullet"/>
+      <w:lvlText w:val="o"/>
+      <w:lvlJc w:val="left"/>
+      <w:pPr>
+        <w:ind w:left="5760" w:hanging="360"/>
+      </w:pPr>
+      <w:rPr>
+        <w:rFonts w:ascii="Courier New" w:hAnsi="Courier New" w:cs="Courier New" w:hint="default"/>
+      </w:rPr>
+    </w:lvl>
+    <w:lvl w:ilvl="8" w:tplc="08090005" w:tentative="1">
+      <w:start w:val="1"/>
+      <w:numFmt w:val="bullet"/>
+      <w:lvlText w:val=""/>
+      <w:lvlJc w:val="left"/>
+      <w:pPr>
+        <w:ind w:left="6480" w:hanging="360"/>
+      </w:pPr>
+      <w:rPr>
+        <w:rFonts w:ascii="Wingdings" w:hAnsi="Wingdings" w:hint="default"/>
+      </w:rPr>
+    </w:lvl>
+  </w:abstractNum>
+  <w:abstractNum w:abstractNumId="6" w15:restartNumberingAfterBreak="0">
+    <w:nsid w:val="4D72423B"/>
+    <w:multiLevelType w:val="hybridMultilevel"/>
+    <w:tmpl w:val="20EC6AEA"/>
+    <w:lvl w:ilvl="0" w:tplc="08090005">
+      <w:start w:val="1"/>
+      <w:numFmt w:val="bullet"/>
+      <w:lvlText w:val=""/>
+      <w:lvlJc w:val="left"/>
+      <w:pPr>
+        <w:ind w:left="720" w:hanging="360"/>
+      </w:pPr>
+      <w:rPr>
+        <w:rFonts w:ascii="Wingdings" w:hAnsi="Wingdings" w:hint="default"/>
+      </w:rPr>
+    </w:lvl>
+    <w:lvl w:ilvl="1" w:tplc="FFFFFFFF" w:tentative="1">
+      <w:start w:val="1"/>
+      <w:numFmt w:val="bullet"/>
+      <w:lvlText w:val="o"/>
+      <w:lvlJc w:val="left"/>
+      <w:pPr>
+        <w:ind w:left="1440" w:hanging="360"/>
+      </w:pPr>
+      <w:rPr>
+        <w:rFonts w:ascii="Courier New" w:hAnsi="Courier New" w:cs="Courier New" w:hint="default"/>
+      </w:rPr>
+    </w:lvl>
+    <w:lvl w:ilvl="2" w:tplc="FFFFFFFF" w:tentative="1">
+      <w:start w:val="1"/>
+      <w:numFmt w:val="bullet"/>
+      <w:lvlText w:val=""/>
+      <w:lvlJc w:val="left"/>
+      <w:pPr>
+        <w:ind w:left="2160" w:hanging="360"/>
+      </w:pPr>
+      <w:rPr>
+        <w:rFonts w:ascii="Wingdings" w:hAnsi="Wingdings" w:hint="default"/>
+      </w:rPr>
+    </w:lvl>
+    <w:lvl w:ilvl="3" w:tplc="FFFFFFFF" w:tentative="1">
+      <w:start w:val="1"/>
+      <w:numFmt w:val="bullet"/>
+      <w:lvlText w:val=""/>
+      <w:lvlJc w:val="left"/>
+      <w:pPr>
+        <w:ind w:left="2880" w:hanging="360"/>
+      </w:pPr>
+      <w:rPr>
+        <w:rFonts w:ascii="Symbol" w:hAnsi="Symbol" w:hint="default"/>
+      </w:rPr>
+    </w:lvl>
+    <w:lvl w:ilvl="4" w:tplc="FFFFFFFF" w:tentative="1">
+      <w:start w:val="1"/>
+      <w:numFmt w:val="bullet"/>
+      <w:lvlText w:val="o"/>
+      <w:lvlJc w:val="left"/>
+      <w:pPr>
+        <w:ind w:left="3600" w:hanging="360"/>
+      </w:pPr>
+      <w:rPr>
+        <w:rFonts w:ascii="Courier New" w:hAnsi="Courier New" w:cs="Courier New" w:hint="default"/>
+      </w:rPr>
+    </w:lvl>
+    <w:lvl w:ilvl="5" w:tplc="FFFFFFFF" w:tentative="1">
+      <w:start w:val="1"/>
+      <w:numFmt w:val="bullet"/>
+      <w:lvlText w:val=""/>
+      <w:lvlJc w:val="left"/>
+      <w:pPr>
+        <w:ind w:left="4320" w:hanging="360"/>
+      </w:pPr>
+      <w:rPr>
+        <w:rFonts w:ascii="Wingdings" w:hAnsi="Wingdings" w:hint="default"/>
+      </w:rPr>
+    </w:lvl>
+    <w:lvl w:ilvl="6" w:tplc="FFFFFFFF" w:tentative="1">
+      <w:start w:val="1"/>
+      <w:numFmt w:val="bullet"/>
+      <w:lvlText w:val=""/>
+      <w:lvlJc w:val="left"/>
+      <w:pPr>
+        <w:ind w:left="5040" w:hanging="360"/>
+      </w:pPr>
+      <w:rPr>
+        <w:rFonts w:ascii="Symbol" w:hAnsi="Symbol" w:hint="default"/>
+      </w:rPr>
+    </w:lvl>
+    <w:lvl w:ilvl="7" w:tplc="FFFFFFFF" w:tentative="1">
+      <w:start w:val="1"/>
+      <w:numFmt w:val="bullet"/>
+      <w:lvlText w:val="o"/>
+      <w:lvlJc w:val="left"/>
+      <w:pPr>
+        <w:ind w:left="5760" w:hanging="360"/>
+      </w:pPr>
+      <w:rPr>
+        <w:rFonts w:ascii="Courier New" w:hAnsi="Courier New" w:cs="Courier New" w:hint="default"/>
+      </w:rPr>
+    </w:lvl>
+    <w:lvl w:ilvl="8" w:tplc="FFFFFFFF" w:tentative="1">
+      <w:start w:val="1"/>
+      <w:numFmt w:val="bullet"/>
+      <w:lvlText w:val=""/>
+      <w:lvlJc w:val="left"/>
+      <w:pPr>
+        <w:ind w:left="6480" w:hanging="360"/>
+      </w:pPr>
+      <w:rPr>
+        <w:rFonts w:ascii="Wingdings" w:hAnsi="Wingdings" w:hint="default"/>
+      </w:rPr>
+    </w:lvl>
+  </w:abstractNum>
+  <w:abstractNum w:abstractNumId="7" w15:restartNumberingAfterBreak="0">
+    <w:nsid w:val="53077CD5"/>
+    <w:multiLevelType w:val="hybridMultilevel"/>
+    <w:tmpl w:val="B43E2298"/>
+    <w:lvl w:ilvl="0" w:tplc="08090005">
+      <w:start w:val="1"/>
+      <w:numFmt w:val="bullet"/>
+      <w:lvlText w:val=""/>
+      <w:lvlJc w:val="left"/>
+      <w:pPr>
+        <w:ind w:left="720" w:hanging="360"/>
+      </w:pPr>
+      <w:rPr>
+        <w:rFonts w:ascii="Wingdings" w:hAnsi="Wingdings" w:hint="default"/>
+      </w:rPr>
+    </w:lvl>
+    <w:lvl w:ilvl="1" w:tplc="FFFFFFFF">
+      <w:start w:val="1"/>
+      <w:numFmt w:val="bullet"/>
+      <w:lvlText w:val="o"/>
+      <w:lvlJc w:val="left"/>
+      <w:pPr>
+        <w:ind w:left="1440" w:hanging="360"/>
+      </w:pPr>
+      <w:rPr>
+        <w:rFonts w:ascii="Courier New" w:hAnsi="Courier New" w:cs="Courier New" w:hint="default"/>
+      </w:rPr>
+    </w:lvl>
+    <w:lvl w:ilvl="2" w:tplc="FFFFFFFF" w:tentative="1">
+      <w:start w:val="1"/>
+      <w:numFmt w:val="bullet"/>
+      <w:lvlText w:val=""/>
+      <w:lvlJc w:val="left"/>
+      <w:pPr>
+        <w:ind w:left="2160" w:hanging="360"/>
+      </w:pPr>
+      <w:rPr>
+        <w:rFonts w:ascii="Wingdings" w:hAnsi="Wingdings" w:hint="default"/>
+      </w:rPr>
+    </w:lvl>
+    <w:lvl w:ilvl="3" w:tplc="FFFFFFFF" w:tentative="1">
+      <w:start w:val="1"/>
+      <w:numFmt w:val="bullet"/>
+      <w:lvlText w:val=""/>
+      <w:lvlJc w:val="left"/>
+      <w:pPr>
+        <w:ind w:left="2880" w:hanging="360"/>
+      </w:pPr>
+      <w:rPr>
+        <w:rFonts w:ascii="Symbol" w:hAnsi="Symbol" w:hint="default"/>
+      </w:rPr>
+    </w:lvl>
+    <w:lvl w:ilvl="4" w:tplc="FFFFFFFF" w:tentative="1">
+      <w:start w:val="1"/>
+      <w:numFmt w:val="bullet"/>
+      <w:lvlText w:val="o"/>
+      <w:lvlJc w:val="left"/>
+      <w:pPr>
+        <w:ind w:left="3600" w:hanging="360"/>
+      </w:pPr>
+      <w:rPr>
+        <w:rFonts w:ascii="Courier New" w:hAnsi="Courier New" w:cs="Courier New" w:hint="default"/>
+      </w:rPr>
+    </w:lvl>
+    <w:lvl w:ilvl="5" w:tplc="FFFFFFFF" w:tentative="1">
+      <w:start w:val="1"/>
+      <w:numFmt w:val="bullet"/>
+      <w:lvlText w:val=""/>
+      <w:lvlJc w:val="left"/>
+      <w:pPr>
+        <w:ind w:left="4320" w:hanging="360"/>
+      </w:pPr>
+      <w:rPr>
+        <w:rFonts w:ascii="Wingdings" w:hAnsi="Wingdings" w:hint="default"/>
+      </w:rPr>
+    </w:lvl>
+    <w:lvl w:ilvl="6" w:tplc="FFFFFFFF" w:tentative="1">
+      <w:start w:val="1"/>
+      <w:numFmt w:val="bullet"/>
+      <w:lvlText w:val=""/>
+      <w:lvlJc w:val="left"/>
+      <w:pPr>
+        <w:ind w:left="5040" w:hanging="360"/>
+      </w:pPr>
+      <w:rPr>
+        <w:rFonts w:ascii="Symbol" w:hAnsi="Symbol" w:hint="default"/>
+      </w:rPr>
+    </w:lvl>
+    <w:lvl w:ilvl="7" w:tplc="FFFFFFFF" w:tentative="1">
+      <w:start w:val="1"/>
+      <w:numFmt w:val="bullet"/>
+      <w:lvlText w:val="o"/>
+      <w:lvlJc w:val="left"/>
+      <w:pPr>
+        <w:ind w:left="5760" w:hanging="360"/>
+      </w:pPr>
+      <w:rPr>
+        <w:rFonts w:ascii="Courier New" w:hAnsi="Courier New" w:cs="Courier New" w:hint="default"/>
+      </w:rPr>
+    </w:lvl>
+    <w:lvl w:ilvl="8" w:tplc="FFFFFFFF" w:tentative="1">
+      <w:start w:val="1"/>
+      <w:numFmt w:val="bullet"/>
+      <w:lvlText w:val=""/>
+      <w:lvlJc w:val="left"/>
+      <w:pPr>
+        <w:ind w:left="6480" w:hanging="360"/>
+      </w:pPr>
+      <w:rPr>
+        <w:rFonts w:ascii="Wingdings" w:hAnsi="Wingdings" w:hint="default"/>
+      </w:rPr>
+    </w:lvl>
+  </w:abstractNum>
+  <w:abstractNum w:abstractNumId="8" w15:restartNumberingAfterBreak="0">
+    <w:nsid w:val="567100A8"/>
+    <w:multiLevelType w:val="hybridMultilevel"/>
+    <w:tmpl w:val="B43E2524"/>
+    <w:lvl w:ilvl="0" w:tplc="0809000F">
+      <w:start w:val="1"/>
+      <w:numFmt w:val="decimal"/>
+      <w:lvlText w:val="%1."/>
+      <w:lvlJc w:val="left"/>
+      <w:pPr>
+        <w:ind w:left="720" w:hanging="360"/>
+      </w:pPr>
+    </w:lvl>
+    <w:lvl w:ilvl="1" w:tplc="08090019" w:tentative="1">
+      <w:start w:val="1"/>
+      <w:numFmt w:val="lowerLetter"/>
+      <w:lvlText w:val="%2."/>
+      <w:lvlJc w:val="left"/>
+      <w:pPr>
+        <w:ind w:left="1440" w:hanging="360"/>
+      </w:pPr>
+    </w:lvl>
+    <w:lvl w:ilvl="2" w:tplc="0809001B" w:tentative="1">
+      <w:start w:val="1"/>
+      <w:numFmt w:val="lowerRoman"/>
+      <w:lvlText w:val="%3."/>
+      <w:lvlJc w:val="right"/>
+      <w:pPr>
+        <w:ind w:left="2160" w:hanging="180"/>
+      </w:pPr>
+    </w:lvl>
+    <w:lvl w:ilvl="3" w:tplc="0809000F" w:tentative="1">
+      <w:start w:val="1"/>
+      <w:numFmt w:val="decimal"/>
+      <w:lvlText w:val="%4."/>
+      <w:lvlJc w:val="left"/>
+      <w:pPr>
+        <w:ind w:left="2880" w:hanging="360"/>
+      </w:pPr>
+    </w:lvl>
+    <w:lvl w:ilvl="4" w:tplc="08090019" w:tentative="1">
+      <w:start w:val="1"/>
+      <w:numFmt w:val="lowerLetter"/>
+      <w:lvlText w:val="%5."/>
+      <w:lvlJc w:val="left"/>
+      <w:pPr>
+        <w:ind w:left="3600" w:hanging="360"/>
+      </w:pPr>
+    </w:lvl>
+    <w:lvl w:ilvl="5" w:tplc="0809001B" w:tentative="1">
+      <w:start w:val="1"/>
+      <w:numFmt w:val="lowerRoman"/>
+      <w:lvlText w:val="%6."/>
+      <w:lvlJc w:val="right"/>
+      <w:pPr>
+        <w:ind w:left="4320" w:hanging="180"/>
+      </w:pPr>
+    </w:lvl>
+    <w:lvl w:ilvl="6" w:tplc="0809000F" w:tentative="1">
+      <w:start w:val="1"/>
+      <w:numFmt w:val="decimal"/>
+      <w:lvlText w:val="%7."/>
+      <w:lvlJc w:val="left"/>
+      <w:pPr>
+        <w:ind w:left="5040" w:hanging="360"/>
+      </w:pPr>
+    </w:lvl>
+    <w:lvl w:ilvl="7" w:tplc="08090019" w:tentative="1">
+      <w:start w:val="1"/>
+      <w:numFmt w:val="lowerLetter"/>
+      <w:lvlText w:val="%8."/>
+      <w:lvlJc w:val="left"/>
+      <w:pPr>
+        <w:ind w:left="5760" w:hanging="360"/>
+      </w:pPr>
+    </w:lvl>
+    <w:lvl w:ilvl="8" w:tplc="0809001B" w:tentative="1">
+      <w:start w:val="1"/>
+      <w:numFmt w:val="lowerRoman"/>
+      <w:lvlText w:val="%9."/>
+      <w:lvlJc w:val="right"/>
+      <w:pPr>
+        <w:ind w:left="6480" w:hanging="180"/>
+      </w:pPr>
+    </w:lvl>
+  </w:abstractNum>
+  <w:abstractNum w:abstractNumId="9" w15:restartNumberingAfterBreak="0">
+    <w:nsid w:val="7AFC7429"/>
+    <w:multiLevelType w:val="hybridMultilevel"/>
+    <w:tmpl w:val="20BAE968"/>
+    <w:lvl w:ilvl="0" w:tplc="66126038">
+      <w:numFmt w:val="bullet"/>
+      <w:lvlText w:val="-"/>
+      <w:lvlJc w:val="left"/>
+      <w:pPr>
+        <w:ind w:left="720" w:hanging="360"/>
+      </w:pPr>
+      <w:rPr>
+        <w:rFonts w:ascii="Times New Roman" w:eastAsiaTheme="minorHAnsi" w:hAnsi="Times New Roman" w:cs="Times New Roman" w:hint="default"/>
+      </w:rPr>
+    </w:lvl>
+    <w:lvl w:ilvl="1" w:tplc="08090003" w:tentative="1">
+      <w:start w:val="1"/>
+      <w:numFmt w:val="bullet"/>
+      <w:lvlText w:val="o"/>
+      <w:lvlJc w:val="left"/>
+      <w:pPr>
+        <w:ind w:left="1440" w:hanging="360"/>
+      </w:pPr>
+      <w:rPr>
+        <w:rFonts w:ascii="Courier New" w:hAnsi="Courier New" w:cs="Courier New" w:hint="default"/>
+      </w:rPr>
+    </w:lvl>
+    <w:lvl w:ilvl="2" w:tplc="08090005" w:tentative="1">
+      <w:start w:val="1"/>
+      <w:numFmt w:val="bullet"/>
+      <w:lvlText w:val=""/>
+      <w:lvlJc w:val="left"/>
+      <w:pPr>
+        <w:ind w:left="2160" w:hanging="360"/>
+      </w:pPr>
+      <w:rPr>
+        <w:rFonts w:ascii="Wingdings" w:hAnsi="Wingdings" w:hint="default"/>
+      </w:rPr>
+    </w:lvl>
+    <w:lvl w:ilvl="3" w:tplc="08090001" w:tentative="1">
+      <w:start w:val="1"/>
+      <w:numFmt w:val="bullet"/>
+      <w:lvlText w:val=""/>
+      <w:lvlJc w:val="left"/>
+      <w:pPr>
+        <w:ind w:left="2880" w:hanging="360"/>
+      </w:pPr>
+      <w:rPr>
+        <w:rFonts w:ascii="Symbol" w:hAnsi="Symbol" w:hint="default"/>
+      </w:rPr>
+    </w:lvl>
+    <w:lvl w:ilvl="4" w:tplc="08090003" w:tentative="1">
+      <w:start w:val="1"/>
+      <w:numFmt w:val="bullet"/>
+      <w:lvlText w:val="o"/>
+      <w:lvlJc w:val="left"/>
+      <w:pPr>
+        <w:ind w:left="3600" w:hanging="360"/>
+      </w:pPr>
+      <w:rPr>
+        <w:rFonts w:ascii="Courier New" w:hAnsi="Courier New" w:cs="Courier New" w:hint="default"/>
+      </w:rPr>
+    </w:lvl>
+    <w:lvl w:ilvl="5" w:tplc="08090005" w:tentative="1">
+      <w:start w:val="1"/>
+      <w:numFmt w:val="bullet"/>
+      <w:lvlText w:val=""/>
+      <w:lvlJc w:val="left"/>
+      <w:pPr>
+        <w:ind w:left="4320" w:hanging="360"/>
+      </w:pPr>
+      <w:rPr>
+        <w:rFonts w:ascii="Wingdings" w:hAnsi="Wingdings" w:hint="default"/>
+      </w:rPr>
+    </w:lvl>
+    <w:lvl w:ilvl="6" w:tplc="08090001" w:tentative="1">
+      <w:start w:val="1"/>
+      <w:numFmt w:val="bullet"/>
+      <w:lvlText w:val=""/>
+      <w:lvlJc w:val="left"/>
+      <w:pPr>
+        <w:ind w:left="5040" w:hanging="360"/>
+      </w:pPr>
+      <w:rPr>
+        <w:rFonts w:ascii="Symbol" w:hAnsi="Symbol" w:hint="default"/>
+      </w:rPr>
+    </w:lvl>
+    <w:lvl w:ilvl="7" w:tplc="08090003" w:tentative="1">
+      <w:start w:val="1"/>
+      <w:numFmt w:val="bullet"/>
+      <w:lvlText w:val="o"/>
+      <w:lvlJc w:val="left"/>
+      <w:pPr>
+        <w:ind w:left="5760" w:hanging="360"/>
+      </w:pPr>
+      <w:rPr>
+        <w:rFonts w:ascii="Courier New" w:hAnsi="Courier New" w:cs="Courier New" w:hint="default"/>
+      </w:rPr>
+    </w:lvl>
+    <w:lvl w:ilvl="8" w:tplc="08090005" w:tentative="1">
+      <w:start w:val="1"/>
+      <w:numFmt w:val="bullet"/>
+      <w:lvlText w:val=""/>
+      <w:lvlJc w:val="left"/>
+      <w:pPr>
+        <w:ind w:left="6480" w:hanging="360"/>
+      </w:pPr>
+      <w:rPr>
+        <w:rFonts w:ascii="Wingdings" w:hAnsi="Wingdings" w:hint="default"/>
+      </w:rPr>
+    </w:lvl>
+  </w:abstractNum>
+  <w:abstractNum w:abstractNumId="10" w15:restartNumberingAfterBreak="0">
+    <w:nsid w:val="7EAB36E2"/>
+    <w:multiLevelType w:val="hybridMultilevel"/>
+    <w:tmpl w:val="D8E2D81E"/>
+    <w:lvl w:ilvl="0" w:tplc="66126038">
+      <w:numFmt w:val="bullet"/>
+      <w:lvlText w:val="-"/>
+      <w:lvlJc w:val="left"/>
+      <w:pPr>
+        <w:ind w:left="720" w:hanging="360"/>
+      </w:pPr>
+      <w:rPr>
+        <w:rFonts w:ascii="Times New Roman" w:eastAsiaTheme="minorHAnsi" w:hAnsi="Times New Roman" w:cs="Times New Roman" w:hint="default"/>
+      </w:rPr>
+    </w:lvl>
+    <w:lvl w:ilvl="1" w:tplc="08090003" w:tentative="1">
+      <w:start w:val="1"/>
+      <w:numFmt w:val="bullet"/>
+      <w:lvlText w:val="o"/>
+      <w:lvlJc w:val="left"/>
+      <w:pPr>
+        <w:ind w:left="1440" w:hanging="360"/>
+      </w:pPr>
+      <w:rPr>
+        <w:rFonts w:ascii="Courier New" w:hAnsi="Courier New" w:cs="Courier New" w:hint="default"/>
+      </w:rPr>
+    </w:lvl>
+    <w:lvl w:ilvl="2" w:tplc="08090005" w:tentative="1">
+      <w:start w:val="1"/>
+      <w:numFmt w:val="bullet"/>
+      <w:lvlText w:val=""/>
+      <w:lvlJc w:val="left"/>
+      <w:pPr>
+        <w:ind w:left="2160" w:hanging="360"/>
+      </w:pPr>
+      <w:rPr>
+        <w:rFonts w:ascii="Wingdings" w:hAnsi="Wingdings" w:hint="default"/>
+      </w:rPr>
+    </w:lvl>
+    <w:lvl w:ilvl="3" w:tplc="08090001" w:tentative="1">
+      <w:start w:val="1"/>
+      <w:numFmt w:val="bullet"/>
+      <w:lvlText w:val=""/>
+      <w:lvlJc w:val="left"/>
+      <w:pPr>
+        <w:ind w:left="2880" w:hanging="360"/>
+      </w:pPr>
+      <w:rPr>
+        <w:rFonts w:ascii="Symbol" w:hAnsi="Symbol" w:hint="default"/>
+      </w:rPr>
+    </w:lvl>
+    <w:lvl w:ilvl="4" w:tplc="08090003" w:tentative="1">
+      <w:start w:val="1"/>
+      <w:numFmt w:val="bullet"/>
+      <w:lvlText w:val="o"/>
+      <w:lvlJc w:val="left"/>
+      <w:pPr>
+        <w:ind w:left="3600" w:hanging="360"/>
+      </w:pPr>
+      <w:rPr>
+        <w:rFonts w:ascii="Courier New" w:hAnsi="Courier New" w:cs="Courier New" w:hint="default"/>
+      </w:rPr>
+    </w:lvl>
+    <w:lvl w:ilvl="5" w:tplc="08090005" w:tentative="1">
+      <w:start w:val="1"/>
+      <w:numFmt w:val="bullet"/>
+      <w:lvlText w:val=""/>
+      <w:lvlJc w:val="left"/>
+      <w:pPr>
+        <w:ind w:left="4320" w:hanging="360"/>
+      </w:pPr>
+      <w:rPr>
+        <w:rFonts w:ascii="Wingdings" w:hAnsi="Wingdings" w:hint="default"/>
+      </w:rPr>
+    </w:lvl>
+    <w:lvl w:ilvl="6" w:tplc="08090001" w:tentative="1">
+      <w:start w:val="1"/>
+      <w:numFmt w:val="bullet"/>
+      <w:lvlText w:val=""/>
+      <w:lvlJc w:val="left"/>
+      <w:pPr>
+        <w:ind w:left="5040" w:hanging="360"/>
+      </w:pPr>
+      <w:rPr>
+        <w:rFonts w:ascii="Symbol" w:hAnsi="Symbol" w:hint="default"/>
+      </w:rPr>
+    </w:lvl>
+    <w:lvl w:ilvl="7" w:tplc="08090003" w:tentative="1">
+      <w:start w:val="1"/>
+      <w:numFmt w:val="bullet"/>
+      <w:lvlText w:val="o"/>
+      <w:lvlJc w:val="left"/>
+      <w:pPr>
+        <w:ind w:left="5760" w:hanging="360"/>
+      </w:pPr>
+      <w:rPr>
+        <w:rFonts w:ascii="Courier New" w:hAnsi="Courier New" w:cs="Courier New" w:hint="default"/>
+      </w:rPr>
+    </w:lvl>
+    <w:lvl w:ilvl="8" w:tplc="08090005" w:tentative="1">
+      <w:start w:val="1"/>
+      <w:numFmt w:val="bullet"/>
+      <w:lvlText w:val=""/>
+      <w:lvlJc w:val="left"/>
+      <w:pPr>
+        <w:ind w:left="6480" w:hanging="360"/>
+      </w:pPr>
+      <w:rPr>
+        <w:rFonts w:ascii="Wingdings" w:hAnsi="Wingdings" w:hint="default"/>
+      </w:rPr>
+    </w:lvl>
+  </w:abstractNum>
+  <w:abstractNum w:abstractNumId="11" w15:restartNumberingAfterBreak="0">
     <w:nsid w:val="7FDF72A3"/>
     <w:multiLevelType w:val="hybridMultilevel"/>
     <w:tmpl w:val="4984BBD4"/>
@@ -3471,9 +4054,39 @@
     </w:lvl>
   </w:abstractNum>
   <w:num w:numId="1" w16cid:durableId="702634014">
+    <w:abstractNumId w:val="11"/>
+  </w:num>
+  <w:num w:numId="2" w16cid:durableId="1258976085">
     <w:abstractNumId w:val="1"/>
   </w:num>
-  <w:num w:numId="2" w16cid:durableId="1258976085">
+  <w:num w:numId="3" w16cid:durableId="158470286">
+    <w:abstractNumId w:val="8"/>
+  </w:num>
+  <w:num w:numId="4" w16cid:durableId="965084217">
+    <w:abstractNumId w:val="4"/>
+  </w:num>
+  <w:num w:numId="5" w16cid:durableId="1130050933">
+    <w:abstractNumId w:val="9"/>
+  </w:num>
+  <w:num w:numId="6" w16cid:durableId="1274286773">
+    <w:abstractNumId w:val="7"/>
+  </w:num>
+  <w:num w:numId="7" w16cid:durableId="395013823">
+    <w:abstractNumId w:val="10"/>
+  </w:num>
+  <w:num w:numId="8" w16cid:durableId="367611920">
+    <w:abstractNumId w:val="5"/>
+  </w:num>
+  <w:num w:numId="9" w16cid:durableId="429199020">
+    <w:abstractNumId w:val="6"/>
+  </w:num>
+  <w:num w:numId="10" w16cid:durableId="1481993389">
+    <w:abstractNumId w:val="2"/>
+  </w:num>
+  <w:num w:numId="11" w16cid:durableId="1398749802">
+    <w:abstractNumId w:val="3"/>
+  </w:num>
+  <w:num w:numId="12" w16cid:durableId="585656376">
     <w:abstractNumId w:val="0"/>
   </w:num>
 </w:numbering>
